--- a/output/tables/GEO/GSE39582/GSE39582_cox_OS.docx
+++ b/output/tables/GEO/GSE39582/GSE39582_cox_OS.docx
@@ -2600,62 +2600,62 @@
                 <w:szCs w:val="18"/>
                 <w:color w:val="000000"/>
               </w:rPr>
-              <w:t xml:space="preserve">0.80 (0.60–1.06)</w:t>
-            </w:r>
-          </w:p>
-        </w:tc>
-        <w:tc>
-          <w:tcPr>
-            <w:tcBorders>
-              <w:bottom w:val="none" w:sz="0" w:space="0" w:color="000000"/>
-              <w:top w:val="none" w:sz="0" w:space="0" w:color="000000"/>
-              <w:left w:val="none" w:sz="0" w:space="0" w:color="000000"/>
-              <w:right w:val="none" w:sz="0" w:space="0" w:color="000000"/>
-            </w:tcBorders>
-            <w:shd w:val="clear" w:color="auto" w:fill="FFFFFF"/>
-            <w:tcMar>
-              <w:top w:w="0" w:type="dxa"/>
-              <w:bottom w:w="0" w:type="dxa"/>
-              <w:left w:w="0" w:type="dxa"/>
-              <w:right w:w="0" w:type="dxa"/>
-            </w:tcMar>
-            <w:vAlign w:val="center"/>
-          </w:tcPr>
-          <w:p>
-            <w:pPr>
-              <w:pStyle w:val="Normal"/>
-              <w:jc w:val="left"/>
-              <w:pBdr>
-                <w:bottom w:val="none" w:sz="0" w:space="0" w:color="000000"/>
-                <w:top w:val="none" w:sz="0" w:space="0" w:color="000000"/>
-                <w:left w:val="none" w:sz="0" w:space="0" w:color="000000"/>
-                <w:right w:val="none" w:sz="0" w:space="0" w:color="000000"/>
-              </w:pBdr>
-              <w:spacing w:after="100" w:before="100" w:line="240"/>
-              <w:ind w:left="100" w:right="100" w:firstLine="0" w:firstLineChars="0"/>
-              <w:rPr>
-                <w:rFonts w:ascii="Times New Roman" w:hAnsi="Times New Roman" w:eastAsia="Times New Roman" w:cs="Times New Roman"/>
-                <w:i w:val="false"/>
-                <w:b w:val="false"/>
-                <w:u w:val="none"/>
-                <w:strike w:val="false"/>
-                <w:sz w:val="18"/>
-                <w:szCs w:val="18"/>
-                <w:color w:val="000000"/>
-              </w:rPr>
-            </w:pPr>
-            <w:r>
-              <w:rPr>
-                <w:rFonts w:ascii="Times New Roman" w:hAnsi="Times New Roman" w:eastAsia="Times New Roman" w:cs="Times New Roman"/>
-                <w:i w:val="false"/>
-                <w:b w:val="false"/>
-                <w:u w:val="none"/>
-                <w:strike w:val="false"/>
-                <w:sz w:val="18"/>
-                <w:szCs w:val="18"/>
-                <w:color w:val="000000"/>
-              </w:rPr>
-              <w:t xml:space="preserve">0.119</w:t>
+              <w:t xml:space="preserve">0.82 (0.61–1.08)</w:t>
+            </w:r>
+          </w:p>
+        </w:tc>
+        <w:tc>
+          <w:tcPr>
+            <w:tcBorders>
+              <w:bottom w:val="none" w:sz="0" w:space="0" w:color="000000"/>
+              <w:top w:val="none" w:sz="0" w:space="0" w:color="000000"/>
+              <w:left w:val="none" w:sz="0" w:space="0" w:color="000000"/>
+              <w:right w:val="none" w:sz="0" w:space="0" w:color="000000"/>
+            </w:tcBorders>
+            <w:shd w:val="clear" w:color="auto" w:fill="FFFFFF"/>
+            <w:tcMar>
+              <w:top w:w="0" w:type="dxa"/>
+              <w:bottom w:w="0" w:type="dxa"/>
+              <w:left w:w="0" w:type="dxa"/>
+              <w:right w:w="0" w:type="dxa"/>
+            </w:tcMar>
+            <w:vAlign w:val="center"/>
+          </w:tcPr>
+          <w:p>
+            <w:pPr>
+              <w:pStyle w:val="Normal"/>
+              <w:jc w:val="left"/>
+              <w:pBdr>
+                <w:bottom w:val="none" w:sz="0" w:space="0" w:color="000000"/>
+                <w:top w:val="none" w:sz="0" w:space="0" w:color="000000"/>
+                <w:left w:val="none" w:sz="0" w:space="0" w:color="000000"/>
+                <w:right w:val="none" w:sz="0" w:space="0" w:color="000000"/>
+              </w:pBdr>
+              <w:spacing w:after="100" w:before="100" w:line="240"/>
+              <w:ind w:left="100" w:right="100" w:firstLine="0" w:firstLineChars="0"/>
+              <w:rPr>
+                <w:rFonts w:ascii="Times New Roman" w:hAnsi="Times New Roman" w:eastAsia="Times New Roman" w:cs="Times New Roman"/>
+                <w:i w:val="false"/>
+                <w:b w:val="false"/>
+                <w:u w:val="none"/>
+                <w:strike w:val="false"/>
+                <w:sz w:val="18"/>
+                <w:szCs w:val="18"/>
+                <w:color w:val="000000"/>
+              </w:rPr>
+            </w:pPr>
+            <w:r>
+              <w:rPr>
+                <w:rFonts w:ascii="Times New Roman" w:hAnsi="Times New Roman" w:eastAsia="Times New Roman" w:cs="Times New Roman"/>
+                <w:i w:val="false"/>
+                <w:b w:val="false"/>
+                <w:u w:val="none"/>
+                <w:strike w:val="false"/>
+                <w:sz w:val="18"/>
+                <w:szCs w:val="18"/>
+                <w:color w:val="000000"/>
+              </w:rPr>
+              <w:t xml:space="preserve">0.161</w:t>
             </w:r>
           </w:p>
         </w:tc>
@@ -2825,7 +2825,227 @@
                 <w:szCs w:val="18"/>
                 <w:color w:val="000000"/>
               </w:rPr>
-              <w:t xml:space="preserve">Age (per 10 years)</w:t>
+              <w:t xml:space="preserve">Age group, years</w:t>
+            </w:r>
+          </w:p>
+        </w:tc>
+        <w:tc>
+          <w:tcPr>
+            <w:tcBorders>
+              <w:bottom w:val="none" w:sz="0" w:space="0" w:color="000000"/>
+              <w:top w:val="none" w:sz="0" w:space="0" w:color="000000"/>
+              <w:left w:val="none" w:sz="0" w:space="0" w:color="000000"/>
+              <w:right w:val="none" w:sz="0" w:space="0" w:color="000000"/>
+            </w:tcBorders>
+            <w:shd w:val="clear" w:color="auto" w:fill="FFFFFF"/>
+            <w:tcMar>
+              <w:top w:w="0" w:type="dxa"/>
+              <w:bottom w:w="0" w:type="dxa"/>
+              <w:left w:w="0" w:type="dxa"/>
+              <w:right w:w="0" w:type="dxa"/>
+            </w:tcMar>
+            <w:vAlign w:val="center"/>
+          </w:tcPr>
+          <w:p>
+            <w:pPr>
+              <w:pStyle w:val="Normal"/>
+              <w:jc w:val="left"/>
+              <w:pBdr>
+                <w:bottom w:val="none" w:sz="0" w:space="0" w:color="000000"/>
+                <w:top w:val="none" w:sz="0" w:space="0" w:color="000000"/>
+                <w:left w:val="none" w:sz="0" w:space="0" w:color="000000"/>
+                <w:right w:val="none" w:sz="0" w:space="0" w:color="000000"/>
+              </w:pBdr>
+              <w:spacing w:after="100" w:before="100" w:line="240"/>
+              <w:ind w:left="100" w:right="100" w:firstLine="0" w:firstLineChars="0"/>
+              <w:rPr>
+                <w:rFonts w:ascii="Times New Roman" w:hAnsi="Times New Roman" w:eastAsia="Times New Roman" w:cs="Times New Roman"/>
+                <w:i w:val="false"/>
+                <w:b w:val="false"/>
+                <w:u w:val="none"/>
+                <w:strike w:val="false"/>
+                <w:sz w:val="18"/>
+                <w:szCs w:val="18"/>
+                <w:color w:val="000000"/>
+              </w:rPr>
+            </w:pPr>
+            <w:r>
+              <w:rPr>
+                <w:rFonts w:ascii="Times New Roman" w:hAnsi="Times New Roman" w:eastAsia="Times New Roman" w:cs="Times New Roman"/>
+                <w:i w:val="false"/>
+                <w:b w:val="false"/>
+                <w:u w:val="none"/>
+                <w:strike w:val="false"/>
+                <w:sz w:val="18"/>
+                <w:szCs w:val="18"/>
+                <w:color w:val="000000"/>
+              </w:rPr>
+              <w:t xml:space="preserve">≤65 (ref)</w:t>
+            </w:r>
+          </w:p>
+        </w:tc>
+        <w:tc>
+          <w:tcPr>
+            <w:tcBorders>
+              <w:bottom w:val="none" w:sz="0" w:space="0" w:color="000000"/>
+              <w:top w:val="none" w:sz="0" w:space="0" w:color="000000"/>
+              <w:left w:val="none" w:sz="0" w:space="0" w:color="000000"/>
+              <w:right w:val="none" w:sz="0" w:space="0" w:color="000000"/>
+            </w:tcBorders>
+            <w:shd w:val="clear" w:color="auto" w:fill="FFFFFF"/>
+            <w:tcMar>
+              <w:top w:w="0" w:type="dxa"/>
+              <w:bottom w:w="0" w:type="dxa"/>
+              <w:left w:w="0" w:type="dxa"/>
+              <w:right w:w="0" w:type="dxa"/>
+            </w:tcMar>
+            <w:vAlign w:val="center"/>
+          </w:tcPr>
+          <w:p>
+            <w:pPr>
+              <w:pStyle w:val="Normal"/>
+              <w:jc w:val="right"/>
+              <w:pBdr>
+                <w:bottom w:val="none" w:sz="0" w:space="0" w:color="000000"/>
+                <w:top w:val="none" w:sz="0" w:space="0" w:color="000000"/>
+                <w:left w:val="none" w:sz="0" w:space="0" w:color="000000"/>
+                <w:right w:val="none" w:sz="0" w:space="0" w:color="000000"/>
+              </w:pBdr>
+              <w:spacing w:after="100" w:before="100" w:line="240"/>
+              <w:ind w:left="100" w:right="100" w:firstLine="0" w:firstLineChars="0"/>
+              <w:rPr>
+                <w:rFonts w:ascii="Times New Roman" w:hAnsi="Times New Roman" w:eastAsia="Times New Roman" w:cs="Times New Roman"/>
+                <w:i w:val="false"/>
+                <w:b w:val="false"/>
+                <w:u w:val="none"/>
+                <w:strike w:val="false"/>
+                <w:sz w:val="18"/>
+                <w:szCs w:val="18"/>
+                <w:color w:val="000000"/>
+              </w:rPr>
+            </w:pPr>
+            <w:r>
+              <w:rPr>
+                <w:rFonts w:ascii="Times New Roman" w:hAnsi="Times New Roman" w:eastAsia="Times New Roman" w:cs="Times New Roman"/>
+                <w:i w:val="false"/>
+                <w:b w:val="false"/>
+                <w:u w:val="none"/>
+                <w:strike w:val="false"/>
+                <w:sz w:val="18"/>
+                <w:szCs w:val="18"/>
+                <w:color w:val="000000"/>
+              </w:rPr>
+              <w:t xml:space="preserve">222</w:t>
+            </w:r>
+          </w:p>
+        </w:tc>
+        <w:tc>
+          <w:tcPr>
+            <w:tcBorders>
+              <w:bottom w:val="none" w:sz="0" w:space="0" w:color="000000"/>
+              <w:top w:val="none" w:sz="0" w:space="0" w:color="000000"/>
+              <w:left w:val="none" w:sz="0" w:space="0" w:color="000000"/>
+              <w:right w:val="none" w:sz="0" w:space="0" w:color="000000"/>
+            </w:tcBorders>
+            <w:shd w:val="clear" w:color="auto" w:fill="FFFFFF"/>
+            <w:tcMar>
+              <w:top w:w="0" w:type="dxa"/>
+              <w:bottom w:w="0" w:type="dxa"/>
+              <w:left w:w="0" w:type="dxa"/>
+              <w:right w:w="0" w:type="dxa"/>
+            </w:tcMar>
+            <w:vAlign w:val="center"/>
+          </w:tcPr>
+          <w:p>
+            <w:pPr>
+              <w:pStyle w:val="Normal"/>
+              <w:jc w:val="right"/>
+              <w:pBdr>
+                <w:bottom w:val="none" w:sz="0" w:space="0" w:color="000000"/>
+                <w:top w:val="none" w:sz="0" w:space="0" w:color="000000"/>
+                <w:left w:val="none" w:sz="0" w:space="0" w:color="000000"/>
+                <w:right w:val="none" w:sz="0" w:space="0" w:color="000000"/>
+              </w:pBdr>
+              <w:spacing w:after="100" w:before="100" w:line="240"/>
+              <w:ind w:left="100" w:right="100" w:firstLine="0" w:firstLineChars="0"/>
+              <w:rPr>
+                <w:rFonts w:ascii="Times New Roman" w:hAnsi="Times New Roman" w:eastAsia="Times New Roman" w:cs="Times New Roman"/>
+                <w:i w:val="false"/>
+                <w:b w:val="false"/>
+                <w:u w:val="none"/>
+                <w:strike w:val="false"/>
+                <w:sz w:val="18"/>
+                <w:szCs w:val="18"/>
+                <w:color w:val="000000"/>
+              </w:rPr>
+            </w:pPr>
+            <w:r>
+              <w:rPr>
+                <w:rFonts w:ascii="Times New Roman" w:hAnsi="Times New Roman" w:eastAsia="Times New Roman" w:cs="Times New Roman"/>
+                <w:i w:val="false"/>
+                <w:b w:val="false"/>
+                <w:u w:val="none"/>
+                <w:strike w:val="false"/>
+                <w:sz w:val="18"/>
+                <w:szCs w:val="18"/>
+                <w:color w:val="000000"/>
+              </w:rPr>
+              <w:t xml:space="preserve">63</w:t>
+            </w:r>
+          </w:p>
+        </w:tc>
+        <w:tc>
+          <w:tcPr>
+            <w:tcBorders>
+              <w:bottom w:val="none" w:sz="0" w:space="0" w:color="000000"/>
+              <w:top w:val="none" w:sz="0" w:space="0" w:color="000000"/>
+              <w:left w:val="none" w:sz="0" w:space="0" w:color="000000"/>
+              <w:right w:val="none" w:sz="0" w:space="0" w:color="000000"/>
+            </w:tcBorders>
+            <w:shd w:val="clear" w:color="auto" w:fill="FFFFFF"/>
+            <w:tcMar>
+              <w:top w:w="0" w:type="dxa"/>
+              <w:bottom w:w="0" w:type="dxa"/>
+              <w:left w:w="0" w:type="dxa"/>
+              <w:right w:w="0" w:type="dxa"/>
+            </w:tcMar>
+            <w:vAlign w:val="center"/>
+          </w:tcPr>
+          <w:p>
+            <w:pPr>
+              <w:pStyle w:val="Normal"/>
+              <w:jc w:val="left"/>
+              <w:pBdr>
+                <w:bottom w:val="none" w:sz="0" w:space="0" w:color="000000"/>
+                <w:top w:val="none" w:sz="0" w:space="0" w:color="000000"/>
+                <w:left w:val="none" w:sz="0" w:space="0" w:color="000000"/>
+                <w:right w:val="none" w:sz="0" w:space="0" w:color="000000"/>
+              </w:pBdr>
+              <w:spacing w:after="100" w:before="100" w:line="240"/>
+              <w:ind w:left="100" w:right="100" w:firstLine="0" w:firstLineChars="0"/>
+              <w:rPr>
+                <w:rFonts w:ascii="Times New Roman" w:hAnsi="Times New Roman" w:eastAsia="Times New Roman" w:cs="Times New Roman"/>
+                <w:i w:val="false"/>
+                <w:b w:val="false"/>
+                <w:u w:val="none"/>
+                <w:strike w:val="false"/>
+                <w:sz w:val="18"/>
+                <w:szCs w:val="18"/>
+                <w:color w:val="000000"/>
+              </w:rPr>
+            </w:pPr>
+            <w:r>
+              <w:rPr>
+                <w:rFonts w:ascii="Times New Roman" w:hAnsi="Times New Roman" w:eastAsia="Times New Roman" w:cs="Times New Roman"/>
+                <w:i w:val="false"/>
+                <w:b w:val="false"/>
+                <w:u w:val="none"/>
+                <w:strike w:val="false"/>
+                <w:sz w:val="18"/>
+                <w:szCs w:val="18"/>
+                <w:color w:val="000000"/>
+              </w:rPr>
+              <w:t xml:space="preserve">Reference</w:t>
             </w:r>
           </w:p>
         </w:tc>
@@ -2881,226 +3101,6 @@
                 <w:color w:val="000000"/>
               </w:rPr>
               <w:t xml:space="preserve"/>
-            </w:r>
-          </w:p>
-        </w:tc>
-        <w:tc>
-          <w:tcPr>
-            <w:tcBorders>
-              <w:bottom w:val="none" w:sz="0" w:space="0" w:color="000000"/>
-              <w:top w:val="none" w:sz="0" w:space="0" w:color="000000"/>
-              <w:left w:val="none" w:sz="0" w:space="0" w:color="000000"/>
-              <w:right w:val="none" w:sz="0" w:space="0" w:color="000000"/>
-            </w:tcBorders>
-            <w:shd w:val="clear" w:color="auto" w:fill="FFFFFF"/>
-            <w:tcMar>
-              <w:top w:w="0" w:type="dxa"/>
-              <w:bottom w:w="0" w:type="dxa"/>
-              <w:left w:w="0" w:type="dxa"/>
-              <w:right w:w="0" w:type="dxa"/>
-            </w:tcMar>
-            <w:vAlign w:val="center"/>
-          </w:tcPr>
-          <w:p>
-            <w:pPr>
-              <w:pStyle w:val="Normal"/>
-              <w:jc w:val="right"/>
-              <w:pBdr>
-                <w:bottom w:val="none" w:sz="0" w:space="0" w:color="000000"/>
-                <w:top w:val="none" w:sz="0" w:space="0" w:color="000000"/>
-                <w:left w:val="none" w:sz="0" w:space="0" w:color="000000"/>
-                <w:right w:val="none" w:sz="0" w:space="0" w:color="000000"/>
-              </w:pBdr>
-              <w:spacing w:after="100" w:before="100" w:line="240"/>
-              <w:ind w:left="100" w:right="100" w:firstLine="0" w:firstLineChars="0"/>
-              <w:rPr>
-                <w:rFonts w:ascii="Times New Roman" w:hAnsi="Times New Roman" w:eastAsia="Times New Roman" w:cs="Times New Roman"/>
-                <w:i w:val="false"/>
-                <w:b w:val="false"/>
-                <w:u w:val="none"/>
-                <w:strike w:val="false"/>
-                <w:sz w:val="18"/>
-                <w:szCs w:val="18"/>
-                <w:color w:val="000000"/>
-              </w:rPr>
-            </w:pPr>
-            <w:r>
-              <w:rPr>
-                <w:rFonts w:ascii="Times New Roman" w:hAnsi="Times New Roman" w:eastAsia="Times New Roman" w:cs="Times New Roman"/>
-                <w:i w:val="false"/>
-                <w:b w:val="false"/>
-                <w:u w:val="none"/>
-                <w:strike w:val="false"/>
-                <w:sz w:val="18"/>
-                <w:szCs w:val="18"/>
-                <w:color w:val="000000"/>
-              </w:rPr>
-              <w:t xml:space="preserve">557</w:t>
-            </w:r>
-          </w:p>
-        </w:tc>
-        <w:tc>
-          <w:tcPr>
-            <w:tcBorders>
-              <w:bottom w:val="none" w:sz="0" w:space="0" w:color="000000"/>
-              <w:top w:val="none" w:sz="0" w:space="0" w:color="000000"/>
-              <w:left w:val="none" w:sz="0" w:space="0" w:color="000000"/>
-              <w:right w:val="none" w:sz="0" w:space="0" w:color="000000"/>
-            </w:tcBorders>
-            <w:shd w:val="clear" w:color="auto" w:fill="FFFFFF"/>
-            <w:tcMar>
-              <w:top w:w="0" w:type="dxa"/>
-              <w:bottom w:w="0" w:type="dxa"/>
-              <w:left w:w="0" w:type="dxa"/>
-              <w:right w:w="0" w:type="dxa"/>
-            </w:tcMar>
-            <w:vAlign w:val="center"/>
-          </w:tcPr>
-          <w:p>
-            <w:pPr>
-              <w:pStyle w:val="Normal"/>
-              <w:jc w:val="right"/>
-              <w:pBdr>
-                <w:bottom w:val="none" w:sz="0" w:space="0" w:color="000000"/>
-                <w:top w:val="none" w:sz="0" w:space="0" w:color="000000"/>
-                <w:left w:val="none" w:sz="0" w:space="0" w:color="000000"/>
-                <w:right w:val="none" w:sz="0" w:space="0" w:color="000000"/>
-              </w:pBdr>
-              <w:spacing w:after="100" w:before="100" w:line="240"/>
-              <w:ind w:left="100" w:right="100" w:firstLine="0" w:firstLineChars="0"/>
-              <w:rPr>
-                <w:rFonts w:ascii="Times New Roman" w:hAnsi="Times New Roman" w:eastAsia="Times New Roman" w:cs="Times New Roman"/>
-                <w:i w:val="false"/>
-                <w:b w:val="false"/>
-                <w:u w:val="none"/>
-                <w:strike w:val="false"/>
-                <w:sz w:val="18"/>
-                <w:szCs w:val="18"/>
-                <w:color w:val="000000"/>
-              </w:rPr>
-            </w:pPr>
-            <w:r>
-              <w:rPr>
-                <w:rFonts w:ascii="Times New Roman" w:hAnsi="Times New Roman" w:eastAsia="Times New Roman" w:cs="Times New Roman"/>
-                <w:i w:val="false"/>
-                <w:b w:val="false"/>
-                <w:u w:val="none"/>
-                <w:strike w:val="false"/>
-                <w:sz w:val="18"/>
-                <w:szCs w:val="18"/>
-                <w:color w:val="000000"/>
-              </w:rPr>
-              <w:t xml:space="preserve">190</w:t>
-            </w:r>
-          </w:p>
-        </w:tc>
-        <w:tc>
-          <w:tcPr>
-            <w:tcBorders>
-              <w:bottom w:val="none" w:sz="0" w:space="0" w:color="000000"/>
-              <w:top w:val="none" w:sz="0" w:space="0" w:color="000000"/>
-              <w:left w:val="none" w:sz="0" w:space="0" w:color="000000"/>
-              <w:right w:val="none" w:sz="0" w:space="0" w:color="000000"/>
-            </w:tcBorders>
-            <w:shd w:val="clear" w:color="auto" w:fill="FFFFFF"/>
-            <w:tcMar>
-              <w:top w:w="0" w:type="dxa"/>
-              <w:bottom w:w="0" w:type="dxa"/>
-              <w:left w:w="0" w:type="dxa"/>
-              <w:right w:w="0" w:type="dxa"/>
-            </w:tcMar>
-            <w:vAlign w:val="center"/>
-          </w:tcPr>
-          <w:p>
-            <w:pPr>
-              <w:pStyle w:val="Normal"/>
-              <w:jc w:val="left"/>
-              <w:pBdr>
-                <w:bottom w:val="none" w:sz="0" w:space="0" w:color="000000"/>
-                <w:top w:val="none" w:sz="0" w:space="0" w:color="000000"/>
-                <w:left w:val="none" w:sz="0" w:space="0" w:color="000000"/>
-                <w:right w:val="none" w:sz="0" w:space="0" w:color="000000"/>
-              </w:pBdr>
-              <w:spacing w:after="100" w:before="100" w:line="240"/>
-              <w:ind w:left="100" w:right="100" w:firstLine="0" w:firstLineChars="0"/>
-              <w:rPr>
-                <w:rFonts w:ascii="Times New Roman" w:hAnsi="Times New Roman" w:eastAsia="Times New Roman" w:cs="Times New Roman"/>
-                <w:i w:val="false"/>
-                <w:b w:val="false"/>
-                <w:u w:val="none"/>
-                <w:strike w:val="false"/>
-                <w:sz w:val="18"/>
-                <w:szCs w:val="18"/>
-                <w:color w:val="000000"/>
-              </w:rPr>
-            </w:pPr>
-            <w:r>
-              <w:rPr>
-                <w:rFonts w:ascii="Times New Roman" w:hAnsi="Times New Roman" w:eastAsia="Times New Roman" w:cs="Times New Roman"/>
-                <w:i w:val="false"/>
-                <w:b w:val="false"/>
-                <w:u w:val="none"/>
-                <w:strike w:val="false"/>
-                <w:sz w:val="18"/>
-                <w:szCs w:val="18"/>
-                <w:color w:val="000000"/>
-              </w:rPr>
-              <w:t xml:space="preserve">1.03 (1.01–1.04)</w:t>
-            </w:r>
-          </w:p>
-        </w:tc>
-        <w:tc>
-          <w:tcPr>
-            <w:tcBorders>
-              <w:bottom w:val="none" w:sz="0" w:space="0" w:color="000000"/>
-              <w:top w:val="none" w:sz="0" w:space="0" w:color="000000"/>
-              <w:left w:val="none" w:sz="0" w:space="0" w:color="000000"/>
-              <w:right w:val="none" w:sz="0" w:space="0" w:color="000000"/>
-            </w:tcBorders>
-            <w:shd w:val="clear" w:color="auto" w:fill="FFFFFF"/>
-            <w:tcMar>
-              <w:top w:w="0" w:type="dxa"/>
-              <w:bottom w:w="0" w:type="dxa"/>
-              <w:left w:w="0" w:type="dxa"/>
-              <w:right w:w="0" w:type="dxa"/>
-            </w:tcMar>
-            <w:vAlign w:val="center"/>
-          </w:tcPr>
-          <w:p>
-            <w:pPr>
-              <w:pStyle w:val="Normal"/>
-              <w:jc w:val="left"/>
-              <w:pBdr>
-                <w:bottom w:val="none" w:sz="0" w:space="0" w:color="000000"/>
-                <w:top w:val="none" w:sz="0" w:space="0" w:color="000000"/>
-                <w:left w:val="none" w:sz="0" w:space="0" w:color="000000"/>
-                <w:right w:val="none" w:sz="0" w:space="0" w:color="000000"/>
-              </w:pBdr>
-              <w:spacing w:after="100" w:before="100" w:line="240"/>
-              <w:ind w:left="100" w:right="100" w:firstLine="0" w:firstLineChars="0"/>
-              <w:rPr>
-                <w:rFonts w:ascii="Times New Roman" w:hAnsi="Times New Roman" w:eastAsia="Times New Roman" w:cs="Times New Roman"/>
-                <w:i w:val="false"/>
-                <w:b w:val="false"/>
-                <w:u w:val="none"/>
-                <w:strike w:val="false"/>
-                <w:sz w:val="18"/>
-                <w:szCs w:val="18"/>
-                <w:color w:val="000000"/>
-              </w:rPr>
-            </w:pPr>
-            <w:r>
-              <w:rPr>
-                <w:rFonts w:ascii="Times New Roman" w:hAnsi="Times New Roman" w:eastAsia="Times New Roman" w:cs="Times New Roman"/>
-                <w:i w:val="false"/>
-                <w:b w:val="false"/>
-                <w:u w:val="none"/>
-                <w:strike w:val="false"/>
-                <w:sz w:val="18"/>
-                <w:szCs w:val="18"/>
-                <w:color w:val="000000"/>
-              </w:rPr>
-              <w:t xml:space="preserve">&lt;0.001</w:t>
             </w:r>
           </w:p>
         </w:tc>
@@ -3270,62 +3270,62 @@
                 <w:szCs w:val="18"/>
                 <w:color w:val="000000"/>
               </w:rPr>
-              <w:t xml:space="preserve">Sex</w:t>
-            </w:r>
-          </w:p>
-        </w:tc>
-        <w:tc>
-          <w:tcPr>
-            <w:tcBorders>
-              <w:bottom w:val="none" w:sz="0" w:space="0" w:color="000000"/>
-              <w:top w:val="none" w:sz="0" w:space="0" w:color="000000"/>
-              <w:left w:val="none" w:sz="0" w:space="0" w:color="000000"/>
-              <w:right w:val="none" w:sz="0" w:space="0" w:color="000000"/>
-            </w:tcBorders>
-            <w:shd w:val="clear" w:color="auto" w:fill="FFFFFF"/>
-            <w:tcMar>
-              <w:top w:w="0" w:type="dxa"/>
-              <w:bottom w:w="0" w:type="dxa"/>
-              <w:left w:w="0" w:type="dxa"/>
-              <w:right w:w="0" w:type="dxa"/>
-            </w:tcMar>
-            <w:vAlign w:val="center"/>
-          </w:tcPr>
-          <w:p>
-            <w:pPr>
-              <w:pStyle w:val="Normal"/>
-              <w:jc w:val="left"/>
-              <w:pBdr>
-                <w:bottom w:val="none" w:sz="0" w:space="0" w:color="000000"/>
-                <w:top w:val="none" w:sz="0" w:space="0" w:color="000000"/>
-                <w:left w:val="none" w:sz="0" w:space="0" w:color="000000"/>
-                <w:right w:val="none" w:sz="0" w:space="0" w:color="000000"/>
-              </w:pBdr>
-              <w:spacing w:after="100" w:before="100" w:line="240"/>
-              <w:ind w:left="100" w:right="100" w:firstLine="0" w:firstLineChars="0"/>
-              <w:rPr>
-                <w:rFonts w:ascii="Times New Roman" w:hAnsi="Times New Roman" w:eastAsia="Times New Roman" w:cs="Times New Roman"/>
-                <w:i w:val="false"/>
-                <w:b w:val="false"/>
-                <w:u w:val="none"/>
-                <w:strike w:val="false"/>
-                <w:sz w:val="18"/>
-                <w:szCs w:val="18"/>
-                <w:color w:val="000000"/>
-              </w:rPr>
-            </w:pPr>
-            <w:r>
-              <w:rPr>
-                <w:rFonts w:ascii="Times New Roman" w:hAnsi="Times New Roman" w:eastAsia="Times New Roman" w:cs="Times New Roman"/>
-                <w:i w:val="false"/>
-                <w:b w:val="false"/>
-                <w:u w:val="none"/>
-                <w:strike w:val="false"/>
-                <w:sz w:val="18"/>
-                <w:szCs w:val="18"/>
-                <w:color w:val="000000"/>
-              </w:rPr>
-              <w:t xml:space="preserve">Male (ref)</w:t>
+              <w:t xml:space="preserve"/>
+            </w:r>
+          </w:p>
+        </w:tc>
+        <w:tc>
+          <w:tcPr>
+            <w:tcBorders>
+              <w:bottom w:val="none" w:sz="0" w:space="0" w:color="000000"/>
+              <w:top w:val="none" w:sz="0" w:space="0" w:color="000000"/>
+              <w:left w:val="none" w:sz="0" w:space="0" w:color="000000"/>
+              <w:right w:val="none" w:sz="0" w:space="0" w:color="000000"/>
+            </w:tcBorders>
+            <w:shd w:val="clear" w:color="auto" w:fill="FFFFFF"/>
+            <w:tcMar>
+              <w:top w:w="0" w:type="dxa"/>
+              <w:bottom w:w="0" w:type="dxa"/>
+              <w:left w:w="0" w:type="dxa"/>
+              <w:right w:w="0" w:type="dxa"/>
+            </w:tcMar>
+            <w:vAlign w:val="center"/>
+          </w:tcPr>
+          <w:p>
+            <w:pPr>
+              <w:pStyle w:val="Normal"/>
+              <w:jc w:val="left"/>
+              <w:pBdr>
+                <w:bottom w:val="none" w:sz="0" w:space="0" w:color="000000"/>
+                <w:top w:val="none" w:sz="0" w:space="0" w:color="000000"/>
+                <w:left w:val="none" w:sz="0" w:space="0" w:color="000000"/>
+                <w:right w:val="none" w:sz="0" w:space="0" w:color="000000"/>
+              </w:pBdr>
+              <w:spacing w:after="100" w:before="100" w:line="240"/>
+              <w:ind w:left="100" w:right="100" w:firstLine="0" w:firstLineChars="0"/>
+              <w:rPr>
+                <w:rFonts w:ascii="Times New Roman" w:hAnsi="Times New Roman" w:eastAsia="Times New Roman" w:cs="Times New Roman"/>
+                <w:i w:val="false"/>
+                <w:b w:val="false"/>
+                <w:u w:val="none"/>
+                <w:strike w:val="false"/>
+                <w:sz w:val="18"/>
+                <w:szCs w:val="18"/>
+                <w:color w:val="000000"/>
+              </w:rPr>
+            </w:pPr>
+            <w:r>
+              <w:rPr>
+                <w:rFonts w:ascii="Times New Roman" w:hAnsi="Times New Roman" w:eastAsia="Times New Roman" w:cs="Times New Roman"/>
+                <w:i w:val="false"/>
+                <w:b w:val="false"/>
+                <w:u w:val="none"/>
+                <w:strike w:val="false"/>
+                <w:sz w:val="18"/>
+                <w:szCs w:val="18"/>
+                <w:color w:val="000000"/>
+              </w:rPr>
+              <w:t xml:space="preserve">&gt;65</w:t>
             </w:r>
           </w:p>
         </w:tc>
@@ -3380,7 +3380,7 @@
                 <w:szCs w:val="18"/>
                 <w:color w:val="000000"/>
               </w:rPr>
-              <w:t xml:space="preserve">305</w:t>
+              <w:t xml:space="preserve">335</w:t>
             </w:r>
           </w:p>
         </w:tc>
@@ -3435,117 +3435,117 @@
                 <w:szCs w:val="18"/>
                 <w:color w:val="000000"/>
               </w:rPr>
-              <w:t xml:space="preserve">114</w:t>
-            </w:r>
-          </w:p>
-        </w:tc>
-        <w:tc>
-          <w:tcPr>
-            <w:tcBorders>
-              <w:bottom w:val="none" w:sz="0" w:space="0" w:color="000000"/>
-              <w:top w:val="none" w:sz="0" w:space="0" w:color="000000"/>
-              <w:left w:val="none" w:sz="0" w:space="0" w:color="000000"/>
-              <w:right w:val="none" w:sz="0" w:space="0" w:color="000000"/>
-            </w:tcBorders>
-            <w:shd w:val="clear" w:color="auto" w:fill="FFFFFF"/>
-            <w:tcMar>
-              <w:top w:w="0" w:type="dxa"/>
-              <w:bottom w:w="0" w:type="dxa"/>
-              <w:left w:w="0" w:type="dxa"/>
-              <w:right w:w="0" w:type="dxa"/>
-            </w:tcMar>
-            <w:vAlign w:val="center"/>
-          </w:tcPr>
-          <w:p>
-            <w:pPr>
-              <w:pStyle w:val="Normal"/>
-              <w:jc w:val="left"/>
-              <w:pBdr>
-                <w:bottom w:val="none" w:sz="0" w:space="0" w:color="000000"/>
-                <w:top w:val="none" w:sz="0" w:space="0" w:color="000000"/>
-                <w:left w:val="none" w:sz="0" w:space="0" w:color="000000"/>
-                <w:right w:val="none" w:sz="0" w:space="0" w:color="000000"/>
-              </w:pBdr>
-              <w:spacing w:after="100" w:before="100" w:line="240"/>
-              <w:ind w:left="100" w:right="100" w:firstLine="0" w:firstLineChars="0"/>
-              <w:rPr>
-                <w:rFonts w:ascii="Times New Roman" w:hAnsi="Times New Roman" w:eastAsia="Times New Roman" w:cs="Times New Roman"/>
-                <w:i w:val="false"/>
-                <w:b w:val="false"/>
-                <w:u w:val="none"/>
-                <w:strike w:val="false"/>
-                <w:sz w:val="18"/>
-                <w:szCs w:val="18"/>
-                <w:color w:val="000000"/>
-              </w:rPr>
-            </w:pPr>
-            <w:r>
-              <w:rPr>
-                <w:rFonts w:ascii="Times New Roman" w:hAnsi="Times New Roman" w:eastAsia="Times New Roman" w:cs="Times New Roman"/>
-                <w:i w:val="false"/>
-                <w:b w:val="false"/>
-                <w:u w:val="none"/>
-                <w:strike w:val="false"/>
-                <w:sz w:val="18"/>
-                <w:szCs w:val="18"/>
-                <w:color w:val="000000"/>
-              </w:rPr>
-              <w:t xml:space="preserve">Reference</w:t>
-            </w:r>
-          </w:p>
-        </w:tc>
-        <w:tc>
-          <w:tcPr>
-            <w:tcBorders>
-              <w:bottom w:val="none" w:sz="0" w:space="0" w:color="000000"/>
-              <w:top w:val="none" w:sz="0" w:space="0" w:color="000000"/>
-              <w:left w:val="none" w:sz="0" w:space="0" w:color="000000"/>
-              <w:right w:val="none" w:sz="0" w:space="0" w:color="000000"/>
-            </w:tcBorders>
-            <w:shd w:val="clear" w:color="auto" w:fill="FFFFFF"/>
-            <w:tcMar>
-              <w:top w:w="0" w:type="dxa"/>
-              <w:bottom w:w="0" w:type="dxa"/>
-              <w:left w:w="0" w:type="dxa"/>
-              <w:right w:w="0" w:type="dxa"/>
-            </w:tcMar>
-            <w:vAlign w:val="center"/>
-          </w:tcPr>
-          <w:p>
-            <w:pPr>
-              <w:pStyle w:val="Normal"/>
-              <w:jc w:val="left"/>
-              <w:pBdr>
-                <w:bottom w:val="none" w:sz="0" w:space="0" w:color="000000"/>
-                <w:top w:val="none" w:sz="0" w:space="0" w:color="000000"/>
-                <w:left w:val="none" w:sz="0" w:space="0" w:color="000000"/>
-                <w:right w:val="none" w:sz="0" w:space="0" w:color="000000"/>
-              </w:pBdr>
-              <w:spacing w:after="100" w:before="100" w:line="240"/>
-              <w:ind w:left="100" w:right="100" w:firstLine="0" w:firstLineChars="0"/>
-              <w:rPr>
-                <w:rFonts w:ascii="Times New Roman" w:hAnsi="Times New Roman" w:eastAsia="Times New Roman" w:cs="Times New Roman"/>
-                <w:i w:val="false"/>
-                <w:b w:val="false"/>
-                <w:u w:val="none"/>
-                <w:strike w:val="false"/>
-                <w:sz w:val="18"/>
-                <w:szCs w:val="18"/>
-                <w:color w:val="000000"/>
-              </w:rPr>
-            </w:pPr>
-            <w:r>
-              <w:rPr>
-                <w:rFonts w:ascii="Times New Roman" w:hAnsi="Times New Roman" w:eastAsia="Times New Roman" w:cs="Times New Roman"/>
-                <w:i w:val="false"/>
-                <w:b w:val="false"/>
-                <w:u w:val="none"/>
-                <w:strike w:val="false"/>
-                <w:sz w:val="18"/>
-                <w:szCs w:val="18"/>
-                <w:color w:val="000000"/>
-              </w:rPr>
-              <w:t xml:space="preserve"/>
+              <w:t xml:space="preserve">127</w:t>
+            </w:r>
+          </w:p>
+        </w:tc>
+        <w:tc>
+          <w:tcPr>
+            <w:tcBorders>
+              <w:bottom w:val="none" w:sz="0" w:space="0" w:color="000000"/>
+              <w:top w:val="none" w:sz="0" w:space="0" w:color="000000"/>
+              <w:left w:val="none" w:sz="0" w:space="0" w:color="000000"/>
+              <w:right w:val="none" w:sz="0" w:space="0" w:color="000000"/>
+            </w:tcBorders>
+            <w:shd w:val="clear" w:color="auto" w:fill="FFFFFF"/>
+            <w:tcMar>
+              <w:top w:w="0" w:type="dxa"/>
+              <w:bottom w:w="0" w:type="dxa"/>
+              <w:left w:w="0" w:type="dxa"/>
+              <w:right w:w="0" w:type="dxa"/>
+            </w:tcMar>
+            <w:vAlign w:val="center"/>
+          </w:tcPr>
+          <w:p>
+            <w:pPr>
+              <w:pStyle w:val="Normal"/>
+              <w:jc w:val="left"/>
+              <w:pBdr>
+                <w:bottom w:val="none" w:sz="0" w:space="0" w:color="000000"/>
+                <w:top w:val="none" w:sz="0" w:space="0" w:color="000000"/>
+                <w:left w:val="none" w:sz="0" w:space="0" w:color="000000"/>
+                <w:right w:val="none" w:sz="0" w:space="0" w:color="000000"/>
+              </w:pBdr>
+              <w:spacing w:after="100" w:before="100" w:line="240"/>
+              <w:ind w:left="100" w:right="100" w:firstLine="0" w:firstLineChars="0"/>
+              <w:rPr>
+                <w:rFonts w:ascii="Times New Roman" w:hAnsi="Times New Roman" w:eastAsia="Times New Roman" w:cs="Times New Roman"/>
+                <w:i w:val="false"/>
+                <w:b w:val="false"/>
+                <w:u w:val="none"/>
+                <w:strike w:val="false"/>
+                <w:sz w:val="18"/>
+                <w:szCs w:val="18"/>
+                <w:color w:val="000000"/>
+              </w:rPr>
+            </w:pPr>
+            <w:r>
+              <w:rPr>
+                <w:rFonts w:ascii="Times New Roman" w:hAnsi="Times New Roman" w:eastAsia="Times New Roman" w:cs="Times New Roman"/>
+                <w:i w:val="false"/>
+                <w:b w:val="false"/>
+                <w:u w:val="none"/>
+                <w:strike w:val="false"/>
+                <w:sz w:val="18"/>
+                <w:szCs w:val="18"/>
+                <w:color w:val="000000"/>
+              </w:rPr>
+              <w:t xml:space="preserve">1.61 (1.19–2.19)</w:t>
+            </w:r>
+          </w:p>
+        </w:tc>
+        <w:tc>
+          <w:tcPr>
+            <w:tcBorders>
+              <w:bottom w:val="none" w:sz="0" w:space="0" w:color="000000"/>
+              <w:top w:val="none" w:sz="0" w:space="0" w:color="000000"/>
+              <w:left w:val="none" w:sz="0" w:space="0" w:color="000000"/>
+              <w:right w:val="none" w:sz="0" w:space="0" w:color="000000"/>
+            </w:tcBorders>
+            <w:shd w:val="clear" w:color="auto" w:fill="FFFFFF"/>
+            <w:tcMar>
+              <w:top w:w="0" w:type="dxa"/>
+              <w:bottom w:w="0" w:type="dxa"/>
+              <w:left w:w="0" w:type="dxa"/>
+              <w:right w:w="0" w:type="dxa"/>
+            </w:tcMar>
+            <w:vAlign w:val="center"/>
+          </w:tcPr>
+          <w:p>
+            <w:pPr>
+              <w:pStyle w:val="Normal"/>
+              <w:jc w:val="left"/>
+              <w:pBdr>
+                <w:bottom w:val="none" w:sz="0" w:space="0" w:color="000000"/>
+                <w:top w:val="none" w:sz="0" w:space="0" w:color="000000"/>
+                <w:left w:val="none" w:sz="0" w:space="0" w:color="000000"/>
+                <w:right w:val="none" w:sz="0" w:space="0" w:color="000000"/>
+              </w:pBdr>
+              <w:spacing w:after="100" w:before="100" w:line="240"/>
+              <w:ind w:left="100" w:right="100" w:firstLine="0" w:firstLineChars="0"/>
+              <w:rPr>
+                <w:rFonts w:ascii="Times New Roman" w:hAnsi="Times New Roman" w:eastAsia="Times New Roman" w:cs="Times New Roman"/>
+                <w:i w:val="false"/>
+                <w:b w:val="false"/>
+                <w:u w:val="none"/>
+                <w:strike w:val="false"/>
+                <w:sz w:val="18"/>
+                <w:szCs w:val="18"/>
+                <w:color w:val="000000"/>
+              </w:rPr>
+            </w:pPr>
+            <w:r>
+              <w:rPr>
+                <w:rFonts w:ascii="Times New Roman" w:hAnsi="Times New Roman" w:eastAsia="Times New Roman" w:cs="Times New Roman"/>
+                <w:i w:val="false"/>
+                <w:b w:val="false"/>
+                <w:u w:val="none"/>
+                <w:strike w:val="false"/>
+                <w:sz w:val="18"/>
+                <w:szCs w:val="18"/>
+                <w:color w:val="000000"/>
+              </w:rPr>
+              <w:t xml:space="preserve">0.002</w:t>
             </w:r>
           </w:p>
         </w:tc>
@@ -3715,282 +3715,282 @@
                 <w:szCs w:val="18"/>
                 <w:color w:val="000000"/>
               </w:rPr>
+              <w:t xml:space="preserve">Sex</w:t>
+            </w:r>
+          </w:p>
+        </w:tc>
+        <w:tc>
+          <w:tcPr>
+            <w:tcBorders>
+              <w:bottom w:val="none" w:sz="0" w:space="0" w:color="000000"/>
+              <w:top w:val="none" w:sz="0" w:space="0" w:color="000000"/>
+              <w:left w:val="none" w:sz="0" w:space="0" w:color="000000"/>
+              <w:right w:val="none" w:sz="0" w:space="0" w:color="000000"/>
+            </w:tcBorders>
+            <w:shd w:val="clear" w:color="auto" w:fill="FFFFFF"/>
+            <w:tcMar>
+              <w:top w:w="0" w:type="dxa"/>
+              <w:bottom w:w="0" w:type="dxa"/>
+              <w:left w:w="0" w:type="dxa"/>
+              <w:right w:w="0" w:type="dxa"/>
+            </w:tcMar>
+            <w:vAlign w:val="center"/>
+          </w:tcPr>
+          <w:p>
+            <w:pPr>
+              <w:pStyle w:val="Normal"/>
+              <w:jc w:val="left"/>
+              <w:pBdr>
+                <w:bottom w:val="none" w:sz="0" w:space="0" w:color="000000"/>
+                <w:top w:val="none" w:sz="0" w:space="0" w:color="000000"/>
+                <w:left w:val="none" w:sz="0" w:space="0" w:color="000000"/>
+                <w:right w:val="none" w:sz="0" w:space="0" w:color="000000"/>
+              </w:pBdr>
+              <w:spacing w:after="100" w:before="100" w:line="240"/>
+              <w:ind w:left="100" w:right="100" w:firstLine="0" w:firstLineChars="0"/>
+              <w:rPr>
+                <w:rFonts w:ascii="Times New Roman" w:hAnsi="Times New Roman" w:eastAsia="Times New Roman" w:cs="Times New Roman"/>
+                <w:i w:val="false"/>
+                <w:b w:val="false"/>
+                <w:u w:val="none"/>
+                <w:strike w:val="false"/>
+                <w:sz w:val="18"/>
+                <w:szCs w:val="18"/>
+                <w:color w:val="000000"/>
+              </w:rPr>
+            </w:pPr>
+            <w:r>
+              <w:rPr>
+                <w:rFonts w:ascii="Times New Roman" w:hAnsi="Times New Roman" w:eastAsia="Times New Roman" w:cs="Times New Roman"/>
+                <w:i w:val="false"/>
+                <w:b w:val="false"/>
+                <w:u w:val="none"/>
+                <w:strike w:val="false"/>
+                <w:sz w:val="18"/>
+                <w:szCs w:val="18"/>
+                <w:color w:val="000000"/>
+              </w:rPr>
+              <w:t xml:space="preserve">Male (ref)</w:t>
+            </w:r>
+          </w:p>
+        </w:tc>
+        <w:tc>
+          <w:tcPr>
+            <w:tcBorders>
+              <w:bottom w:val="none" w:sz="0" w:space="0" w:color="000000"/>
+              <w:top w:val="none" w:sz="0" w:space="0" w:color="000000"/>
+              <w:left w:val="none" w:sz="0" w:space="0" w:color="000000"/>
+              <w:right w:val="none" w:sz="0" w:space="0" w:color="000000"/>
+            </w:tcBorders>
+            <w:shd w:val="clear" w:color="auto" w:fill="FFFFFF"/>
+            <w:tcMar>
+              <w:top w:w="0" w:type="dxa"/>
+              <w:bottom w:w="0" w:type="dxa"/>
+              <w:left w:w="0" w:type="dxa"/>
+              <w:right w:w="0" w:type="dxa"/>
+            </w:tcMar>
+            <w:vAlign w:val="center"/>
+          </w:tcPr>
+          <w:p>
+            <w:pPr>
+              <w:pStyle w:val="Normal"/>
+              <w:jc w:val="right"/>
+              <w:pBdr>
+                <w:bottom w:val="none" w:sz="0" w:space="0" w:color="000000"/>
+                <w:top w:val="none" w:sz="0" w:space="0" w:color="000000"/>
+                <w:left w:val="none" w:sz="0" w:space="0" w:color="000000"/>
+                <w:right w:val="none" w:sz="0" w:space="0" w:color="000000"/>
+              </w:pBdr>
+              <w:spacing w:after="100" w:before="100" w:line="240"/>
+              <w:ind w:left="100" w:right="100" w:firstLine="0" w:firstLineChars="0"/>
+              <w:rPr>
+                <w:rFonts w:ascii="Times New Roman" w:hAnsi="Times New Roman" w:eastAsia="Times New Roman" w:cs="Times New Roman"/>
+                <w:i w:val="false"/>
+                <w:b w:val="false"/>
+                <w:u w:val="none"/>
+                <w:strike w:val="false"/>
+                <w:sz w:val="18"/>
+                <w:szCs w:val="18"/>
+                <w:color w:val="000000"/>
+              </w:rPr>
+            </w:pPr>
+            <w:r>
+              <w:rPr>
+                <w:rFonts w:ascii="Times New Roman" w:hAnsi="Times New Roman" w:eastAsia="Times New Roman" w:cs="Times New Roman"/>
+                <w:i w:val="false"/>
+                <w:b w:val="false"/>
+                <w:u w:val="none"/>
+                <w:strike w:val="false"/>
+                <w:sz w:val="18"/>
+                <w:szCs w:val="18"/>
+                <w:color w:val="000000"/>
+              </w:rPr>
+              <w:t xml:space="preserve">305</w:t>
+            </w:r>
+          </w:p>
+        </w:tc>
+        <w:tc>
+          <w:tcPr>
+            <w:tcBorders>
+              <w:bottom w:val="none" w:sz="0" w:space="0" w:color="000000"/>
+              <w:top w:val="none" w:sz="0" w:space="0" w:color="000000"/>
+              <w:left w:val="none" w:sz="0" w:space="0" w:color="000000"/>
+              <w:right w:val="none" w:sz="0" w:space="0" w:color="000000"/>
+            </w:tcBorders>
+            <w:shd w:val="clear" w:color="auto" w:fill="FFFFFF"/>
+            <w:tcMar>
+              <w:top w:w="0" w:type="dxa"/>
+              <w:bottom w:w="0" w:type="dxa"/>
+              <w:left w:w="0" w:type="dxa"/>
+              <w:right w:w="0" w:type="dxa"/>
+            </w:tcMar>
+            <w:vAlign w:val="center"/>
+          </w:tcPr>
+          <w:p>
+            <w:pPr>
+              <w:pStyle w:val="Normal"/>
+              <w:jc w:val="right"/>
+              <w:pBdr>
+                <w:bottom w:val="none" w:sz="0" w:space="0" w:color="000000"/>
+                <w:top w:val="none" w:sz="0" w:space="0" w:color="000000"/>
+                <w:left w:val="none" w:sz="0" w:space="0" w:color="000000"/>
+                <w:right w:val="none" w:sz="0" w:space="0" w:color="000000"/>
+              </w:pBdr>
+              <w:spacing w:after="100" w:before="100" w:line="240"/>
+              <w:ind w:left="100" w:right="100" w:firstLine="0" w:firstLineChars="0"/>
+              <w:rPr>
+                <w:rFonts w:ascii="Times New Roman" w:hAnsi="Times New Roman" w:eastAsia="Times New Roman" w:cs="Times New Roman"/>
+                <w:i w:val="false"/>
+                <w:b w:val="false"/>
+                <w:u w:val="none"/>
+                <w:strike w:val="false"/>
+                <w:sz w:val="18"/>
+                <w:szCs w:val="18"/>
+                <w:color w:val="000000"/>
+              </w:rPr>
+            </w:pPr>
+            <w:r>
+              <w:rPr>
+                <w:rFonts w:ascii="Times New Roman" w:hAnsi="Times New Roman" w:eastAsia="Times New Roman" w:cs="Times New Roman"/>
+                <w:i w:val="false"/>
+                <w:b w:val="false"/>
+                <w:u w:val="none"/>
+                <w:strike w:val="false"/>
+                <w:sz w:val="18"/>
+                <w:szCs w:val="18"/>
+                <w:color w:val="000000"/>
+              </w:rPr>
+              <w:t xml:space="preserve">114</w:t>
+            </w:r>
+          </w:p>
+        </w:tc>
+        <w:tc>
+          <w:tcPr>
+            <w:tcBorders>
+              <w:bottom w:val="none" w:sz="0" w:space="0" w:color="000000"/>
+              <w:top w:val="none" w:sz="0" w:space="0" w:color="000000"/>
+              <w:left w:val="none" w:sz="0" w:space="0" w:color="000000"/>
+              <w:right w:val="none" w:sz="0" w:space="0" w:color="000000"/>
+            </w:tcBorders>
+            <w:shd w:val="clear" w:color="auto" w:fill="FFFFFF"/>
+            <w:tcMar>
+              <w:top w:w="0" w:type="dxa"/>
+              <w:bottom w:w="0" w:type="dxa"/>
+              <w:left w:w="0" w:type="dxa"/>
+              <w:right w:w="0" w:type="dxa"/>
+            </w:tcMar>
+            <w:vAlign w:val="center"/>
+          </w:tcPr>
+          <w:p>
+            <w:pPr>
+              <w:pStyle w:val="Normal"/>
+              <w:jc w:val="left"/>
+              <w:pBdr>
+                <w:bottom w:val="none" w:sz="0" w:space="0" w:color="000000"/>
+                <w:top w:val="none" w:sz="0" w:space="0" w:color="000000"/>
+                <w:left w:val="none" w:sz="0" w:space="0" w:color="000000"/>
+                <w:right w:val="none" w:sz="0" w:space="0" w:color="000000"/>
+              </w:pBdr>
+              <w:spacing w:after="100" w:before="100" w:line="240"/>
+              <w:ind w:left="100" w:right="100" w:firstLine="0" w:firstLineChars="0"/>
+              <w:rPr>
+                <w:rFonts w:ascii="Times New Roman" w:hAnsi="Times New Roman" w:eastAsia="Times New Roman" w:cs="Times New Roman"/>
+                <w:i w:val="false"/>
+                <w:b w:val="false"/>
+                <w:u w:val="none"/>
+                <w:strike w:val="false"/>
+                <w:sz w:val="18"/>
+                <w:szCs w:val="18"/>
+                <w:color w:val="000000"/>
+              </w:rPr>
+            </w:pPr>
+            <w:r>
+              <w:rPr>
+                <w:rFonts w:ascii="Times New Roman" w:hAnsi="Times New Roman" w:eastAsia="Times New Roman" w:cs="Times New Roman"/>
+                <w:i w:val="false"/>
+                <w:b w:val="false"/>
+                <w:u w:val="none"/>
+                <w:strike w:val="false"/>
+                <w:sz w:val="18"/>
+                <w:szCs w:val="18"/>
+                <w:color w:val="000000"/>
+              </w:rPr>
+              <w:t xml:space="preserve">Reference</w:t>
+            </w:r>
+          </w:p>
+        </w:tc>
+        <w:tc>
+          <w:tcPr>
+            <w:tcBorders>
+              <w:bottom w:val="none" w:sz="0" w:space="0" w:color="000000"/>
+              <w:top w:val="none" w:sz="0" w:space="0" w:color="000000"/>
+              <w:left w:val="none" w:sz="0" w:space="0" w:color="000000"/>
+              <w:right w:val="none" w:sz="0" w:space="0" w:color="000000"/>
+            </w:tcBorders>
+            <w:shd w:val="clear" w:color="auto" w:fill="FFFFFF"/>
+            <w:tcMar>
+              <w:top w:w="0" w:type="dxa"/>
+              <w:bottom w:w="0" w:type="dxa"/>
+              <w:left w:w="0" w:type="dxa"/>
+              <w:right w:w="0" w:type="dxa"/>
+            </w:tcMar>
+            <w:vAlign w:val="center"/>
+          </w:tcPr>
+          <w:p>
+            <w:pPr>
+              <w:pStyle w:val="Normal"/>
+              <w:jc w:val="left"/>
+              <w:pBdr>
+                <w:bottom w:val="none" w:sz="0" w:space="0" w:color="000000"/>
+                <w:top w:val="none" w:sz="0" w:space="0" w:color="000000"/>
+                <w:left w:val="none" w:sz="0" w:space="0" w:color="000000"/>
+                <w:right w:val="none" w:sz="0" w:space="0" w:color="000000"/>
+              </w:pBdr>
+              <w:spacing w:after="100" w:before="100" w:line="240"/>
+              <w:ind w:left="100" w:right="100" w:firstLine="0" w:firstLineChars="0"/>
+              <w:rPr>
+                <w:rFonts w:ascii="Times New Roman" w:hAnsi="Times New Roman" w:eastAsia="Times New Roman" w:cs="Times New Roman"/>
+                <w:i w:val="false"/>
+                <w:b w:val="false"/>
+                <w:u w:val="none"/>
+                <w:strike w:val="false"/>
+                <w:sz w:val="18"/>
+                <w:szCs w:val="18"/>
+                <w:color w:val="000000"/>
+              </w:rPr>
+            </w:pPr>
+            <w:r>
+              <w:rPr>
+                <w:rFonts w:ascii="Times New Roman" w:hAnsi="Times New Roman" w:eastAsia="Times New Roman" w:cs="Times New Roman"/>
+                <w:i w:val="false"/>
+                <w:b w:val="false"/>
+                <w:u w:val="none"/>
+                <w:strike w:val="false"/>
+                <w:sz w:val="18"/>
+                <w:szCs w:val="18"/>
+                <w:color w:val="000000"/>
+              </w:rPr>
               <w:t xml:space="preserve"/>
-            </w:r>
-          </w:p>
-        </w:tc>
-        <w:tc>
-          <w:tcPr>
-            <w:tcBorders>
-              <w:bottom w:val="none" w:sz="0" w:space="0" w:color="000000"/>
-              <w:top w:val="none" w:sz="0" w:space="0" w:color="000000"/>
-              <w:left w:val="none" w:sz="0" w:space="0" w:color="000000"/>
-              <w:right w:val="none" w:sz="0" w:space="0" w:color="000000"/>
-            </w:tcBorders>
-            <w:shd w:val="clear" w:color="auto" w:fill="FFFFFF"/>
-            <w:tcMar>
-              <w:top w:w="0" w:type="dxa"/>
-              <w:bottom w:w="0" w:type="dxa"/>
-              <w:left w:w="0" w:type="dxa"/>
-              <w:right w:w="0" w:type="dxa"/>
-            </w:tcMar>
-            <w:vAlign w:val="center"/>
-          </w:tcPr>
-          <w:p>
-            <w:pPr>
-              <w:pStyle w:val="Normal"/>
-              <w:jc w:val="left"/>
-              <w:pBdr>
-                <w:bottom w:val="none" w:sz="0" w:space="0" w:color="000000"/>
-                <w:top w:val="none" w:sz="0" w:space="0" w:color="000000"/>
-                <w:left w:val="none" w:sz="0" w:space="0" w:color="000000"/>
-                <w:right w:val="none" w:sz="0" w:space="0" w:color="000000"/>
-              </w:pBdr>
-              <w:spacing w:after="100" w:before="100" w:line="240"/>
-              <w:ind w:left="100" w:right="100" w:firstLine="0" w:firstLineChars="0"/>
-              <w:rPr>
-                <w:rFonts w:ascii="Times New Roman" w:hAnsi="Times New Roman" w:eastAsia="Times New Roman" w:cs="Times New Roman"/>
-                <w:i w:val="false"/>
-                <w:b w:val="false"/>
-                <w:u w:val="none"/>
-                <w:strike w:val="false"/>
-                <w:sz w:val="18"/>
-                <w:szCs w:val="18"/>
-                <w:color w:val="000000"/>
-              </w:rPr>
-            </w:pPr>
-            <w:r>
-              <w:rPr>
-                <w:rFonts w:ascii="Times New Roman" w:hAnsi="Times New Roman" w:eastAsia="Times New Roman" w:cs="Times New Roman"/>
-                <w:i w:val="false"/>
-                <w:b w:val="false"/>
-                <w:u w:val="none"/>
-                <w:strike w:val="false"/>
-                <w:sz w:val="18"/>
-                <w:szCs w:val="18"/>
-                <w:color w:val="000000"/>
-              </w:rPr>
-              <w:t xml:space="preserve">Female</w:t>
-            </w:r>
-          </w:p>
-        </w:tc>
-        <w:tc>
-          <w:tcPr>
-            <w:tcBorders>
-              <w:bottom w:val="none" w:sz="0" w:space="0" w:color="000000"/>
-              <w:top w:val="none" w:sz="0" w:space="0" w:color="000000"/>
-              <w:left w:val="none" w:sz="0" w:space="0" w:color="000000"/>
-              <w:right w:val="none" w:sz="0" w:space="0" w:color="000000"/>
-            </w:tcBorders>
-            <w:shd w:val="clear" w:color="auto" w:fill="FFFFFF"/>
-            <w:tcMar>
-              <w:top w:w="0" w:type="dxa"/>
-              <w:bottom w:w="0" w:type="dxa"/>
-              <w:left w:w="0" w:type="dxa"/>
-              <w:right w:w="0" w:type="dxa"/>
-            </w:tcMar>
-            <w:vAlign w:val="center"/>
-          </w:tcPr>
-          <w:p>
-            <w:pPr>
-              <w:pStyle w:val="Normal"/>
-              <w:jc w:val="right"/>
-              <w:pBdr>
-                <w:bottom w:val="none" w:sz="0" w:space="0" w:color="000000"/>
-                <w:top w:val="none" w:sz="0" w:space="0" w:color="000000"/>
-                <w:left w:val="none" w:sz="0" w:space="0" w:color="000000"/>
-                <w:right w:val="none" w:sz="0" w:space="0" w:color="000000"/>
-              </w:pBdr>
-              <w:spacing w:after="100" w:before="100" w:line="240"/>
-              <w:ind w:left="100" w:right="100" w:firstLine="0" w:firstLineChars="0"/>
-              <w:rPr>
-                <w:rFonts w:ascii="Times New Roman" w:hAnsi="Times New Roman" w:eastAsia="Times New Roman" w:cs="Times New Roman"/>
-                <w:i w:val="false"/>
-                <w:b w:val="false"/>
-                <w:u w:val="none"/>
-                <w:strike w:val="false"/>
-                <w:sz w:val="18"/>
-                <w:szCs w:val="18"/>
-                <w:color w:val="000000"/>
-              </w:rPr>
-            </w:pPr>
-            <w:r>
-              <w:rPr>
-                <w:rFonts w:ascii="Times New Roman" w:hAnsi="Times New Roman" w:eastAsia="Times New Roman" w:cs="Times New Roman"/>
-                <w:i w:val="false"/>
-                <w:b w:val="false"/>
-                <w:u w:val="none"/>
-                <w:strike w:val="false"/>
-                <w:sz w:val="18"/>
-                <w:szCs w:val="18"/>
-                <w:color w:val="000000"/>
-              </w:rPr>
-              <w:t xml:space="preserve">252</w:t>
-            </w:r>
-          </w:p>
-        </w:tc>
-        <w:tc>
-          <w:tcPr>
-            <w:tcBorders>
-              <w:bottom w:val="none" w:sz="0" w:space="0" w:color="000000"/>
-              <w:top w:val="none" w:sz="0" w:space="0" w:color="000000"/>
-              <w:left w:val="none" w:sz="0" w:space="0" w:color="000000"/>
-              <w:right w:val="none" w:sz="0" w:space="0" w:color="000000"/>
-            </w:tcBorders>
-            <w:shd w:val="clear" w:color="auto" w:fill="FFFFFF"/>
-            <w:tcMar>
-              <w:top w:w="0" w:type="dxa"/>
-              <w:bottom w:w="0" w:type="dxa"/>
-              <w:left w:w="0" w:type="dxa"/>
-              <w:right w:w="0" w:type="dxa"/>
-            </w:tcMar>
-            <w:vAlign w:val="center"/>
-          </w:tcPr>
-          <w:p>
-            <w:pPr>
-              <w:pStyle w:val="Normal"/>
-              <w:jc w:val="right"/>
-              <w:pBdr>
-                <w:bottom w:val="none" w:sz="0" w:space="0" w:color="000000"/>
-                <w:top w:val="none" w:sz="0" w:space="0" w:color="000000"/>
-                <w:left w:val="none" w:sz="0" w:space="0" w:color="000000"/>
-                <w:right w:val="none" w:sz="0" w:space="0" w:color="000000"/>
-              </w:pBdr>
-              <w:spacing w:after="100" w:before="100" w:line="240"/>
-              <w:ind w:left="100" w:right="100" w:firstLine="0" w:firstLineChars="0"/>
-              <w:rPr>
-                <w:rFonts w:ascii="Times New Roman" w:hAnsi="Times New Roman" w:eastAsia="Times New Roman" w:cs="Times New Roman"/>
-                <w:i w:val="false"/>
-                <w:b w:val="false"/>
-                <w:u w:val="none"/>
-                <w:strike w:val="false"/>
-                <w:sz w:val="18"/>
-                <w:szCs w:val="18"/>
-                <w:color w:val="000000"/>
-              </w:rPr>
-            </w:pPr>
-            <w:r>
-              <w:rPr>
-                <w:rFonts w:ascii="Times New Roman" w:hAnsi="Times New Roman" w:eastAsia="Times New Roman" w:cs="Times New Roman"/>
-                <w:i w:val="false"/>
-                <w:b w:val="false"/>
-                <w:u w:val="none"/>
-                <w:strike w:val="false"/>
-                <w:sz w:val="18"/>
-                <w:szCs w:val="18"/>
-                <w:color w:val="000000"/>
-              </w:rPr>
-              <w:t xml:space="preserve">76</w:t>
-            </w:r>
-          </w:p>
-        </w:tc>
-        <w:tc>
-          <w:tcPr>
-            <w:tcBorders>
-              <w:bottom w:val="none" w:sz="0" w:space="0" w:color="000000"/>
-              <w:top w:val="none" w:sz="0" w:space="0" w:color="000000"/>
-              <w:left w:val="none" w:sz="0" w:space="0" w:color="000000"/>
-              <w:right w:val="none" w:sz="0" w:space="0" w:color="000000"/>
-            </w:tcBorders>
-            <w:shd w:val="clear" w:color="auto" w:fill="FFFFFF"/>
-            <w:tcMar>
-              <w:top w:w="0" w:type="dxa"/>
-              <w:bottom w:w="0" w:type="dxa"/>
-              <w:left w:w="0" w:type="dxa"/>
-              <w:right w:w="0" w:type="dxa"/>
-            </w:tcMar>
-            <w:vAlign w:val="center"/>
-          </w:tcPr>
-          <w:p>
-            <w:pPr>
-              <w:pStyle w:val="Normal"/>
-              <w:jc w:val="left"/>
-              <w:pBdr>
-                <w:bottom w:val="none" w:sz="0" w:space="0" w:color="000000"/>
-                <w:top w:val="none" w:sz="0" w:space="0" w:color="000000"/>
-                <w:left w:val="none" w:sz="0" w:space="0" w:color="000000"/>
-                <w:right w:val="none" w:sz="0" w:space="0" w:color="000000"/>
-              </w:pBdr>
-              <w:spacing w:after="100" w:before="100" w:line="240"/>
-              <w:ind w:left="100" w:right="100" w:firstLine="0" w:firstLineChars="0"/>
-              <w:rPr>
-                <w:rFonts w:ascii="Times New Roman" w:hAnsi="Times New Roman" w:eastAsia="Times New Roman" w:cs="Times New Roman"/>
-                <w:i w:val="false"/>
-                <w:b w:val="false"/>
-                <w:u w:val="none"/>
-                <w:strike w:val="false"/>
-                <w:sz w:val="18"/>
-                <w:szCs w:val="18"/>
-                <w:color w:val="000000"/>
-              </w:rPr>
-            </w:pPr>
-            <w:r>
-              <w:rPr>
-                <w:rFonts w:ascii="Times New Roman" w:hAnsi="Times New Roman" w:eastAsia="Times New Roman" w:cs="Times New Roman"/>
-                <w:i w:val="false"/>
-                <w:b w:val="false"/>
-                <w:u w:val="none"/>
-                <w:strike w:val="false"/>
-                <w:sz w:val="18"/>
-                <w:szCs w:val="18"/>
-                <w:color w:val="000000"/>
-              </w:rPr>
-              <w:t xml:space="preserve">0.69 (0.52–0.93)</w:t>
-            </w:r>
-          </w:p>
-        </w:tc>
-        <w:tc>
-          <w:tcPr>
-            <w:tcBorders>
-              <w:bottom w:val="none" w:sz="0" w:space="0" w:color="000000"/>
-              <w:top w:val="none" w:sz="0" w:space="0" w:color="000000"/>
-              <w:left w:val="none" w:sz="0" w:space="0" w:color="000000"/>
-              <w:right w:val="none" w:sz="0" w:space="0" w:color="000000"/>
-            </w:tcBorders>
-            <w:shd w:val="clear" w:color="auto" w:fill="FFFFFF"/>
-            <w:tcMar>
-              <w:top w:w="0" w:type="dxa"/>
-              <w:bottom w:w="0" w:type="dxa"/>
-              <w:left w:w="0" w:type="dxa"/>
-              <w:right w:w="0" w:type="dxa"/>
-            </w:tcMar>
-            <w:vAlign w:val="center"/>
-          </w:tcPr>
-          <w:p>
-            <w:pPr>
-              <w:pStyle w:val="Normal"/>
-              <w:jc w:val="left"/>
-              <w:pBdr>
-                <w:bottom w:val="none" w:sz="0" w:space="0" w:color="000000"/>
-                <w:top w:val="none" w:sz="0" w:space="0" w:color="000000"/>
-                <w:left w:val="none" w:sz="0" w:space="0" w:color="000000"/>
-                <w:right w:val="none" w:sz="0" w:space="0" w:color="000000"/>
-              </w:pBdr>
-              <w:spacing w:after="100" w:before="100" w:line="240"/>
-              <w:ind w:left="100" w:right="100" w:firstLine="0" w:firstLineChars="0"/>
-              <w:rPr>
-                <w:rFonts w:ascii="Times New Roman" w:hAnsi="Times New Roman" w:eastAsia="Times New Roman" w:cs="Times New Roman"/>
-                <w:i w:val="false"/>
-                <w:b w:val="false"/>
-                <w:u w:val="none"/>
-                <w:strike w:val="false"/>
-                <w:sz w:val="18"/>
-                <w:szCs w:val="18"/>
-                <w:color w:val="000000"/>
-              </w:rPr>
-            </w:pPr>
-            <w:r>
-              <w:rPr>
-                <w:rFonts w:ascii="Times New Roman" w:hAnsi="Times New Roman" w:eastAsia="Times New Roman" w:cs="Times New Roman"/>
-                <w:i w:val="false"/>
-                <w:b w:val="false"/>
-                <w:u w:val="none"/>
-                <w:strike w:val="false"/>
-                <w:sz w:val="18"/>
-                <w:szCs w:val="18"/>
-                <w:color w:val="000000"/>
-              </w:rPr>
-              <w:t xml:space="preserve">0.014</w:t>
             </w:r>
           </w:p>
         </w:tc>
@@ -4160,62 +4160,62 @@
                 <w:szCs w:val="18"/>
                 <w:color w:val="000000"/>
               </w:rPr>
-              <w:t xml:space="preserve">Pathologic stage group</w:t>
-            </w:r>
-          </w:p>
-        </w:tc>
-        <w:tc>
-          <w:tcPr>
-            <w:tcBorders>
-              <w:bottom w:val="none" w:sz="0" w:space="0" w:color="000000"/>
-              <w:top w:val="none" w:sz="0" w:space="0" w:color="000000"/>
-              <w:left w:val="none" w:sz="0" w:space="0" w:color="000000"/>
-              <w:right w:val="none" w:sz="0" w:space="0" w:color="000000"/>
-            </w:tcBorders>
-            <w:shd w:val="clear" w:color="auto" w:fill="FFFFFF"/>
-            <w:tcMar>
-              <w:top w:w="0" w:type="dxa"/>
-              <w:bottom w:w="0" w:type="dxa"/>
-              <w:left w:w="0" w:type="dxa"/>
-              <w:right w:w="0" w:type="dxa"/>
-            </w:tcMar>
-            <w:vAlign w:val="center"/>
-          </w:tcPr>
-          <w:p>
-            <w:pPr>
-              <w:pStyle w:val="Normal"/>
-              <w:jc w:val="left"/>
-              <w:pBdr>
-                <w:bottom w:val="none" w:sz="0" w:space="0" w:color="000000"/>
-                <w:top w:val="none" w:sz="0" w:space="0" w:color="000000"/>
-                <w:left w:val="none" w:sz="0" w:space="0" w:color="000000"/>
-                <w:right w:val="none" w:sz="0" w:space="0" w:color="000000"/>
-              </w:pBdr>
-              <w:spacing w:after="100" w:before="100" w:line="240"/>
-              <w:ind w:left="100" w:right="100" w:firstLine="0" w:firstLineChars="0"/>
-              <w:rPr>
-                <w:rFonts w:ascii="Times New Roman" w:hAnsi="Times New Roman" w:eastAsia="Times New Roman" w:cs="Times New Roman"/>
-                <w:i w:val="false"/>
-                <w:b w:val="false"/>
-                <w:u w:val="none"/>
-                <w:strike w:val="false"/>
-                <w:sz w:val="18"/>
-                <w:szCs w:val="18"/>
-                <w:color w:val="000000"/>
-              </w:rPr>
-            </w:pPr>
-            <w:r>
-              <w:rPr>
-                <w:rFonts w:ascii="Times New Roman" w:hAnsi="Times New Roman" w:eastAsia="Times New Roman" w:cs="Times New Roman"/>
-                <w:i w:val="false"/>
-                <w:b w:val="false"/>
-                <w:u w:val="none"/>
-                <w:strike w:val="false"/>
-                <w:sz w:val="18"/>
-                <w:szCs w:val="18"/>
-                <w:color w:val="000000"/>
-              </w:rPr>
-              <w:t xml:space="preserve">I–II (ref)</w:t>
+              <w:t xml:space="preserve"/>
+            </w:r>
+          </w:p>
+        </w:tc>
+        <w:tc>
+          <w:tcPr>
+            <w:tcBorders>
+              <w:bottom w:val="none" w:sz="0" w:space="0" w:color="000000"/>
+              <w:top w:val="none" w:sz="0" w:space="0" w:color="000000"/>
+              <w:left w:val="none" w:sz="0" w:space="0" w:color="000000"/>
+              <w:right w:val="none" w:sz="0" w:space="0" w:color="000000"/>
+            </w:tcBorders>
+            <w:shd w:val="clear" w:color="auto" w:fill="FFFFFF"/>
+            <w:tcMar>
+              <w:top w:w="0" w:type="dxa"/>
+              <w:bottom w:w="0" w:type="dxa"/>
+              <w:left w:w="0" w:type="dxa"/>
+              <w:right w:w="0" w:type="dxa"/>
+            </w:tcMar>
+            <w:vAlign w:val="center"/>
+          </w:tcPr>
+          <w:p>
+            <w:pPr>
+              <w:pStyle w:val="Normal"/>
+              <w:jc w:val="left"/>
+              <w:pBdr>
+                <w:bottom w:val="none" w:sz="0" w:space="0" w:color="000000"/>
+                <w:top w:val="none" w:sz="0" w:space="0" w:color="000000"/>
+                <w:left w:val="none" w:sz="0" w:space="0" w:color="000000"/>
+                <w:right w:val="none" w:sz="0" w:space="0" w:color="000000"/>
+              </w:pBdr>
+              <w:spacing w:after="100" w:before="100" w:line="240"/>
+              <w:ind w:left="100" w:right="100" w:firstLine="0" w:firstLineChars="0"/>
+              <w:rPr>
+                <w:rFonts w:ascii="Times New Roman" w:hAnsi="Times New Roman" w:eastAsia="Times New Roman" w:cs="Times New Roman"/>
+                <w:i w:val="false"/>
+                <w:b w:val="false"/>
+                <w:u w:val="none"/>
+                <w:strike w:val="false"/>
+                <w:sz w:val="18"/>
+                <w:szCs w:val="18"/>
+                <w:color w:val="000000"/>
+              </w:rPr>
+            </w:pPr>
+            <w:r>
+              <w:rPr>
+                <w:rFonts w:ascii="Times New Roman" w:hAnsi="Times New Roman" w:eastAsia="Times New Roman" w:cs="Times New Roman"/>
+                <w:i w:val="false"/>
+                <w:b w:val="false"/>
+                <w:u w:val="none"/>
+                <w:strike w:val="false"/>
+                <w:sz w:val="18"/>
+                <w:szCs w:val="18"/>
+                <w:color w:val="000000"/>
+              </w:rPr>
+              <w:t xml:space="preserve">Female</w:t>
             </w:r>
           </w:p>
         </w:tc>
@@ -4270,7 +4270,7 @@
                 <w:szCs w:val="18"/>
                 <w:color w:val="000000"/>
               </w:rPr>
-              <w:t xml:space="preserve">293</w:t>
+              <w:t xml:space="preserve">252</w:t>
             </w:r>
           </w:p>
         </w:tc>
@@ -4325,117 +4325,117 @@
                 <w:szCs w:val="18"/>
                 <w:color w:val="000000"/>
               </w:rPr>
-              <w:t xml:space="preserve">83</w:t>
-            </w:r>
-          </w:p>
-        </w:tc>
-        <w:tc>
-          <w:tcPr>
-            <w:tcBorders>
-              <w:bottom w:val="none" w:sz="0" w:space="0" w:color="000000"/>
-              <w:top w:val="none" w:sz="0" w:space="0" w:color="000000"/>
-              <w:left w:val="none" w:sz="0" w:space="0" w:color="000000"/>
-              <w:right w:val="none" w:sz="0" w:space="0" w:color="000000"/>
-            </w:tcBorders>
-            <w:shd w:val="clear" w:color="auto" w:fill="FFFFFF"/>
-            <w:tcMar>
-              <w:top w:w="0" w:type="dxa"/>
-              <w:bottom w:w="0" w:type="dxa"/>
-              <w:left w:w="0" w:type="dxa"/>
-              <w:right w:w="0" w:type="dxa"/>
-            </w:tcMar>
-            <w:vAlign w:val="center"/>
-          </w:tcPr>
-          <w:p>
-            <w:pPr>
-              <w:pStyle w:val="Normal"/>
-              <w:jc w:val="left"/>
-              <w:pBdr>
-                <w:bottom w:val="none" w:sz="0" w:space="0" w:color="000000"/>
-                <w:top w:val="none" w:sz="0" w:space="0" w:color="000000"/>
-                <w:left w:val="none" w:sz="0" w:space="0" w:color="000000"/>
-                <w:right w:val="none" w:sz="0" w:space="0" w:color="000000"/>
-              </w:pBdr>
-              <w:spacing w:after="100" w:before="100" w:line="240"/>
-              <w:ind w:left="100" w:right="100" w:firstLine="0" w:firstLineChars="0"/>
-              <w:rPr>
-                <w:rFonts w:ascii="Times New Roman" w:hAnsi="Times New Roman" w:eastAsia="Times New Roman" w:cs="Times New Roman"/>
-                <w:i w:val="false"/>
-                <w:b w:val="false"/>
-                <w:u w:val="none"/>
-                <w:strike w:val="false"/>
-                <w:sz w:val="18"/>
-                <w:szCs w:val="18"/>
-                <w:color w:val="000000"/>
-              </w:rPr>
-            </w:pPr>
-            <w:r>
-              <w:rPr>
-                <w:rFonts w:ascii="Times New Roman" w:hAnsi="Times New Roman" w:eastAsia="Times New Roman" w:cs="Times New Roman"/>
-                <w:i w:val="false"/>
-                <w:b w:val="false"/>
-                <w:u w:val="none"/>
-                <w:strike w:val="false"/>
-                <w:sz w:val="18"/>
-                <w:szCs w:val="18"/>
-                <w:color w:val="000000"/>
-              </w:rPr>
-              <w:t xml:space="preserve">Reference</w:t>
-            </w:r>
-          </w:p>
-        </w:tc>
-        <w:tc>
-          <w:tcPr>
-            <w:tcBorders>
-              <w:bottom w:val="none" w:sz="0" w:space="0" w:color="000000"/>
-              <w:top w:val="none" w:sz="0" w:space="0" w:color="000000"/>
-              <w:left w:val="none" w:sz="0" w:space="0" w:color="000000"/>
-              <w:right w:val="none" w:sz="0" w:space="0" w:color="000000"/>
-            </w:tcBorders>
-            <w:shd w:val="clear" w:color="auto" w:fill="FFFFFF"/>
-            <w:tcMar>
-              <w:top w:w="0" w:type="dxa"/>
-              <w:bottom w:w="0" w:type="dxa"/>
-              <w:left w:w="0" w:type="dxa"/>
-              <w:right w:w="0" w:type="dxa"/>
-            </w:tcMar>
-            <w:vAlign w:val="center"/>
-          </w:tcPr>
-          <w:p>
-            <w:pPr>
-              <w:pStyle w:val="Normal"/>
-              <w:jc w:val="left"/>
-              <w:pBdr>
-                <w:bottom w:val="none" w:sz="0" w:space="0" w:color="000000"/>
-                <w:top w:val="none" w:sz="0" w:space="0" w:color="000000"/>
-                <w:left w:val="none" w:sz="0" w:space="0" w:color="000000"/>
-                <w:right w:val="none" w:sz="0" w:space="0" w:color="000000"/>
-              </w:pBdr>
-              <w:spacing w:after="100" w:before="100" w:line="240"/>
-              <w:ind w:left="100" w:right="100" w:firstLine="0" w:firstLineChars="0"/>
-              <w:rPr>
-                <w:rFonts w:ascii="Times New Roman" w:hAnsi="Times New Roman" w:eastAsia="Times New Roman" w:cs="Times New Roman"/>
-                <w:i w:val="false"/>
-                <w:b w:val="false"/>
-                <w:u w:val="none"/>
-                <w:strike w:val="false"/>
-                <w:sz w:val="18"/>
-                <w:szCs w:val="18"/>
-                <w:color w:val="000000"/>
-              </w:rPr>
-            </w:pPr>
-            <w:r>
-              <w:rPr>
-                <w:rFonts w:ascii="Times New Roman" w:hAnsi="Times New Roman" w:eastAsia="Times New Roman" w:cs="Times New Roman"/>
-                <w:i w:val="false"/>
-                <w:b w:val="false"/>
-                <w:u w:val="none"/>
-                <w:strike w:val="false"/>
-                <w:sz w:val="18"/>
-                <w:szCs w:val="18"/>
-                <w:color w:val="000000"/>
-              </w:rPr>
-              <w:t xml:space="preserve"/>
+              <w:t xml:space="preserve">76</w:t>
+            </w:r>
+          </w:p>
+        </w:tc>
+        <w:tc>
+          <w:tcPr>
+            <w:tcBorders>
+              <w:bottom w:val="none" w:sz="0" w:space="0" w:color="000000"/>
+              <w:top w:val="none" w:sz="0" w:space="0" w:color="000000"/>
+              <w:left w:val="none" w:sz="0" w:space="0" w:color="000000"/>
+              <w:right w:val="none" w:sz="0" w:space="0" w:color="000000"/>
+            </w:tcBorders>
+            <w:shd w:val="clear" w:color="auto" w:fill="FFFFFF"/>
+            <w:tcMar>
+              <w:top w:w="0" w:type="dxa"/>
+              <w:bottom w:w="0" w:type="dxa"/>
+              <w:left w:w="0" w:type="dxa"/>
+              <w:right w:w="0" w:type="dxa"/>
+            </w:tcMar>
+            <w:vAlign w:val="center"/>
+          </w:tcPr>
+          <w:p>
+            <w:pPr>
+              <w:pStyle w:val="Normal"/>
+              <w:jc w:val="left"/>
+              <w:pBdr>
+                <w:bottom w:val="none" w:sz="0" w:space="0" w:color="000000"/>
+                <w:top w:val="none" w:sz="0" w:space="0" w:color="000000"/>
+                <w:left w:val="none" w:sz="0" w:space="0" w:color="000000"/>
+                <w:right w:val="none" w:sz="0" w:space="0" w:color="000000"/>
+              </w:pBdr>
+              <w:spacing w:after="100" w:before="100" w:line="240"/>
+              <w:ind w:left="100" w:right="100" w:firstLine="0" w:firstLineChars="0"/>
+              <w:rPr>
+                <w:rFonts w:ascii="Times New Roman" w:hAnsi="Times New Roman" w:eastAsia="Times New Roman" w:cs="Times New Roman"/>
+                <w:i w:val="false"/>
+                <w:b w:val="false"/>
+                <w:u w:val="none"/>
+                <w:strike w:val="false"/>
+                <w:sz w:val="18"/>
+                <w:szCs w:val="18"/>
+                <w:color w:val="000000"/>
+              </w:rPr>
+            </w:pPr>
+            <w:r>
+              <w:rPr>
+                <w:rFonts w:ascii="Times New Roman" w:hAnsi="Times New Roman" w:eastAsia="Times New Roman" w:cs="Times New Roman"/>
+                <w:i w:val="false"/>
+                <w:b w:val="false"/>
+                <w:u w:val="none"/>
+                <w:strike w:val="false"/>
+                <w:sz w:val="18"/>
+                <w:szCs w:val="18"/>
+                <w:color w:val="000000"/>
+              </w:rPr>
+              <w:t xml:space="preserve">0.70 (0.52–0.94)</w:t>
+            </w:r>
+          </w:p>
+        </w:tc>
+        <w:tc>
+          <w:tcPr>
+            <w:tcBorders>
+              <w:bottom w:val="none" w:sz="0" w:space="0" w:color="000000"/>
+              <w:top w:val="none" w:sz="0" w:space="0" w:color="000000"/>
+              <w:left w:val="none" w:sz="0" w:space="0" w:color="000000"/>
+              <w:right w:val="none" w:sz="0" w:space="0" w:color="000000"/>
+            </w:tcBorders>
+            <w:shd w:val="clear" w:color="auto" w:fill="FFFFFF"/>
+            <w:tcMar>
+              <w:top w:w="0" w:type="dxa"/>
+              <w:bottom w:w="0" w:type="dxa"/>
+              <w:left w:w="0" w:type="dxa"/>
+              <w:right w:w="0" w:type="dxa"/>
+            </w:tcMar>
+            <w:vAlign w:val="center"/>
+          </w:tcPr>
+          <w:p>
+            <w:pPr>
+              <w:pStyle w:val="Normal"/>
+              <w:jc w:val="left"/>
+              <w:pBdr>
+                <w:bottom w:val="none" w:sz="0" w:space="0" w:color="000000"/>
+                <w:top w:val="none" w:sz="0" w:space="0" w:color="000000"/>
+                <w:left w:val="none" w:sz="0" w:space="0" w:color="000000"/>
+                <w:right w:val="none" w:sz="0" w:space="0" w:color="000000"/>
+              </w:pBdr>
+              <w:spacing w:after="100" w:before="100" w:line="240"/>
+              <w:ind w:left="100" w:right="100" w:firstLine="0" w:firstLineChars="0"/>
+              <w:rPr>
+                <w:rFonts w:ascii="Times New Roman" w:hAnsi="Times New Roman" w:eastAsia="Times New Roman" w:cs="Times New Roman"/>
+                <w:i w:val="false"/>
+                <w:b w:val="false"/>
+                <w:u w:val="none"/>
+                <w:strike w:val="false"/>
+                <w:sz w:val="18"/>
+                <w:szCs w:val="18"/>
+                <w:color w:val="000000"/>
+              </w:rPr>
+            </w:pPr>
+            <w:r>
+              <w:rPr>
+                <w:rFonts w:ascii="Times New Roman" w:hAnsi="Times New Roman" w:eastAsia="Times New Roman" w:cs="Times New Roman"/>
+                <w:i w:val="false"/>
+                <w:b w:val="false"/>
+                <w:u w:val="none"/>
+                <w:strike w:val="false"/>
+                <w:sz w:val="18"/>
+                <w:szCs w:val="18"/>
+                <w:color w:val="000000"/>
+              </w:rPr>
+              <w:t xml:space="preserve">0.018</w:t>
             </w:r>
           </w:p>
         </w:tc>
@@ -4605,282 +4605,282 @@
                 <w:szCs w:val="18"/>
                 <w:color w:val="000000"/>
               </w:rPr>
+              <w:t xml:space="preserve">Pathologic stage group</w:t>
+            </w:r>
+          </w:p>
+        </w:tc>
+        <w:tc>
+          <w:tcPr>
+            <w:tcBorders>
+              <w:bottom w:val="none" w:sz="0" w:space="0" w:color="000000"/>
+              <w:top w:val="none" w:sz="0" w:space="0" w:color="000000"/>
+              <w:left w:val="none" w:sz="0" w:space="0" w:color="000000"/>
+              <w:right w:val="none" w:sz="0" w:space="0" w:color="000000"/>
+            </w:tcBorders>
+            <w:shd w:val="clear" w:color="auto" w:fill="FFFFFF"/>
+            <w:tcMar>
+              <w:top w:w="0" w:type="dxa"/>
+              <w:bottom w:w="0" w:type="dxa"/>
+              <w:left w:w="0" w:type="dxa"/>
+              <w:right w:w="0" w:type="dxa"/>
+            </w:tcMar>
+            <w:vAlign w:val="center"/>
+          </w:tcPr>
+          <w:p>
+            <w:pPr>
+              <w:pStyle w:val="Normal"/>
+              <w:jc w:val="left"/>
+              <w:pBdr>
+                <w:bottom w:val="none" w:sz="0" w:space="0" w:color="000000"/>
+                <w:top w:val="none" w:sz="0" w:space="0" w:color="000000"/>
+                <w:left w:val="none" w:sz="0" w:space="0" w:color="000000"/>
+                <w:right w:val="none" w:sz="0" w:space="0" w:color="000000"/>
+              </w:pBdr>
+              <w:spacing w:after="100" w:before="100" w:line="240"/>
+              <w:ind w:left="100" w:right="100" w:firstLine="0" w:firstLineChars="0"/>
+              <w:rPr>
+                <w:rFonts w:ascii="Times New Roman" w:hAnsi="Times New Roman" w:eastAsia="Times New Roman" w:cs="Times New Roman"/>
+                <w:i w:val="false"/>
+                <w:b w:val="false"/>
+                <w:u w:val="none"/>
+                <w:strike w:val="false"/>
+                <w:sz w:val="18"/>
+                <w:szCs w:val="18"/>
+                <w:color w:val="000000"/>
+              </w:rPr>
+            </w:pPr>
+            <w:r>
+              <w:rPr>
+                <w:rFonts w:ascii="Times New Roman" w:hAnsi="Times New Roman" w:eastAsia="Times New Roman" w:cs="Times New Roman"/>
+                <w:i w:val="false"/>
+                <w:b w:val="false"/>
+                <w:u w:val="none"/>
+                <w:strike w:val="false"/>
+                <w:sz w:val="18"/>
+                <w:szCs w:val="18"/>
+                <w:color w:val="000000"/>
+              </w:rPr>
+              <w:t xml:space="preserve">I–II (ref)</w:t>
+            </w:r>
+          </w:p>
+        </w:tc>
+        <w:tc>
+          <w:tcPr>
+            <w:tcBorders>
+              <w:bottom w:val="none" w:sz="0" w:space="0" w:color="000000"/>
+              <w:top w:val="none" w:sz="0" w:space="0" w:color="000000"/>
+              <w:left w:val="none" w:sz="0" w:space="0" w:color="000000"/>
+              <w:right w:val="none" w:sz="0" w:space="0" w:color="000000"/>
+            </w:tcBorders>
+            <w:shd w:val="clear" w:color="auto" w:fill="FFFFFF"/>
+            <w:tcMar>
+              <w:top w:w="0" w:type="dxa"/>
+              <w:bottom w:w="0" w:type="dxa"/>
+              <w:left w:w="0" w:type="dxa"/>
+              <w:right w:w="0" w:type="dxa"/>
+            </w:tcMar>
+            <w:vAlign w:val="center"/>
+          </w:tcPr>
+          <w:p>
+            <w:pPr>
+              <w:pStyle w:val="Normal"/>
+              <w:jc w:val="right"/>
+              <w:pBdr>
+                <w:bottom w:val="none" w:sz="0" w:space="0" w:color="000000"/>
+                <w:top w:val="none" w:sz="0" w:space="0" w:color="000000"/>
+                <w:left w:val="none" w:sz="0" w:space="0" w:color="000000"/>
+                <w:right w:val="none" w:sz="0" w:space="0" w:color="000000"/>
+              </w:pBdr>
+              <w:spacing w:after="100" w:before="100" w:line="240"/>
+              <w:ind w:left="100" w:right="100" w:firstLine="0" w:firstLineChars="0"/>
+              <w:rPr>
+                <w:rFonts w:ascii="Times New Roman" w:hAnsi="Times New Roman" w:eastAsia="Times New Roman" w:cs="Times New Roman"/>
+                <w:i w:val="false"/>
+                <w:b w:val="false"/>
+                <w:u w:val="none"/>
+                <w:strike w:val="false"/>
+                <w:sz w:val="18"/>
+                <w:szCs w:val="18"/>
+                <w:color w:val="000000"/>
+              </w:rPr>
+            </w:pPr>
+            <w:r>
+              <w:rPr>
+                <w:rFonts w:ascii="Times New Roman" w:hAnsi="Times New Roman" w:eastAsia="Times New Roman" w:cs="Times New Roman"/>
+                <w:i w:val="false"/>
+                <w:b w:val="false"/>
+                <w:u w:val="none"/>
+                <w:strike w:val="false"/>
+                <w:sz w:val="18"/>
+                <w:szCs w:val="18"/>
+                <w:color w:val="000000"/>
+              </w:rPr>
+              <w:t xml:space="preserve">293</w:t>
+            </w:r>
+          </w:p>
+        </w:tc>
+        <w:tc>
+          <w:tcPr>
+            <w:tcBorders>
+              <w:bottom w:val="none" w:sz="0" w:space="0" w:color="000000"/>
+              <w:top w:val="none" w:sz="0" w:space="0" w:color="000000"/>
+              <w:left w:val="none" w:sz="0" w:space="0" w:color="000000"/>
+              <w:right w:val="none" w:sz="0" w:space="0" w:color="000000"/>
+            </w:tcBorders>
+            <w:shd w:val="clear" w:color="auto" w:fill="FFFFFF"/>
+            <w:tcMar>
+              <w:top w:w="0" w:type="dxa"/>
+              <w:bottom w:w="0" w:type="dxa"/>
+              <w:left w:w="0" w:type="dxa"/>
+              <w:right w:w="0" w:type="dxa"/>
+            </w:tcMar>
+            <w:vAlign w:val="center"/>
+          </w:tcPr>
+          <w:p>
+            <w:pPr>
+              <w:pStyle w:val="Normal"/>
+              <w:jc w:val="right"/>
+              <w:pBdr>
+                <w:bottom w:val="none" w:sz="0" w:space="0" w:color="000000"/>
+                <w:top w:val="none" w:sz="0" w:space="0" w:color="000000"/>
+                <w:left w:val="none" w:sz="0" w:space="0" w:color="000000"/>
+                <w:right w:val="none" w:sz="0" w:space="0" w:color="000000"/>
+              </w:pBdr>
+              <w:spacing w:after="100" w:before="100" w:line="240"/>
+              <w:ind w:left="100" w:right="100" w:firstLine="0" w:firstLineChars="0"/>
+              <w:rPr>
+                <w:rFonts w:ascii="Times New Roman" w:hAnsi="Times New Roman" w:eastAsia="Times New Roman" w:cs="Times New Roman"/>
+                <w:i w:val="false"/>
+                <w:b w:val="false"/>
+                <w:u w:val="none"/>
+                <w:strike w:val="false"/>
+                <w:sz w:val="18"/>
+                <w:szCs w:val="18"/>
+                <w:color w:val="000000"/>
+              </w:rPr>
+            </w:pPr>
+            <w:r>
+              <w:rPr>
+                <w:rFonts w:ascii="Times New Roman" w:hAnsi="Times New Roman" w:eastAsia="Times New Roman" w:cs="Times New Roman"/>
+                <w:i w:val="false"/>
+                <w:b w:val="false"/>
+                <w:u w:val="none"/>
+                <w:strike w:val="false"/>
+                <w:sz w:val="18"/>
+                <w:szCs w:val="18"/>
+                <w:color w:val="000000"/>
+              </w:rPr>
+              <w:t xml:space="preserve">83</w:t>
+            </w:r>
+          </w:p>
+        </w:tc>
+        <w:tc>
+          <w:tcPr>
+            <w:tcBorders>
+              <w:bottom w:val="none" w:sz="0" w:space="0" w:color="000000"/>
+              <w:top w:val="none" w:sz="0" w:space="0" w:color="000000"/>
+              <w:left w:val="none" w:sz="0" w:space="0" w:color="000000"/>
+              <w:right w:val="none" w:sz="0" w:space="0" w:color="000000"/>
+            </w:tcBorders>
+            <w:shd w:val="clear" w:color="auto" w:fill="FFFFFF"/>
+            <w:tcMar>
+              <w:top w:w="0" w:type="dxa"/>
+              <w:bottom w:w="0" w:type="dxa"/>
+              <w:left w:w="0" w:type="dxa"/>
+              <w:right w:w="0" w:type="dxa"/>
+            </w:tcMar>
+            <w:vAlign w:val="center"/>
+          </w:tcPr>
+          <w:p>
+            <w:pPr>
+              <w:pStyle w:val="Normal"/>
+              <w:jc w:val="left"/>
+              <w:pBdr>
+                <w:bottom w:val="none" w:sz="0" w:space="0" w:color="000000"/>
+                <w:top w:val="none" w:sz="0" w:space="0" w:color="000000"/>
+                <w:left w:val="none" w:sz="0" w:space="0" w:color="000000"/>
+                <w:right w:val="none" w:sz="0" w:space="0" w:color="000000"/>
+              </w:pBdr>
+              <w:spacing w:after="100" w:before="100" w:line="240"/>
+              <w:ind w:left="100" w:right="100" w:firstLine="0" w:firstLineChars="0"/>
+              <w:rPr>
+                <w:rFonts w:ascii="Times New Roman" w:hAnsi="Times New Roman" w:eastAsia="Times New Roman" w:cs="Times New Roman"/>
+                <w:i w:val="false"/>
+                <w:b w:val="false"/>
+                <w:u w:val="none"/>
+                <w:strike w:val="false"/>
+                <w:sz w:val="18"/>
+                <w:szCs w:val="18"/>
+                <w:color w:val="000000"/>
+              </w:rPr>
+            </w:pPr>
+            <w:r>
+              <w:rPr>
+                <w:rFonts w:ascii="Times New Roman" w:hAnsi="Times New Roman" w:eastAsia="Times New Roman" w:cs="Times New Roman"/>
+                <w:i w:val="false"/>
+                <w:b w:val="false"/>
+                <w:u w:val="none"/>
+                <w:strike w:val="false"/>
+                <w:sz w:val="18"/>
+                <w:szCs w:val="18"/>
+                <w:color w:val="000000"/>
+              </w:rPr>
+              <w:t xml:space="preserve">Reference</w:t>
+            </w:r>
+          </w:p>
+        </w:tc>
+        <w:tc>
+          <w:tcPr>
+            <w:tcBorders>
+              <w:bottom w:val="none" w:sz="0" w:space="0" w:color="000000"/>
+              <w:top w:val="none" w:sz="0" w:space="0" w:color="000000"/>
+              <w:left w:val="none" w:sz="0" w:space="0" w:color="000000"/>
+              <w:right w:val="none" w:sz="0" w:space="0" w:color="000000"/>
+            </w:tcBorders>
+            <w:shd w:val="clear" w:color="auto" w:fill="FFFFFF"/>
+            <w:tcMar>
+              <w:top w:w="0" w:type="dxa"/>
+              <w:bottom w:w="0" w:type="dxa"/>
+              <w:left w:w="0" w:type="dxa"/>
+              <w:right w:w="0" w:type="dxa"/>
+            </w:tcMar>
+            <w:vAlign w:val="center"/>
+          </w:tcPr>
+          <w:p>
+            <w:pPr>
+              <w:pStyle w:val="Normal"/>
+              <w:jc w:val="left"/>
+              <w:pBdr>
+                <w:bottom w:val="none" w:sz="0" w:space="0" w:color="000000"/>
+                <w:top w:val="none" w:sz="0" w:space="0" w:color="000000"/>
+                <w:left w:val="none" w:sz="0" w:space="0" w:color="000000"/>
+                <w:right w:val="none" w:sz="0" w:space="0" w:color="000000"/>
+              </w:pBdr>
+              <w:spacing w:after="100" w:before="100" w:line="240"/>
+              <w:ind w:left="100" w:right="100" w:firstLine="0" w:firstLineChars="0"/>
+              <w:rPr>
+                <w:rFonts w:ascii="Times New Roman" w:hAnsi="Times New Roman" w:eastAsia="Times New Roman" w:cs="Times New Roman"/>
+                <w:i w:val="false"/>
+                <w:b w:val="false"/>
+                <w:u w:val="none"/>
+                <w:strike w:val="false"/>
+                <w:sz w:val="18"/>
+                <w:szCs w:val="18"/>
+                <w:color w:val="000000"/>
+              </w:rPr>
+            </w:pPr>
+            <w:r>
+              <w:rPr>
+                <w:rFonts w:ascii="Times New Roman" w:hAnsi="Times New Roman" w:eastAsia="Times New Roman" w:cs="Times New Roman"/>
+                <w:i w:val="false"/>
+                <w:b w:val="false"/>
+                <w:u w:val="none"/>
+                <w:strike w:val="false"/>
+                <w:sz w:val="18"/>
+                <w:szCs w:val="18"/>
+                <w:color w:val="000000"/>
+              </w:rPr>
               <w:t xml:space="preserve"/>
-            </w:r>
-          </w:p>
-        </w:tc>
-        <w:tc>
-          <w:tcPr>
-            <w:tcBorders>
-              <w:bottom w:val="none" w:sz="0" w:space="0" w:color="000000"/>
-              <w:top w:val="none" w:sz="0" w:space="0" w:color="000000"/>
-              <w:left w:val="none" w:sz="0" w:space="0" w:color="000000"/>
-              <w:right w:val="none" w:sz="0" w:space="0" w:color="000000"/>
-            </w:tcBorders>
-            <w:shd w:val="clear" w:color="auto" w:fill="FFFFFF"/>
-            <w:tcMar>
-              <w:top w:w="0" w:type="dxa"/>
-              <w:bottom w:w="0" w:type="dxa"/>
-              <w:left w:w="0" w:type="dxa"/>
-              <w:right w:w="0" w:type="dxa"/>
-            </w:tcMar>
-            <w:vAlign w:val="center"/>
-          </w:tcPr>
-          <w:p>
-            <w:pPr>
-              <w:pStyle w:val="Normal"/>
-              <w:jc w:val="left"/>
-              <w:pBdr>
-                <w:bottom w:val="none" w:sz="0" w:space="0" w:color="000000"/>
-                <w:top w:val="none" w:sz="0" w:space="0" w:color="000000"/>
-                <w:left w:val="none" w:sz="0" w:space="0" w:color="000000"/>
-                <w:right w:val="none" w:sz="0" w:space="0" w:color="000000"/>
-              </w:pBdr>
-              <w:spacing w:after="100" w:before="100" w:line="240"/>
-              <w:ind w:left="100" w:right="100" w:firstLine="0" w:firstLineChars="0"/>
-              <w:rPr>
-                <w:rFonts w:ascii="Times New Roman" w:hAnsi="Times New Roman" w:eastAsia="Times New Roman" w:cs="Times New Roman"/>
-                <w:i w:val="false"/>
-                <w:b w:val="false"/>
-                <w:u w:val="none"/>
-                <w:strike w:val="false"/>
-                <w:sz w:val="18"/>
-                <w:szCs w:val="18"/>
-                <w:color w:val="000000"/>
-              </w:rPr>
-            </w:pPr>
-            <w:r>
-              <w:rPr>
-                <w:rFonts w:ascii="Times New Roman" w:hAnsi="Times New Roman" w:eastAsia="Times New Roman" w:cs="Times New Roman"/>
-                <w:i w:val="false"/>
-                <w:b w:val="false"/>
-                <w:u w:val="none"/>
-                <w:strike w:val="false"/>
-                <w:sz w:val="18"/>
-                <w:szCs w:val="18"/>
-                <w:color w:val="000000"/>
-              </w:rPr>
-              <w:t xml:space="preserve">III–IV</w:t>
-            </w:r>
-          </w:p>
-        </w:tc>
-        <w:tc>
-          <w:tcPr>
-            <w:tcBorders>
-              <w:bottom w:val="none" w:sz="0" w:space="0" w:color="000000"/>
-              <w:top w:val="none" w:sz="0" w:space="0" w:color="000000"/>
-              <w:left w:val="none" w:sz="0" w:space="0" w:color="000000"/>
-              <w:right w:val="none" w:sz="0" w:space="0" w:color="000000"/>
-            </w:tcBorders>
-            <w:shd w:val="clear" w:color="auto" w:fill="FFFFFF"/>
-            <w:tcMar>
-              <w:top w:w="0" w:type="dxa"/>
-              <w:bottom w:w="0" w:type="dxa"/>
-              <w:left w:w="0" w:type="dxa"/>
-              <w:right w:w="0" w:type="dxa"/>
-            </w:tcMar>
-            <w:vAlign w:val="center"/>
-          </w:tcPr>
-          <w:p>
-            <w:pPr>
-              <w:pStyle w:val="Normal"/>
-              <w:jc w:val="right"/>
-              <w:pBdr>
-                <w:bottom w:val="none" w:sz="0" w:space="0" w:color="000000"/>
-                <w:top w:val="none" w:sz="0" w:space="0" w:color="000000"/>
-                <w:left w:val="none" w:sz="0" w:space="0" w:color="000000"/>
-                <w:right w:val="none" w:sz="0" w:space="0" w:color="000000"/>
-              </w:pBdr>
-              <w:spacing w:after="100" w:before="100" w:line="240"/>
-              <w:ind w:left="100" w:right="100" w:firstLine="0" w:firstLineChars="0"/>
-              <w:rPr>
-                <w:rFonts w:ascii="Times New Roman" w:hAnsi="Times New Roman" w:eastAsia="Times New Roman" w:cs="Times New Roman"/>
-                <w:i w:val="false"/>
-                <w:b w:val="false"/>
-                <w:u w:val="none"/>
-                <w:strike w:val="false"/>
-                <w:sz w:val="18"/>
-                <w:szCs w:val="18"/>
-                <w:color w:val="000000"/>
-              </w:rPr>
-            </w:pPr>
-            <w:r>
-              <w:rPr>
-                <w:rFonts w:ascii="Times New Roman" w:hAnsi="Times New Roman" w:eastAsia="Times New Roman" w:cs="Times New Roman"/>
-                <w:i w:val="false"/>
-                <w:b w:val="false"/>
-                <w:u w:val="none"/>
-                <w:strike w:val="false"/>
-                <w:sz w:val="18"/>
-                <w:szCs w:val="18"/>
-                <w:color w:val="000000"/>
-              </w:rPr>
-              <w:t xml:space="preserve">264</w:t>
-            </w:r>
-          </w:p>
-        </w:tc>
-        <w:tc>
-          <w:tcPr>
-            <w:tcBorders>
-              <w:bottom w:val="none" w:sz="0" w:space="0" w:color="000000"/>
-              <w:top w:val="none" w:sz="0" w:space="0" w:color="000000"/>
-              <w:left w:val="none" w:sz="0" w:space="0" w:color="000000"/>
-              <w:right w:val="none" w:sz="0" w:space="0" w:color="000000"/>
-            </w:tcBorders>
-            <w:shd w:val="clear" w:color="auto" w:fill="FFFFFF"/>
-            <w:tcMar>
-              <w:top w:w="0" w:type="dxa"/>
-              <w:bottom w:w="0" w:type="dxa"/>
-              <w:left w:w="0" w:type="dxa"/>
-              <w:right w:w="0" w:type="dxa"/>
-            </w:tcMar>
-            <w:vAlign w:val="center"/>
-          </w:tcPr>
-          <w:p>
-            <w:pPr>
-              <w:pStyle w:val="Normal"/>
-              <w:jc w:val="right"/>
-              <w:pBdr>
-                <w:bottom w:val="none" w:sz="0" w:space="0" w:color="000000"/>
-                <w:top w:val="none" w:sz="0" w:space="0" w:color="000000"/>
-                <w:left w:val="none" w:sz="0" w:space="0" w:color="000000"/>
-                <w:right w:val="none" w:sz="0" w:space="0" w:color="000000"/>
-              </w:pBdr>
-              <w:spacing w:after="100" w:before="100" w:line="240"/>
-              <w:ind w:left="100" w:right="100" w:firstLine="0" w:firstLineChars="0"/>
-              <w:rPr>
-                <w:rFonts w:ascii="Times New Roman" w:hAnsi="Times New Roman" w:eastAsia="Times New Roman" w:cs="Times New Roman"/>
-                <w:i w:val="false"/>
-                <w:b w:val="false"/>
-                <w:u w:val="none"/>
-                <w:strike w:val="false"/>
-                <w:sz w:val="18"/>
-                <w:szCs w:val="18"/>
-                <w:color w:val="000000"/>
-              </w:rPr>
-            </w:pPr>
-            <w:r>
-              <w:rPr>
-                <w:rFonts w:ascii="Times New Roman" w:hAnsi="Times New Roman" w:eastAsia="Times New Roman" w:cs="Times New Roman"/>
-                <w:i w:val="false"/>
-                <w:b w:val="false"/>
-                <w:u w:val="none"/>
-                <w:strike w:val="false"/>
-                <w:sz w:val="18"/>
-                <w:szCs w:val="18"/>
-                <w:color w:val="000000"/>
-              </w:rPr>
-              <w:t xml:space="preserve">107</w:t>
-            </w:r>
-          </w:p>
-        </w:tc>
-        <w:tc>
-          <w:tcPr>
-            <w:tcBorders>
-              <w:bottom w:val="none" w:sz="0" w:space="0" w:color="000000"/>
-              <w:top w:val="none" w:sz="0" w:space="0" w:color="000000"/>
-              <w:left w:val="none" w:sz="0" w:space="0" w:color="000000"/>
-              <w:right w:val="none" w:sz="0" w:space="0" w:color="000000"/>
-            </w:tcBorders>
-            <w:shd w:val="clear" w:color="auto" w:fill="FFFFFF"/>
-            <w:tcMar>
-              <w:top w:w="0" w:type="dxa"/>
-              <w:bottom w:w="0" w:type="dxa"/>
-              <w:left w:w="0" w:type="dxa"/>
-              <w:right w:w="0" w:type="dxa"/>
-            </w:tcMar>
-            <w:vAlign w:val="center"/>
-          </w:tcPr>
-          <w:p>
-            <w:pPr>
-              <w:pStyle w:val="Normal"/>
-              <w:jc w:val="left"/>
-              <w:pBdr>
-                <w:bottom w:val="none" w:sz="0" w:space="0" w:color="000000"/>
-                <w:top w:val="none" w:sz="0" w:space="0" w:color="000000"/>
-                <w:left w:val="none" w:sz="0" w:space="0" w:color="000000"/>
-                <w:right w:val="none" w:sz="0" w:space="0" w:color="000000"/>
-              </w:pBdr>
-              <w:spacing w:after="100" w:before="100" w:line="240"/>
-              <w:ind w:left="100" w:right="100" w:firstLine="0" w:firstLineChars="0"/>
-              <w:rPr>
-                <w:rFonts w:ascii="Times New Roman" w:hAnsi="Times New Roman" w:eastAsia="Times New Roman" w:cs="Times New Roman"/>
-                <w:i w:val="false"/>
-                <w:b w:val="false"/>
-                <w:u w:val="none"/>
-                <w:strike w:val="false"/>
-                <w:sz w:val="18"/>
-                <w:szCs w:val="18"/>
-                <w:color w:val="000000"/>
-              </w:rPr>
-            </w:pPr>
-            <w:r>
-              <w:rPr>
-                <w:rFonts w:ascii="Times New Roman" w:hAnsi="Times New Roman" w:eastAsia="Times New Roman" w:cs="Times New Roman"/>
-                <w:i w:val="false"/>
-                <w:b w:val="false"/>
-                <w:u w:val="none"/>
-                <w:strike w:val="false"/>
-                <w:sz w:val="18"/>
-                <w:szCs w:val="18"/>
-                <w:color w:val="000000"/>
-              </w:rPr>
-              <w:t xml:space="preserve">1.88 (1.41–2.51)</w:t>
-            </w:r>
-          </w:p>
-        </w:tc>
-        <w:tc>
-          <w:tcPr>
-            <w:tcBorders>
-              <w:bottom w:val="none" w:sz="0" w:space="0" w:color="000000"/>
-              <w:top w:val="none" w:sz="0" w:space="0" w:color="000000"/>
-              <w:left w:val="none" w:sz="0" w:space="0" w:color="000000"/>
-              <w:right w:val="none" w:sz="0" w:space="0" w:color="000000"/>
-            </w:tcBorders>
-            <w:shd w:val="clear" w:color="auto" w:fill="FFFFFF"/>
-            <w:tcMar>
-              <w:top w:w="0" w:type="dxa"/>
-              <w:bottom w:w="0" w:type="dxa"/>
-              <w:left w:w="0" w:type="dxa"/>
-              <w:right w:w="0" w:type="dxa"/>
-            </w:tcMar>
-            <w:vAlign w:val="center"/>
-          </w:tcPr>
-          <w:p>
-            <w:pPr>
-              <w:pStyle w:val="Normal"/>
-              <w:jc w:val="left"/>
-              <w:pBdr>
-                <w:bottom w:val="none" w:sz="0" w:space="0" w:color="000000"/>
-                <w:top w:val="none" w:sz="0" w:space="0" w:color="000000"/>
-                <w:left w:val="none" w:sz="0" w:space="0" w:color="000000"/>
-                <w:right w:val="none" w:sz="0" w:space="0" w:color="000000"/>
-              </w:pBdr>
-              <w:spacing w:after="100" w:before="100" w:line="240"/>
-              <w:ind w:left="100" w:right="100" w:firstLine="0" w:firstLineChars="0"/>
-              <w:rPr>
-                <w:rFonts w:ascii="Times New Roman" w:hAnsi="Times New Roman" w:eastAsia="Times New Roman" w:cs="Times New Roman"/>
-                <w:i w:val="false"/>
-                <w:b w:val="false"/>
-                <w:u w:val="none"/>
-                <w:strike w:val="false"/>
-                <w:sz w:val="18"/>
-                <w:szCs w:val="18"/>
-                <w:color w:val="000000"/>
-              </w:rPr>
-            </w:pPr>
-            <w:r>
-              <w:rPr>
-                <w:rFonts w:ascii="Times New Roman" w:hAnsi="Times New Roman" w:eastAsia="Times New Roman" w:cs="Times New Roman"/>
-                <w:i w:val="false"/>
-                <w:b w:val="false"/>
-                <w:u w:val="none"/>
-                <w:strike w:val="false"/>
-                <w:sz w:val="18"/>
-                <w:szCs w:val="18"/>
-                <w:color w:val="000000"/>
-              </w:rPr>
-              <w:t xml:space="preserve">&lt;0.001</w:t>
             </w:r>
           </w:p>
         </w:tc>
@@ -4995,117 +4995,117 @@
                 <w:szCs w:val="18"/>
                 <w:color w:val="000000"/>
               </w:rPr>
-              <w:t xml:space="preserve">Multivariable (MMR status known)</w:t>
-            </w:r>
-          </w:p>
-        </w:tc>
-        <w:tc>
-          <w:tcPr>
-            <w:tcBorders>
-              <w:bottom w:val="none" w:sz="0" w:space="0" w:color="000000"/>
-              <w:top w:val="none" w:sz="0" w:space="0" w:color="000000"/>
-              <w:left w:val="none" w:sz="0" w:space="0" w:color="000000"/>
-              <w:right w:val="none" w:sz="0" w:space="0" w:color="000000"/>
-            </w:tcBorders>
-            <w:shd w:val="clear" w:color="auto" w:fill="FFFFFF"/>
-            <w:tcMar>
-              <w:top w:w="0" w:type="dxa"/>
-              <w:bottom w:w="0" w:type="dxa"/>
-              <w:left w:w="0" w:type="dxa"/>
-              <w:right w:w="0" w:type="dxa"/>
-            </w:tcMar>
-            <w:vAlign w:val="center"/>
-          </w:tcPr>
-          <w:p>
-            <w:pPr>
-              <w:pStyle w:val="Normal"/>
-              <w:jc w:val="left"/>
-              <w:pBdr>
-                <w:bottom w:val="none" w:sz="0" w:space="0" w:color="000000"/>
-                <w:top w:val="none" w:sz="0" w:space="0" w:color="000000"/>
-                <w:left w:val="none" w:sz="0" w:space="0" w:color="000000"/>
-                <w:right w:val="none" w:sz="0" w:space="0" w:color="000000"/>
-              </w:pBdr>
-              <w:spacing w:after="100" w:before="100" w:line="240"/>
-              <w:ind w:left="100" w:right="100" w:firstLine="0" w:firstLineChars="0"/>
-              <w:rPr>
-                <w:rFonts w:ascii="Times New Roman" w:hAnsi="Times New Roman" w:eastAsia="Times New Roman" w:cs="Times New Roman"/>
-                <w:i w:val="false"/>
-                <w:b w:val="false"/>
-                <w:u w:val="none"/>
-                <w:strike w:val="false"/>
-                <w:sz w:val="18"/>
-                <w:szCs w:val="18"/>
-                <w:color w:val="000000"/>
-              </w:rPr>
-            </w:pPr>
-            <w:r>
-              <w:rPr>
-                <w:rFonts w:ascii="Times New Roman" w:hAnsi="Times New Roman" w:eastAsia="Times New Roman" w:cs="Times New Roman"/>
-                <w:i w:val="false"/>
-                <w:b w:val="false"/>
-                <w:u w:val="none"/>
-                <w:strike w:val="false"/>
-                <w:sz w:val="18"/>
-                <w:szCs w:val="18"/>
-                <w:color w:val="000000"/>
-              </w:rPr>
-              <w:t xml:space="preserve">ROCK2 expression</w:t>
-            </w:r>
-          </w:p>
-        </w:tc>
-        <w:tc>
-          <w:tcPr>
-            <w:tcBorders>
-              <w:bottom w:val="none" w:sz="0" w:space="0" w:color="000000"/>
-              <w:top w:val="none" w:sz="0" w:space="0" w:color="000000"/>
-              <w:left w:val="none" w:sz="0" w:space="0" w:color="000000"/>
-              <w:right w:val="none" w:sz="0" w:space="0" w:color="000000"/>
-            </w:tcBorders>
-            <w:shd w:val="clear" w:color="auto" w:fill="FFFFFF"/>
-            <w:tcMar>
-              <w:top w:w="0" w:type="dxa"/>
-              <w:bottom w:w="0" w:type="dxa"/>
-              <w:left w:w="0" w:type="dxa"/>
-              <w:right w:w="0" w:type="dxa"/>
-            </w:tcMar>
-            <w:vAlign w:val="center"/>
-          </w:tcPr>
-          <w:p>
-            <w:pPr>
-              <w:pStyle w:val="Normal"/>
-              <w:jc w:val="left"/>
-              <w:pBdr>
-                <w:bottom w:val="none" w:sz="0" w:space="0" w:color="000000"/>
-                <w:top w:val="none" w:sz="0" w:space="0" w:color="000000"/>
-                <w:left w:val="none" w:sz="0" w:space="0" w:color="000000"/>
-                <w:right w:val="none" w:sz="0" w:space="0" w:color="000000"/>
-              </w:pBdr>
-              <w:spacing w:after="100" w:before="100" w:line="240"/>
-              <w:ind w:left="100" w:right="100" w:firstLine="0" w:firstLineChars="0"/>
-              <w:rPr>
-                <w:rFonts w:ascii="Times New Roman" w:hAnsi="Times New Roman" w:eastAsia="Times New Roman" w:cs="Times New Roman"/>
-                <w:i w:val="false"/>
-                <w:b w:val="false"/>
-                <w:u w:val="none"/>
-                <w:strike w:val="false"/>
-                <w:sz w:val="18"/>
-                <w:szCs w:val="18"/>
-                <w:color w:val="000000"/>
-              </w:rPr>
-            </w:pPr>
-            <w:r>
-              <w:rPr>
-                <w:rFonts w:ascii="Times New Roman" w:hAnsi="Times New Roman" w:eastAsia="Times New Roman" w:cs="Times New Roman"/>
-                <w:i w:val="false"/>
-                <w:b w:val="false"/>
-                <w:u w:val="none"/>
-                <w:strike w:val="false"/>
-                <w:sz w:val="18"/>
-                <w:szCs w:val="18"/>
-                <w:color w:val="000000"/>
-              </w:rPr>
-              <w:t xml:space="preserve">Low (ref)</w:t>
+              <w:t xml:space="preserve">Multivariable</w:t>
+            </w:r>
+          </w:p>
+        </w:tc>
+        <w:tc>
+          <w:tcPr>
+            <w:tcBorders>
+              <w:bottom w:val="none" w:sz="0" w:space="0" w:color="000000"/>
+              <w:top w:val="none" w:sz="0" w:space="0" w:color="000000"/>
+              <w:left w:val="none" w:sz="0" w:space="0" w:color="000000"/>
+              <w:right w:val="none" w:sz="0" w:space="0" w:color="000000"/>
+            </w:tcBorders>
+            <w:shd w:val="clear" w:color="auto" w:fill="FFFFFF"/>
+            <w:tcMar>
+              <w:top w:w="0" w:type="dxa"/>
+              <w:bottom w:w="0" w:type="dxa"/>
+              <w:left w:w="0" w:type="dxa"/>
+              <w:right w:w="0" w:type="dxa"/>
+            </w:tcMar>
+            <w:vAlign w:val="center"/>
+          </w:tcPr>
+          <w:p>
+            <w:pPr>
+              <w:pStyle w:val="Normal"/>
+              <w:jc w:val="left"/>
+              <w:pBdr>
+                <w:bottom w:val="none" w:sz="0" w:space="0" w:color="000000"/>
+                <w:top w:val="none" w:sz="0" w:space="0" w:color="000000"/>
+                <w:left w:val="none" w:sz="0" w:space="0" w:color="000000"/>
+                <w:right w:val="none" w:sz="0" w:space="0" w:color="000000"/>
+              </w:pBdr>
+              <w:spacing w:after="100" w:before="100" w:line="240"/>
+              <w:ind w:left="100" w:right="100" w:firstLine="0" w:firstLineChars="0"/>
+              <w:rPr>
+                <w:rFonts w:ascii="Times New Roman" w:hAnsi="Times New Roman" w:eastAsia="Times New Roman" w:cs="Times New Roman"/>
+                <w:i w:val="false"/>
+                <w:b w:val="false"/>
+                <w:u w:val="none"/>
+                <w:strike w:val="false"/>
+                <w:sz w:val="18"/>
+                <w:szCs w:val="18"/>
+                <w:color w:val="000000"/>
+              </w:rPr>
+            </w:pPr>
+            <w:r>
+              <w:rPr>
+                <w:rFonts w:ascii="Times New Roman" w:hAnsi="Times New Roman" w:eastAsia="Times New Roman" w:cs="Times New Roman"/>
+                <w:i w:val="false"/>
+                <w:b w:val="false"/>
+                <w:u w:val="none"/>
+                <w:strike w:val="false"/>
+                <w:sz w:val="18"/>
+                <w:szCs w:val="18"/>
+                <w:color w:val="000000"/>
+              </w:rPr>
+              <w:t xml:space="preserve"/>
+            </w:r>
+          </w:p>
+        </w:tc>
+        <w:tc>
+          <w:tcPr>
+            <w:tcBorders>
+              <w:bottom w:val="none" w:sz="0" w:space="0" w:color="000000"/>
+              <w:top w:val="none" w:sz="0" w:space="0" w:color="000000"/>
+              <w:left w:val="none" w:sz="0" w:space="0" w:color="000000"/>
+              <w:right w:val="none" w:sz="0" w:space="0" w:color="000000"/>
+            </w:tcBorders>
+            <w:shd w:val="clear" w:color="auto" w:fill="FFFFFF"/>
+            <w:tcMar>
+              <w:top w:w="0" w:type="dxa"/>
+              <w:bottom w:w="0" w:type="dxa"/>
+              <w:left w:w="0" w:type="dxa"/>
+              <w:right w:w="0" w:type="dxa"/>
+            </w:tcMar>
+            <w:vAlign w:val="center"/>
+          </w:tcPr>
+          <w:p>
+            <w:pPr>
+              <w:pStyle w:val="Normal"/>
+              <w:jc w:val="left"/>
+              <w:pBdr>
+                <w:bottom w:val="none" w:sz="0" w:space="0" w:color="000000"/>
+                <w:top w:val="none" w:sz="0" w:space="0" w:color="000000"/>
+                <w:left w:val="none" w:sz="0" w:space="0" w:color="000000"/>
+                <w:right w:val="none" w:sz="0" w:space="0" w:color="000000"/>
+              </w:pBdr>
+              <w:spacing w:after="100" w:before="100" w:line="240"/>
+              <w:ind w:left="100" w:right="100" w:firstLine="0" w:firstLineChars="0"/>
+              <w:rPr>
+                <w:rFonts w:ascii="Times New Roman" w:hAnsi="Times New Roman" w:eastAsia="Times New Roman" w:cs="Times New Roman"/>
+                <w:i w:val="false"/>
+                <w:b w:val="false"/>
+                <w:u w:val="none"/>
+                <w:strike w:val="false"/>
+                <w:sz w:val="18"/>
+                <w:szCs w:val="18"/>
+                <w:color w:val="000000"/>
+              </w:rPr>
+            </w:pPr>
+            <w:r>
+              <w:rPr>
+                <w:rFonts w:ascii="Times New Roman" w:hAnsi="Times New Roman" w:eastAsia="Times New Roman" w:cs="Times New Roman"/>
+                <w:i w:val="false"/>
+                <w:b w:val="false"/>
+                <w:u w:val="none"/>
+                <w:strike w:val="false"/>
+                <w:sz w:val="18"/>
+                <w:szCs w:val="18"/>
+                <w:color w:val="000000"/>
+              </w:rPr>
+              <w:t xml:space="preserve">III–IV</w:t>
             </w:r>
           </w:p>
         </w:tc>
@@ -5160,7 +5160,7 @@
                 <w:szCs w:val="18"/>
                 <w:color w:val="000000"/>
               </w:rPr>
-              <w:t xml:space="preserve">246</w:t>
+              <w:t xml:space="preserve">264</w:t>
             </w:r>
           </w:p>
         </w:tc>
@@ -5215,117 +5215,117 @@
                 <w:szCs w:val="18"/>
                 <w:color w:val="000000"/>
               </w:rPr>
-              <w:t xml:space="preserve">88</w:t>
-            </w:r>
-          </w:p>
-        </w:tc>
-        <w:tc>
-          <w:tcPr>
-            <w:tcBorders>
-              <w:bottom w:val="none" w:sz="0" w:space="0" w:color="000000"/>
-              <w:top w:val="none" w:sz="0" w:space="0" w:color="000000"/>
-              <w:left w:val="none" w:sz="0" w:space="0" w:color="000000"/>
-              <w:right w:val="none" w:sz="0" w:space="0" w:color="000000"/>
-            </w:tcBorders>
-            <w:shd w:val="clear" w:color="auto" w:fill="FFFFFF"/>
-            <w:tcMar>
-              <w:top w:w="0" w:type="dxa"/>
-              <w:bottom w:w="0" w:type="dxa"/>
-              <w:left w:w="0" w:type="dxa"/>
-              <w:right w:w="0" w:type="dxa"/>
-            </w:tcMar>
-            <w:vAlign w:val="center"/>
-          </w:tcPr>
-          <w:p>
-            <w:pPr>
-              <w:pStyle w:val="Normal"/>
-              <w:jc w:val="left"/>
-              <w:pBdr>
-                <w:bottom w:val="none" w:sz="0" w:space="0" w:color="000000"/>
-                <w:top w:val="none" w:sz="0" w:space="0" w:color="000000"/>
-                <w:left w:val="none" w:sz="0" w:space="0" w:color="000000"/>
-                <w:right w:val="none" w:sz="0" w:space="0" w:color="000000"/>
-              </w:pBdr>
-              <w:spacing w:after="100" w:before="100" w:line="240"/>
-              <w:ind w:left="100" w:right="100" w:firstLine="0" w:firstLineChars="0"/>
-              <w:rPr>
-                <w:rFonts w:ascii="Times New Roman" w:hAnsi="Times New Roman" w:eastAsia="Times New Roman" w:cs="Times New Roman"/>
-                <w:i w:val="false"/>
-                <w:b w:val="false"/>
-                <w:u w:val="none"/>
-                <w:strike w:val="false"/>
-                <w:sz w:val="18"/>
-                <w:szCs w:val="18"/>
-                <w:color w:val="000000"/>
-              </w:rPr>
-            </w:pPr>
-            <w:r>
-              <w:rPr>
-                <w:rFonts w:ascii="Times New Roman" w:hAnsi="Times New Roman" w:eastAsia="Times New Roman" w:cs="Times New Roman"/>
-                <w:i w:val="false"/>
-                <w:b w:val="false"/>
-                <w:u w:val="none"/>
-                <w:strike w:val="false"/>
-                <w:sz w:val="18"/>
-                <w:szCs w:val="18"/>
-                <w:color w:val="000000"/>
-              </w:rPr>
-              <w:t xml:space="preserve">Reference</w:t>
-            </w:r>
-          </w:p>
-        </w:tc>
-        <w:tc>
-          <w:tcPr>
-            <w:tcBorders>
-              <w:bottom w:val="none" w:sz="0" w:space="0" w:color="000000"/>
-              <w:top w:val="none" w:sz="0" w:space="0" w:color="000000"/>
-              <w:left w:val="none" w:sz="0" w:space="0" w:color="000000"/>
-              <w:right w:val="none" w:sz="0" w:space="0" w:color="000000"/>
-            </w:tcBorders>
-            <w:shd w:val="clear" w:color="auto" w:fill="FFFFFF"/>
-            <w:tcMar>
-              <w:top w:w="0" w:type="dxa"/>
-              <w:bottom w:w="0" w:type="dxa"/>
-              <w:left w:w="0" w:type="dxa"/>
-              <w:right w:w="0" w:type="dxa"/>
-            </w:tcMar>
-            <w:vAlign w:val="center"/>
-          </w:tcPr>
-          <w:p>
-            <w:pPr>
-              <w:pStyle w:val="Normal"/>
-              <w:jc w:val="left"/>
-              <w:pBdr>
-                <w:bottom w:val="none" w:sz="0" w:space="0" w:color="000000"/>
-                <w:top w:val="none" w:sz="0" w:space="0" w:color="000000"/>
-                <w:left w:val="none" w:sz="0" w:space="0" w:color="000000"/>
-                <w:right w:val="none" w:sz="0" w:space="0" w:color="000000"/>
-              </w:pBdr>
-              <w:spacing w:after="100" w:before="100" w:line="240"/>
-              <w:ind w:left="100" w:right="100" w:firstLine="0" w:firstLineChars="0"/>
-              <w:rPr>
-                <w:rFonts w:ascii="Times New Roman" w:hAnsi="Times New Roman" w:eastAsia="Times New Roman" w:cs="Times New Roman"/>
-                <w:i w:val="false"/>
-                <w:b w:val="false"/>
-                <w:u w:val="none"/>
-                <w:strike w:val="false"/>
-                <w:sz w:val="18"/>
-                <w:szCs w:val="18"/>
-                <w:color w:val="000000"/>
-              </w:rPr>
-            </w:pPr>
-            <w:r>
-              <w:rPr>
-                <w:rFonts w:ascii="Times New Roman" w:hAnsi="Times New Roman" w:eastAsia="Times New Roman" w:cs="Times New Roman"/>
-                <w:i w:val="false"/>
-                <w:b w:val="false"/>
-                <w:u w:val="none"/>
-                <w:strike w:val="false"/>
-                <w:sz w:val="18"/>
-                <w:szCs w:val="18"/>
-                <w:color w:val="000000"/>
-              </w:rPr>
-              <w:t xml:space="preserve"/>
+              <w:t xml:space="preserve">107</w:t>
+            </w:r>
+          </w:p>
+        </w:tc>
+        <w:tc>
+          <w:tcPr>
+            <w:tcBorders>
+              <w:bottom w:val="none" w:sz="0" w:space="0" w:color="000000"/>
+              <w:top w:val="none" w:sz="0" w:space="0" w:color="000000"/>
+              <w:left w:val="none" w:sz="0" w:space="0" w:color="000000"/>
+              <w:right w:val="none" w:sz="0" w:space="0" w:color="000000"/>
+            </w:tcBorders>
+            <w:shd w:val="clear" w:color="auto" w:fill="FFFFFF"/>
+            <w:tcMar>
+              <w:top w:w="0" w:type="dxa"/>
+              <w:bottom w:w="0" w:type="dxa"/>
+              <w:left w:w="0" w:type="dxa"/>
+              <w:right w:w="0" w:type="dxa"/>
+            </w:tcMar>
+            <w:vAlign w:val="center"/>
+          </w:tcPr>
+          <w:p>
+            <w:pPr>
+              <w:pStyle w:val="Normal"/>
+              <w:jc w:val="left"/>
+              <w:pBdr>
+                <w:bottom w:val="none" w:sz="0" w:space="0" w:color="000000"/>
+                <w:top w:val="none" w:sz="0" w:space="0" w:color="000000"/>
+                <w:left w:val="none" w:sz="0" w:space="0" w:color="000000"/>
+                <w:right w:val="none" w:sz="0" w:space="0" w:color="000000"/>
+              </w:pBdr>
+              <w:spacing w:after="100" w:before="100" w:line="240"/>
+              <w:ind w:left="100" w:right="100" w:firstLine="0" w:firstLineChars="0"/>
+              <w:rPr>
+                <w:rFonts w:ascii="Times New Roman" w:hAnsi="Times New Roman" w:eastAsia="Times New Roman" w:cs="Times New Roman"/>
+                <w:i w:val="false"/>
+                <w:b w:val="false"/>
+                <w:u w:val="none"/>
+                <w:strike w:val="false"/>
+                <w:sz w:val="18"/>
+                <w:szCs w:val="18"/>
+                <w:color w:val="000000"/>
+              </w:rPr>
+            </w:pPr>
+            <w:r>
+              <w:rPr>
+                <w:rFonts w:ascii="Times New Roman" w:hAnsi="Times New Roman" w:eastAsia="Times New Roman" w:cs="Times New Roman"/>
+                <w:i w:val="false"/>
+                <w:b w:val="false"/>
+                <w:u w:val="none"/>
+                <w:strike w:val="false"/>
+                <w:sz w:val="18"/>
+                <w:szCs w:val="18"/>
+                <w:color w:val="000000"/>
+              </w:rPr>
+              <w:t xml:space="preserve">1.91 (1.43–2.55)</w:t>
+            </w:r>
+          </w:p>
+        </w:tc>
+        <w:tc>
+          <w:tcPr>
+            <w:tcBorders>
+              <w:bottom w:val="none" w:sz="0" w:space="0" w:color="000000"/>
+              <w:top w:val="none" w:sz="0" w:space="0" w:color="000000"/>
+              <w:left w:val="none" w:sz="0" w:space="0" w:color="000000"/>
+              <w:right w:val="none" w:sz="0" w:space="0" w:color="000000"/>
+            </w:tcBorders>
+            <w:shd w:val="clear" w:color="auto" w:fill="FFFFFF"/>
+            <w:tcMar>
+              <w:top w:w="0" w:type="dxa"/>
+              <w:bottom w:w="0" w:type="dxa"/>
+              <w:left w:w="0" w:type="dxa"/>
+              <w:right w:w="0" w:type="dxa"/>
+            </w:tcMar>
+            <w:vAlign w:val="center"/>
+          </w:tcPr>
+          <w:p>
+            <w:pPr>
+              <w:pStyle w:val="Normal"/>
+              <w:jc w:val="left"/>
+              <w:pBdr>
+                <w:bottom w:val="none" w:sz="0" w:space="0" w:color="000000"/>
+                <w:top w:val="none" w:sz="0" w:space="0" w:color="000000"/>
+                <w:left w:val="none" w:sz="0" w:space="0" w:color="000000"/>
+                <w:right w:val="none" w:sz="0" w:space="0" w:color="000000"/>
+              </w:pBdr>
+              <w:spacing w:after="100" w:before="100" w:line="240"/>
+              <w:ind w:left="100" w:right="100" w:firstLine="0" w:firstLineChars="0"/>
+              <w:rPr>
+                <w:rFonts w:ascii="Times New Roman" w:hAnsi="Times New Roman" w:eastAsia="Times New Roman" w:cs="Times New Roman"/>
+                <w:i w:val="false"/>
+                <w:b w:val="false"/>
+                <w:u w:val="none"/>
+                <w:strike w:val="false"/>
+                <w:sz w:val="18"/>
+                <w:szCs w:val="18"/>
+                <w:color w:val="000000"/>
+              </w:rPr>
+            </w:pPr>
+            <w:r>
+              <w:rPr>
+                <w:rFonts w:ascii="Times New Roman" w:hAnsi="Times New Roman" w:eastAsia="Times New Roman" w:cs="Times New Roman"/>
+                <w:i w:val="false"/>
+                <w:b w:val="false"/>
+                <w:u w:val="none"/>
+                <w:strike w:val="false"/>
+                <w:sz w:val="18"/>
+                <w:szCs w:val="18"/>
+                <w:color w:val="000000"/>
+              </w:rPr>
+              <w:t xml:space="preserve">&lt;0.001</w:t>
             </w:r>
           </w:p>
         </w:tc>
@@ -5495,282 +5495,282 @@
                 <w:szCs w:val="18"/>
                 <w:color w:val="000000"/>
               </w:rPr>
+              <w:t xml:space="preserve">ROCK2 expression</w:t>
+            </w:r>
+          </w:p>
+        </w:tc>
+        <w:tc>
+          <w:tcPr>
+            <w:tcBorders>
+              <w:bottom w:val="none" w:sz="0" w:space="0" w:color="000000"/>
+              <w:top w:val="none" w:sz="0" w:space="0" w:color="000000"/>
+              <w:left w:val="none" w:sz="0" w:space="0" w:color="000000"/>
+              <w:right w:val="none" w:sz="0" w:space="0" w:color="000000"/>
+            </w:tcBorders>
+            <w:shd w:val="clear" w:color="auto" w:fill="FFFFFF"/>
+            <w:tcMar>
+              <w:top w:w="0" w:type="dxa"/>
+              <w:bottom w:w="0" w:type="dxa"/>
+              <w:left w:w="0" w:type="dxa"/>
+              <w:right w:w="0" w:type="dxa"/>
+            </w:tcMar>
+            <w:vAlign w:val="center"/>
+          </w:tcPr>
+          <w:p>
+            <w:pPr>
+              <w:pStyle w:val="Normal"/>
+              <w:jc w:val="left"/>
+              <w:pBdr>
+                <w:bottom w:val="none" w:sz="0" w:space="0" w:color="000000"/>
+                <w:top w:val="none" w:sz="0" w:space="0" w:color="000000"/>
+                <w:left w:val="none" w:sz="0" w:space="0" w:color="000000"/>
+                <w:right w:val="none" w:sz="0" w:space="0" w:color="000000"/>
+              </w:pBdr>
+              <w:spacing w:after="100" w:before="100" w:line="240"/>
+              <w:ind w:left="100" w:right="100" w:firstLine="0" w:firstLineChars="0"/>
+              <w:rPr>
+                <w:rFonts w:ascii="Times New Roman" w:hAnsi="Times New Roman" w:eastAsia="Times New Roman" w:cs="Times New Roman"/>
+                <w:i w:val="false"/>
+                <w:b w:val="false"/>
+                <w:u w:val="none"/>
+                <w:strike w:val="false"/>
+                <w:sz w:val="18"/>
+                <w:szCs w:val="18"/>
+                <w:color w:val="000000"/>
+              </w:rPr>
+            </w:pPr>
+            <w:r>
+              <w:rPr>
+                <w:rFonts w:ascii="Times New Roman" w:hAnsi="Times New Roman" w:eastAsia="Times New Roman" w:cs="Times New Roman"/>
+                <w:i w:val="false"/>
+                <w:b w:val="false"/>
+                <w:u w:val="none"/>
+                <w:strike w:val="false"/>
+                <w:sz w:val="18"/>
+                <w:szCs w:val="18"/>
+                <w:color w:val="000000"/>
+              </w:rPr>
+              <w:t xml:space="preserve">Low (ref)</w:t>
+            </w:r>
+          </w:p>
+        </w:tc>
+        <w:tc>
+          <w:tcPr>
+            <w:tcBorders>
+              <w:bottom w:val="none" w:sz="0" w:space="0" w:color="000000"/>
+              <w:top w:val="none" w:sz="0" w:space="0" w:color="000000"/>
+              <w:left w:val="none" w:sz="0" w:space="0" w:color="000000"/>
+              <w:right w:val="none" w:sz="0" w:space="0" w:color="000000"/>
+            </w:tcBorders>
+            <w:shd w:val="clear" w:color="auto" w:fill="FFFFFF"/>
+            <w:tcMar>
+              <w:top w:w="0" w:type="dxa"/>
+              <w:bottom w:w="0" w:type="dxa"/>
+              <w:left w:w="0" w:type="dxa"/>
+              <w:right w:w="0" w:type="dxa"/>
+            </w:tcMar>
+            <w:vAlign w:val="center"/>
+          </w:tcPr>
+          <w:p>
+            <w:pPr>
+              <w:pStyle w:val="Normal"/>
+              <w:jc w:val="right"/>
+              <w:pBdr>
+                <w:bottom w:val="none" w:sz="0" w:space="0" w:color="000000"/>
+                <w:top w:val="none" w:sz="0" w:space="0" w:color="000000"/>
+                <w:left w:val="none" w:sz="0" w:space="0" w:color="000000"/>
+                <w:right w:val="none" w:sz="0" w:space="0" w:color="000000"/>
+              </w:pBdr>
+              <w:spacing w:after="100" w:before="100" w:line="240"/>
+              <w:ind w:left="100" w:right="100" w:firstLine="0" w:firstLineChars="0"/>
+              <w:rPr>
+                <w:rFonts w:ascii="Times New Roman" w:hAnsi="Times New Roman" w:eastAsia="Times New Roman" w:cs="Times New Roman"/>
+                <w:i w:val="false"/>
+                <w:b w:val="false"/>
+                <w:u w:val="none"/>
+                <w:strike w:val="false"/>
+                <w:sz w:val="18"/>
+                <w:szCs w:val="18"/>
+                <w:color w:val="000000"/>
+              </w:rPr>
+            </w:pPr>
+            <w:r>
+              <w:rPr>
+                <w:rFonts w:ascii="Times New Roman" w:hAnsi="Times New Roman" w:eastAsia="Times New Roman" w:cs="Times New Roman"/>
+                <w:i w:val="false"/>
+                <w:b w:val="false"/>
+                <w:u w:val="none"/>
+                <w:strike w:val="false"/>
+                <w:sz w:val="18"/>
+                <w:szCs w:val="18"/>
+                <w:color w:val="000000"/>
+              </w:rPr>
+              <w:t xml:space="preserve">246</w:t>
+            </w:r>
+          </w:p>
+        </w:tc>
+        <w:tc>
+          <w:tcPr>
+            <w:tcBorders>
+              <w:bottom w:val="none" w:sz="0" w:space="0" w:color="000000"/>
+              <w:top w:val="none" w:sz="0" w:space="0" w:color="000000"/>
+              <w:left w:val="none" w:sz="0" w:space="0" w:color="000000"/>
+              <w:right w:val="none" w:sz="0" w:space="0" w:color="000000"/>
+            </w:tcBorders>
+            <w:shd w:val="clear" w:color="auto" w:fill="FFFFFF"/>
+            <w:tcMar>
+              <w:top w:w="0" w:type="dxa"/>
+              <w:bottom w:w="0" w:type="dxa"/>
+              <w:left w:w="0" w:type="dxa"/>
+              <w:right w:w="0" w:type="dxa"/>
+            </w:tcMar>
+            <w:vAlign w:val="center"/>
+          </w:tcPr>
+          <w:p>
+            <w:pPr>
+              <w:pStyle w:val="Normal"/>
+              <w:jc w:val="right"/>
+              <w:pBdr>
+                <w:bottom w:val="none" w:sz="0" w:space="0" w:color="000000"/>
+                <w:top w:val="none" w:sz="0" w:space="0" w:color="000000"/>
+                <w:left w:val="none" w:sz="0" w:space="0" w:color="000000"/>
+                <w:right w:val="none" w:sz="0" w:space="0" w:color="000000"/>
+              </w:pBdr>
+              <w:spacing w:after="100" w:before="100" w:line="240"/>
+              <w:ind w:left="100" w:right="100" w:firstLine="0" w:firstLineChars="0"/>
+              <w:rPr>
+                <w:rFonts w:ascii="Times New Roman" w:hAnsi="Times New Roman" w:eastAsia="Times New Roman" w:cs="Times New Roman"/>
+                <w:i w:val="false"/>
+                <w:b w:val="false"/>
+                <w:u w:val="none"/>
+                <w:strike w:val="false"/>
+                <w:sz w:val="18"/>
+                <w:szCs w:val="18"/>
+                <w:color w:val="000000"/>
+              </w:rPr>
+            </w:pPr>
+            <w:r>
+              <w:rPr>
+                <w:rFonts w:ascii="Times New Roman" w:hAnsi="Times New Roman" w:eastAsia="Times New Roman" w:cs="Times New Roman"/>
+                <w:i w:val="false"/>
+                <w:b w:val="false"/>
+                <w:u w:val="none"/>
+                <w:strike w:val="false"/>
+                <w:sz w:val="18"/>
+                <w:szCs w:val="18"/>
+                <w:color w:val="000000"/>
+              </w:rPr>
+              <w:t xml:space="preserve">88</w:t>
+            </w:r>
+          </w:p>
+        </w:tc>
+        <w:tc>
+          <w:tcPr>
+            <w:tcBorders>
+              <w:bottom w:val="none" w:sz="0" w:space="0" w:color="000000"/>
+              <w:top w:val="none" w:sz="0" w:space="0" w:color="000000"/>
+              <w:left w:val="none" w:sz="0" w:space="0" w:color="000000"/>
+              <w:right w:val="none" w:sz="0" w:space="0" w:color="000000"/>
+            </w:tcBorders>
+            <w:shd w:val="clear" w:color="auto" w:fill="FFFFFF"/>
+            <w:tcMar>
+              <w:top w:w="0" w:type="dxa"/>
+              <w:bottom w:w="0" w:type="dxa"/>
+              <w:left w:w="0" w:type="dxa"/>
+              <w:right w:w="0" w:type="dxa"/>
+            </w:tcMar>
+            <w:vAlign w:val="center"/>
+          </w:tcPr>
+          <w:p>
+            <w:pPr>
+              <w:pStyle w:val="Normal"/>
+              <w:jc w:val="left"/>
+              <w:pBdr>
+                <w:bottom w:val="none" w:sz="0" w:space="0" w:color="000000"/>
+                <w:top w:val="none" w:sz="0" w:space="0" w:color="000000"/>
+                <w:left w:val="none" w:sz="0" w:space="0" w:color="000000"/>
+                <w:right w:val="none" w:sz="0" w:space="0" w:color="000000"/>
+              </w:pBdr>
+              <w:spacing w:after="100" w:before="100" w:line="240"/>
+              <w:ind w:left="100" w:right="100" w:firstLine="0" w:firstLineChars="0"/>
+              <w:rPr>
+                <w:rFonts w:ascii="Times New Roman" w:hAnsi="Times New Roman" w:eastAsia="Times New Roman" w:cs="Times New Roman"/>
+                <w:i w:val="false"/>
+                <w:b w:val="false"/>
+                <w:u w:val="none"/>
+                <w:strike w:val="false"/>
+                <w:sz w:val="18"/>
+                <w:szCs w:val="18"/>
+                <w:color w:val="000000"/>
+              </w:rPr>
+            </w:pPr>
+            <w:r>
+              <w:rPr>
+                <w:rFonts w:ascii="Times New Roman" w:hAnsi="Times New Roman" w:eastAsia="Times New Roman" w:cs="Times New Roman"/>
+                <w:i w:val="false"/>
+                <w:b w:val="false"/>
+                <w:u w:val="none"/>
+                <w:strike w:val="false"/>
+                <w:sz w:val="18"/>
+                <w:szCs w:val="18"/>
+                <w:color w:val="000000"/>
+              </w:rPr>
+              <w:t xml:space="preserve">Reference</w:t>
+            </w:r>
+          </w:p>
+        </w:tc>
+        <w:tc>
+          <w:tcPr>
+            <w:tcBorders>
+              <w:bottom w:val="none" w:sz="0" w:space="0" w:color="000000"/>
+              <w:top w:val="none" w:sz="0" w:space="0" w:color="000000"/>
+              <w:left w:val="none" w:sz="0" w:space="0" w:color="000000"/>
+              <w:right w:val="none" w:sz="0" w:space="0" w:color="000000"/>
+            </w:tcBorders>
+            <w:shd w:val="clear" w:color="auto" w:fill="FFFFFF"/>
+            <w:tcMar>
+              <w:top w:w="0" w:type="dxa"/>
+              <w:bottom w:w="0" w:type="dxa"/>
+              <w:left w:w="0" w:type="dxa"/>
+              <w:right w:w="0" w:type="dxa"/>
+            </w:tcMar>
+            <w:vAlign w:val="center"/>
+          </w:tcPr>
+          <w:p>
+            <w:pPr>
+              <w:pStyle w:val="Normal"/>
+              <w:jc w:val="left"/>
+              <w:pBdr>
+                <w:bottom w:val="none" w:sz="0" w:space="0" w:color="000000"/>
+                <w:top w:val="none" w:sz="0" w:space="0" w:color="000000"/>
+                <w:left w:val="none" w:sz="0" w:space="0" w:color="000000"/>
+                <w:right w:val="none" w:sz="0" w:space="0" w:color="000000"/>
+              </w:pBdr>
+              <w:spacing w:after="100" w:before="100" w:line="240"/>
+              <w:ind w:left="100" w:right="100" w:firstLine="0" w:firstLineChars="0"/>
+              <w:rPr>
+                <w:rFonts w:ascii="Times New Roman" w:hAnsi="Times New Roman" w:eastAsia="Times New Roman" w:cs="Times New Roman"/>
+                <w:i w:val="false"/>
+                <w:b w:val="false"/>
+                <w:u w:val="none"/>
+                <w:strike w:val="false"/>
+                <w:sz w:val="18"/>
+                <w:szCs w:val="18"/>
+                <w:color w:val="000000"/>
+              </w:rPr>
+            </w:pPr>
+            <w:r>
+              <w:rPr>
+                <w:rFonts w:ascii="Times New Roman" w:hAnsi="Times New Roman" w:eastAsia="Times New Roman" w:cs="Times New Roman"/>
+                <w:i w:val="false"/>
+                <w:b w:val="false"/>
+                <w:u w:val="none"/>
+                <w:strike w:val="false"/>
+                <w:sz w:val="18"/>
+                <w:szCs w:val="18"/>
+                <w:color w:val="000000"/>
+              </w:rPr>
               <w:t xml:space="preserve"/>
-            </w:r>
-          </w:p>
-        </w:tc>
-        <w:tc>
-          <w:tcPr>
-            <w:tcBorders>
-              <w:bottom w:val="none" w:sz="0" w:space="0" w:color="000000"/>
-              <w:top w:val="none" w:sz="0" w:space="0" w:color="000000"/>
-              <w:left w:val="none" w:sz="0" w:space="0" w:color="000000"/>
-              <w:right w:val="none" w:sz="0" w:space="0" w:color="000000"/>
-            </w:tcBorders>
-            <w:shd w:val="clear" w:color="auto" w:fill="FFFFFF"/>
-            <w:tcMar>
-              <w:top w:w="0" w:type="dxa"/>
-              <w:bottom w:w="0" w:type="dxa"/>
-              <w:left w:w="0" w:type="dxa"/>
-              <w:right w:w="0" w:type="dxa"/>
-            </w:tcMar>
-            <w:vAlign w:val="center"/>
-          </w:tcPr>
-          <w:p>
-            <w:pPr>
-              <w:pStyle w:val="Normal"/>
-              <w:jc w:val="left"/>
-              <w:pBdr>
-                <w:bottom w:val="none" w:sz="0" w:space="0" w:color="000000"/>
-                <w:top w:val="none" w:sz="0" w:space="0" w:color="000000"/>
-                <w:left w:val="none" w:sz="0" w:space="0" w:color="000000"/>
-                <w:right w:val="none" w:sz="0" w:space="0" w:color="000000"/>
-              </w:pBdr>
-              <w:spacing w:after="100" w:before="100" w:line="240"/>
-              <w:ind w:left="100" w:right="100" w:firstLine="0" w:firstLineChars="0"/>
-              <w:rPr>
-                <w:rFonts w:ascii="Times New Roman" w:hAnsi="Times New Roman" w:eastAsia="Times New Roman" w:cs="Times New Roman"/>
-                <w:i w:val="false"/>
-                <w:b w:val="false"/>
-                <w:u w:val="none"/>
-                <w:strike w:val="false"/>
-                <w:sz w:val="18"/>
-                <w:szCs w:val="18"/>
-                <w:color w:val="000000"/>
-              </w:rPr>
-            </w:pPr>
-            <w:r>
-              <w:rPr>
-                <w:rFonts w:ascii="Times New Roman" w:hAnsi="Times New Roman" w:eastAsia="Times New Roman" w:cs="Times New Roman"/>
-                <w:i w:val="false"/>
-                <w:b w:val="false"/>
-                <w:u w:val="none"/>
-                <w:strike w:val="false"/>
-                <w:sz w:val="18"/>
-                <w:szCs w:val="18"/>
-                <w:color w:val="000000"/>
-              </w:rPr>
-              <w:t xml:space="preserve">High</w:t>
-            </w:r>
-          </w:p>
-        </w:tc>
-        <w:tc>
-          <w:tcPr>
-            <w:tcBorders>
-              <w:bottom w:val="none" w:sz="0" w:space="0" w:color="000000"/>
-              <w:top w:val="none" w:sz="0" w:space="0" w:color="000000"/>
-              <w:left w:val="none" w:sz="0" w:space="0" w:color="000000"/>
-              <w:right w:val="none" w:sz="0" w:space="0" w:color="000000"/>
-            </w:tcBorders>
-            <w:shd w:val="clear" w:color="auto" w:fill="FFFFFF"/>
-            <w:tcMar>
-              <w:top w:w="0" w:type="dxa"/>
-              <w:bottom w:w="0" w:type="dxa"/>
-              <w:left w:w="0" w:type="dxa"/>
-              <w:right w:w="0" w:type="dxa"/>
-            </w:tcMar>
-            <w:vAlign w:val="center"/>
-          </w:tcPr>
-          <w:p>
-            <w:pPr>
-              <w:pStyle w:val="Normal"/>
-              <w:jc w:val="right"/>
-              <w:pBdr>
-                <w:bottom w:val="none" w:sz="0" w:space="0" w:color="000000"/>
-                <w:top w:val="none" w:sz="0" w:space="0" w:color="000000"/>
-                <w:left w:val="none" w:sz="0" w:space="0" w:color="000000"/>
-                <w:right w:val="none" w:sz="0" w:space="0" w:color="000000"/>
-              </w:pBdr>
-              <w:spacing w:after="100" w:before="100" w:line="240"/>
-              <w:ind w:left="100" w:right="100" w:firstLine="0" w:firstLineChars="0"/>
-              <w:rPr>
-                <w:rFonts w:ascii="Times New Roman" w:hAnsi="Times New Roman" w:eastAsia="Times New Roman" w:cs="Times New Roman"/>
-                <w:i w:val="false"/>
-                <w:b w:val="false"/>
-                <w:u w:val="none"/>
-                <w:strike w:val="false"/>
-                <w:sz w:val="18"/>
-                <w:szCs w:val="18"/>
-                <w:color w:val="000000"/>
-              </w:rPr>
-            </w:pPr>
-            <w:r>
-              <w:rPr>
-                <w:rFonts w:ascii="Times New Roman" w:hAnsi="Times New Roman" w:eastAsia="Times New Roman" w:cs="Times New Roman"/>
-                <w:i w:val="false"/>
-                <w:b w:val="false"/>
-                <w:u w:val="none"/>
-                <w:strike w:val="false"/>
-                <w:sz w:val="18"/>
-                <w:szCs w:val="18"/>
-                <w:color w:val="000000"/>
-              </w:rPr>
-              <w:t xml:space="preserve">265</w:t>
-            </w:r>
-          </w:p>
-        </w:tc>
-        <w:tc>
-          <w:tcPr>
-            <w:tcBorders>
-              <w:bottom w:val="none" w:sz="0" w:space="0" w:color="000000"/>
-              <w:top w:val="none" w:sz="0" w:space="0" w:color="000000"/>
-              <w:left w:val="none" w:sz="0" w:space="0" w:color="000000"/>
-              <w:right w:val="none" w:sz="0" w:space="0" w:color="000000"/>
-            </w:tcBorders>
-            <w:shd w:val="clear" w:color="auto" w:fill="FFFFFF"/>
-            <w:tcMar>
-              <w:top w:w="0" w:type="dxa"/>
-              <w:bottom w:w="0" w:type="dxa"/>
-              <w:left w:w="0" w:type="dxa"/>
-              <w:right w:w="0" w:type="dxa"/>
-            </w:tcMar>
-            <w:vAlign w:val="center"/>
-          </w:tcPr>
-          <w:p>
-            <w:pPr>
-              <w:pStyle w:val="Normal"/>
-              <w:jc w:val="right"/>
-              <w:pBdr>
-                <w:bottom w:val="none" w:sz="0" w:space="0" w:color="000000"/>
-                <w:top w:val="none" w:sz="0" w:space="0" w:color="000000"/>
-                <w:left w:val="none" w:sz="0" w:space="0" w:color="000000"/>
-                <w:right w:val="none" w:sz="0" w:space="0" w:color="000000"/>
-              </w:pBdr>
-              <w:spacing w:after="100" w:before="100" w:line="240"/>
-              <w:ind w:left="100" w:right="100" w:firstLine="0" w:firstLineChars="0"/>
-              <w:rPr>
-                <w:rFonts w:ascii="Times New Roman" w:hAnsi="Times New Roman" w:eastAsia="Times New Roman" w:cs="Times New Roman"/>
-                <w:i w:val="false"/>
-                <w:b w:val="false"/>
-                <w:u w:val="none"/>
-                <w:strike w:val="false"/>
-                <w:sz w:val="18"/>
-                <w:szCs w:val="18"/>
-                <w:color w:val="000000"/>
-              </w:rPr>
-            </w:pPr>
-            <w:r>
-              <w:rPr>
-                <w:rFonts w:ascii="Times New Roman" w:hAnsi="Times New Roman" w:eastAsia="Times New Roman" w:cs="Times New Roman"/>
-                <w:i w:val="false"/>
-                <w:b w:val="false"/>
-                <w:u w:val="none"/>
-                <w:strike w:val="false"/>
-                <w:sz w:val="18"/>
-                <w:szCs w:val="18"/>
-                <w:color w:val="000000"/>
-              </w:rPr>
-              <w:t xml:space="preserve">87</w:t>
-            </w:r>
-          </w:p>
-        </w:tc>
-        <w:tc>
-          <w:tcPr>
-            <w:tcBorders>
-              <w:bottom w:val="none" w:sz="0" w:space="0" w:color="000000"/>
-              <w:top w:val="none" w:sz="0" w:space="0" w:color="000000"/>
-              <w:left w:val="none" w:sz="0" w:space="0" w:color="000000"/>
-              <w:right w:val="none" w:sz="0" w:space="0" w:color="000000"/>
-            </w:tcBorders>
-            <w:shd w:val="clear" w:color="auto" w:fill="FFFFFF"/>
-            <w:tcMar>
-              <w:top w:w="0" w:type="dxa"/>
-              <w:bottom w:w="0" w:type="dxa"/>
-              <w:left w:w="0" w:type="dxa"/>
-              <w:right w:w="0" w:type="dxa"/>
-            </w:tcMar>
-            <w:vAlign w:val="center"/>
-          </w:tcPr>
-          <w:p>
-            <w:pPr>
-              <w:pStyle w:val="Normal"/>
-              <w:jc w:val="left"/>
-              <w:pBdr>
-                <w:bottom w:val="none" w:sz="0" w:space="0" w:color="000000"/>
-                <w:top w:val="none" w:sz="0" w:space="0" w:color="000000"/>
-                <w:left w:val="none" w:sz="0" w:space="0" w:color="000000"/>
-                <w:right w:val="none" w:sz="0" w:space="0" w:color="000000"/>
-              </w:pBdr>
-              <w:spacing w:after="100" w:before="100" w:line="240"/>
-              <w:ind w:left="100" w:right="100" w:firstLine="0" w:firstLineChars="0"/>
-              <w:rPr>
-                <w:rFonts w:ascii="Times New Roman" w:hAnsi="Times New Roman" w:eastAsia="Times New Roman" w:cs="Times New Roman"/>
-                <w:i w:val="false"/>
-                <w:b w:val="false"/>
-                <w:u w:val="none"/>
-                <w:strike w:val="false"/>
-                <w:sz w:val="18"/>
-                <w:szCs w:val="18"/>
-                <w:color w:val="000000"/>
-              </w:rPr>
-            </w:pPr>
-            <w:r>
-              <w:rPr>
-                <w:rFonts w:ascii="Times New Roman" w:hAnsi="Times New Roman" w:eastAsia="Times New Roman" w:cs="Times New Roman"/>
-                <w:i w:val="false"/>
-                <w:b w:val="false"/>
-                <w:u w:val="none"/>
-                <w:strike w:val="false"/>
-                <w:sz w:val="18"/>
-                <w:szCs w:val="18"/>
-                <w:color w:val="000000"/>
-              </w:rPr>
-              <w:t xml:space="preserve">0.80 (0.59–1.07)</w:t>
-            </w:r>
-          </w:p>
-        </w:tc>
-        <w:tc>
-          <w:tcPr>
-            <w:tcBorders>
-              <w:bottom w:val="none" w:sz="0" w:space="0" w:color="000000"/>
-              <w:top w:val="none" w:sz="0" w:space="0" w:color="000000"/>
-              <w:left w:val="none" w:sz="0" w:space="0" w:color="000000"/>
-              <w:right w:val="none" w:sz="0" w:space="0" w:color="000000"/>
-            </w:tcBorders>
-            <w:shd w:val="clear" w:color="auto" w:fill="FFFFFF"/>
-            <w:tcMar>
-              <w:top w:w="0" w:type="dxa"/>
-              <w:bottom w:w="0" w:type="dxa"/>
-              <w:left w:w="0" w:type="dxa"/>
-              <w:right w:w="0" w:type="dxa"/>
-            </w:tcMar>
-            <w:vAlign w:val="center"/>
-          </w:tcPr>
-          <w:p>
-            <w:pPr>
-              <w:pStyle w:val="Normal"/>
-              <w:jc w:val="left"/>
-              <w:pBdr>
-                <w:bottom w:val="none" w:sz="0" w:space="0" w:color="000000"/>
-                <w:top w:val="none" w:sz="0" w:space="0" w:color="000000"/>
-                <w:left w:val="none" w:sz="0" w:space="0" w:color="000000"/>
-                <w:right w:val="none" w:sz="0" w:space="0" w:color="000000"/>
-              </w:pBdr>
-              <w:spacing w:after="100" w:before="100" w:line="240"/>
-              <w:ind w:left="100" w:right="100" w:firstLine="0" w:firstLineChars="0"/>
-              <w:rPr>
-                <w:rFonts w:ascii="Times New Roman" w:hAnsi="Times New Roman" w:eastAsia="Times New Roman" w:cs="Times New Roman"/>
-                <w:i w:val="false"/>
-                <w:b w:val="false"/>
-                <w:u w:val="none"/>
-                <w:strike w:val="false"/>
-                <w:sz w:val="18"/>
-                <w:szCs w:val="18"/>
-                <w:color w:val="000000"/>
-              </w:rPr>
-            </w:pPr>
-            <w:r>
-              <w:rPr>
-                <w:rFonts w:ascii="Times New Roman" w:hAnsi="Times New Roman" w:eastAsia="Times New Roman" w:cs="Times New Roman"/>
-                <w:i w:val="false"/>
-                <w:b w:val="false"/>
-                <w:u w:val="none"/>
-                <w:strike w:val="false"/>
-                <w:sz w:val="18"/>
-                <w:szCs w:val="18"/>
-                <w:color w:val="000000"/>
-              </w:rPr>
-              <w:t xml:space="preserve">0.136</w:t>
             </w:r>
           </w:p>
         </w:tc>
@@ -5940,61 +5940,6 @@
                 <w:szCs w:val="18"/>
                 <w:color w:val="000000"/>
               </w:rPr>
-              <w:t xml:space="preserve">Age (per 10 years)</w:t>
-            </w:r>
-          </w:p>
-        </w:tc>
-        <w:tc>
-          <w:tcPr>
-            <w:tcBorders>
-              <w:bottom w:val="none" w:sz="0" w:space="0" w:color="000000"/>
-              <w:top w:val="none" w:sz="0" w:space="0" w:color="000000"/>
-              <w:left w:val="none" w:sz="0" w:space="0" w:color="000000"/>
-              <w:right w:val="none" w:sz="0" w:space="0" w:color="000000"/>
-            </w:tcBorders>
-            <w:shd w:val="clear" w:color="auto" w:fill="FFFFFF"/>
-            <w:tcMar>
-              <w:top w:w="0" w:type="dxa"/>
-              <w:bottom w:w="0" w:type="dxa"/>
-              <w:left w:w="0" w:type="dxa"/>
-              <w:right w:w="0" w:type="dxa"/>
-            </w:tcMar>
-            <w:vAlign w:val="center"/>
-          </w:tcPr>
-          <w:p>
-            <w:pPr>
-              <w:pStyle w:val="Normal"/>
-              <w:jc w:val="left"/>
-              <w:pBdr>
-                <w:bottom w:val="none" w:sz="0" w:space="0" w:color="000000"/>
-                <w:top w:val="none" w:sz="0" w:space="0" w:color="000000"/>
-                <w:left w:val="none" w:sz="0" w:space="0" w:color="000000"/>
-                <w:right w:val="none" w:sz="0" w:space="0" w:color="000000"/>
-              </w:pBdr>
-              <w:spacing w:after="100" w:before="100" w:line="240"/>
-              <w:ind w:left="100" w:right="100" w:firstLine="0" w:firstLineChars="0"/>
-              <w:rPr>
-                <w:rFonts w:ascii="Times New Roman" w:hAnsi="Times New Roman" w:eastAsia="Times New Roman" w:cs="Times New Roman"/>
-                <w:i w:val="false"/>
-                <w:b w:val="false"/>
-                <w:u w:val="none"/>
-                <w:strike w:val="false"/>
-                <w:sz w:val="18"/>
-                <w:szCs w:val="18"/>
-                <w:color w:val="000000"/>
-              </w:rPr>
-            </w:pPr>
-            <w:r>
-              <w:rPr>
-                <w:rFonts w:ascii="Times New Roman" w:hAnsi="Times New Roman" w:eastAsia="Times New Roman" w:cs="Times New Roman"/>
-                <w:i w:val="false"/>
-                <w:b w:val="false"/>
-                <w:u w:val="none"/>
-                <w:strike w:val="false"/>
-                <w:sz w:val="18"/>
-                <w:szCs w:val="18"/>
-                <w:color w:val="000000"/>
-              </w:rPr>
               <w:t xml:space="preserve"/>
             </w:r>
           </w:p>
@@ -6019,6 +5964,61 @@
           <w:p>
             <w:pPr>
               <w:pStyle w:val="Normal"/>
+              <w:jc w:val="left"/>
+              <w:pBdr>
+                <w:bottom w:val="none" w:sz="0" w:space="0" w:color="000000"/>
+                <w:top w:val="none" w:sz="0" w:space="0" w:color="000000"/>
+                <w:left w:val="none" w:sz="0" w:space="0" w:color="000000"/>
+                <w:right w:val="none" w:sz="0" w:space="0" w:color="000000"/>
+              </w:pBdr>
+              <w:spacing w:after="100" w:before="100" w:line="240"/>
+              <w:ind w:left="100" w:right="100" w:firstLine="0" w:firstLineChars="0"/>
+              <w:rPr>
+                <w:rFonts w:ascii="Times New Roman" w:hAnsi="Times New Roman" w:eastAsia="Times New Roman" w:cs="Times New Roman"/>
+                <w:i w:val="false"/>
+                <w:b w:val="false"/>
+                <w:u w:val="none"/>
+                <w:strike w:val="false"/>
+                <w:sz w:val="18"/>
+                <w:szCs w:val="18"/>
+                <w:color w:val="000000"/>
+              </w:rPr>
+            </w:pPr>
+            <w:r>
+              <w:rPr>
+                <w:rFonts w:ascii="Times New Roman" w:hAnsi="Times New Roman" w:eastAsia="Times New Roman" w:cs="Times New Roman"/>
+                <w:i w:val="false"/>
+                <w:b w:val="false"/>
+                <w:u w:val="none"/>
+                <w:strike w:val="false"/>
+                <w:sz w:val="18"/>
+                <w:szCs w:val="18"/>
+                <w:color w:val="000000"/>
+              </w:rPr>
+              <w:t xml:space="preserve">High</w:t>
+            </w:r>
+          </w:p>
+        </w:tc>
+        <w:tc>
+          <w:tcPr>
+            <w:tcBorders>
+              <w:bottom w:val="none" w:sz="0" w:space="0" w:color="000000"/>
+              <w:top w:val="none" w:sz="0" w:space="0" w:color="000000"/>
+              <w:left w:val="none" w:sz="0" w:space="0" w:color="000000"/>
+              <w:right w:val="none" w:sz="0" w:space="0" w:color="000000"/>
+            </w:tcBorders>
+            <w:shd w:val="clear" w:color="auto" w:fill="FFFFFF"/>
+            <w:tcMar>
+              <w:top w:w="0" w:type="dxa"/>
+              <w:bottom w:w="0" w:type="dxa"/>
+              <w:left w:w="0" w:type="dxa"/>
+              <w:right w:w="0" w:type="dxa"/>
+            </w:tcMar>
+            <w:vAlign w:val="center"/>
+          </w:tcPr>
+          <w:p>
+            <w:pPr>
+              <w:pStyle w:val="Normal"/>
               <w:jc w:val="right"/>
               <w:pBdr>
                 <w:bottom w:val="none" w:sz="0" w:space="0" w:color="000000"/>
@@ -6050,7 +6050,7 @@
                 <w:szCs w:val="18"/>
                 <w:color w:val="000000"/>
               </w:rPr>
-              <w:t xml:space="preserve">511</w:t>
+              <w:t xml:space="preserve">265</w:t>
             </w:r>
           </w:p>
         </w:tc>
@@ -6105,117 +6105,117 @@
                 <w:szCs w:val="18"/>
                 <w:color w:val="000000"/>
               </w:rPr>
-              <w:t xml:space="preserve">175</w:t>
-            </w:r>
-          </w:p>
-        </w:tc>
-        <w:tc>
-          <w:tcPr>
-            <w:tcBorders>
-              <w:bottom w:val="none" w:sz="0" w:space="0" w:color="000000"/>
-              <w:top w:val="none" w:sz="0" w:space="0" w:color="000000"/>
-              <w:left w:val="none" w:sz="0" w:space="0" w:color="000000"/>
-              <w:right w:val="none" w:sz="0" w:space="0" w:color="000000"/>
-            </w:tcBorders>
-            <w:shd w:val="clear" w:color="auto" w:fill="FFFFFF"/>
-            <w:tcMar>
-              <w:top w:w="0" w:type="dxa"/>
-              <w:bottom w:w="0" w:type="dxa"/>
-              <w:left w:w="0" w:type="dxa"/>
-              <w:right w:w="0" w:type="dxa"/>
-            </w:tcMar>
-            <w:vAlign w:val="center"/>
-          </w:tcPr>
-          <w:p>
-            <w:pPr>
-              <w:pStyle w:val="Normal"/>
-              <w:jc w:val="left"/>
-              <w:pBdr>
-                <w:bottom w:val="none" w:sz="0" w:space="0" w:color="000000"/>
-                <w:top w:val="none" w:sz="0" w:space="0" w:color="000000"/>
-                <w:left w:val="none" w:sz="0" w:space="0" w:color="000000"/>
-                <w:right w:val="none" w:sz="0" w:space="0" w:color="000000"/>
-              </w:pBdr>
-              <w:spacing w:after="100" w:before="100" w:line="240"/>
-              <w:ind w:left="100" w:right="100" w:firstLine="0" w:firstLineChars="0"/>
-              <w:rPr>
-                <w:rFonts w:ascii="Times New Roman" w:hAnsi="Times New Roman" w:eastAsia="Times New Roman" w:cs="Times New Roman"/>
-                <w:i w:val="false"/>
-                <w:b w:val="false"/>
-                <w:u w:val="none"/>
-                <w:strike w:val="false"/>
-                <w:sz w:val="18"/>
-                <w:szCs w:val="18"/>
-                <w:color w:val="000000"/>
-              </w:rPr>
-            </w:pPr>
-            <w:r>
-              <w:rPr>
-                <w:rFonts w:ascii="Times New Roman" w:hAnsi="Times New Roman" w:eastAsia="Times New Roman" w:cs="Times New Roman"/>
-                <w:i w:val="false"/>
-                <w:b w:val="false"/>
-                <w:u w:val="none"/>
-                <w:strike w:val="false"/>
-                <w:sz w:val="18"/>
-                <w:szCs w:val="18"/>
-                <w:color w:val="000000"/>
-              </w:rPr>
-              <w:t xml:space="preserve">1.03 (1.02–1.04)</w:t>
-            </w:r>
-          </w:p>
-        </w:tc>
-        <w:tc>
-          <w:tcPr>
-            <w:tcBorders>
-              <w:bottom w:val="none" w:sz="0" w:space="0" w:color="000000"/>
-              <w:top w:val="none" w:sz="0" w:space="0" w:color="000000"/>
-              <w:left w:val="none" w:sz="0" w:space="0" w:color="000000"/>
-              <w:right w:val="none" w:sz="0" w:space="0" w:color="000000"/>
-            </w:tcBorders>
-            <w:shd w:val="clear" w:color="auto" w:fill="FFFFFF"/>
-            <w:tcMar>
-              <w:top w:w="0" w:type="dxa"/>
-              <w:bottom w:w="0" w:type="dxa"/>
-              <w:left w:w="0" w:type="dxa"/>
-              <w:right w:w="0" w:type="dxa"/>
-            </w:tcMar>
-            <w:vAlign w:val="center"/>
-          </w:tcPr>
-          <w:p>
-            <w:pPr>
-              <w:pStyle w:val="Normal"/>
-              <w:jc w:val="left"/>
-              <w:pBdr>
-                <w:bottom w:val="none" w:sz="0" w:space="0" w:color="000000"/>
-                <w:top w:val="none" w:sz="0" w:space="0" w:color="000000"/>
-                <w:left w:val="none" w:sz="0" w:space="0" w:color="000000"/>
-                <w:right w:val="none" w:sz="0" w:space="0" w:color="000000"/>
-              </w:pBdr>
-              <w:spacing w:after="100" w:before="100" w:line="240"/>
-              <w:ind w:left="100" w:right="100" w:firstLine="0" w:firstLineChars="0"/>
-              <w:rPr>
-                <w:rFonts w:ascii="Times New Roman" w:hAnsi="Times New Roman" w:eastAsia="Times New Roman" w:cs="Times New Roman"/>
-                <w:i w:val="false"/>
-                <w:b w:val="false"/>
-                <w:u w:val="none"/>
-                <w:strike w:val="false"/>
-                <w:sz w:val="18"/>
-                <w:szCs w:val="18"/>
-                <w:color w:val="000000"/>
-              </w:rPr>
-            </w:pPr>
-            <w:r>
-              <w:rPr>
-                <w:rFonts w:ascii="Times New Roman" w:hAnsi="Times New Roman" w:eastAsia="Times New Roman" w:cs="Times New Roman"/>
-                <w:i w:val="false"/>
-                <w:b w:val="false"/>
-                <w:u w:val="none"/>
-                <w:strike w:val="false"/>
-                <w:sz w:val="18"/>
-                <w:szCs w:val="18"/>
-                <w:color w:val="000000"/>
-              </w:rPr>
-              <w:t xml:space="preserve">&lt;0.001</w:t>
+              <w:t xml:space="preserve">87</w:t>
+            </w:r>
+          </w:p>
+        </w:tc>
+        <w:tc>
+          <w:tcPr>
+            <w:tcBorders>
+              <w:bottom w:val="none" w:sz="0" w:space="0" w:color="000000"/>
+              <w:top w:val="none" w:sz="0" w:space="0" w:color="000000"/>
+              <w:left w:val="none" w:sz="0" w:space="0" w:color="000000"/>
+              <w:right w:val="none" w:sz="0" w:space="0" w:color="000000"/>
+            </w:tcBorders>
+            <w:shd w:val="clear" w:color="auto" w:fill="FFFFFF"/>
+            <w:tcMar>
+              <w:top w:w="0" w:type="dxa"/>
+              <w:bottom w:w="0" w:type="dxa"/>
+              <w:left w:w="0" w:type="dxa"/>
+              <w:right w:w="0" w:type="dxa"/>
+            </w:tcMar>
+            <w:vAlign w:val="center"/>
+          </w:tcPr>
+          <w:p>
+            <w:pPr>
+              <w:pStyle w:val="Normal"/>
+              <w:jc w:val="left"/>
+              <w:pBdr>
+                <w:bottom w:val="none" w:sz="0" w:space="0" w:color="000000"/>
+                <w:top w:val="none" w:sz="0" w:space="0" w:color="000000"/>
+                <w:left w:val="none" w:sz="0" w:space="0" w:color="000000"/>
+                <w:right w:val="none" w:sz="0" w:space="0" w:color="000000"/>
+              </w:pBdr>
+              <w:spacing w:after="100" w:before="100" w:line="240"/>
+              <w:ind w:left="100" w:right="100" w:firstLine="0" w:firstLineChars="0"/>
+              <w:rPr>
+                <w:rFonts w:ascii="Times New Roman" w:hAnsi="Times New Roman" w:eastAsia="Times New Roman" w:cs="Times New Roman"/>
+                <w:i w:val="false"/>
+                <w:b w:val="false"/>
+                <w:u w:val="none"/>
+                <w:strike w:val="false"/>
+                <w:sz w:val="18"/>
+                <w:szCs w:val="18"/>
+                <w:color w:val="000000"/>
+              </w:rPr>
+            </w:pPr>
+            <w:r>
+              <w:rPr>
+                <w:rFonts w:ascii="Times New Roman" w:hAnsi="Times New Roman" w:eastAsia="Times New Roman" w:cs="Times New Roman"/>
+                <w:i w:val="false"/>
+                <w:b w:val="false"/>
+                <w:u w:val="none"/>
+                <w:strike w:val="false"/>
+                <w:sz w:val="18"/>
+                <w:szCs w:val="18"/>
+                <w:color w:val="000000"/>
+              </w:rPr>
+              <w:t xml:space="preserve">0.82 (0.61–1.10)</w:t>
+            </w:r>
+          </w:p>
+        </w:tc>
+        <w:tc>
+          <w:tcPr>
+            <w:tcBorders>
+              <w:bottom w:val="none" w:sz="0" w:space="0" w:color="000000"/>
+              <w:top w:val="none" w:sz="0" w:space="0" w:color="000000"/>
+              <w:left w:val="none" w:sz="0" w:space="0" w:color="000000"/>
+              <w:right w:val="none" w:sz="0" w:space="0" w:color="000000"/>
+            </w:tcBorders>
+            <w:shd w:val="clear" w:color="auto" w:fill="FFFFFF"/>
+            <w:tcMar>
+              <w:top w:w="0" w:type="dxa"/>
+              <w:bottom w:w="0" w:type="dxa"/>
+              <w:left w:w="0" w:type="dxa"/>
+              <w:right w:w="0" w:type="dxa"/>
+            </w:tcMar>
+            <w:vAlign w:val="center"/>
+          </w:tcPr>
+          <w:p>
+            <w:pPr>
+              <w:pStyle w:val="Normal"/>
+              <w:jc w:val="left"/>
+              <w:pBdr>
+                <w:bottom w:val="none" w:sz="0" w:space="0" w:color="000000"/>
+                <w:top w:val="none" w:sz="0" w:space="0" w:color="000000"/>
+                <w:left w:val="none" w:sz="0" w:space="0" w:color="000000"/>
+                <w:right w:val="none" w:sz="0" w:space="0" w:color="000000"/>
+              </w:pBdr>
+              <w:spacing w:after="100" w:before="100" w:line="240"/>
+              <w:ind w:left="100" w:right="100" w:firstLine="0" w:firstLineChars="0"/>
+              <w:rPr>
+                <w:rFonts w:ascii="Times New Roman" w:hAnsi="Times New Roman" w:eastAsia="Times New Roman" w:cs="Times New Roman"/>
+                <w:i w:val="false"/>
+                <w:b w:val="false"/>
+                <w:u w:val="none"/>
+                <w:strike w:val="false"/>
+                <w:sz w:val="18"/>
+                <w:szCs w:val="18"/>
+                <w:color w:val="000000"/>
+              </w:rPr>
+            </w:pPr>
+            <w:r>
+              <w:rPr>
+                <w:rFonts w:ascii="Times New Roman" w:hAnsi="Times New Roman" w:eastAsia="Times New Roman" w:cs="Times New Roman"/>
+                <w:i w:val="false"/>
+                <w:b w:val="false"/>
+                <w:u w:val="none"/>
+                <w:strike w:val="false"/>
+                <w:sz w:val="18"/>
+                <w:szCs w:val="18"/>
+                <w:color w:val="000000"/>
+              </w:rPr>
+              <w:t xml:space="preserve">0.192</w:t>
             </w:r>
           </w:p>
         </w:tc>
@@ -6385,62 +6385,62 @@
                 <w:szCs w:val="18"/>
                 <w:color w:val="000000"/>
               </w:rPr>
-              <w:t xml:space="preserve">Sex</w:t>
-            </w:r>
-          </w:p>
-        </w:tc>
-        <w:tc>
-          <w:tcPr>
-            <w:tcBorders>
-              <w:bottom w:val="none" w:sz="0" w:space="0" w:color="000000"/>
-              <w:top w:val="none" w:sz="0" w:space="0" w:color="000000"/>
-              <w:left w:val="none" w:sz="0" w:space="0" w:color="000000"/>
-              <w:right w:val="none" w:sz="0" w:space="0" w:color="000000"/>
-            </w:tcBorders>
-            <w:shd w:val="clear" w:color="auto" w:fill="FFFFFF"/>
-            <w:tcMar>
-              <w:top w:w="0" w:type="dxa"/>
-              <w:bottom w:w="0" w:type="dxa"/>
-              <w:left w:w="0" w:type="dxa"/>
-              <w:right w:w="0" w:type="dxa"/>
-            </w:tcMar>
-            <w:vAlign w:val="center"/>
-          </w:tcPr>
-          <w:p>
-            <w:pPr>
-              <w:pStyle w:val="Normal"/>
-              <w:jc w:val="left"/>
-              <w:pBdr>
-                <w:bottom w:val="none" w:sz="0" w:space="0" w:color="000000"/>
-                <w:top w:val="none" w:sz="0" w:space="0" w:color="000000"/>
-                <w:left w:val="none" w:sz="0" w:space="0" w:color="000000"/>
-                <w:right w:val="none" w:sz="0" w:space="0" w:color="000000"/>
-              </w:pBdr>
-              <w:spacing w:after="100" w:before="100" w:line="240"/>
-              <w:ind w:left="100" w:right="100" w:firstLine="0" w:firstLineChars="0"/>
-              <w:rPr>
-                <w:rFonts w:ascii="Times New Roman" w:hAnsi="Times New Roman" w:eastAsia="Times New Roman" w:cs="Times New Roman"/>
-                <w:i w:val="false"/>
-                <w:b w:val="false"/>
-                <w:u w:val="none"/>
-                <w:strike w:val="false"/>
-                <w:sz w:val="18"/>
-                <w:szCs w:val="18"/>
-                <w:color w:val="000000"/>
-              </w:rPr>
-            </w:pPr>
-            <w:r>
-              <w:rPr>
-                <w:rFonts w:ascii="Times New Roman" w:hAnsi="Times New Roman" w:eastAsia="Times New Roman" w:cs="Times New Roman"/>
-                <w:i w:val="false"/>
-                <w:b w:val="false"/>
-                <w:u w:val="none"/>
-                <w:strike w:val="false"/>
-                <w:sz w:val="18"/>
-                <w:szCs w:val="18"/>
-                <w:color w:val="000000"/>
-              </w:rPr>
-              <w:t xml:space="preserve">Male (ref)</w:t>
+              <w:t xml:space="preserve">Age group, years</w:t>
+            </w:r>
+          </w:p>
+        </w:tc>
+        <w:tc>
+          <w:tcPr>
+            <w:tcBorders>
+              <w:bottom w:val="none" w:sz="0" w:space="0" w:color="000000"/>
+              <w:top w:val="none" w:sz="0" w:space="0" w:color="000000"/>
+              <w:left w:val="none" w:sz="0" w:space="0" w:color="000000"/>
+              <w:right w:val="none" w:sz="0" w:space="0" w:color="000000"/>
+            </w:tcBorders>
+            <w:shd w:val="clear" w:color="auto" w:fill="FFFFFF"/>
+            <w:tcMar>
+              <w:top w:w="0" w:type="dxa"/>
+              <w:bottom w:w="0" w:type="dxa"/>
+              <w:left w:w="0" w:type="dxa"/>
+              <w:right w:w="0" w:type="dxa"/>
+            </w:tcMar>
+            <w:vAlign w:val="center"/>
+          </w:tcPr>
+          <w:p>
+            <w:pPr>
+              <w:pStyle w:val="Normal"/>
+              <w:jc w:val="left"/>
+              <w:pBdr>
+                <w:bottom w:val="none" w:sz="0" w:space="0" w:color="000000"/>
+                <w:top w:val="none" w:sz="0" w:space="0" w:color="000000"/>
+                <w:left w:val="none" w:sz="0" w:space="0" w:color="000000"/>
+                <w:right w:val="none" w:sz="0" w:space="0" w:color="000000"/>
+              </w:pBdr>
+              <w:spacing w:after="100" w:before="100" w:line="240"/>
+              <w:ind w:left="100" w:right="100" w:firstLine="0" w:firstLineChars="0"/>
+              <w:rPr>
+                <w:rFonts w:ascii="Times New Roman" w:hAnsi="Times New Roman" w:eastAsia="Times New Roman" w:cs="Times New Roman"/>
+                <w:i w:val="false"/>
+                <w:b w:val="false"/>
+                <w:u w:val="none"/>
+                <w:strike w:val="false"/>
+                <w:sz w:val="18"/>
+                <w:szCs w:val="18"/>
+                <w:color w:val="000000"/>
+              </w:rPr>
+            </w:pPr>
+            <w:r>
+              <w:rPr>
+                <w:rFonts w:ascii="Times New Roman" w:hAnsi="Times New Roman" w:eastAsia="Times New Roman" w:cs="Times New Roman"/>
+                <w:i w:val="false"/>
+                <w:b w:val="false"/>
+                <w:u w:val="none"/>
+                <w:strike w:val="false"/>
+                <w:sz w:val="18"/>
+                <w:szCs w:val="18"/>
+                <w:color w:val="000000"/>
+              </w:rPr>
+              <w:t xml:space="preserve">≤65 (ref)</w:t>
             </w:r>
           </w:p>
         </w:tc>
@@ -6495,7 +6495,7 @@
                 <w:szCs w:val="18"/>
                 <w:color w:val="000000"/>
               </w:rPr>
-              <w:t xml:space="preserve">284</w:t>
+              <w:t xml:space="preserve">205</w:t>
             </w:r>
           </w:p>
         </w:tc>
@@ -6550,7 +6550,7 @@
                 <w:szCs w:val="18"/>
                 <w:color w:val="000000"/>
               </w:rPr>
-              <w:t xml:space="preserve">105</w:t>
+              <w:t xml:space="preserve">57</w:t>
             </w:r>
           </w:p>
         </w:tc>
@@ -6885,7 +6885,7 @@
                 <w:szCs w:val="18"/>
                 <w:color w:val="000000"/>
               </w:rPr>
-              <w:t xml:space="preserve">Female</w:t>
+              <w:t xml:space="preserve">&gt;65</w:t>
             </w:r>
           </w:p>
         </w:tc>
@@ -6940,7 +6940,7 @@
                 <w:szCs w:val="18"/>
                 <w:color w:val="000000"/>
               </w:rPr>
-              <w:t xml:space="preserve">227</w:t>
+              <w:t xml:space="preserve">306</w:t>
             </w:r>
           </w:p>
         </w:tc>
@@ -6995,117 +6995,117 @@
                 <w:szCs w:val="18"/>
                 <w:color w:val="000000"/>
               </w:rPr>
-              <w:t xml:space="preserve">70</w:t>
-            </w:r>
-          </w:p>
-        </w:tc>
-        <w:tc>
-          <w:tcPr>
-            <w:tcBorders>
-              <w:bottom w:val="none" w:sz="0" w:space="0" w:color="000000"/>
-              <w:top w:val="none" w:sz="0" w:space="0" w:color="000000"/>
-              <w:left w:val="none" w:sz="0" w:space="0" w:color="000000"/>
-              <w:right w:val="none" w:sz="0" w:space="0" w:color="000000"/>
-            </w:tcBorders>
-            <w:shd w:val="clear" w:color="auto" w:fill="FFFFFF"/>
-            <w:tcMar>
-              <w:top w:w="0" w:type="dxa"/>
-              <w:bottom w:w="0" w:type="dxa"/>
-              <w:left w:w="0" w:type="dxa"/>
-              <w:right w:w="0" w:type="dxa"/>
-            </w:tcMar>
-            <w:vAlign w:val="center"/>
-          </w:tcPr>
-          <w:p>
-            <w:pPr>
-              <w:pStyle w:val="Normal"/>
-              <w:jc w:val="left"/>
-              <w:pBdr>
-                <w:bottom w:val="none" w:sz="0" w:space="0" w:color="000000"/>
-                <w:top w:val="none" w:sz="0" w:space="0" w:color="000000"/>
-                <w:left w:val="none" w:sz="0" w:space="0" w:color="000000"/>
-                <w:right w:val="none" w:sz="0" w:space="0" w:color="000000"/>
-              </w:pBdr>
-              <w:spacing w:after="100" w:before="100" w:line="240"/>
-              <w:ind w:left="100" w:right="100" w:firstLine="0" w:firstLineChars="0"/>
-              <w:rPr>
-                <w:rFonts w:ascii="Times New Roman" w:hAnsi="Times New Roman" w:eastAsia="Times New Roman" w:cs="Times New Roman"/>
-                <w:i w:val="false"/>
-                <w:b w:val="false"/>
-                <w:u w:val="none"/>
-                <w:strike w:val="false"/>
-                <w:sz w:val="18"/>
-                <w:szCs w:val="18"/>
-                <w:color w:val="000000"/>
-              </w:rPr>
-            </w:pPr>
-            <w:r>
-              <w:rPr>
-                <w:rFonts w:ascii="Times New Roman" w:hAnsi="Times New Roman" w:eastAsia="Times New Roman" w:cs="Times New Roman"/>
-                <w:i w:val="false"/>
-                <w:b w:val="false"/>
-                <w:u w:val="none"/>
-                <w:strike w:val="false"/>
-                <w:sz w:val="18"/>
-                <w:szCs w:val="18"/>
-                <w:color w:val="000000"/>
-              </w:rPr>
-              <w:t xml:space="preserve">0.73 (0.54–0.99)</w:t>
-            </w:r>
-          </w:p>
-        </w:tc>
-        <w:tc>
-          <w:tcPr>
-            <w:tcBorders>
-              <w:bottom w:val="none" w:sz="0" w:space="0" w:color="000000"/>
-              <w:top w:val="none" w:sz="0" w:space="0" w:color="000000"/>
-              <w:left w:val="none" w:sz="0" w:space="0" w:color="000000"/>
-              <w:right w:val="none" w:sz="0" w:space="0" w:color="000000"/>
-            </w:tcBorders>
-            <w:shd w:val="clear" w:color="auto" w:fill="FFFFFF"/>
-            <w:tcMar>
-              <w:top w:w="0" w:type="dxa"/>
-              <w:bottom w:w="0" w:type="dxa"/>
-              <w:left w:w="0" w:type="dxa"/>
-              <w:right w:w="0" w:type="dxa"/>
-            </w:tcMar>
-            <w:vAlign w:val="center"/>
-          </w:tcPr>
-          <w:p>
-            <w:pPr>
-              <w:pStyle w:val="Normal"/>
-              <w:jc w:val="left"/>
-              <w:pBdr>
-                <w:bottom w:val="none" w:sz="0" w:space="0" w:color="000000"/>
-                <w:top w:val="none" w:sz="0" w:space="0" w:color="000000"/>
-                <w:left w:val="none" w:sz="0" w:space="0" w:color="000000"/>
-                <w:right w:val="none" w:sz="0" w:space="0" w:color="000000"/>
-              </w:pBdr>
-              <w:spacing w:after="100" w:before="100" w:line="240"/>
-              <w:ind w:left="100" w:right="100" w:firstLine="0" w:firstLineChars="0"/>
-              <w:rPr>
-                <w:rFonts w:ascii="Times New Roman" w:hAnsi="Times New Roman" w:eastAsia="Times New Roman" w:cs="Times New Roman"/>
-                <w:i w:val="false"/>
-                <w:b w:val="false"/>
-                <w:u w:val="none"/>
-                <w:strike w:val="false"/>
-                <w:sz w:val="18"/>
-                <w:szCs w:val="18"/>
-                <w:color w:val="000000"/>
-              </w:rPr>
-            </w:pPr>
-            <w:r>
-              <w:rPr>
-                <w:rFonts w:ascii="Times New Roman" w:hAnsi="Times New Roman" w:eastAsia="Times New Roman" w:cs="Times New Roman"/>
-                <w:i w:val="false"/>
-                <w:b w:val="false"/>
-                <w:u w:val="none"/>
-                <w:strike w:val="false"/>
-                <w:sz w:val="18"/>
-                <w:szCs w:val="18"/>
-                <w:color w:val="000000"/>
-              </w:rPr>
-              <w:t xml:space="preserve">0.040</w:t>
+              <w:t xml:space="preserve">118</w:t>
+            </w:r>
+          </w:p>
+        </w:tc>
+        <w:tc>
+          <w:tcPr>
+            <w:tcBorders>
+              <w:bottom w:val="none" w:sz="0" w:space="0" w:color="000000"/>
+              <w:top w:val="none" w:sz="0" w:space="0" w:color="000000"/>
+              <w:left w:val="none" w:sz="0" w:space="0" w:color="000000"/>
+              <w:right w:val="none" w:sz="0" w:space="0" w:color="000000"/>
+            </w:tcBorders>
+            <w:shd w:val="clear" w:color="auto" w:fill="FFFFFF"/>
+            <w:tcMar>
+              <w:top w:w="0" w:type="dxa"/>
+              <w:bottom w:w="0" w:type="dxa"/>
+              <w:left w:w="0" w:type="dxa"/>
+              <w:right w:w="0" w:type="dxa"/>
+            </w:tcMar>
+            <w:vAlign w:val="center"/>
+          </w:tcPr>
+          <w:p>
+            <w:pPr>
+              <w:pStyle w:val="Normal"/>
+              <w:jc w:val="left"/>
+              <w:pBdr>
+                <w:bottom w:val="none" w:sz="0" w:space="0" w:color="000000"/>
+                <w:top w:val="none" w:sz="0" w:space="0" w:color="000000"/>
+                <w:left w:val="none" w:sz="0" w:space="0" w:color="000000"/>
+                <w:right w:val="none" w:sz="0" w:space="0" w:color="000000"/>
+              </w:pBdr>
+              <w:spacing w:after="100" w:before="100" w:line="240"/>
+              <w:ind w:left="100" w:right="100" w:firstLine="0" w:firstLineChars="0"/>
+              <w:rPr>
+                <w:rFonts w:ascii="Times New Roman" w:hAnsi="Times New Roman" w:eastAsia="Times New Roman" w:cs="Times New Roman"/>
+                <w:i w:val="false"/>
+                <w:b w:val="false"/>
+                <w:u w:val="none"/>
+                <w:strike w:val="false"/>
+                <w:sz w:val="18"/>
+                <w:szCs w:val="18"/>
+                <w:color w:val="000000"/>
+              </w:rPr>
+            </w:pPr>
+            <w:r>
+              <w:rPr>
+                <w:rFonts w:ascii="Times New Roman" w:hAnsi="Times New Roman" w:eastAsia="Times New Roman" w:cs="Times New Roman"/>
+                <w:i w:val="false"/>
+                <w:b w:val="false"/>
+                <w:u w:val="none"/>
+                <w:strike w:val="false"/>
+                <w:sz w:val="18"/>
+                <w:szCs w:val="18"/>
+                <w:color w:val="000000"/>
+              </w:rPr>
+              <w:t xml:space="preserve">1.67 (1.21–2.29)</w:t>
+            </w:r>
+          </w:p>
+        </w:tc>
+        <w:tc>
+          <w:tcPr>
+            <w:tcBorders>
+              <w:bottom w:val="none" w:sz="0" w:space="0" w:color="000000"/>
+              <w:top w:val="none" w:sz="0" w:space="0" w:color="000000"/>
+              <w:left w:val="none" w:sz="0" w:space="0" w:color="000000"/>
+              <w:right w:val="none" w:sz="0" w:space="0" w:color="000000"/>
+            </w:tcBorders>
+            <w:shd w:val="clear" w:color="auto" w:fill="FFFFFF"/>
+            <w:tcMar>
+              <w:top w:w="0" w:type="dxa"/>
+              <w:bottom w:w="0" w:type="dxa"/>
+              <w:left w:w="0" w:type="dxa"/>
+              <w:right w:w="0" w:type="dxa"/>
+            </w:tcMar>
+            <w:vAlign w:val="center"/>
+          </w:tcPr>
+          <w:p>
+            <w:pPr>
+              <w:pStyle w:val="Normal"/>
+              <w:jc w:val="left"/>
+              <w:pBdr>
+                <w:bottom w:val="none" w:sz="0" w:space="0" w:color="000000"/>
+                <w:top w:val="none" w:sz="0" w:space="0" w:color="000000"/>
+                <w:left w:val="none" w:sz="0" w:space="0" w:color="000000"/>
+                <w:right w:val="none" w:sz="0" w:space="0" w:color="000000"/>
+              </w:pBdr>
+              <w:spacing w:after="100" w:before="100" w:line="240"/>
+              <w:ind w:left="100" w:right="100" w:firstLine="0" w:firstLineChars="0"/>
+              <w:rPr>
+                <w:rFonts w:ascii="Times New Roman" w:hAnsi="Times New Roman" w:eastAsia="Times New Roman" w:cs="Times New Roman"/>
+                <w:i w:val="false"/>
+                <w:b w:val="false"/>
+                <w:u w:val="none"/>
+                <w:strike w:val="false"/>
+                <w:sz w:val="18"/>
+                <w:szCs w:val="18"/>
+                <w:color w:val="000000"/>
+              </w:rPr>
+            </w:pPr>
+            <w:r>
+              <w:rPr>
+                <w:rFonts w:ascii="Times New Roman" w:hAnsi="Times New Roman" w:eastAsia="Times New Roman" w:cs="Times New Roman"/>
+                <w:i w:val="false"/>
+                <w:b w:val="false"/>
+                <w:u w:val="none"/>
+                <w:strike w:val="false"/>
+                <w:sz w:val="18"/>
+                <w:szCs w:val="18"/>
+                <w:color w:val="000000"/>
+              </w:rPr>
+              <w:t xml:space="preserve">0.002</w:t>
             </w:r>
           </w:p>
         </w:tc>
@@ -7275,62 +7275,62 @@
                 <w:szCs w:val="18"/>
                 <w:color w:val="000000"/>
               </w:rPr>
-              <w:t xml:space="preserve">Pathologic stage group</w:t>
-            </w:r>
-          </w:p>
-        </w:tc>
-        <w:tc>
-          <w:tcPr>
-            <w:tcBorders>
-              <w:bottom w:val="none" w:sz="0" w:space="0" w:color="000000"/>
-              <w:top w:val="none" w:sz="0" w:space="0" w:color="000000"/>
-              <w:left w:val="none" w:sz="0" w:space="0" w:color="000000"/>
-              <w:right w:val="none" w:sz="0" w:space="0" w:color="000000"/>
-            </w:tcBorders>
-            <w:shd w:val="clear" w:color="auto" w:fill="FFFFFF"/>
-            <w:tcMar>
-              <w:top w:w="0" w:type="dxa"/>
-              <w:bottom w:w="0" w:type="dxa"/>
-              <w:left w:w="0" w:type="dxa"/>
-              <w:right w:w="0" w:type="dxa"/>
-            </w:tcMar>
-            <w:vAlign w:val="center"/>
-          </w:tcPr>
-          <w:p>
-            <w:pPr>
-              <w:pStyle w:val="Normal"/>
-              <w:jc w:val="left"/>
-              <w:pBdr>
-                <w:bottom w:val="none" w:sz="0" w:space="0" w:color="000000"/>
-                <w:top w:val="none" w:sz="0" w:space="0" w:color="000000"/>
-                <w:left w:val="none" w:sz="0" w:space="0" w:color="000000"/>
-                <w:right w:val="none" w:sz="0" w:space="0" w:color="000000"/>
-              </w:pBdr>
-              <w:spacing w:after="100" w:before="100" w:line="240"/>
-              <w:ind w:left="100" w:right="100" w:firstLine="0" w:firstLineChars="0"/>
-              <w:rPr>
-                <w:rFonts w:ascii="Times New Roman" w:hAnsi="Times New Roman" w:eastAsia="Times New Roman" w:cs="Times New Roman"/>
-                <w:i w:val="false"/>
-                <w:b w:val="false"/>
-                <w:u w:val="none"/>
-                <w:strike w:val="false"/>
-                <w:sz w:val="18"/>
-                <w:szCs w:val="18"/>
-                <w:color w:val="000000"/>
-              </w:rPr>
-            </w:pPr>
-            <w:r>
-              <w:rPr>
-                <w:rFonts w:ascii="Times New Roman" w:hAnsi="Times New Roman" w:eastAsia="Times New Roman" w:cs="Times New Roman"/>
-                <w:i w:val="false"/>
-                <w:b w:val="false"/>
-                <w:u w:val="none"/>
-                <w:strike w:val="false"/>
-                <w:sz w:val="18"/>
-                <w:szCs w:val="18"/>
-                <w:color w:val="000000"/>
-              </w:rPr>
-              <w:t xml:space="preserve">I–II (ref)</w:t>
+              <w:t xml:space="preserve">Sex</w:t>
+            </w:r>
+          </w:p>
+        </w:tc>
+        <w:tc>
+          <w:tcPr>
+            <w:tcBorders>
+              <w:bottom w:val="none" w:sz="0" w:space="0" w:color="000000"/>
+              <w:top w:val="none" w:sz="0" w:space="0" w:color="000000"/>
+              <w:left w:val="none" w:sz="0" w:space="0" w:color="000000"/>
+              <w:right w:val="none" w:sz="0" w:space="0" w:color="000000"/>
+            </w:tcBorders>
+            <w:shd w:val="clear" w:color="auto" w:fill="FFFFFF"/>
+            <w:tcMar>
+              <w:top w:w="0" w:type="dxa"/>
+              <w:bottom w:w="0" w:type="dxa"/>
+              <w:left w:w="0" w:type="dxa"/>
+              <w:right w:w="0" w:type="dxa"/>
+            </w:tcMar>
+            <w:vAlign w:val="center"/>
+          </w:tcPr>
+          <w:p>
+            <w:pPr>
+              <w:pStyle w:val="Normal"/>
+              <w:jc w:val="left"/>
+              <w:pBdr>
+                <w:bottom w:val="none" w:sz="0" w:space="0" w:color="000000"/>
+                <w:top w:val="none" w:sz="0" w:space="0" w:color="000000"/>
+                <w:left w:val="none" w:sz="0" w:space="0" w:color="000000"/>
+                <w:right w:val="none" w:sz="0" w:space="0" w:color="000000"/>
+              </w:pBdr>
+              <w:spacing w:after="100" w:before="100" w:line="240"/>
+              <w:ind w:left="100" w:right="100" w:firstLine="0" w:firstLineChars="0"/>
+              <w:rPr>
+                <w:rFonts w:ascii="Times New Roman" w:hAnsi="Times New Roman" w:eastAsia="Times New Roman" w:cs="Times New Roman"/>
+                <w:i w:val="false"/>
+                <w:b w:val="false"/>
+                <w:u w:val="none"/>
+                <w:strike w:val="false"/>
+                <w:sz w:val="18"/>
+                <w:szCs w:val="18"/>
+                <w:color w:val="000000"/>
+              </w:rPr>
+            </w:pPr>
+            <w:r>
+              <w:rPr>
+                <w:rFonts w:ascii="Times New Roman" w:hAnsi="Times New Roman" w:eastAsia="Times New Roman" w:cs="Times New Roman"/>
+                <w:i w:val="false"/>
+                <w:b w:val="false"/>
+                <w:u w:val="none"/>
+                <w:strike w:val="false"/>
+                <w:sz w:val="18"/>
+                <w:szCs w:val="18"/>
+                <w:color w:val="000000"/>
+              </w:rPr>
+              <w:t xml:space="preserve">Male (ref)</w:t>
             </w:r>
           </w:p>
         </w:tc>
@@ -7385,7 +7385,7 @@
                 <w:szCs w:val="18"/>
                 <w:color w:val="000000"/>
               </w:rPr>
-              <w:t xml:space="preserve">252</w:t>
+              <w:t xml:space="preserve">284</w:t>
             </w:r>
           </w:p>
         </w:tc>
@@ -7440,7 +7440,7 @@
                 <w:szCs w:val="18"/>
                 <w:color w:val="000000"/>
               </w:rPr>
-              <w:t xml:space="preserve">69</w:t>
+              <w:t xml:space="preserve">105</w:t>
             </w:r>
           </w:p>
         </w:tc>
@@ -7775,7 +7775,7 @@
                 <w:szCs w:val="18"/>
                 <w:color w:val="000000"/>
               </w:rPr>
-              <w:t xml:space="preserve">III–IV</w:t>
+              <w:t xml:space="preserve">Female</w:t>
             </w:r>
           </w:p>
         </w:tc>
@@ -7830,7 +7830,7 @@
                 <w:szCs w:val="18"/>
                 <w:color w:val="000000"/>
               </w:rPr>
-              <w:t xml:space="preserve">259</w:t>
+              <w:t xml:space="preserve">227</w:t>
             </w:r>
           </w:p>
         </w:tc>
@@ -7885,117 +7885,117 @@
                 <w:szCs w:val="18"/>
                 <w:color w:val="000000"/>
               </w:rPr>
-              <w:t xml:space="preserve">106</w:t>
-            </w:r>
-          </w:p>
-        </w:tc>
-        <w:tc>
-          <w:tcPr>
-            <w:tcBorders>
-              <w:bottom w:val="none" w:sz="0" w:space="0" w:color="000000"/>
-              <w:top w:val="none" w:sz="0" w:space="0" w:color="000000"/>
-              <w:left w:val="none" w:sz="0" w:space="0" w:color="000000"/>
-              <w:right w:val="none" w:sz="0" w:space="0" w:color="000000"/>
-            </w:tcBorders>
-            <w:shd w:val="clear" w:color="auto" w:fill="FFFFFF"/>
-            <w:tcMar>
-              <w:top w:w="0" w:type="dxa"/>
-              <w:bottom w:w="0" w:type="dxa"/>
-              <w:left w:w="0" w:type="dxa"/>
-              <w:right w:w="0" w:type="dxa"/>
-            </w:tcMar>
-            <w:vAlign w:val="center"/>
-          </w:tcPr>
-          <w:p>
-            <w:pPr>
-              <w:pStyle w:val="Normal"/>
-              <w:jc w:val="left"/>
-              <w:pBdr>
-                <w:bottom w:val="none" w:sz="0" w:space="0" w:color="000000"/>
-                <w:top w:val="none" w:sz="0" w:space="0" w:color="000000"/>
-                <w:left w:val="none" w:sz="0" w:space="0" w:color="000000"/>
-                <w:right w:val="none" w:sz="0" w:space="0" w:color="000000"/>
-              </w:pBdr>
-              <w:spacing w:after="100" w:before="100" w:line="240"/>
-              <w:ind w:left="100" w:right="100" w:firstLine="0" w:firstLineChars="0"/>
-              <w:rPr>
-                <w:rFonts w:ascii="Times New Roman" w:hAnsi="Times New Roman" w:eastAsia="Times New Roman" w:cs="Times New Roman"/>
-                <w:i w:val="false"/>
-                <w:b w:val="false"/>
-                <w:u w:val="none"/>
-                <w:strike w:val="false"/>
-                <w:sz w:val="18"/>
-                <w:szCs w:val="18"/>
-                <w:color w:val="000000"/>
-              </w:rPr>
-            </w:pPr>
-            <w:r>
-              <w:rPr>
-                <w:rFonts w:ascii="Times New Roman" w:hAnsi="Times New Roman" w:eastAsia="Times New Roman" w:cs="Times New Roman"/>
-                <w:i w:val="false"/>
-                <w:b w:val="false"/>
-                <w:u w:val="none"/>
-                <w:strike w:val="false"/>
-                <w:sz w:val="18"/>
-                <w:szCs w:val="18"/>
-                <w:color w:val="000000"/>
-              </w:rPr>
-              <w:t xml:space="preserve">1.86 (1.37–2.52)</w:t>
-            </w:r>
-          </w:p>
-        </w:tc>
-        <w:tc>
-          <w:tcPr>
-            <w:tcBorders>
-              <w:bottom w:val="none" w:sz="0" w:space="0" w:color="000000"/>
-              <w:top w:val="none" w:sz="0" w:space="0" w:color="000000"/>
-              <w:left w:val="none" w:sz="0" w:space="0" w:color="000000"/>
-              <w:right w:val="none" w:sz="0" w:space="0" w:color="000000"/>
-            </w:tcBorders>
-            <w:shd w:val="clear" w:color="auto" w:fill="FFFFFF"/>
-            <w:tcMar>
-              <w:top w:w="0" w:type="dxa"/>
-              <w:bottom w:w="0" w:type="dxa"/>
-              <w:left w:w="0" w:type="dxa"/>
-              <w:right w:w="0" w:type="dxa"/>
-            </w:tcMar>
-            <w:vAlign w:val="center"/>
-          </w:tcPr>
-          <w:p>
-            <w:pPr>
-              <w:pStyle w:val="Normal"/>
-              <w:jc w:val="left"/>
-              <w:pBdr>
-                <w:bottom w:val="none" w:sz="0" w:space="0" w:color="000000"/>
-                <w:top w:val="none" w:sz="0" w:space="0" w:color="000000"/>
-                <w:left w:val="none" w:sz="0" w:space="0" w:color="000000"/>
-                <w:right w:val="none" w:sz="0" w:space="0" w:color="000000"/>
-              </w:pBdr>
-              <w:spacing w:after="100" w:before="100" w:line="240"/>
-              <w:ind w:left="100" w:right="100" w:firstLine="0" w:firstLineChars="0"/>
-              <w:rPr>
-                <w:rFonts w:ascii="Times New Roman" w:hAnsi="Times New Roman" w:eastAsia="Times New Roman" w:cs="Times New Roman"/>
-                <w:i w:val="false"/>
-                <w:b w:val="false"/>
-                <w:u w:val="none"/>
-                <w:strike w:val="false"/>
-                <w:sz w:val="18"/>
-                <w:szCs w:val="18"/>
-                <w:color w:val="000000"/>
-              </w:rPr>
-            </w:pPr>
-            <w:r>
-              <w:rPr>
-                <w:rFonts w:ascii="Times New Roman" w:hAnsi="Times New Roman" w:eastAsia="Times New Roman" w:cs="Times New Roman"/>
-                <w:i w:val="false"/>
-                <w:b w:val="false"/>
-                <w:u w:val="none"/>
-                <w:strike w:val="false"/>
-                <w:sz w:val="18"/>
-                <w:szCs w:val="18"/>
-                <w:color w:val="000000"/>
-              </w:rPr>
-              <w:t xml:space="preserve">&lt;0.001</w:t>
+              <w:t xml:space="preserve">70</w:t>
+            </w:r>
+          </w:p>
+        </w:tc>
+        <w:tc>
+          <w:tcPr>
+            <w:tcBorders>
+              <w:bottom w:val="none" w:sz="0" w:space="0" w:color="000000"/>
+              <w:top w:val="none" w:sz="0" w:space="0" w:color="000000"/>
+              <w:left w:val="none" w:sz="0" w:space="0" w:color="000000"/>
+              <w:right w:val="none" w:sz="0" w:space="0" w:color="000000"/>
+            </w:tcBorders>
+            <w:shd w:val="clear" w:color="auto" w:fill="FFFFFF"/>
+            <w:tcMar>
+              <w:top w:w="0" w:type="dxa"/>
+              <w:bottom w:w="0" w:type="dxa"/>
+              <w:left w:w="0" w:type="dxa"/>
+              <w:right w:w="0" w:type="dxa"/>
+            </w:tcMar>
+            <w:vAlign w:val="center"/>
+          </w:tcPr>
+          <w:p>
+            <w:pPr>
+              <w:pStyle w:val="Normal"/>
+              <w:jc w:val="left"/>
+              <w:pBdr>
+                <w:bottom w:val="none" w:sz="0" w:space="0" w:color="000000"/>
+                <w:top w:val="none" w:sz="0" w:space="0" w:color="000000"/>
+                <w:left w:val="none" w:sz="0" w:space="0" w:color="000000"/>
+                <w:right w:val="none" w:sz="0" w:space="0" w:color="000000"/>
+              </w:pBdr>
+              <w:spacing w:after="100" w:before="100" w:line="240"/>
+              <w:ind w:left="100" w:right="100" w:firstLine="0" w:firstLineChars="0"/>
+              <w:rPr>
+                <w:rFonts w:ascii="Times New Roman" w:hAnsi="Times New Roman" w:eastAsia="Times New Roman" w:cs="Times New Roman"/>
+                <w:i w:val="false"/>
+                <w:b w:val="false"/>
+                <w:u w:val="none"/>
+                <w:strike w:val="false"/>
+                <w:sz w:val="18"/>
+                <w:szCs w:val="18"/>
+                <w:color w:val="000000"/>
+              </w:rPr>
+            </w:pPr>
+            <w:r>
+              <w:rPr>
+                <w:rFonts w:ascii="Times New Roman" w:hAnsi="Times New Roman" w:eastAsia="Times New Roman" w:cs="Times New Roman"/>
+                <w:i w:val="false"/>
+                <w:b w:val="false"/>
+                <w:u w:val="none"/>
+                <w:strike w:val="false"/>
+                <w:sz w:val="18"/>
+                <w:szCs w:val="18"/>
+                <w:color w:val="000000"/>
+              </w:rPr>
+              <w:t xml:space="preserve">0.74 (0.55–1.00)</w:t>
+            </w:r>
+          </w:p>
+        </w:tc>
+        <w:tc>
+          <w:tcPr>
+            <w:tcBorders>
+              <w:bottom w:val="none" w:sz="0" w:space="0" w:color="000000"/>
+              <w:top w:val="none" w:sz="0" w:space="0" w:color="000000"/>
+              <w:left w:val="none" w:sz="0" w:space="0" w:color="000000"/>
+              <w:right w:val="none" w:sz="0" w:space="0" w:color="000000"/>
+            </w:tcBorders>
+            <w:shd w:val="clear" w:color="auto" w:fill="FFFFFF"/>
+            <w:tcMar>
+              <w:top w:w="0" w:type="dxa"/>
+              <w:bottom w:w="0" w:type="dxa"/>
+              <w:left w:w="0" w:type="dxa"/>
+              <w:right w:w="0" w:type="dxa"/>
+            </w:tcMar>
+            <w:vAlign w:val="center"/>
+          </w:tcPr>
+          <w:p>
+            <w:pPr>
+              <w:pStyle w:val="Normal"/>
+              <w:jc w:val="left"/>
+              <w:pBdr>
+                <w:bottom w:val="none" w:sz="0" w:space="0" w:color="000000"/>
+                <w:top w:val="none" w:sz="0" w:space="0" w:color="000000"/>
+                <w:left w:val="none" w:sz="0" w:space="0" w:color="000000"/>
+                <w:right w:val="none" w:sz="0" w:space="0" w:color="000000"/>
+              </w:pBdr>
+              <w:spacing w:after="100" w:before="100" w:line="240"/>
+              <w:ind w:left="100" w:right="100" w:firstLine="0" w:firstLineChars="0"/>
+              <w:rPr>
+                <w:rFonts w:ascii="Times New Roman" w:hAnsi="Times New Roman" w:eastAsia="Times New Roman" w:cs="Times New Roman"/>
+                <w:i w:val="false"/>
+                <w:b w:val="false"/>
+                <w:u w:val="none"/>
+                <w:strike w:val="false"/>
+                <w:sz w:val="18"/>
+                <w:szCs w:val="18"/>
+                <w:color w:val="000000"/>
+              </w:rPr>
+            </w:pPr>
+            <w:r>
+              <w:rPr>
+                <w:rFonts w:ascii="Times New Roman" w:hAnsi="Times New Roman" w:eastAsia="Times New Roman" w:cs="Times New Roman"/>
+                <w:i w:val="false"/>
+                <w:b w:val="false"/>
+                <w:u w:val="none"/>
+                <w:strike w:val="false"/>
+                <w:sz w:val="18"/>
+                <w:szCs w:val="18"/>
+                <w:color w:val="000000"/>
+              </w:rPr>
+              <w:t xml:space="preserve">0.052</w:t>
             </w:r>
           </w:p>
         </w:tc>
@@ -8110,117 +8110,117 @@
                 <w:szCs w:val="18"/>
                 <w:color w:val="000000"/>
               </w:rPr>
-              <w:t xml:space="preserve">Multivariable + MMR status</w:t>
-            </w:r>
-          </w:p>
-        </w:tc>
-        <w:tc>
-          <w:tcPr>
-            <w:tcBorders>
-              <w:bottom w:val="none" w:sz="0" w:space="0" w:color="000000"/>
-              <w:top w:val="none" w:sz="0" w:space="0" w:color="000000"/>
-              <w:left w:val="none" w:sz="0" w:space="0" w:color="000000"/>
-              <w:right w:val="none" w:sz="0" w:space="0" w:color="000000"/>
-            </w:tcBorders>
-            <w:shd w:val="clear" w:color="auto" w:fill="FFFFFF"/>
-            <w:tcMar>
-              <w:top w:w="0" w:type="dxa"/>
-              <w:bottom w:w="0" w:type="dxa"/>
-              <w:left w:w="0" w:type="dxa"/>
-              <w:right w:w="0" w:type="dxa"/>
-            </w:tcMar>
-            <w:vAlign w:val="center"/>
-          </w:tcPr>
-          <w:p>
-            <w:pPr>
-              <w:pStyle w:val="Normal"/>
-              <w:jc w:val="left"/>
-              <w:pBdr>
-                <w:bottom w:val="none" w:sz="0" w:space="0" w:color="000000"/>
-                <w:top w:val="none" w:sz="0" w:space="0" w:color="000000"/>
-                <w:left w:val="none" w:sz="0" w:space="0" w:color="000000"/>
-                <w:right w:val="none" w:sz="0" w:space="0" w:color="000000"/>
-              </w:pBdr>
-              <w:spacing w:after="100" w:before="100" w:line="240"/>
-              <w:ind w:left="100" w:right="100" w:firstLine="0" w:firstLineChars="0"/>
-              <w:rPr>
-                <w:rFonts w:ascii="Times New Roman" w:hAnsi="Times New Roman" w:eastAsia="Times New Roman" w:cs="Times New Roman"/>
-                <w:i w:val="false"/>
-                <w:b w:val="false"/>
-                <w:u w:val="none"/>
-                <w:strike w:val="false"/>
-                <w:sz w:val="18"/>
-                <w:szCs w:val="18"/>
-                <w:color w:val="000000"/>
-              </w:rPr>
-            </w:pPr>
-            <w:r>
-              <w:rPr>
-                <w:rFonts w:ascii="Times New Roman" w:hAnsi="Times New Roman" w:eastAsia="Times New Roman" w:cs="Times New Roman"/>
-                <w:i w:val="false"/>
-                <w:b w:val="false"/>
-                <w:u w:val="none"/>
-                <w:strike w:val="false"/>
-                <w:sz w:val="18"/>
-                <w:szCs w:val="18"/>
-                <w:color w:val="000000"/>
-              </w:rPr>
-              <w:t xml:space="preserve">ROCK2 expression</w:t>
-            </w:r>
-          </w:p>
-        </w:tc>
-        <w:tc>
-          <w:tcPr>
-            <w:tcBorders>
-              <w:bottom w:val="none" w:sz="0" w:space="0" w:color="000000"/>
-              <w:top w:val="none" w:sz="0" w:space="0" w:color="000000"/>
-              <w:left w:val="none" w:sz="0" w:space="0" w:color="000000"/>
-              <w:right w:val="none" w:sz="0" w:space="0" w:color="000000"/>
-            </w:tcBorders>
-            <w:shd w:val="clear" w:color="auto" w:fill="FFFFFF"/>
-            <w:tcMar>
-              <w:top w:w="0" w:type="dxa"/>
-              <w:bottom w:w="0" w:type="dxa"/>
-              <w:left w:w="0" w:type="dxa"/>
-              <w:right w:w="0" w:type="dxa"/>
-            </w:tcMar>
-            <w:vAlign w:val="center"/>
-          </w:tcPr>
-          <w:p>
-            <w:pPr>
-              <w:pStyle w:val="Normal"/>
-              <w:jc w:val="left"/>
-              <w:pBdr>
-                <w:bottom w:val="none" w:sz="0" w:space="0" w:color="000000"/>
-                <w:top w:val="none" w:sz="0" w:space="0" w:color="000000"/>
-                <w:left w:val="none" w:sz="0" w:space="0" w:color="000000"/>
-                <w:right w:val="none" w:sz="0" w:space="0" w:color="000000"/>
-              </w:pBdr>
-              <w:spacing w:after="100" w:before="100" w:line="240"/>
-              <w:ind w:left="100" w:right="100" w:firstLine="0" w:firstLineChars="0"/>
-              <w:rPr>
-                <w:rFonts w:ascii="Times New Roman" w:hAnsi="Times New Roman" w:eastAsia="Times New Roman" w:cs="Times New Roman"/>
-                <w:i w:val="false"/>
-                <w:b w:val="false"/>
-                <w:u w:val="none"/>
-                <w:strike w:val="false"/>
-                <w:sz w:val="18"/>
-                <w:szCs w:val="18"/>
-                <w:color w:val="000000"/>
-              </w:rPr>
-            </w:pPr>
-            <w:r>
-              <w:rPr>
-                <w:rFonts w:ascii="Times New Roman" w:hAnsi="Times New Roman" w:eastAsia="Times New Roman" w:cs="Times New Roman"/>
-                <w:i w:val="false"/>
-                <w:b w:val="false"/>
-                <w:u w:val="none"/>
-                <w:strike w:val="false"/>
-                <w:sz w:val="18"/>
-                <w:szCs w:val="18"/>
-                <w:color w:val="000000"/>
-              </w:rPr>
-              <w:t xml:space="preserve">Low (ref)</w:t>
+              <w:t xml:space="preserve">Multivariable (MMR status known)</w:t>
+            </w:r>
+          </w:p>
+        </w:tc>
+        <w:tc>
+          <w:tcPr>
+            <w:tcBorders>
+              <w:bottom w:val="none" w:sz="0" w:space="0" w:color="000000"/>
+              <w:top w:val="none" w:sz="0" w:space="0" w:color="000000"/>
+              <w:left w:val="none" w:sz="0" w:space="0" w:color="000000"/>
+              <w:right w:val="none" w:sz="0" w:space="0" w:color="000000"/>
+            </w:tcBorders>
+            <w:shd w:val="clear" w:color="auto" w:fill="FFFFFF"/>
+            <w:tcMar>
+              <w:top w:w="0" w:type="dxa"/>
+              <w:bottom w:w="0" w:type="dxa"/>
+              <w:left w:w="0" w:type="dxa"/>
+              <w:right w:w="0" w:type="dxa"/>
+            </w:tcMar>
+            <w:vAlign w:val="center"/>
+          </w:tcPr>
+          <w:p>
+            <w:pPr>
+              <w:pStyle w:val="Normal"/>
+              <w:jc w:val="left"/>
+              <w:pBdr>
+                <w:bottom w:val="none" w:sz="0" w:space="0" w:color="000000"/>
+                <w:top w:val="none" w:sz="0" w:space="0" w:color="000000"/>
+                <w:left w:val="none" w:sz="0" w:space="0" w:color="000000"/>
+                <w:right w:val="none" w:sz="0" w:space="0" w:color="000000"/>
+              </w:pBdr>
+              <w:spacing w:after="100" w:before="100" w:line="240"/>
+              <w:ind w:left="100" w:right="100" w:firstLine="0" w:firstLineChars="0"/>
+              <w:rPr>
+                <w:rFonts w:ascii="Times New Roman" w:hAnsi="Times New Roman" w:eastAsia="Times New Roman" w:cs="Times New Roman"/>
+                <w:i w:val="false"/>
+                <w:b w:val="false"/>
+                <w:u w:val="none"/>
+                <w:strike w:val="false"/>
+                <w:sz w:val="18"/>
+                <w:szCs w:val="18"/>
+                <w:color w:val="000000"/>
+              </w:rPr>
+            </w:pPr>
+            <w:r>
+              <w:rPr>
+                <w:rFonts w:ascii="Times New Roman" w:hAnsi="Times New Roman" w:eastAsia="Times New Roman" w:cs="Times New Roman"/>
+                <w:i w:val="false"/>
+                <w:b w:val="false"/>
+                <w:u w:val="none"/>
+                <w:strike w:val="false"/>
+                <w:sz w:val="18"/>
+                <w:szCs w:val="18"/>
+                <w:color w:val="000000"/>
+              </w:rPr>
+              <w:t xml:space="preserve">Pathologic stage group</w:t>
+            </w:r>
+          </w:p>
+        </w:tc>
+        <w:tc>
+          <w:tcPr>
+            <w:tcBorders>
+              <w:bottom w:val="none" w:sz="0" w:space="0" w:color="000000"/>
+              <w:top w:val="none" w:sz="0" w:space="0" w:color="000000"/>
+              <w:left w:val="none" w:sz="0" w:space="0" w:color="000000"/>
+              <w:right w:val="none" w:sz="0" w:space="0" w:color="000000"/>
+            </w:tcBorders>
+            <w:shd w:val="clear" w:color="auto" w:fill="FFFFFF"/>
+            <w:tcMar>
+              <w:top w:w="0" w:type="dxa"/>
+              <w:bottom w:w="0" w:type="dxa"/>
+              <w:left w:w="0" w:type="dxa"/>
+              <w:right w:w="0" w:type="dxa"/>
+            </w:tcMar>
+            <w:vAlign w:val="center"/>
+          </w:tcPr>
+          <w:p>
+            <w:pPr>
+              <w:pStyle w:val="Normal"/>
+              <w:jc w:val="left"/>
+              <w:pBdr>
+                <w:bottom w:val="none" w:sz="0" w:space="0" w:color="000000"/>
+                <w:top w:val="none" w:sz="0" w:space="0" w:color="000000"/>
+                <w:left w:val="none" w:sz="0" w:space="0" w:color="000000"/>
+                <w:right w:val="none" w:sz="0" w:space="0" w:color="000000"/>
+              </w:pBdr>
+              <w:spacing w:after="100" w:before="100" w:line="240"/>
+              <w:ind w:left="100" w:right="100" w:firstLine="0" w:firstLineChars="0"/>
+              <w:rPr>
+                <w:rFonts w:ascii="Times New Roman" w:hAnsi="Times New Roman" w:eastAsia="Times New Roman" w:cs="Times New Roman"/>
+                <w:i w:val="false"/>
+                <w:b w:val="false"/>
+                <w:u w:val="none"/>
+                <w:strike w:val="false"/>
+                <w:sz w:val="18"/>
+                <w:szCs w:val="18"/>
+                <w:color w:val="000000"/>
+              </w:rPr>
+            </w:pPr>
+            <w:r>
+              <w:rPr>
+                <w:rFonts w:ascii="Times New Roman" w:hAnsi="Times New Roman" w:eastAsia="Times New Roman" w:cs="Times New Roman"/>
+                <w:i w:val="false"/>
+                <w:b w:val="false"/>
+                <w:u w:val="none"/>
+                <w:strike w:val="false"/>
+                <w:sz w:val="18"/>
+                <w:szCs w:val="18"/>
+                <w:color w:val="000000"/>
+              </w:rPr>
+              <w:t xml:space="preserve">I–II (ref)</w:t>
             </w:r>
           </w:p>
         </w:tc>
@@ -8275,7 +8275,7 @@
                 <w:szCs w:val="18"/>
                 <w:color w:val="000000"/>
               </w:rPr>
-              <w:t xml:space="preserve">246</w:t>
+              <w:t xml:space="preserve">252</w:t>
             </w:r>
           </w:p>
         </w:tc>
@@ -8330,7 +8330,7 @@
                 <w:szCs w:val="18"/>
                 <w:color w:val="000000"/>
               </w:rPr>
-              <w:t xml:space="preserve">88</w:t>
+              <w:t xml:space="preserve">69</w:t>
             </w:r>
           </w:p>
         </w:tc>
@@ -8555,7 +8555,7 @@
                 <w:szCs w:val="18"/>
                 <w:color w:val="000000"/>
               </w:rPr>
-              <w:t xml:space="preserve">Multivariable + MMR status</w:t>
+              <w:t xml:space="preserve">Multivariable (MMR status known)</w:t>
             </w:r>
           </w:p>
         </w:tc>
@@ -8665,7 +8665,7 @@
                 <w:szCs w:val="18"/>
                 <w:color w:val="000000"/>
               </w:rPr>
-              <w:t xml:space="preserve">High</w:t>
+              <w:t xml:space="preserve">III–IV</w:t>
             </w:r>
           </w:p>
         </w:tc>
@@ -8720,7 +8720,7 @@
                 <w:szCs w:val="18"/>
                 <w:color w:val="000000"/>
               </w:rPr>
-              <w:t xml:space="preserve">265</w:t>
+              <w:t xml:space="preserve">259</w:t>
             </w:r>
           </w:p>
         </w:tc>
@@ -8775,117 +8775,117 @@
                 <w:szCs w:val="18"/>
                 <w:color w:val="000000"/>
               </w:rPr>
-              <w:t xml:space="preserve">87</w:t>
-            </w:r>
-          </w:p>
-        </w:tc>
-        <w:tc>
-          <w:tcPr>
-            <w:tcBorders>
-              <w:bottom w:val="none" w:sz="0" w:space="0" w:color="000000"/>
-              <w:top w:val="none" w:sz="0" w:space="0" w:color="000000"/>
-              <w:left w:val="none" w:sz="0" w:space="0" w:color="000000"/>
-              <w:right w:val="none" w:sz="0" w:space="0" w:color="000000"/>
-            </w:tcBorders>
-            <w:shd w:val="clear" w:color="auto" w:fill="FFFFFF"/>
-            <w:tcMar>
-              <w:top w:w="0" w:type="dxa"/>
-              <w:bottom w:w="0" w:type="dxa"/>
-              <w:left w:w="0" w:type="dxa"/>
-              <w:right w:w="0" w:type="dxa"/>
-            </w:tcMar>
-            <w:vAlign w:val="center"/>
-          </w:tcPr>
-          <w:p>
-            <w:pPr>
-              <w:pStyle w:val="Normal"/>
-              <w:jc w:val="left"/>
-              <w:pBdr>
-                <w:bottom w:val="none" w:sz="0" w:space="0" w:color="000000"/>
-                <w:top w:val="none" w:sz="0" w:space="0" w:color="000000"/>
-                <w:left w:val="none" w:sz="0" w:space="0" w:color="000000"/>
-                <w:right w:val="none" w:sz="0" w:space="0" w:color="000000"/>
-              </w:pBdr>
-              <w:spacing w:after="100" w:before="100" w:line="240"/>
-              <w:ind w:left="100" w:right="100" w:firstLine="0" w:firstLineChars="0"/>
-              <w:rPr>
-                <w:rFonts w:ascii="Times New Roman" w:hAnsi="Times New Roman" w:eastAsia="Times New Roman" w:cs="Times New Roman"/>
-                <w:i w:val="false"/>
-                <w:b w:val="false"/>
-                <w:u w:val="none"/>
-                <w:strike w:val="false"/>
-                <w:sz w:val="18"/>
-                <w:szCs w:val="18"/>
-                <w:color w:val="000000"/>
-              </w:rPr>
-            </w:pPr>
-            <w:r>
-              <w:rPr>
-                <w:rFonts w:ascii="Times New Roman" w:hAnsi="Times New Roman" w:eastAsia="Times New Roman" w:cs="Times New Roman"/>
-                <w:i w:val="false"/>
-                <w:b w:val="false"/>
-                <w:u w:val="none"/>
-                <w:strike w:val="false"/>
-                <w:sz w:val="18"/>
-                <w:szCs w:val="18"/>
-                <w:color w:val="000000"/>
-              </w:rPr>
-              <w:t xml:space="preserve">0.75 (0.55–1.02)</w:t>
-            </w:r>
-          </w:p>
-        </w:tc>
-        <w:tc>
-          <w:tcPr>
-            <w:tcBorders>
-              <w:bottom w:val="none" w:sz="0" w:space="0" w:color="000000"/>
-              <w:top w:val="none" w:sz="0" w:space="0" w:color="000000"/>
-              <w:left w:val="none" w:sz="0" w:space="0" w:color="000000"/>
-              <w:right w:val="none" w:sz="0" w:space="0" w:color="000000"/>
-            </w:tcBorders>
-            <w:shd w:val="clear" w:color="auto" w:fill="FFFFFF"/>
-            <w:tcMar>
-              <w:top w:w="0" w:type="dxa"/>
-              <w:bottom w:w="0" w:type="dxa"/>
-              <w:left w:w="0" w:type="dxa"/>
-              <w:right w:w="0" w:type="dxa"/>
-            </w:tcMar>
-            <w:vAlign w:val="center"/>
-          </w:tcPr>
-          <w:p>
-            <w:pPr>
-              <w:pStyle w:val="Normal"/>
-              <w:jc w:val="left"/>
-              <w:pBdr>
-                <w:bottom w:val="none" w:sz="0" w:space="0" w:color="000000"/>
-                <w:top w:val="none" w:sz="0" w:space="0" w:color="000000"/>
-                <w:left w:val="none" w:sz="0" w:space="0" w:color="000000"/>
-                <w:right w:val="none" w:sz="0" w:space="0" w:color="000000"/>
-              </w:pBdr>
-              <w:spacing w:after="100" w:before="100" w:line="240"/>
-              <w:ind w:left="100" w:right="100" w:firstLine="0" w:firstLineChars="0"/>
-              <w:rPr>
-                <w:rFonts w:ascii="Times New Roman" w:hAnsi="Times New Roman" w:eastAsia="Times New Roman" w:cs="Times New Roman"/>
-                <w:i w:val="false"/>
-                <w:b w:val="false"/>
-                <w:u w:val="none"/>
-                <w:strike w:val="false"/>
-                <w:sz w:val="18"/>
-                <w:szCs w:val="18"/>
-                <w:color w:val="000000"/>
-              </w:rPr>
-            </w:pPr>
-            <w:r>
-              <w:rPr>
-                <w:rFonts w:ascii="Times New Roman" w:hAnsi="Times New Roman" w:eastAsia="Times New Roman" w:cs="Times New Roman"/>
-                <w:i w:val="false"/>
-                <w:b w:val="false"/>
-                <w:u w:val="none"/>
-                <w:strike w:val="false"/>
-                <w:sz w:val="18"/>
-                <w:szCs w:val="18"/>
-                <w:color w:val="000000"/>
-              </w:rPr>
-              <w:t xml:space="preserve">0.071</w:t>
+              <w:t xml:space="preserve">106</w:t>
+            </w:r>
+          </w:p>
+        </w:tc>
+        <w:tc>
+          <w:tcPr>
+            <w:tcBorders>
+              <w:bottom w:val="none" w:sz="0" w:space="0" w:color="000000"/>
+              <w:top w:val="none" w:sz="0" w:space="0" w:color="000000"/>
+              <w:left w:val="none" w:sz="0" w:space="0" w:color="000000"/>
+              <w:right w:val="none" w:sz="0" w:space="0" w:color="000000"/>
+            </w:tcBorders>
+            <w:shd w:val="clear" w:color="auto" w:fill="FFFFFF"/>
+            <w:tcMar>
+              <w:top w:w="0" w:type="dxa"/>
+              <w:bottom w:w="0" w:type="dxa"/>
+              <w:left w:w="0" w:type="dxa"/>
+              <w:right w:w="0" w:type="dxa"/>
+            </w:tcMar>
+            <w:vAlign w:val="center"/>
+          </w:tcPr>
+          <w:p>
+            <w:pPr>
+              <w:pStyle w:val="Normal"/>
+              <w:jc w:val="left"/>
+              <w:pBdr>
+                <w:bottom w:val="none" w:sz="0" w:space="0" w:color="000000"/>
+                <w:top w:val="none" w:sz="0" w:space="0" w:color="000000"/>
+                <w:left w:val="none" w:sz="0" w:space="0" w:color="000000"/>
+                <w:right w:val="none" w:sz="0" w:space="0" w:color="000000"/>
+              </w:pBdr>
+              <w:spacing w:after="100" w:before="100" w:line="240"/>
+              <w:ind w:left="100" w:right="100" w:firstLine="0" w:firstLineChars="0"/>
+              <w:rPr>
+                <w:rFonts w:ascii="Times New Roman" w:hAnsi="Times New Roman" w:eastAsia="Times New Roman" w:cs="Times New Roman"/>
+                <w:i w:val="false"/>
+                <w:b w:val="false"/>
+                <w:u w:val="none"/>
+                <w:strike w:val="false"/>
+                <w:sz w:val="18"/>
+                <w:szCs w:val="18"/>
+                <w:color w:val="000000"/>
+              </w:rPr>
+            </w:pPr>
+            <w:r>
+              <w:rPr>
+                <w:rFonts w:ascii="Times New Roman" w:hAnsi="Times New Roman" w:eastAsia="Times New Roman" w:cs="Times New Roman"/>
+                <w:i w:val="false"/>
+                <w:b w:val="false"/>
+                <w:u w:val="none"/>
+                <w:strike w:val="false"/>
+                <w:sz w:val="18"/>
+                <w:szCs w:val="18"/>
+                <w:color w:val="000000"/>
+              </w:rPr>
+              <w:t xml:space="preserve">1.87 (1.38–2.54)</w:t>
+            </w:r>
+          </w:p>
+        </w:tc>
+        <w:tc>
+          <w:tcPr>
+            <w:tcBorders>
+              <w:bottom w:val="none" w:sz="0" w:space="0" w:color="000000"/>
+              <w:top w:val="none" w:sz="0" w:space="0" w:color="000000"/>
+              <w:left w:val="none" w:sz="0" w:space="0" w:color="000000"/>
+              <w:right w:val="none" w:sz="0" w:space="0" w:color="000000"/>
+            </w:tcBorders>
+            <w:shd w:val="clear" w:color="auto" w:fill="FFFFFF"/>
+            <w:tcMar>
+              <w:top w:w="0" w:type="dxa"/>
+              <w:bottom w:w="0" w:type="dxa"/>
+              <w:left w:w="0" w:type="dxa"/>
+              <w:right w:w="0" w:type="dxa"/>
+            </w:tcMar>
+            <w:vAlign w:val="center"/>
+          </w:tcPr>
+          <w:p>
+            <w:pPr>
+              <w:pStyle w:val="Normal"/>
+              <w:jc w:val="left"/>
+              <w:pBdr>
+                <w:bottom w:val="none" w:sz="0" w:space="0" w:color="000000"/>
+                <w:top w:val="none" w:sz="0" w:space="0" w:color="000000"/>
+                <w:left w:val="none" w:sz="0" w:space="0" w:color="000000"/>
+                <w:right w:val="none" w:sz="0" w:space="0" w:color="000000"/>
+              </w:pBdr>
+              <w:spacing w:after="100" w:before="100" w:line="240"/>
+              <w:ind w:left="100" w:right="100" w:firstLine="0" w:firstLineChars="0"/>
+              <w:rPr>
+                <w:rFonts w:ascii="Times New Roman" w:hAnsi="Times New Roman" w:eastAsia="Times New Roman" w:cs="Times New Roman"/>
+                <w:i w:val="false"/>
+                <w:b w:val="false"/>
+                <w:u w:val="none"/>
+                <w:strike w:val="false"/>
+                <w:sz w:val="18"/>
+                <w:szCs w:val="18"/>
+                <w:color w:val="000000"/>
+              </w:rPr>
+            </w:pPr>
+            <w:r>
+              <w:rPr>
+                <w:rFonts w:ascii="Times New Roman" w:hAnsi="Times New Roman" w:eastAsia="Times New Roman" w:cs="Times New Roman"/>
+                <w:i w:val="false"/>
+                <w:b w:val="false"/>
+                <w:u w:val="none"/>
+                <w:strike w:val="false"/>
+                <w:sz w:val="18"/>
+                <w:szCs w:val="18"/>
+                <w:color w:val="000000"/>
+              </w:rPr>
+              <w:t xml:space="preserve">&lt;0.001</w:t>
             </w:r>
           </w:p>
         </w:tc>
@@ -9055,7 +9055,227 @@
                 <w:szCs w:val="18"/>
                 <w:color w:val="000000"/>
               </w:rPr>
-              <w:t xml:space="preserve">Age (per 10 years)</w:t>
+              <w:t xml:space="preserve">ROCK2 expression</w:t>
+            </w:r>
+          </w:p>
+        </w:tc>
+        <w:tc>
+          <w:tcPr>
+            <w:tcBorders>
+              <w:bottom w:val="none" w:sz="0" w:space="0" w:color="000000"/>
+              <w:top w:val="none" w:sz="0" w:space="0" w:color="000000"/>
+              <w:left w:val="none" w:sz="0" w:space="0" w:color="000000"/>
+              <w:right w:val="none" w:sz="0" w:space="0" w:color="000000"/>
+            </w:tcBorders>
+            <w:shd w:val="clear" w:color="auto" w:fill="FFFFFF"/>
+            <w:tcMar>
+              <w:top w:w="0" w:type="dxa"/>
+              <w:bottom w:w="0" w:type="dxa"/>
+              <w:left w:w="0" w:type="dxa"/>
+              <w:right w:w="0" w:type="dxa"/>
+            </w:tcMar>
+            <w:vAlign w:val="center"/>
+          </w:tcPr>
+          <w:p>
+            <w:pPr>
+              <w:pStyle w:val="Normal"/>
+              <w:jc w:val="left"/>
+              <w:pBdr>
+                <w:bottom w:val="none" w:sz="0" w:space="0" w:color="000000"/>
+                <w:top w:val="none" w:sz="0" w:space="0" w:color="000000"/>
+                <w:left w:val="none" w:sz="0" w:space="0" w:color="000000"/>
+                <w:right w:val="none" w:sz="0" w:space="0" w:color="000000"/>
+              </w:pBdr>
+              <w:spacing w:after="100" w:before="100" w:line="240"/>
+              <w:ind w:left="100" w:right="100" w:firstLine="0" w:firstLineChars="0"/>
+              <w:rPr>
+                <w:rFonts w:ascii="Times New Roman" w:hAnsi="Times New Roman" w:eastAsia="Times New Roman" w:cs="Times New Roman"/>
+                <w:i w:val="false"/>
+                <w:b w:val="false"/>
+                <w:u w:val="none"/>
+                <w:strike w:val="false"/>
+                <w:sz w:val="18"/>
+                <w:szCs w:val="18"/>
+                <w:color w:val="000000"/>
+              </w:rPr>
+            </w:pPr>
+            <w:r>
+              <w:rPr>
+                <w:rFonts w:ascii="Times New Roman" w:hAnsi="Times New Roman" w:eastAsia="Times New Roman" w:cs="Times New Roman"/>
+                <w:i w:val="false"/>
+                <w:b w:val="false"/>
+                <w:u w:val="none"/>
+                <w:strike w:val="false"/>
+                <w:sz w:val="18"/>
+                <w:szCs w:val="18"/>
+                <w:color w:val="000000"/>
+              </w:rPr>
+              <w:t xml:space="preserve">Low (ref)</w:t>
+            </w:r>
+          </w:p>
+        </w:tc>
+        <w:tc>
+          <w:tcPr>
+            <w:tcBorders>
+              <w:bottom w:val="none" w:sz="0" w:space="0" w:color="000000"/>
+              <w:top w:val="none" w:sz="0" w:space="0" w:color="000000"/>
+              <w:left w:val="none" w:sz="0" w:space="0" w:color="000000"/>
+              <w:right w:val="none" w:sz="0" w:space="0" w:color="000000"/>
+            </w:tcBorders>
+            <w:shd w:val="clear" w:color="auto" w:fill="FFFFFF"/>
+            <w:tcMar>
+              <w:top w:w="0" w:type="dxa"/>
+              <w:bottom w:w="0" w:type="dxa"/>
+              <w:left w:w="0" w:type="dxa"/>
+              <w:right w:w="0" w:type="dxa"/>
+            </w:tcMar>
+            <w:vAlign w:val="center"/>
+          </w:tcPr>
+          <w:p>
+            <w:pPr>
+              <w:pStyle w:val="Normal"/>
+              <w:jc w:val="right"/>
+              <w:pBdr>
+                <w:bottom w:val="none" w:sz="0" w:space="0" w:color="000000"/>
+                <w:top w:val="none" w:sz="0" w:space="0" w:color="000000"/>
+                <w:left w:val="none" w:sz="0" w:space="0" w:color="000000"/>
+                <w:right w:val="none" w:sz="0" w:space="0" w:color="000000"/>
+              </w:pBdr>
+              <w:spacing w:after="100" w:before="100" w:line="240"/>
+              <w:ind w:left="100" w:right="100" w:firstLine="0" w:firstLineChars="0"/>
+              <w:rPr>
+                <w:rFonts w:ascii="Times New Roman" w:hAnsi="Times New Roman" w:eastAsia="Times New Roman" w:cs="Times New Roman"/>
+                <w:i w:val="false"/>
+                <w:b w:val="false"/>
+                <w:u w:val="none"/>
+                <w:strike w:val="false"/>
+                <w:sz w:val="18"/>
+                <w:szCs w:val="18"/>
+                <w:color w:val="000000"/>
+              </w:rPr>
+            </w:pPr>
+            <w:r>
+              <w:rPr>
+                <w:rFonts w:ascii="Times New Roman" w:hAnsi="Times New Roman" w:eastAsia="Times New Roman" w:cs="Times New Roman"/>
+                <w:i w:val="false"/>
+                <w:b w:val="false"/>
+                <w:u w:val="none"/>
+                <w:strike w:val="false"/>
+                <w:sz w:val="18"/>
+                <w:szCs w:val="18"/>
+                <w:color w:val="000000"/>
+              </w:rPr>
+              <w:t xml:space="preserve">246</w:t>
+            </w:r>
+          </w:p>
+        </w:tc>
+        <w:tc>
+          <w:tcPr>
+            <w:tcBorders>
+              <w:bottom w:val="none" w:sz="0" w:space="0" w:color="000000"/>
+              <w:top w:val="none" w:sz="0" w:space="0" w:color="000000"/>
+              <w:left w:val="none" w:sz="0" w:space="0" w:color="000000"/>
+              <w:right w:val="none" w:sz="0" w:space="0" w:color="000000"/>
+            </w:tcBorders>
+            <w:shd w:val="clear" w:color="auto" w:fill="FFFFFF"/>
+            <w:tcMar>
+              <w:top w:w="0" w:type="dxa"/>
+              <w:bottom w:w="0" w:type="dxa"/>
+              <w:left w:w="0" w:type="dxa"/>
+              <w:right w:w="0" w:type="dxa"/>
+            </w:tcMar>
+            <w:vAlign w:val="center"/>
+          </w:tcPr>
+          <w:p>
+            <w:pPr>
+              <w:pStyle w:val="Normal"/>
+              <w:jc w:val="right"/>
+              <w:pBdr>
+                <w:bottom w:val="none" w:sz="0" w:space="0" w:color="000000"/>
+                <w:top w:val="none" w:sz="0" w:space="0" w:color="000000"/>
+                <w:left w:val="none" w:sz="0" w:space="0" w:color="000000"/>
+                <w:right w:val="none" w:sz="0" w:space="0" w:color="000000"/>
+              </w:pBdr>
+              <w:spacing w:after="100" w:before="100" w:line="240"/>
+              <w:ind w:left="100" w:right="100" w:firstLine="0" w:firstLineChars="0"/>
+              <w:rPr>
+                <w:rFonts w:ascii="Times New Roman" w:hAnsi="Times New Roman" w:eastAsia="Times New Roman" w:cs="Times New Roman"/>
+                <w:i w:val="false"/>
+                <w:b w:val="false"/>
+                <w:u w:val="none"/>
+                <w:strike w:val="false"/>
+                <w:sz w:val="18"/>
+                <w:szCs w:val="18"/>
+                <w:color w:val="000000"/>
+              </w:rPr>
+            </w:pPr>
+            <w:r>
+              <w:rPr>
+                <w:rFonts w:ascii="Times New Roman" w:hAnsi="Times New Roman" w:eastAsia="Times New Roman" w:cs="Times New Roman"/>
+                <w:i w:val="false"/>
+                <w:b w:val="false"/>
+                <w:u w:val="none"/>
+                <w:strike w:val="false"/>
+                <w:sz w:val="18"/>
+                <w:szCs w:val="18"/>
+                <w:color w:val="000000"/>
+              </w:rPr>
+              <w:t xml:space="preserve">88</w:t>
+            </w:r>
+          </w:p>
+        </w:tc>
+        <w:tc>
+          <w:tcPr>
+            <w:tcBorders>
+              <w:bottom w:val="none" w:sz="0" w:space="0" w:color="000000"/>
+              <w:top w:val="none" w:sz="0" w:space="0" w:color="000000"/>
+              <w:left w:val="none" w:sz="0" w:space="0" w:color="000000"/>
+              <w:right w:val="none" w:sz="0" w:space="0" w:color="000000"/>
+            </w:tcBorders>
+            <w:shd w:val="clear" w:color="auto" w:fill="FFFFFF"/>
+            <w:tcMar>
+              <w:top w:w="0" w:type="dxa"/>
+              <w:bottom w:w="0" w:type="dxa"/>
+              <w:left w:w="0" w:type="dxa"/>
+              <w:right w:w="0" w:type="dxa"/>
+            </w:tcMar>
+            <w:vAlign w:val="center"/>
+          </w:tcPr>
+          <w:p>
+            <w:pPr>
+              <w:pStyle w:val="Normal"/>
+              <w:jc w:val="left"/>
+              <w:pBdr>
+                <w:bottom w:val="none" w:sz="0" w:space="0" w:color="000000"/>
+                <w:top w:val="none" w:sz="0" w:space="0" w:color="000000"/>
+                <w:left w:val="none" w:sz="0" w:space="0" w:color="000000"/>
+                <w:right w:val="none" w:sz="0" w:space="0" w:color="000000"/>
+              </w:pBdr>
+              <w:spacing w:after="100" w:before="100" w:line="240"/>
+              <w:ind w:left="100" w:right="100" w:firstLine="0" w:firstLineChars="0"/>
+              <w:rPr>
+                <w:rFonts w:ascii="Times New Roman" w:hAnsi="Times New Roman" w:eastAsia="Times New Roman" w:cs="Times New Roman"/>
+                <w:i w:val="false"/>
+                <w:b w:val="false"/>
+                <w:u w:val="none"/>
+                <w:strike w:val="false"/>
+                <w:sz w:val="18"/>
+                <w:szCs w:val="18"/>
+                <w:color w:val="000000"/>
+              </w:rPr>
+            </w:pPr>
+            <w:r>
+              <w:rPr>
+                <w:rFonts w:ascii="Times New Roman" w:hAnsi="Times New Roman" w:eastAsia="Times New Roman" w:cs="Times New Roman"/>
+                <w:i w:val="false"/>
+                <w:b w:val="false"/>
+                <w:u w:val="none"/>
+                <w:strike w:val="false"/>
+                <w:sz w:val="18"/>
+                <w:szCs w:val="18"/>
+                <w:color w:val="000000"/>
+              </w:rPr>
+              <w:t xml:space="preserve">Reference</w:t>
             </w:r>
           </w:p>
         </w:tc>
@@ -9111,226 +9331,6 @@
                 <w:color w:val="000000"/>
               </w:rPr>
               <w:t xml:space="preserve"/>
-            </w:r>
-          </w:p>
-        </w:tc>
-        <w:tc>
-          <w:tcPr>
-            <w:tcBorders>
-              <w:bottom w:val="none" w:sz="0" w:space="0" w:color="000000"/>
-              <w:top w:val="none" w:sz="0" w:space="0" w:color="000000"/>
-              <w:left w:val="none" w:sz="0" w:space="0" w:color="000000"/>
-              <w:right w:val="none" w:sz="0" w:space="0" w:color="000000"/>
-            </w:tcBorders>
-            <w:shd w:val="clear" w:color="auto" w:fill="FFFFFF"/>
-            <w:tcMar>
-              <w:top w:w="0" w:type="dxa"/>
-              <w:bottom w:w="0" w:type="dxa"/>
-              <w:left w:w="0" w:type="dxa"/>
-              <w:right w:w="0" w:type="dxa"/>
-            </w:tcMar>
-            <w:vAlign w:val="center"/>
-          </w:tcPr>
-          <w:p>
-            <w:pPr>
-              <w:pStyle w:val="Normal"/>
-              <w:jc w:val="right"/>
-              <w:pBdr>
-                <w:bottom w:val="none" w:sz="0" w:space="0" w:color="000000"/>
-                <w:top w:val="none" w:sz="0" w:space="0" w:color="000000"/>
-                <w:left w:val="none" w:sz="0" w:space="0" w:color="000000"/>
-                <w:right w:val="none" w:sz="0" w:space="0" w:color="000000"/>
-              </w:pBdr>
-              <w:spacing w:after="100" w:before="100" w:line="240"/>
-              <w:ind w:left="100" w:right="100" w:firstLine="0" w:firstLineChars="0"/>
-              <w:rPr>
-                <w:rFonts w:ascii="Times New Roman" w:hAnsi="Times New Roman" w:eastAsia="Times New Roman" w:cs="Times New Roman"/>
-                <w:i w:val="false"/>
-                <w:b w:val="false"/>
-                <w:u w:val="none"/>
-                <w:strike w:val="false"/>
-                <w:sz w:val="18"/>
-                <w:szCs w:val="18"/>
-                <w:color w:val="000000"/>
-              </w:rPr>
-            </w:pPr>
-            <w:r>
-              <w:rPr>
-                <w:rFonts w:ascii="Times New Roman" w:hAnsi="Times New Roman" w:eastAsia="Times New Roman" w:cs="Times New Roman"/>
-                <w:i w:val="false"/>
-                <w:b w:val="false"/>
-                <w:u w:val="none"/>
-                <w:strike w:val="false"/>
-                <w:sz w:val="18"/>
-                <w:szCs w:val="18"/>
-                <w:color w:val="000000"/>
-              </w:rPr>
-              <w:t xml:space="preserve">511</w:t>
-            </w:r>
-          </w:p>
-        </w:tc>
-        <w:tc>
-          <w:tcPr>
-            <w:tcBorders>
-              <w:bottom w:val="none" w:sz="0" w:space="0" w:color="000000"/>
-              <w:top w:val="none" w:sz="0" w:space="0" w:color="000000"/>
-              <w:left w:val="none" w:sz="0" w:space="0" w:color="000000"/>
-              <w:right w:val="none" w:sz="0" w:space="0" w:color="000000"/>
-            </w:tcBorders>
-            <w:shd w:val="clear" w:color="auto" w:fill="FFFFFF"/>
-            <w:tcMar>
-              <w:top w:w="0" w:type="dxa"/>
-              <w:bottom w:w="0" w:type="dxa"/>
-              <w:left w:w="0" w:type="dxa"/>
-              <w:right w:w="0" w:type="dxa"/>
-            </w:tcMar>
-            <w:vAlign w:val="center"/>
-          </w:tcPr>
-          <w:p>
-            <w:pPr>
-              <w:pStyle w:val="Normal"/>
-              <w:jc w:val="right"/>
-              <w:pBdr>
-                <w:bottom w:val="none" w:sz="0" w:space="0" w:color="000000"/>
-                <w:top w:val="none" w:sz="0" w:space="0" w:color="000000"/>
-                <w:left w:val="none" w:sz="0" w:space="0" w:color="000000"/>
-                <w:right w:val="none" w:sz="0" w:space="0" w:color="000000"/>
-              </w:pBdr>
-              <w:spacing w:after="100" w:before="100" w:line="240"/>
-              <w:ind w:left="100" w:right="100" w:firstLine="0" w:firstLineChars="0"/>
-              <w:rPr>
-                <w:rFonts w:ascii="Times New Roman" w:hAnsi="Times New Roman" w:eastAsia="Times New Roman" w:cs="Times New Roman"/>
-                <w:i w:val="false"/>
-                <w:b w:val="false"/>
-                <w:u w:val="none"/>
-                <w:strike w:val="false"/>
-                <w:sz w:val="18"/>
-                <w:szCs w:val="18"/>
-                <w:color w:val="000000"/>
-              </w:rPr>
-            </w:pPr>
-            <w:r>
-              <w:rPr>
-                <w:rFonts w:ascii="Times New Roman" w:hAnsi="Times New Roman" w:eastAsia="Times New Roman" w:cs="Times New Roman"/>
-                <w:i w:val="false"/>
-                <w:b w:val="false"/>
-                <w:u w:val="none"/>
-                <w:strike w:val="false"/>
-                <w:sz w:val="18"/>
-                <w:szCs w:val="18"/>
-                <w:color w:val="000000"/>
-              </w:rPr>
-              <w:t xml:space="preserve">175</w:t>
-            </w:r>
-          </w:p>
-        </w:tc>
-        <w:tc>
-          <w:tcPr>
-            <w:tcBorders>
-              <w:bottom w:val="none" w:sz="0" w:space="0" w:color="000000"/>
-              <w:top w:val="none" w:sz="0" w:space="0" w:color="000000"/>
-              <w:left w:val="none" w:sz="0" w:space="0" w:color="000000"/>
-              <w:right w:val="none" w:sz="0" w:space="0" w:color="000000"/>
-            </w:tcBorders>
-            <w:shd w:val="clear" w:color="auto" w:fill="FFFFFF"/>
-            <w:tcMar>
-              <w:top w:w="0" w:type="dxa"/>
-              <w:bottom w:w="0" w:type="dxa"/>
-              <w:left w:w="0" w:type="dxa"/>
-              <w:right w:w="0" w:type="dxa"/>
-            </w:tcMar>
-            <w:vAlign w:val="center"/>
-          </w:tcPr>
-          <w:p>
-            <w:pPr>
-              <w:pStyle w:val="Normal"/>
-              <w:jc w:val="left"/>
-              <w:pBdr>
-                <w:bottom w:val="none" w:sz="0" w:space="0" w:color="000000"/>
-                <w:top w:val="none" w:sz="0" w:space="0" w:color="000000"/>
-                <w:left w:val="none" w:sz="0" w:space="0" w:color="000000"/>
-                <w:right w:val="none" w:sz="0" w:space="0" w:color="000000"/>
-              </w:pBdr>
-              <w:spacing w:after="100" w:before="100" w:line="240"/>
-              <w:ind w:left="100" w:right="100" w:firstLine="0" w:firstLineChars="0"/>
-              <w:rPr>
-                <w:rFonts w:ascii="Times New Roman" w:hAnsi="Times New Roman" w:eastAsia="Times New Roman" w:cs="Times New Roman"/>
-                <w:i w:val="false"/>
-                <w:b w:val="false"/>
-                <w:u w:val="none"/>
-                <w:strike w:val="false"/>
-                <w:sz w:val="18"/>
-                <w:szCs w:val="18"/>
-                <w:color w:val="000000"/>
-              </w:rPr>
-            </w:pPr>
-            <w:r>
-              <w:rPr>
-                <w:rFonts w:ascii="Times New Roman" w:hAnsi="Times New Roman" w:eastAsia="Times New Roman" w:cs="Times New Roman"/>
-                <w:i w:val="false"/>
-                <w:b w:val="false"/>
-                <w:u w:val="none"/>
-                <w:strike w:val="false"/>
-                <w:sz w:val="18"/>
-                <w:szCs w:val="18"/>
-                <w:color w:val="000000"/>
-              </w:rPr>
-              <w:t xml:space="preserve">1.03 (1.02–1.04)</w:t>
-            </w:r>
-          </w:p>
-        </w:tc>
-        <w:tc>
-          <w:tcPr>
-            <w:tcBorders>
-              <w:bottom w:val="none" w:sz="0" w:space="0" w:color="000000"/>
-              <w:top w:val="none" w:sz="0" w:space="0" w:color="000000"/>
-              <w:left w:val="none" w:sz="0" w:space="0" w:color="000000"/>
-              <w:right w:val="none" w:sz="0" w:space="0" w:color="000000"/>
-            </w:tcBorders>
-            <w:shd w:val="clear" w:color="auto" w:fill="FFFFFF"/>
-            <w:tcMar>
-              <w:top w:w="0" w:type="dxa"/>
-              <w:bottom w:w="0" w:type="dxa"/>
-              <w:left w:w="0" w:type="dxa"/>
-              <w:right w:w="0" w:type="dxa"/>
-            </w:tcMar>
-            <w:vAlign w:val="center"/>
-          </w:tcPr>
-          <w:p>
-            <w:pPr>
-              <w:pStyle w:val="Normal"/>
-              <w:jc w:val="left"/>
-              <w:pBdr>
-                <w:bottom w:val="none" w:sz="0" w:space="0" w:color="000000"/>
-                <w:top w:val="none" w:sz="0" w:space="0" w:color="000000"/>
-                <w:left w:val="none" w:sz="0" w:space="0" w:color="000000"/>
-                <w:right w:val="none" w:sz="0" w:space="0" w:color="000000"/>
-              </w:pBdr>
-              <w:spacing w:after="100" w:before="100" w:line="240"/>
-              <w:ind w:left="100" w:right="100" w:firstLine="0" w:firstLineChars="0"/>
-              <w:rPr>
-                <w:rFonts w:ascii="Times New Roman" w:hAnsi="Times New Roman" w:eastAsia="Times New Roman" w:cs="Times New Roman"/>
-                <w:i w:val="false"/>
-                <w:b w:val="false"/>
-                <w:u w:val="none"/>
-                <w:strike w:val="false"/>
-                <w:sz w:val="18"/>
-                <w:szCs w:val="18"/>
-                <w:color w:val="000000"/>
-              </w:rPr>
-            </w:pPr>
-            <w:r>
-              <w:rPr>
-                <w:rFonts w:ascii="Times New Roman" w:hAnsi="Times New Roman" w:eastAsia="Times New Roman" w:cs="Times New Roman"/>
-                <w:i w:val="false"/>
-                <w:b w:val="false"/>
-                <w:u w:val="none"/>
-                <w:strike w:val="false"/>
-                <w:sz w:val="18"/>
-                <w:szCs w:val="18"/>
-                <w:color w:val="000000"/>
-              </w:rPr>
-              <w:t xml:space="preserve">&lt;0.001</w:t>
             </w:r>
           </w:p>
         </w:tc>
@@ -9500,62 +9500,62 @@
                 <w:szCs w:val="18"/>
                 <w:color w:val="000000"/>
               </w:rPr>
-              <w:t xml:space="preserve">Sex</w:t>
-            </w:r>
-          </w:p>
-        </w:tc>
-        <w:tc>
-          <w:tcPr>
-            <w:tcBorders>
-              <w:bottom w:val="none" w:sz="0" w:space="0" w:color="000000"/>
-              <w:top w:val="none" w:sz="0" w:space="0" w:color="000000"/>
-              <w:left w:val="none" w:sz="0" w:space="0" w:color="000000"/>
-              <w:right w:val="none" w:sz="0" w:space="0" w:color="000000"/>
-            </w:tcBorders>
-            <w:shd w:val="clear" w:color="auto" w:fill="FFFFFF"/>
-            <w:tcMar>
-              <w:top w:w="0" w:type="dxa"/>
-              <w:bottom w:w="0" w:type="dxa"/>
-              <w:left w:w="0" w:type="dxa"/>
-              <w:right w:w="0" w:type="dxa"/>
-            </w:tcMar>
-            <w:vAlign w:val="center"/>
-          </w:tcPr>
-          <w:p>
-            <w:pPr>
-              <w:pStyle w:val="Normal"/>
-              <w:jc w:val="left"/>
-              <w:pBdr>
-                <w:bottom w:val="none" w:sz="0" w:space="0" w:color="000000"/>
-                <w:top w:val="none" w:sz="0" w:space="0" w:color="000000"/>
-                <w:left w:val="none" w:sz="0" w:space="0" w:color="000000"/>
-                <w:right w:val="none" w:sz="0" w:space="0" w:color="000000"/>
-              </w:pBdr>
-              <w:spacing w:after="100" w:before="100" w:line="240"/>
-              <w:ind w:left="100" w:right="100" w:firstLine="0" w:firstLineChars="0"/>
-              <w:rPr>
-                <w:rFonts w:ascii="Times New Roman" w:hAnsi="Times New Roman" w:eastAsia="Times New Roman" w:cs="Times New Roman"/>
-                <w:i w:val="false"/>
-                <w:b w:val="false"/>
-                <w:u w:val="none"/>
-                <w:strike w:val="false"/>
-                <w:sz w:val="18"/>
-                <w:szCs w:val="18"/>
-                <w:color w:val="000000"/>
-              </w:rPr>
-            </w:pPr>
-            <w:r>
-              <w:rPr>
-                <w:rFonts w:ascii="Times New Roman" w:hAnsi="Times New Roman" w:eastAsia="Times New Roman" w:cs="Times New Roman"/>
-                <w:i w:val="false"/>
-                <w:b w:val="false"/>
-                <w:u w:val="none"/>
-                <w:strike w:val="false"/>
-                <w:sz w:val="18"/>
-                <w:szCs w:val="18"/>
-                <w:color w:val="000000"/>
-              </w:rPr>
-              <w:t xml:space="preserve">Male (ref)</w:t>
+              <w:t xml:space="preserve"/>
+            </w:r>
+          </w:p>
+        </w:tc>
+        <w:tc>
+          <w:tcPr>
+            <w:tcBorders>
+              <w:bottom w:val="none" w:sz="0" w:space="0" w:color="000000"/>
+              <w:top w:val="none" w:sz="0" w:space="0" w:color="000000"/>
+              <w:left w:val="none" w:sz="0" w:space="0" w:color="000000"/>
+              <w:right w:val="none" w:sz="0" w:space="0" w:color="000000"/>
+            </w:tcBorders>
+            <w:shd w:val="clear" w:color="auto" w:fill="FFFFFF"/>
+            <w:tcMar>
+              <w:top w:w="0" w:type="dxa"/>
+              <w:bottom w:w="0" w:type="dxa"/>
+              <w:left w:w="0" w:type="dxa"/>
+              <w:right w:w="0" w:type="dxa"/>
+            </w:tcMar>
+            <w:vAlign w:val="center"/>
+          </w:tcPr>
+          <w:p>
+            <w:pPr>
+              <w:pStyle w:val="Normal"/>
+              <w:jc w:val="left"/>
+              <w:pBdr>
+                <w:bottom w:val="none" w:sz="0" w:space="0" w:color="000000"/>
+                <w:top w:val="none" w:sz="0" w:space="0" w:color="000000"/>
+                <w:left w:val="none" w:sz="0" w:space="0" w:color="000000"/>
+                <w:right w:val="none" w:sz="0" w:space="0" w:color="000000"/>
+              </w:pBdr>
+              <w:spacing w:after="100" w:before="100" w:line="240"/>
+              <w:ind w:left="100" w:right="100" w:firstLine="0" w:firstLineChars="0"/>
+              <w:rPr>
+                <w:rFonts w:ascii="Times New Roman" w:hAnsi="Times New Roman" w:eastAsia="Times New Roman" w:cs="Times New Roman"/>
+                <w:i w:val="false"/>
+                <w:b w:val="false"/>
+                <w:u w:val="none"/>
+                <w:strike w:val="false"/>
+                <w:sz w:val="18"/>
+                <w:szCs w:val="18"/>
+                <w:color w:val="000000"/>
+              </w:rPr>
+            </w:pPr>
+            <w:r>
+              <w:rPr>
+                <w:rFonts w:ascii="Times New Roman" w:hAnsi="Times New Roman" w:eastAsia="Times New Roman" w:cs="Times New Roman"/>
+                <w:i w:val="false"/>
+                <w:b w:val="false"/>
+                <w:u w:val="none"/>
+                <w:strike w:val="false"/>
+                <w:sz w:val="18"/>
+                <w:szCs w:val="18"/>
+                <w:color w:val="000000"/>
+              </w:rPr>
+              <w:t xml:space="preserve">High</w:t>
             </w:r>
           </w:p>
         </w:tc>
@@ -9610,7 +9610,7 @@
                 <w:szCs w:val="18"/>
                 <w:color w:val="000000"/>
               </w:rPr>
-              <w:t xml:space="preserve">284</w:t>
+              <w:t xml:space="preserve">265</w:t>
             </w:r>
           </w:p>
         </w:tc>
@@ -9665,117 +9665,117 @@
                 <w:szCs w:val="18"/>
                 <w:color w:val="000000"/>
               </w:rPr>
-              <w:t xml:space="preserve">105</w:t>
-            </w:r>
-          </w:p>
-        </w:tc>
-        <w:tc>
-          <w:tcPr>
-            <w:tcBorders>
-              <w:bottom w:val="none" w:sz="0" w:space="0" w:color="000000"/>
-              <w:top w:val="none" w:sz="0" w:space="0" w:color="000000"/>
-              <w:left w:val="none" w:sz="0" w:space="0" w:color="000000"/>
-              <w:right w:val="none" w:sz="0" w:space="0" w:color="000000"/>
-            </w:tcBorders>
-            <w:shd w:val="clear" w:color="auto" w:fill="FFFFFF"/>
-            <w:tcMar>
-              <w:top w:w="0" w:type="dxa"/>
-              <w:bottom w:w="0" w:type="dxa"/>
-              <w:left w:w="0" w:type="dxa"/>
-              <w:right w:w="0" w:type="dxa"/>
-            </w:tcMar>
-            <w:vAlign w:val="center"/>
-          </w:tcPr>
-          <w:p>
-            <w:pPr>
-              <w:pStyle w:val="Normal"/>
-              <w:jc w:val="left"/>
-              <w:pBdr>
-                <w:bottom w:val="none" w:sz="0" w:space="0" w:color="000000"/>
-                <w:top w:val="none" w:sz="0" w:space="0" w:color="000000"/>
-                <w:left w:val="none" w:sz="0" w:space="0" w:color="000000"/>
-                <w:right w:val="none" w:sz="0" w:space="0" w:color="000000"/>
-              </w:pBdr>
-              <w:spacing w:after="100" w:before="100" w:line="240"/>
-              <w:ind w:left="100" w:right="100" w:firstLine="0" w:firstLineChars="0"/>
-              <w:rPr>
-                <w:rFonts w:ascii="Times New Roman" w:hAnsi="Times New Roman" w:eastAsia="Times New Roman" w:cs="Times New Roman"/>
-                <w:i w:val="false"/>
-                <w:b w:val="false"/>
-                <w:u w:val="none"/>
-                <w:strike w:val="false"/>
-                <w:sz w:val="18"/>
-                <w:szCs w:val="18"/>
-                <w:color w:val="000000"/>
-              </w:rPr>
-            </w:pPr>
-            <w:r>
-              <w:rPr>
-                <w:rFonts w:ascii="Times New Roman" w:hAnsi="Times New Roman" w:eastAsia="Times New Roman" w:cs="Times New Roman"/>
-                <w:i w:val="false"/>
-                <w:b w:val="false"/>
-                <w:u w:val="none"/>
-                <w:strike w:val="false"/>
-                <w:sz w:val="18"/>
-                <w:szCs w:val="18"/>
-                <w:color w:val="000000"/>
-              </w:rPr>
-              <w:t xml:space="preserve">Reference</w:t>
-            </w:r>
-          </w:p>
-        </w:tc>
-        <w:tc>
-          <w:tcPr>
-            <w:tcBorders>
-              <w:bottom w:val="none" w:sz="0" w:space="0" w:color="000000"/>
-              <w:top w:val="none" w:sz="0" w:space="0" w:color="000000"/>
-              <w:left w:val="none" w:sz="0" w:space="0" w:color="000000"/>
-              <w:right w:val="none" w:sz="0" w:space="0" w:color="000000"/>
-            </w:tcBorders>
-            <w:shd w:val="clear" w:color="auto" w:fill="FFFFFF"/>
-            <w:tcMar>
-              <w:top w:w="0" w:type="dxa"/>
-              <w:bottom w:w="0" w:type="dxa"/>
-              <w:left w:w="0" w:type="dxa"/>
-              <w:right w:w="0" w:type="dxa"/>
-            </w:tcMar>
-            <w:vAlign w:val="center"/>
-          </w:tcPr>
-          <w:p>
-            <w:pPr>
-              <w:pStyle w:val="Normal"/>
-              <w:jc w:val="left"/>
-              <w:pBdr>
-                <w:bottom w:val="none" w:sz="0" w:space="0" w:color="000000"/>
-                <w:top w:val="none" w:sz="0" w:space="0" w:color="000000"/>
-                <w:left w:val="none" w:sz="0" w:space="0" w:color="000000"/>
-                <w:right w:val="none" w:sz="0" w:space="0" w:color="000000"/>
-              </w:pBdr>
-              <w:spacing w:after="100" w:before="100" w:line="240"/>
-              <w:ind w:left="100" w:right="100" w:firstLine="0" w:firstLineChars="0"/>
-              <w:rPr>
-                <w:rFonts w:ascii="Times New Roman" w:hAnsi="Times New Roman" w:eastAsia="Times New Roman" w:cs="Times New Roman"/>
-                <w:i w:val="false"/>
-                <w:b w:val="false"/>
-                <w:u w:val="none"/>
-                <w:strike w:val="false"/>
-                <w:sz w:val="18"/>
-                <w:szCs w:val="18"/>
-                <w:color w:val="000000"/>
-              </w:rPr>
-            </w:pPr>
-            <w:r>
-              <w:rPr>
-                <w:rFonts w:ascii="Times New Roman" w:hAnsi="Times New Roman" w:eastAsia="Times New Roman" w:cs="Times New Roman"/>
-                <w:i w:val="false"/>
-                <w:b w:val="false"/>
-                <w:u w:val="none"/>
-                <w:strike w:val="false"/>
-                <w:sz w:val="18"/>
-                <w:szCs w:val="18"/>
-                <w:color w:val="000000"/>
-              </w:rPr>
-              <w:t xml:space="preserve"/>
+              <w:t xml:space="preserve">87</w:t>
+            </w:r>
+          </w:p>
+        </w:tc>
+        <w:tc>
+          <w:tcPr>
+            <w:tcBorders>
+              <w:bottom w:val="none" w:sz="0" w:space="0" w:color="000000"/>
+              <w:top w:val="none" w:sz="0" w:space="0" w:color="000000"/>
+              <w:left w:val="none" w:sz="0" w:space="0" w:color="000000"/>
+              <w:right w:val="none" w:sz="0" w:space="0" w:color="000000"/>
+            </w:tcBorders>
+            <w:shd w:val="clear" w:color="auto" w:fill="FFFFFF"/>
+            <w:tcMar>
+              <w:top w:w="0" w:type="dxa"/>
+              <w:bottom w:w="0" w:type="dxa"/>
+              <w:left w:w="0" w:type="dxa"/>
+              <w:right w:w="0" w:type="dxa"/>
+            </w:tcMar>
+            <w:vAlign w:val="center"/>
+          </w:tcPr>
+          <w:p>
+            <w:pPr>
+              <w:pStyle w:val="Normal"/>
+              <w:jc w:val="left"/>
+              <w:pBdr>
+                <w:bottom w:val="none" w:sz="0" w:space="0" w:color="000000"/>
+                <w:top w:val="none" w:sz="0" w:space="0" w:color="000000"/>
+                <w:left w:val="none" w:sz="0" w:space="0" w:color="000000"/>
+                <w:right w:val="none" w:sz="0" w:space="0" w:color="000000"/>
+              </w:pBdr>
+              <w:spacing w:after="100" w:before="100" w:line="240"/>
+              <w:ind w:left="100" w:right="100" w:firstLine="0" w:firstLineChars="0"/>
+              <w:rPr>
+                <w:rFonts w:ascii="Times New Roman" w:hAnsi="Times New Roman" w:eastAsia="Times New Roman" w:cs="Times New Roman"/>
+                <w:i w:val="false"/>
+                <w:b w:val="false"/>
+                <w:u w:val="none"/>
+                <w:strike w:val="false"/>
+                <w:sz w:val="18"/>
+                <w:szCs w:val="18"/>
+                <w:color w:val="000000"/>
+              </w:rPr>
+            </w:pPr>
+            <w:r>
+              <w:rPr>
+                <w:rFonts w:ascii="Times New Roman" w:hAnsi="Times New Roman" w:eastAsia="Times New Roman" w:cs="Times New Roman"/>
+                <w:i w:val="false"/>
+                <w:b w:val="false"/>
+                <w:u w:val="none"/>
+                <w:strike w:val="false"/>
+                <w:sz w:val="18"/>
+                <w:szCs w:val="18"/>
+                <w:color w:val="000000"/>
+              </w:rPr>
+              <w:t xml:space="preserve">0.79 (0.58–1.07)</w:t>
+            </w:r>
+          </w:p>
+        </w:tc>
+        <w:tc>
+          <w:tcPr>
+            <w:tcBorders>
+              <w:bottom w:val="none" w:sz="0" w:space="0" w:color="000000"/>
+              <w:top w:val="none" w:sz="0" w:space="0" w:color="000000"/>
+              <w:left w:val="none" w:sz="0" w:space="0" w:color="000000"/>
+              <w:right w:val="none" w:sz="0" w:space="0" w:color="000000"/>
+            </w:tcBorders>
+            <w:shd w:val="clear" w:color="auto" w:fill="FFFFFF"/>
+            <w:tcMar>
+              <w:top w:w="0" w:type="dxa"/>
+              <w:bottom w:w="0" w:type="dxa"/>
+              <w:left w:w="0" w:type="dxa"/>
+              <w:right w:w="0" w:type="dxa"/>
+            </w:tcMar>
+            <w:vAlign w:val="center"/>
+          </w:tcPr>
+          <w:p>
+            <w:pPr>
+              <w:pStyle w:val="Normal"/>
+              <w:jc w:val="left"/>
+              <w:pBdr>
+                <w:bottom w:val="none" w:sz="0" w:space="0" w:color="000000"/>
+                <w:top w:val="none" w:sz="0" w:space="0" w:color="000000"/>
+                <w:left w:val="none" w:sz="0" w:space="0" w:color="000000"/>
+                <w:right w:val="none" w:sz="0" w:space="0" w:color="000000"/>
+              </w:pBdr>
+              <w:spacing w:after="100" w:before="100" w:line="240"/>
+              <w:ind w:left="100" w:right="100" w:firstLine="0" w:firstLineChars="0"/>
+              <w:rPr>
+                <w:rFonts w:ascii="Times New Roman" w:hAnsi="Times New Roman" w:eastAsia="Times New Roman" w:cs="Times New Roman"/>
+                <w:i w:val="false"/>
+                <w:b w:val="false"/>
+                <w:u w:val="none"/>
+                <w:strike w:val="false"/>
+                <w:sz w:val="18"/>
+                <w:szCs w:val="18"/>
+                <w:color w:val="000000"/>
+              </w:rPr>
+            </w:pPr>
+            <w:r>
+              <w:rPr>
+                <w:rFonts w:ascii="Times New Roman" w:hAnsi="Times New Roman" w:eastAsia="Times New Roman" w:cs="Times New Roman"/>
+                <w:i w:val="false"/>
+                <w:b w:val="false"/>
+                <w:u w:val="none"/>
+                <w:strike w:val="false"/>
+                <w:sz w:val="18"/>
+                <w:szCs w:val="18"/>
+                <w:color w:val="000000"/>
+              </w:rPr>
+              <w:t xml:space="preserve">0.121</w:t>
             </w:r>
           </w:p>
         </w:tc>
@@ -9945,282 +9945,282 @@
                 <w:szCs w:val="18"/>
                 <w:color w:val="000000"/>
               </w:rPr>
+              <w:t xml:space="preserve">Age group, years</w:t>
+            </w:r>
+          </w:p>
+        </w:tc>
+        <w:tc>
+          <w:tcPr>
+            <w:tcBorders>
+              <w:bottom w:val="none" w:sz="0" w:space="0" w:color="000000"/>
+              <w:top w:val="none" w:sz="0" w:space="0" w:color="000000"/>
+              <w:left w:val="none" w:sz="0" w:space="0" w:color="000000"/>
+              <w:right w:val="none" w:sz="0" w:space="0" w:color="000000"/>
+            </w:tcBorders>
+            <w:shd w:val="clear" w:color="auto" w:fill="FFFFFF"/>
+            <w:tcMar>
+              <w:top w:w="0" w:type="dxa"/>
+              <w:bottom w:w="0" w:type="dxa"/>
+              <w:left w:w="0" w:type="dxa"/>
+              <w:right w:w="0" w:type="dxa"/>
+            </w:tcMar>
+            <w:vAlign w:val="center"/>
+          </w:tcPr>
+          <w:p>
+            <w:pPr>
+              <w:pStyle w:val="Normal"/>
+              <w:jc w:val="left"/>
+              <w:pBdr>
+                <w:bottom w:val="none" w:sz="0" w:space="0" w:color="000000"/>
+                <w:top w:val="none" w:sz="0" w:space="0" w:color="000000"/>
+                <w:left w:val="none" w:sz="0" w:space="0" w:color="000000"/>
+                <w:right w:val="none" w:sz="0" w:space="0" w:color="000000"/>
+              </w:pBdr>
+              <w:spacing w:after="100" w:before="100" w:line="240"/>
+              <w:ind w:left="100" w:right="100" w:firstLine="0" w:firstLineChars="0"/>
+              <w:rPr>
+                <w:rFonts w:ascii="Times New Roman" w:hAnsi="Times New Roman" w:eastAsia="Times New Roman" w:cs="Times New Roman"/>
+                <w:i w:val="false"/>
+                <w:b w:val="false"/>
+                <w:u w:val="none"/>
+                <w:strike w:val="false"/>
+                <w:sz w:val="18"/>
+                <w:szCs w:val="18"/>
+                <w:color w:val="000000"/>
+              </w:rPr>
+            </w:pPr>
+            <w:r>
+              <w:rPr>
+                <w:rFonts w:ascii="Times New Roman" w:hAnsi="Times New Roman" w:eastAsia="Times New Roman" w:cs="Times New Roman"/>
+                <w:i w:val="false"/>
+                <w:b w:val="false"/>
+                <w:u w:val="none"/>
+                <w:strike w:val="false"/>
+                <w:sz w:val="18"/>
+                <w:szCs w:val="18"/>
+                <w:color w:val="000000"/>
+              </w:rPr>
+              <w:t xml:space="preserve">≤65 (ref)</w:t>
+            </w:r>
+          </w:p>
+        </w:tc>
+        <w:tc>
+          <w:tcPr>
+            <w:tcBorders>
+              <w:bottom w:val="none" w:sz="0" w:space="0" w:color="000000"/>
+              <w:top w:val="none" w:sz="0" w:space="0" w:color="000000"/>
+              <w:left w:val="none" w:sz="0" w:space="0" w:color="000000"/>
+              <w:right w:val="none" w:sz="0" w:space="0" w:color="000000"/>
+            </w:tcBorders>
+            <w:shd w:val="clear" w:color="auto" w:fill="FFFFFF"/>
+            <w:tcMar>
+              <w:top w:w="0" w:type="dxa"/>
+              <w:bottom w:w="0" w:type="dxa"/>
+              <w:left w:w="0" w:type="dxa"/>
+              <w:right w:w="0" w:type="dxa"/>
+            </w:tcMar>
+            <w:vAlign w:val="center"/>
+          </w:tcPr>
+          <w:p>
+            <w:pPr>
+              <w:pStyle w:val="Normal"/>
+              <w:jc w:val="right"/>
+              <w:pBdr>
+                <w:bottom w:val="none" w:sz="0" w:space="0" w:color="000000"/>
+                <w:top w:val="none" w:sz="0" w:space="0" w:color="000000"/>
+                <w:left w:val="none" w:sz="0" w:space="0" w:color="000000"/>
+                <w:right w:val="none" w:sz="0" w:space="0" w:color="000000"/>
+              </w:pBdr>
+              <w:spacing w:after="100" w:before="100" w:line="240"/>
+              <w:ind w:left="100" w:right="100" w:firstLine="0" w:firstLineChars="0"/>
+              <w:rPr>
+                <w:rFonts w:ascii="Times New Roman" w:hAnsi="Times New Roman" w:eastAsia="Times New Roman" w:cs="Times New Roman"/>
+                <w:i w:val="false"/>
+                <w:b w:val="false"/>
+                <w:u w:val="none"/>
+                <w:strike w:val="false"/>
+                <w:sz w:val="18"/>
+                <w:szCs w:val="18"/>
+                <w:color w:val="000000"/>
+              </w:rPr>
+            </w:pPr>
+            <w:r>
+              <w:rPr>
+                <w:rFonts w:ascii="Times New Roman" w:hAnsi="Times New Roman" w:eastAsia="Times New Roman" w:cs="Times New Roman"/>
+                <w:i w:val="false"/>
+                <w:b w:val="false"/>
+                <w:u w:val="none"/>
+                <w:strike w:val="false"/>
+                <w:sz w:val="18"/>
+                <w:szCs w:val="18"/>
+                <w:color w:val="000000"/>
+              </w:rPr>
+              <w:t xml:space="preserve">205</w:t>
+            </w:r>
+          </w:p>
+        </w:tc>
+        <w:tc>
+          <w:tcPr>
+            <w:tcBorders>
+              <w:bottom w:val="none" w:sz="0" w:space="0" w:color="000000"/>
+              <w:top w:val="none" w:sz="0" w:space="0" w:color="000000"/>
+              <w:left w:val="none" w:sz="0" w:space="0" w:color="000000"/>
+              <w:right w:val="none" w:sz="0" w:space="0" w:color="000000"/>
+            </w:tcBorders>
+            <w:shd w:val="clear" w:color="auto" w:fill="FFFFFF"/>
+            <w:tcMar>
+              <w:top w:w="0" w:type="dxa"/>
+              <w:bottom w:w="0" w:type="dxa"/>
+              <w:left w:w="0" w:type="dxa"/>
+              <w:right w:w="0" w:type="dxa"/>
+            </w:tcMar>
+            <w:vAlign w:val="center"/>
+          </w:tcPr>
+          <w:p>
+            <w:pPr>
+              <w:pStyle w:val="Normal"/>
+              <w:jc w:val="right"/>
+              <w:pBdr>
+                <w:bottom w:val="none" w:sz="0" w:space="0" w:color="000000"/>
+                <w:top w:val="none" w:sz="0" w:space="0" w:color="000000"/>
+                <w:left w:val="none" w:sz="0" w:space="0" w:color="000000"/>
+                <w:right w:val="none" w:sz="0" w:space="0" w:color="000000"/>
+              </w:pBdr>
+              <w:spacing w:after="100" w:before="100" w:line="240"/>
+              <w:ind w:left="100" w:right="100" w:firstLine="0" w:firstLineChars="0"/>
+              <w:rPr>
+                <w:rFonts w:ascii="Times New Roman" w:hAnsi="Times New Roman" w:eastAsia="Times New Roman" w:cs="Times New Roman"/>
+                <w:i w:val="false"/>
+                <w:b w:val="false"/>
+                <w:u w:val="none"/>
+                <w:strike w:val="false"/>
+                <w:sz w:val="18"/>
+                <w:szCs w:val="18"/>
+                <w:color w:val="000000"/>
+              </w:rPr>
+            </w:pPr>
+            <w:r>
+              <w:rPr>
+                <w:rFonts w:ascii="Times New Roman" w:hAnsi="Times New Roman" w:eastAsia="Times New Roman" w:cs="Times New Roman"/>
+                <w:i w:val="false"/>
+                <w:b w:val="false"/>
+                <w:u w:val="none"/>
+                <w:strike w:val="false"/>
+                <w:sz w:val="18"/>
+                <w:szCs w:val="18"/>
+                <w:color w:val="000000"/>
+              </w:rPr>
+              <w:t xml:space="preserve">57</w:t>
+            </w:r>
+          </w:p>
+        </w:tc>
+        <w:tc>
+          <w:tcPr>
+            <w:tcBorders>
+              <w:bottom w:val="none" w:sz="0" w:space="0" w:color="000000"/>
+              <w:top w:val="none" w:sz="0" w:space="0" w:color="000000"/>
+              <w:left w:val="none" w:sz="0" w:space="0" w:color="000000"/>
+              <w:right w:val="none" w:sz="0" w:space="0" w:color="000000"/>
+            </w:tcBorders>
+            <w:shd w:val="clear" w:color="auto" w:fill="FFFFFF"/>
+            <w:tcMar>
+              <w:top w:w="0" w:type="dxa"/>
+              <w:bottom w:w="0" w:type="dxa"/>
+              <w:left w:w="0" w:type="dxa"/>
+              <w:right w:w="0" w:type="dxa"/>
+            </w:tcMar>
+            <w:vAlign w:val="center"/>
+          </w:tcPr>
+          <w:p>
+            <w:pPr>
+              <w:pStyle w:val="Normal"/>
+              <w:jc w:val="left"/>
+              <w:pBdr>
+                <w:bottom w:val="none" w:sz="0" w:space="0" w:color="000000"/>
+                <w:top w:val="none" w:sz="0" w:space="0" w:color="000000"/>
+                <w:left w:val="none" w:sz="0" w:space="0" w:color="000000"/>
+                <w:right w:val="none" w:sz="0" w:space="0" w:color="000000"/>
+              </w:pBdr>
+              <w:spacing w:after="100" w:before="100" w:line="240"/>
+              <w:ind w:left="100" w:right="100" w:firstLine="0" w:firstLineChars="0"/>
+              <w:rPr>
+                <w:rFonts w:ascii="Times New Roman" w:hAnsi="Times New Roman" w:eastAsia="Times New Roman" w:cs="Times New Roman"/>
+                <w:i w:val="false"/>
+                <w:b w:val="false"/>
+                <w:u w:val="none"/>
+                <w:strike w:val="false"/>
+                <w:sz w:val="18"/>
+                <w:szCs w:val="18"/>
+                <w:color w:val="000000"/>
+              </w:rPr>
+            </w:pPr>
+            <w:r>
+              <w:rPr>
+                <w:rFonts w:ascii="Times New Roman" w:hAnsi="Times New Roman" w:eastAsia="Times New Roman" w:cs="Times New Roman"/>
+                <w:i w:val="false"/>
+                <w:b w:val="false"/>
+                <w:u w:val="none"/>
+                <w:strike w:val="false"/>
+                <w:sz w:val="18"/>
+                <w:szCs w:val="18"/>
+                <w:color w:val="000000"/>
+              </w:rPr>
+              <w:t xml:space="preserve">Reference</w:t>
+            </w:r>
+          </w:p>
+        </w:tc>
+        <w:tc>
+          <w:tcPr>
+            <w:tcBorders>
+              <w:bottom w:val="none" w:sz="0" w:space="0" w:color="000000"/>
+              <w:top w:val="none" w:sz="0" w:space="0" w:color="000000"/>
+              <w:left w:val="none" w:sz="0" w:space="0" w:color="000000"/>
+              <w:right w:val="none" w:sz="0" w:space="0" w:color="000000"/>
+            </w:tcBorders>
+            <w:shd w:val="clear" w:color="auto" w:fill="FFFFFF"/>
+            <w:tcMar>
+              <w:top w:w="0" w:type="dxa"/>
+              <w:bottom w:w="0" w:type="dxa"/>
+              <w:left w:w="0" w:type="dxa"/>
+              <w:right w:w="0" w:type="dxa"/>
+            </w:tcMar>
+            <w:vAlign w:val="center"/>
+          </w:tcPr>
+          <w:p>
+            <w:pPr>
+              <w:pStyle w:val="Normal"/>
+              <w:jc w:val="left"/>
+              <w:pBdr>
+                <w:bottom w:val="none" w:sz="0" w:space="0" w:color="000000"/>
+                <w:top w:val="none" w:sz="0" w:space="0" w:color="000000"/>
+                <w:left w:val="none" w:sz="0" w:space="0" w:color="000000"/>
+                <w:right w:val="none" w:sz="0" w:space="0" w:color="000000"/>
+              </w:pBdr>
+              <w:spacing w:after="100" w:before="100" w:line="240"/>
+              <w:ind w:left="100" w:right="100" w:firstLine="0" w:firstLineChars="0"/>
+              <w:rPr>
+                <w:rFonts w:ascii="Times New Roman" w:hAnsi="Times New Roman" w:eastAsia="Times New Roman" w:cs="Times New Roman"/>
+                <w:i w:val="false"/>
+                <w:b w:val="false"/>
+                <w:u w:val="none"/>
+                <w:strike w:val="false"/>
+                <w:sz w:val="18"/>
+                <w:szCs w:val="18"/>
+                <w:color w:val="000000"/>
+              </w:rPr>
+            </w:pPr>
+            <w:r>
+              <w:rPr>
+                <w:rFonts w:ascii="Times New Roman" w:hAnsi="Times New Roman" w:eastAsia="Times New Roman" w:cs="Times New Roman"/>
+                <w:i w:val="false"/>
+                <w:b w:val="false"/>
+                <w:u w:val="none"/>
+                <w:strike w:val="false"/>
+                <w:sz w:val="18"/>
+                <w:szCs w:val="18"/>
+                <w:color w:val="000000"/>
+              </w:rPr>
               <w:t xml:space="preserve"/>
-            </w:r>
-          </w:p>
-        </w:tc>
-        <w:tc>
-          <w:tcPr>
-            <w:tcBorders>
-              <w:bottom w:val="none" w:sz="0" w:space="0" w:color="000000"/>
-              <w:top w:val="none" w:sz="0" w:space="0" w:color="000000"/>
-              <w:left w:val="none" w:sz="0" w:space="0" w:color="000000"/>
-              <w:right w:val="none" w:sz="0" w:space="0" w:color="000000"/>
-            </w:tcBorders>
-            <w:shd w:val="clear" w:color="auto" w:fill="FFFFFF"/>
-            <w:tcMar>
-              <w:top w:w="0" w:type="dxa"/>
-              <w:bottom w:w="0" w:type="dxa"/>
-              <w:left w:w="0" w:type="dxa"/>
-              <w:right w:w="0" w:type="dxa"/>
-            </w:tcMar>
-            <w:vAlign w:val="center"/>
-          </w:tcPr>
-          <w:p>
-            <w:pPr>
-              <w:pStyle w:val="Normal"/>
-              <w:jc w:val="left"/>
-              <w:pBdr>
-                <w:bottom w:val="none" w:sz="0" w:space="0" w:color="000000"/>
-                <w:top w:val="none" w:sz="0" w:space="0" w:color="000000"/>
-                <w:left w:val="none" w:sz="0" w:space="0" w:color="000000"/>
-                <w:right w:val="none" w:sz="0" w:space="0" w:color="000000"/>
-              </w:pBdr>
-              <w:spacing w:after="100" w:before="100" w:line="240"/>
-              <w:ind w:left="100" w:right="100" w:firstLine="0" w:firstLineChars="0"/>
-              <w:rPr>
-                <w:rFonts w:ascii="Times New Roman" w:hAnsi="Times New Roman" w:eastAsia="Times New Roman" w:cs="Times New Roman"/>
-                <w:i w:val="false"/>
-                <w:b w:val="false"/>
-                <w:u w:val="none"/>
-                <w:strike w:val="false"/>
-                <w:sz w:val="18"/>
-                <w:szCs w:val="18"/>
-                <w:color w:val="000000"/>
-              </w:rPr>
-            </w:pPr>
-            <w:r>
-              <w:rPr>
-                <w:rFonts w:ascii="Times New Roman" w:hAnsi="Times New Roman" w:eastAsia="Times New Roman" w:cs="Times New Roman"/>
-                <w:i w:val="false"/>
-                <w:b w:val="false"/>
-                <w:u w:val="none"/>
-                <w:strike w:val="false"/>
-                <w:sz w:val="18"/>
-                <w:szCs w:val="18"/>
-                <w:color w:val="000000"/>
-              </w:rPr>
-              <w:t xml:space="preserve">Female</w:t>
-            </w:r>
-          </w:p>
-        </w:tc>
-        <w:tc>
-          <w:tcPr>
-            <w:tcBorders>
-              <w:bottom w:val="none" w:sz="0" w:space="0" w:color="000000"/>
-              <w:top w:val="none" w:sz="0" w:space="0" w:color="000000"/>
-              <w:left w:val="none" w:sz="0" w:space="0" w:color="000000"/>
-              <w:right w:val="none" w:sz="0" w:space="0" w:color="000000"/>
-            </w:tcBorders>
-            <w:shd w:val="clear" w:color="auto" w:fill="FFFFFF"/>
-            <w:tcMar>
-              <w:top w:w="0" w:type="dxa"/>
-              <w:bottom w:w="0" w:type="dxa"/>
-              <w:left w:w="0" w:type="dxa"/>
-              <w:right w:w="0" w:type="dxa"/>
-            </w:tcMar>
-            <w:vAlign w:val="center"/>
-          </w:tcPr>
-          <w:p>
-            <w:pPr>
-              <w:pStyle w:val="Normal"/>
-              <w:jc w:val="right"/>
-              <w:pBdr>
-                <w:bottom w:val="none" w:sz="0" w:space="0" w:color="000000"/>
-                <w:top w:val="none" w:sz="0" w:space="0" w:color="000000"/>
-                <w:left w:val="none" w:sz="0" w:space="0" w:color="000000"/>
-                <w:right w:val="none" w:sz="0" w:space="0" w:color="000000"/>
-              </w:pBdr>
-              <w:spacing w:after="100" w:before="100" w:line="240"/>
-              <w:ind w:left="100" w:right="100" w:firstLine="0" w:firstLineChars="0"/>
-              <w:rPr>
-                <w:rFonts w:ascii="Times New Roman" w:hAnsi="Times New Roman" w:eastAsia="Times New Roman" w:cs="Times New Roman"/>
-                <w:i w:val="false"/>
-                <w:b w:val="false"/>
-                <w:u w:val="none"/>
-                <w:strike w:val="false"/>
-                <w:sz w:val="18"/>
-                <w:szCs w:val="18"/>
-                <w:color w:val="000000"/>
-              </w:rPr>
-            </w:pPr>
-            <w:r>
-              <w:rPr>
-                <w:rFonts w:ascii="Times New Roman" w:hAnsi="Times New Roman" w:eastAsia="Times New Roman" w:cs="Times New Roman"/>
-                <w:i w:val="false"/>
-                <w:b w:val="false"/>
-                <w:u w:val="none"/>
-                <w:strike w:val="false"/>
-                <w:sz w:val="18"/>
-                <w:szCs w:val="18"/>
-                <w:color w:val="000000"/>
-              </w:rPr>
-              <w:t xml:space="preserve">227</w:t>
-            </w:r>
-          </w:p>
-        </w:tc>
-        <w:tc>
-          <w:tcPr>
-            <w:tcBorders>
-              <w:bottom w:val="none" w:sz="0" w:space="0" w:color="000000"/>
-              <w:top w:val="none" w:sz="0" w:space="0" w:color="000000"/>
-              <w:left w:val="none" w:sz="0" w:space="0" w:color="000000"/>
-              <w:right w:val="none" w:sz="0" w:space="0" w:color="000000"/>
-            </w:tcBorders>
-            <w:shd w:val="clear" w:color="auto" w:fill="FFFFFF"/>
-            <w:tcMar>
-              <w:top w:w="0" w:type="dxa"/>
-              <w:bottom w:w="0" w:type="dxa"/>
-              <w:left w:w="0" w:type="dxa"/>
-              <w:right w:w="0" w:type="dxa"/>
-            </w:tcMar>
-            <w:vAlign w:val="center"/>
-          </w:tcPr>
-          <w:p>
-            <w:pPr>
-              <w:pStyle w:val="Normal"/>
-              <w:jc w:val="right"/>
-              <w:pBdr>
-                <w:bottom w:val="none" w:sz="0" w:space="0" w:color="000000"/>
-                <w:top w:val="none" w:sz="0" w:space="0" w:color="000000"/>
-                <w:left w:val="none" w:sz="0" w:space="0" w:color="000000"/>
-                <w:right w:val="none" w:sz="0" w:space="0" w:color="000000"/>
-              </w:pBdr>
-              <w:spacing w:after="100" w:before="100" w:line="240"/>
-              <w:ind w:left="100" w:right="100" w:firstLine="0" w:firstLineChars="0"/>
-              <w:rPr>
-                <w:rFonts w:ascii="Times New Roman" w:hAnsi="Times New Roman" w:eastAsia="Times New Roman" w:cs="Times New Roman"/>
-                <w:i w:val="false"/>
-                <w:b w:val="false"/>
-                <w:u w:val="none"/>
-                <w:strike w:val="false"/>
-                <w:sz w:val="18"/>
-                <w:szCs w:val="18"/>
-                <w:color w:val="000000"/>
-              </w:rPr>
-            </w:pPr>
-            <w:r>
-              <w:rPr>
-                <w:rFonts w:ascii="Times New Roman" w:hAnsi="Times New Roman" w:eastAsia="Times New Roman" w:cs="Times New Roman"/>
-                <w:i w:val="false"/>
-                <w:b w:val="false"/>
-                <w:u w:val="none"/>
-                <w:strike w:val="false"/>
-                <w:sz w:val="18"/>
-                <w:szCs w:val="18"/>
-                <w:color w:val="000000"/>
-              </w:rPr>
-              <w:t xml:space="preserve">70</w:t>
-            </w:r>
-          </w:p>
-        </w:tc>
-        <w:tc>
-          <w:tcPr>
-            <w:tcBorders>
-              <w:bottom w:val="none" w:sz="0" w:space="0" w:color="000000"/>
-              <w:top w:val="none" w:sz="0" w:space="0" w:color="000000"/>
-              <w:left w:val="none" w:sz="0" w:space="0" w:color="000000"/>
-              <w:right w:val="none" w:sz="0" w:space="0" w:color="000000"/>
-            </w:tcBorders>
-            <w:shd w:val="clear" w:color="auto" w:fill="FFFFFF"/>
-            <w:tcMar>
-              <w:top w:w="0" w:type="dxa"/>
-              <w:bottom w:w="0" w:type="dxa"/>
-              <w:left w:w="0" w:type="dxa"/>
-              <w:right w:w="0" w:type="dxa"/>
-            </w:tcMar>
-            <w:vAlign w:val="center"/>
-          </w:tcPr>
-          <w:p>
-            <w:pPr>
-              <w:pStyle w:val="Normal"/>
-              <w:jc w:val="left"/>
-              <w:pBdr>
-                <w:bottom w:val="none" w:sz="0" w:space="0" w:color="000000"/>
-                <w:top w:val="none" w:sz="0" w:space="0" w:color="000000"/>
-                <w:left w:val="none" w:sz="0" w:space="0" w:color="000000"/>
-                <w:right w:val="none" w:sz="0" w:space="0" w:color="000000"/>
-              </w:pBdr>
-              <w:spacing w:after="100" w:before="100" w:line="240"/>
-              <w:ind w:left="100" w:right="100" w:firstLine="0" w:firstLineChars="0"/>
-              <w:rPr>
-                <w:rFonts w:ascii="Times New Roman" w:hAnsi="Times New Roman" w:eastAsia="Times New Roman" w:cs="Times New Roman"/>
-                <w:i w:val="false"/>
-                <w:b w:val="false"/>
-                <w:u w:val="none"/>
-                <w:strike w:val="false"/>
-                <w:sz w:val="18"/>
-                <w:szCs w:val="18"/>
-                <w:color w:val="000000"/>
-              </w:rPr>
-            </w:pPr>
-            <w:r>
-              <w:rPr>
-                <w:rFonts w:ascii="Times New Roman" w:hAnsi="Times New Roman" w:eastAsia="Times New Roman" w:cs="Times New Roman"/>
-                <w:i w:val="false"/>
-                <w:b w:val="false"/>
-                <w:u w:val="none"/>
-                <w:strike w:val="false"/>
-                <w:sz w:val="18"/>
-                <w:szCs w:val="18"/>
-                <w:color w:val="000000"/>
-              </w:rPr>
-              <w:t xml:space="preserve">0.75 (0.55–1.01)</w:t>
-            </w:r>
-          </w:p>
-        </w:tc>
-        <w:tc>
-          <w:tcPr>
-            <w:tcBorders>
-              <w:bottom w:val="none" w:sz="0" w:space="0" w:color="000000"/>
-              <w:top w:val="none" w:sz="0" w:space="0" w:color="000000"/>
-              <w:left w:val="none" w:sz="0" w:space="0" w:color="000000"/>
-              <w:right w:val="none" w:sz="0" w:space="0" w:color="000000"/>
-            </w:tcBorders>
-            <w:shd w:val="clear" w:color="auto" w:fill="FFFFFF"/>
-            <w:tcMar>
-              <w:top w:w="0" w:type="dxa"/>
-              <w:bottom w:w="0" w:type="dxa"/>
-              <w:left w:w="0" w:type="dxa"/>
-              <w:right w:w="0" w:type="dxa"/>
-            </w:tcMar>
-            <w:vAlign w:val="center"/>
-          </w:tcPr>
-          <w:p>
-            <w:pPr>
-              <w:pStyle w:val="Normal"/>
-              <w:jc w:val="left"/>
-              <w:pBdr>
-                <w:bottom w:val="none" w:sz="0" w:space="0" w:color="000000"/>
-                <w:top w:val="none" w:sz="0" w:space="0" w:color="000000"/>
-                <w:left w:val="none" w:sz="0" w:space="0" w:color="000000"/>
-                <w:right w:val="none" w:sz="0" w:space="0" w:color="000000"/>
-              </w:pBdr>
-              <w:spacing w:after="100" w:before="100" w:line="240"/>
-              <w:ind w:left="100" w:right="100" w:firstLine="0" w:firstLineChars="0"/>
-              <w:rPr>
-                <w:rFonts w:ascii="Times New Roman" w:hAnsi="Times New Roman" w:eastAsia="Times New Roman" w:cs="Times New Roman"/>
-                <w:i w:val="false"/>
-                <w:b w:val="false"/>
-                <w:u w:val="none"/>
-                <w:strike w:val="false"/>
-                <w:sz w:val="18"/>
-                <w:szCs w:val="18"/>
-                <w:color w:val="000000"/>
-              </w:rPr>
-            </w:pPr>
-            <w:r>
-              <w:rPr>
-                <w:rFonts w:ascii="Times New Roman" w:hAnsi="Times New Roman" w:eastAsia="Times New Roman" w:cs="Times New Roman"/>
-                <w:i w:val="false"/>
-                <w:b w:val="false"/>
-                <w:u w:val="none"/>
-                <w:strike w:val="false"/>
-                <w:sz w:val="18"/>
-                <w:szCs w:val="18"/>
-                <w:color w:val="000000"/>
-              </w:rPr>
-              <w:t xml:space="preserve">0.062</w:t>
             </w:r>
           </w:p>
         </w:tc>
@@ -10390,62 +10390,62 @@
                 <w:szCs w:val="18"/>
                 <w:color w:val="000000"/>
               </w:rPr>
-              <w:t xml:space="preserve">Pathologic stage group</w:t>
-            </w:r>
-          </w:p>
-        </w:tc>
-        <w:tc>
-          <w:tcPr>
-            <w:tcBorders>
-              <w:bottom w:val="none" w:sz="0" w:space="0" w:color="000000"/>
-              <w:top w:val="none" w:sz="0" w:space="0" w:color="000000"/>
-              <w:left w:val="none" w:sz="0" w:space="0" w:color="000000"/>
-              <w:right w:val="none" w:sz="0" w:space="0" w:color="000000"/>
-            </w:tcBorders>
-            <w:shd w:val="clear" w:color="auto" w:fill="FFFFFF"/>
-            <w:tcMar>
-              <w:top w:w="0" w:type="dxa"/>
-              <w:bottom w:w="0" w:type="dxa"/>
-              <w:left w:w="0" w:type="dxa"/>
-              <w:right w:w="0" w:type="dxa"/>
-            </w:tcMar>
-            <w:vAlign w:val="center"/>
-          </w:tcPr>
-          <w:p>
-            <w:pPr>
-              <w:pStyle w:val="Normal"/>
-              <w:jc w:val="left"/>
-              <w:pBdr>
-                <w:bottom w:val="none" w:sz="0" w:space="0" w:color="000000"/>
-                <w:top w:val="none" w:sz="0" w:space="0" w:color="000000"/>
-                <w:left w:val="none" w:sz="0" w:space="0" w:color="000000"/>
-                <w:right w:val="none" w:sz="0" w:space="0" w:color="000000"/>
-              </w:pBdr>
-              <w:spacing w:after="100" w:before="100" w:line="240"/>
-              <w:ind w:left="100" w:right="100" w:firstLine="0" w:firstLineChars="0"/>
-              <w:rPr>
-                <w:rFonts w:ascii="Times New Roman" w:hAnsi="Times New Roman" w:eastAsia="Times New Roman" w:cs="Times New Roman"/>
-                <w:i w:val="false"/>
-                <w:b w:val="false"/>
-                <w:u w:val="none"/>
-                <w:strike w:val="false"/>
-                <w:sz w:val="18"/>
-                <w:szCs w:val="18"/>
-                <w:color w:val="000000"/>
-              </w:rPr>
-            </w:pPr>
-            <w:r>
-              <w:rPr>
-                <w:rFonts w:ascii="Times New Roman" w:hAnsi="Times New Roman" w:eastAsia="Times New Roman" w:cs="Times New Roman"/>
-                <w:i w:val="false"/>
-                <w:b w:val="false"/>
-                <w:u w:val="none"/>
-                <w:strike w:val="false"/>
-                <w:sz w:val="18"/>
-                <w:szCs w:val="18"/>
-                <w:color w:val="000000"/>
-              </w:rPr>
-              <w:t xml:space="preserve">I–II (ref)</w:t>
+              <w:t xml:space="preserve"/>
+            </w:r>
+          </w:p>
+        </w:tc>
+        <w:tc>
+          <w:tcPr>
+            <w:tcBorders>
+              <w:bottom w:val="none" w:sz="0" w:space="0" w:color="000000"/>
+              <w:top w:val="none" w:sz="0" w:space="0" w:color="000000"/>
+              <w:left w:val="none" w:sz="0" w:space="0" w:color="000000"/>
+              <w:right w:val="none" w:sz="0" w:space="0" w:color="000000"/>
+            </w:tcBorders>
+            <w:shd w:val="clear" w:color="auto" w:fill="FFFFFF"/>
+            <w:tcMar>
+              <w:top w:w="0" w:type="dxa"/>
+              <w:bottom w:w="0" w:type="dxa"/>
+              <w:left w:w="0" w:type="dxa"/>
+              <w:right w:w="0" w:type="dxa"/>
+            </w:tcMar>
+            <w:vAlign w:val="center"/>
+          </w:tcPr>
+          <w:p>
+            <w:pPr>
+              <w:pStyle w:val="Normal"/>
+              <w:jc w:val="left"/>
+              <w:pBdr>
+                <w:bottom w:val="none" w:sz="0" w:space="0" w:color="000000"/>
+                <w:top w:val="none" w:sz="0" w:space="0" w:color="000000"/>
+                <w:left w:val="none" w:sz="0" w:space="0" w:color="000000"/>
+                <w:right w:val="none" w:sz="0" w:space="0" w:color="000000"/>
+              </w:pBdr>
+              <w:spacing w:after="100" w:before="100" w:line="240"/>
+              <w:ind w:left="100" w:right="100" w:firstLine="0" w:firstLineChars="0"/>
+              <w:rPr>
+                <w:rFonts w:ascii="Times New Roman" w:hAnsi="Times New Roman" w:eastAsia="Times New Roman" w:cs="Times New Roman"/>
+                <w:i w:val="false"/>
+                <w:b w:val="false"/>
+                <w:u w:val="none"/>
+                <w:strike w:val="false"/>
+                <w:sz w:val="18"/>
+                <w:szCs w:val="18"/>
+                <w:color w:val="000000"/>
+              </w:rPr>
+            </w:pPr>
+            <w:r>
+              <w:rPr>
+                <w:rFonts w:ascii="Times New Roman" w:hAnsi="Times New Roman" w:eastAsia="Times New Roman" w:cs="Times New Roman"/>
+                <w:i w:val="false"/>
+                <w:b w:val="false"/>
+                <w:u w:val="none"/>
+                <w:strike w:val="false"/>
+                <w:sz w:val="18"/>
+                <w:szCs w:val="18"/>
+                <w:color w:val="000000"/>
+              </w:rPr>
+              <w:t xml:space="preserve">&gt;65</w:t>
             </w:r>
           </w:p>
         </w:tc>
@@ -10500,7 +10500,7 @@
                 <w:szCs w:val="18"/>
                 <w:color w:val="000000"/>
               </w:rPr>
-              <w:t xml:space="preserve">252</w:t>
+              <w:t xml:space="preserve">306</w:t>
             </w:r>
           </w:p>
         </w:tc>
@@ -10555,117 +10555,117 @@
                 <w:szCs w:val="18"/>
                 <w:color w:val="000000"/>
               </w:rPr>
-              <w:t xml:space="preserve">69</w:t>
-            </w:r>
-          </w:p>
-        </w:tc>
-        <w:tc>
-          <w:tcPr>
-            <w:tcBorders>
-              <w:bottom w:val="none" w:sz="0" w:space="0" w:color="000000"/>
-              <w:top w:val="none" w:sz="0" w:space="0" w:color="000000"/>
-              <w:left w:val="none" w:sz="0" w:space="0" w:color="000000"/>
-              <w:right w:val="none" w:sz="0" w:space="0" w:color="000000"/>
-            </w:tcBorders>
-            <w:shd w:val="clear" w:color="auto" w:fill="FFFFFF"/>
-            <w:tcMar>
-              <w:top w:w="0" w:type="dxa"/>
-              <w:bottom w:w="0" w:type="dxa"/>
-              <w:left w:w="0" w:type="dxa"/>
-              <w:right w:w="0" w:type="dxa"/>
-            </w:tcMar>
-            <w:vAlign w:val="center"/>
-          </w:tcPr>
-          <w:p>
-            <w:pPr>
-              <w:pStyle w:val="Normal"/>
-              <w:jc w:val="left"/>
-              <w:pBdr>
-                <w:bottom w:val="none" w:sz="0" w:space="0" w:color="000000"/>
-                <w:top w:val="none" w:sz="0" w:space="0" w:color="000000"/>
-                <w:left w:val="none" w:sz="0" w:space="0" w:color="000000"/>
-                <w:right w:val="none" w:sz="0" w:space="0" w:color="000000"/>
-              </w:pBdr>
-              <w:spacing w:after="100" w:before="100" w:line="240"/>
-              <w:ind w:left="100" w:right="100" w:firstLine="0" w:firstLineChars="0"/>
-              <w:rPr>
-                <w:rFonts w:ascii="Times New Roman" w:hAnsi="Times New Roman" w:eastAsia="Times New Roman" w:cs="Times New Roman"/>
-                <w:i w:val="false"/>
-                <w:b w:val="false"/>
-                <w:u w:val="none"/>
-                <w:strike w:val="false"/>
-                <w:sz w:val="18"/>
-                <w:szCs w:val="18"/>
-                <w:color w:val="000000"/>
-              </w:rPr>
-            </w:pPr>
-            <w:r>
-              <w:rPr>
-                <w:rFonts w:ascii="Times New Roman" w:hAnsi="Times New Roman" w:eastAsia="Times New Roman" w:cs="Times New Roman"/>
-                <w:i w:val="false"/>
-                <w:b w:val="false"/>
-                <w:u w:val="none"/>
-                <w:strike w:val="false"/>
-                <w:sz w:val="18"/>
-                <w:szCs w:val="18"/>
-                <w:color w:val="000000"/>
-              </w:rPr>
-              <w:t xml:space="preserve">Reference</w:t>
-            </w:r>
-          </w:p>
-        </w:tc>
-        <w:tc>
-          <w:tcPr>
-            <w:tcBorders>
-              <w:bottom w:val="none" w:sz="0" w:space="0" w:color="000000"/>
-              <w:top w:val="none" w:sz="0" w:space="0" w:color="000000"/>
-              <w:left w:val="none" w:sz="0" w:space="0" w:color="000000"/>
-              <w:right w:val="none" w:sz="0" w:space="0" w:color="000000"/>
-            </w:tcBorders>
-            <w:shd w:val="clear" w:color="auto" w:fill="FFFFFF"/>
-            <w:tcMar>
-              <w:top w:w="0" w:type="dxa"/>
-              <w:bottom w:w="0" w:type="dxa"/>
-              <w:left w:w="0" w:type="dxa"/>
-              <w:right w:w="0" w:type="dxa"/>
-            </w:tcMar>
-            <w:vAlign w:val="center"/>
-          </w:tcPr>
-          <w:p>
-            <w:pPr>
-              <w:pStyle w:val="Normal"/>
-              <w:jc w:val="left"/>
-              <w:pBdr>
-                <w:bottom w:val="none" w:sz="0" w:space="0" w:color="000000"/>
-                <w:top w:val="none" w:sz="0" w:space="0" w:color="000000"/>
-                <w:left w:val="none" w:sz="0" w:space="0" w:color="000000"/>
-                <w:right w:val="none" w:sz="0" w:space="0" w:color="000000"/>
-              </w:pBdr>
-              <w:spacing w:after="100" w:before="100" w:line="240"/>
-              <w:ind w:left="100" w:right="100" w:firstLine="0" w:firstLineChars="0"/>
-              <w:rPr>
-                <w:rFonts w:ascii="Times New Roman" w:hAnsi="Times New Roman" w:eastAsia="Times New Roman" w:cs="Times New Roman"/>
-                <w:i w:val="false"/>
-                <w:b w:val="false"/>
-                <w:u w:val="none"/>
-                <w:strike w:val="false"/>
-                <w:sz w:val="18"/>
-                <w:szCs w:val="18"/>
-                <w:color w:val="000000"/>
-              </w:rPr>
-            </w:pPr>
-            <w:r>
-              <w:rPr>
-                <w:rFonts w:ascii="Times New Roman" w:hAnsi="Times New Roman" w:eastAsia="Times New Roman" w:cs="Times New Roman"/>
-                <w:i w:val="false"/>
-                <w:b w:val="false"/>
-                <w:u w:val="none"/>
-                <w:strike w:val="false"/>
-                <w:sz w:val="18"/>
-                <w:szCs w:val="18"/>
-                <w:color w:val="000000"/>
-              </w:rPr>
-              <w:t xml:space="preserve"/>
+              <w:t xml:space="preserve">118</w:t>
+            </w:r>
+          </w:p>
+        </w:tc>
+        <w:tc>
+          <w:tcPr>
+            <w:tcBorders>
+              <w:bottom w:val="none" w:sz="0" w:space="0" w:color="000000"/>
+              <w:top w:val="none" w:sz="0" w:space="0" w:color="000000"/>
+              <w:left w:val="none" w:sz="0" w:space="0" w:color="000000"/>
+              <w:right w:val="none" w:sz="0" w:space="0" w:color="000000"/>
+            </w:tcBorders>
+            <w:shd w:val="clear" w:color="auto" w:fill="FFFFFF"/>
+            <w:tcMar>
+              <w:top w:w="0" w:type="dxa"/>
+              <w:bottom w:w="0" w:type="dxa"/>
+              <w:left w:w="0" w:type="dxa"/>
+              <w:right w:w="0" w:type="dxa"/>
+            </w:tcMar>
+            <w:vAlign w:val="center"/>
+          </w:tcPr>
+          <w:p>
+            <w:pPr>
+              <w:pStyle w:val="Normal"/>
+              <w:jc w:val="left"/>
+              <w:pBdr>
+                <w:bottom w:val="none" w:sz="0" w:space="0" w:color="000000"/>
+                <w:top w:val="none" w:sz="0" w:space="0" w:color="000000"/>
+                <w:left w:val="none" w:sz="0" w:space="0" w:color="000000"/>
+                <w:right w:val="none" w:sz="0" w:space="0" w:color="000000"/>
+              </w:pBdr>
+              <w:spacing w:after="100" w:before="100" w:line="240"/>
+              <w:ind w:left="100" w:right="100" w:firstLine="0" w:firstLineChars="0"/>
+              <w:rPr>
+                <w:rFonts w:ascii="Times New Roman" w:hAnsi="Times New Roman" w:eastAsia="Times New Roman" w:cs="Times New Roman"/>
+                <w:i w:val="false"/>
+                <w:b w:val="false"/>
+                <w:u w:val="none"/>
+                <w:strike w:val="false"/>
+                <w:sz w:val="18"/>
+                <w:szCs w:val="18"/>
+                <w:color w:val="000000"/>
+              </w:rPr>
+            </w:pPr>
+            <w:r>
+              <w:rPr>
+                <w:rFonts w:ascii="Times New Roman" w:hAnsi="Times New Roman" w:eastAsia="Times New Roman" w:cs="Times New Roman"/>
+                <w:i w:val="false"/>
+                <w:b w:val="false"/>
+                <w:u w:val="none"/>
+                <w:strike w:val="false"/>
+                <w:sz w:val="18"/>
+                <w:szCs w:val="18"/>
+                <w:color w:val="000000"/>
+              </w:rPr>
+              <w:t xml:space="preserve">1.68 (1.22–2.31)</w:t>
+            </w:r>
+          </w:p>
+        </w:tc>
+        <w:tc>
+          <w:tcPr>
+            <w:tcBorders>
+              <w:bottom w:val="none" w:sz="0" w:space="0" w:color="000000"/>
+              <w:top w:val="none" w:sz="0" w:space="0" w:color="000000"/>
+              <w:left w:val="none" w:sz="0" w:space="0" w:color="000000"/>
+              <w:right w:val="none" w:sz="0" w:space="0" w:color="000000"/>
+            </w:tcBorders>
+            <w:shd w:val="clear" w:color="auto" w:fill="FFFFFF"/>
+            <w:tcMar>
+              <w:top w:w="0" w:type="dxa"/>
+              <w:bottom w:w="0" w:type="dxa"/>
+              <w:left w:w="0" w:type="dxa"/>
+              <w:right w:w="0" w:type="dxa"/>
+            </w:tcMar>
+            <w:vAlign w:val="center"/>
+          </w:tcPr>
+          <w:p>
+            <w:pPr>
+              <w:pStyle w:val="Normal"/>
+              <w:jc w:val="left"/>
+              <w:pBdr>
+                <w:bottom w:val="none" w:sz="0" w:space="0" w:color="000000"/>
+                <w:top w:val="none" w:sz="0" w:space="0" w:color="000000"/>
+                <w:left w:val="none" w:sz="0" w:space="0" w:color="000000"/>
+                <w:right w:val="none" w:sz="0" w:space="0" w:color="000000"/>
+              </w:pBdr>
+              <w:spacing w:after="100" w:before="100" w:line="240"/>
+              <w:ind w:left="100" w:right="100" w:firstLine="0" w:firstLineChars="0"/>
+              <w:rPr>
+                <w:rFonts w:ascii="Times New Roman" w:hAnsi="Times New Roman" w:eastAsia="Times New Roman" w:cs="Times New Roman"/>
+                <w:i w:val="false"/>
+                <w:b w:val="false"/>
+                <w:u w:val="none"/>
+                <w:strike w:val="false"/>
+                <w:sz w:val="18"/>
+                <w:szCs w:val="18"/>
+                <w:color w:val="000000"/>
+              </w:rPr>
+            </w:pPr>
+            <w:r>
+              <w:rPr>
+                <w:rFonts w:ascii="Times New Roman" w:hAnsi="Times New Roman" w:eastAsia="Times New Roman" w:cs="Times New Roman"/>
+                <w:i w:val="false"/>
+                <w:b w:val="false"/>
+                <w:u w:val="none"/>
+                <w:strike w:val="false"/>
+                <w:sz w:val="18"/>
+                <w:szCs w:val="18"/>
+                <w:color w:val="000000"/>
+              </w:rPr>
+              <w:t xml:space="preserve">0.001</w:t>
             </w:r>
           </w:p>
         </w:tc>
@@ -10835,282 +10835,282 @@
                 <w:szCs w:val="18"/>
                 <w:color w:val="000000"/>
               </w:rPr>
+              <w:t xml:space="preserve">Sex</w:t>
+            </w:r>
+          </w:p>
+        </w:tc>
+        <w:tc>
+          <w:tcPr>
+            <w:tcBorders>
+              <w:bottom w:val="none" w:sz="0" w:space="0" w:color="000000"/>
+              <w:top w:val="none" w:sz="0" w:space="0" w:color="000000"/>
+              <w:left w:val="none" w:sz="0" w:space="0" w:color="000000"/>
+              <w:right w:val="none" w:sz="0" w:space="0" w:color="000000"/>
+            </w:tcBorders>
+            <w:shd w:val="clear" w:color="auto" w:fill="FFFFFF"/>
+            <w:tcMar>
+              <w:top w:w="0" w:type="dxa"/>
+              <w:bottom w:w="0" w:type="dxa"/>
+              <w:left w:w="0" w:type="dxa"/>
+              <w:right w:w="0" w:type="dxa"/>
+            </w:tcMar>
+            <w:vAlign w:val="center"/>
+          </w:tcPr>
+          <w:p>
+            <w:pPr>
+              <w:pStyle w:val="Normal"/>
+              <w:jc w:val="left"/>
+              <w:pBdr>
+                <w:bottom w:val="none" w:sz="0" w:space="0" w:color="000000"/>
+                <w:top w:val="none" w:sz="0" w:space="0" w:color="000000"/>
+                <w:left w:val="none" w:sz="0" w:space="0" w:color="000000"/>
+                <w:right w:val="none" w:sz="0" w:space="0" w:color="000000"/>
+              </w:pBdr>
+              <w:spacing w:after="100" w:before="100" w:line="240"/>
+              <w:ind w:left="100" w:right="100" w:firstLine="0" w:firstLineChars="0"/>
+              <w:rPr>
+                <w:rFonts w:ascii="Times New Roman" w:hAnsi="Times New Roman" w:eastAsia="Times New Roman" w:cs="Times New Roman"/>
+                <w:i w:val="false"/>
+                <w:b w:val="false"/>
+                <w:u w:val="none"/>
+                <w:strike w:val="false"/>
+                <w:sz w:val="18"/>
+                <w:szCs w:val="18"/>
+                <w:color w:val="000000"/>
+              </w:rPr>
+            </w:pPr>
+            <w:r>
+              <w:rPr>
+                <w:rFonts w:ascii="Times New Roman" w:hAnsi="Times New Roman" w:eastAsia="Times New Roman" w:cs="Times New Roman"/>
+                <w:i w:val="false"/>
+                <w:b w:val="false"/>
+                <w:u w:val="none"/>
+                <w:strike w:val="false"/>
+                <w:sz w:val="18"/>
+                <w:szCs w:val="18"/>
+                <w:color w:val="000000"/>
+              </w:rPr>
+              <w:t xml:space="preserve">Male (ref)</w:t>
+            </w:r>
+          </w:p>
+        </w:tc>
+        <w:tc>
+          <w:tcPr>
+            <w:tcBorders>
+              <w:bottom w:val="none" w:sz="0" w:space="0" w:color="000000"/>
+              <w:top w:val="none" w:sz="0" w:space="0" w:color="000000"/>
+              <w:left w:val="none" w:sz="0" w:space="0" w:color="000000"/>
+              <w:right w:val="none" w:sz="0" w:space="0" w:color="000000"/>
+            </w:tcBorders>
+            <w:shd w:val="clear" w:color="auto" w:fill="FFFFFF"/>
+            <w:tcMar>
+              <w:top w:w="0" w:type="dxa"/>
+              <w:bottom w:w="0" w:type="dxa"/>
+              <w:left w:w="0" w:type="dxa"/>
+              <w:right w:w="0" w:type="dxa"/>
+            </w:tcMar>
+            <w:vAlign w:val="center"/>
+          </w:tcPr>
+          <w:p>
+            <w:pPr>
+              <w:pStyle w:val="Normal"/>
+              <w:jc w:val="right"/>
+              <w:pBdr>
+                <w:bottom w:val="none" w:sz="0" w:space="0" w:color="000000"/>
+                <w:top w:val="none" w:sz="0" w:space="0" w:color="000000"/>
+                <w:left w:val="none" w:sz="0" w:space="0" w:color="000000"/>
+                <w:right w:val="none" w:sz="0" w:space="0" w:color="000000"/>
+              </w:pBdr>
+              <w:spacing w:after="100" w:before="100" w:line="240"/>
+              <w:ind w:left="100" w:right="100" w:firstLine="0" w:firstLineChars="0"/>
+              <w:rPr>
+                <w:rFonts w:ascii="Times New Roman" w:hAnsi="Times New Roman" w:eastAsia="Times New Roman" w:cs="Times New Roman"/>
+                <w:i w:val="false"/>
+                <w:b w:val="false"/>
+                <w:u w:val="none"/>
+                <w:strike w:val="false"/>
+                <w:sz w:val="18"/>
+                <w:szCs w:val="18"/>
+                <w:color w:val="000000"/>
+              </w:rPr>
+            </w:pPr>
+            <w:r>
+              <w:rPr>
+                <w:rFonts w:ascii="Times New Roman" w:hAnsi="Times New Roman" w:eastAsia="Times New Roman" w:cs="Times New Roman"/>
+                <w:i w:val="false"/>
+                <w:b w:val="false"/>
+                <w:u w:val="none"/>
+                <w:strike w:val="false"/>
+                <w:sz w:val="18"/>
+                <w:szCs w:val="18"/>
+                <w:color w:val="000000"/>
+              </w:rPr>
+              <w:t xml:space="preserve">284</w:t>
+            </w:r>
+          </w:p>
+        </w:tc>
+        <w:tc>
+          <w:tcPr>
+            <w:tcBorders>
+              <w:bottom w:val="none" w:sz="0" w:space="0" w:color="000000"/>
+              <w:top w:val="none" w:sz="0" w:space="0" w:color="000000"/>
+              <w:left w:val="none" w:sz="0" w:space="0" w:color="000000"/>
+              <w:right w:val="none" w:sz="0" w:space="0" w:color="000000"/>
+            </w:tcBorders>
+            <w:shd w:val="clear" w:color="auto" w:fill="FFFFFF"/>
+            <w:tcMar>
+              <w:top w:w="0" w:type="dxa"/>
+              <w:bottom w:w="0" w:type="dxa"/>
+              <w:left w:w="0" w:type="dxa"/>
+              <w:right w:w="0" w:type="dxa"/>
+            </w:tcMar>
+            <w:vAlign w:val="center"/>
+          </w:tcPr>
+          <w:p>
+            <w:pPr>
+              <w:pStyle w:val="Normal"/>
+              <w:jc w:val="right"/>
+              <w:pBdr>
+                <w:bottom w:val="none" w:sz="0" w:space="0" w:color="000000"/>
+                <w:top w:val="none" w:sz="0" w:space="0" w:color="000000"/>
+                <w:left w:val="none" w:sz="0" w:space="0" w:color="000000"/>
+                <w:right w:val="none" w:sz="0" w:space="0" w:color="000000"/>
+              </w:pBdr>
+              <w:spacing w:after="100" w:before="100" w:line="240"/>
+              <w:ind w:left="100" w:right="100" w:firstLine="0" w:firstLineChars="0"/>
+              <w:rPr>
+                <w:rFonts w:ascii="Times New Roman" w:hAnsi="Times New Roman" w:eastAsia="Times New Roman" w:cs="Times New Roman"/>
+                <w:i w:val="false"/>
+                <w:b w:val="false"/>
+                <w:u w:val="none"/>
+                <w:strike w:val="false"/>
+                <w:sz w:val="18"/>
+                <w:szCs w:val="18"/>
+                <w:color w:val="000000"/>
+              </w:rPr>
+            </w:pPr>
+            <w:r>
+              <w:rPr>
+                <w:rFonts w:ascii="Times New Roman" w:hAnsi="Times New Roman" w:eastAsia="Times New Roman" w:cs="Times New Roman"/>
+                <w:i w:val="false"/>
+                <w:b w:val="false"/>
+                <w:u w:val="none"/>
+                <w:strike w:val="false"/>
+                <w:sz w:val="18"/>
+                <w:szCs w:val="18"/>
+                <w:color w:val="000000"/>
+              </w:rPr>
+              <w:t xml:space="preserve">105</w:t>
+            </w:r>
+          </w:p>
+        </w:tc>
+        <w:tc>
+          <w:tcPr>
+            <w:tcBorders>
+              <w:bottom w:val="none" w:sz="0" w:space="0" w:color="000000"/>
+              <w:top w:val="none" w:sz="0" w:space="0" w:color="000000"/>
+              <w:left w:val="none" w:sz="0" w:space="0" w:color="000000"/>
+              <w:right w:val="none" w:sz="0" w:space="0" w:color="000000"/>
+            </w:tcBorders>
+            <w:shd w:val="clear" w:color="auto" w:fill="FFFFFF"/>
+            <w:tcMar>
+              <w:top w:w="0" w:type="dxa"/>
+              <w:bottom w:w="0" w:type="dxa"/>
+              <w:left w:w="0" w:type="dxa"/>
+              <w:right w:w="0" w:type="dxa"/>
+            </w:tcMar>
+            <w:vAlign w:val="center"/>
+          </w:tcPr>
+          <w:p>
+            <w:pPr>
+              <w:pStyle w:val="Normal"/>
+              <w:jc w:val="left"/>
+              <w:pBdr>
+                <w:bottom w:val="none" w:sz="0" w:space="0" w:color="000000"/>
+                <w:top w:val="none" w:sz="0" w:space="0" w:color="000000"/>
+                <w:left w:val="none" w:sz="0" w:space="0" w:color="000000"/>
+                <w:right w:val="none" w:sz="0" w:space="0" w:color="000000"/>
+              </w:pBdr>
+              <w:spacing w:after="100" w:before="100" w:line="240"/>
+              <w:ind w:left="100" w:right="100" w:firstLine="0" w:firstLineChars="0"/>
+              <w:rPr>
+                <w:rFonts w:ascii="Times New Roman" w:hAnsi="Times New Roman" w:eastAsia="Times New Roman" w:cs="Times New Roman"/>
+                <w:i w:val="false"/>
+                <w:b w:val="false"/>
+                <w:u w:val="none"/>
+                <w:strike w:val="false"/>
+                <w:sz w:val="18"/>
+                <w:szCs w:val="18"/>
+                <w:color w:val="000000"/>
+              </w:rPr>
+            </w:pPr>
+            <w:r>
+              <w:rPr>
+                <w:rFonts w:ascii="Times New Roman" w:hAnsi="Times New Roman" w:eastAsia="Times New Roman" w:cs="Times New Roman"/>
+                <w:i w:val="false"/>
+                <w:b w:val="false"/>
+                <w:u w:val="none"/>
+                <w:strike w:val="false"/>
+                <w:sz w:val="18"/>
+                <w:szCs w:val="18"/>
+                <w:color w:val="000000"/>
+              </w:rPr>
+              <w:t xml:space="preserve">Reference</w:t>
+            </w:r>
+          </w:p>
+        </w:tc>
+        <w:tc>
+          <w:tcPr>
+            <w:tcBorders>
+              <w:bottom w:val="none" w:sz="0" w:space="0" w:color="000000"/>
+              <w:top w:val="none" w:sz="0" w:space="0" w:color="000000"/>
+              <w:left w:val="none" w:sz="0" w:space="0" w:color="000000"/>
+              <w:right w:val="none" w:sz="0" w:space="0" w:color="000000"/>
+            </w:tcBorders>
+            <w:shd w:val="clear" w:color="auto" w:fill="FFFFFF"/>
+            <w:tcMar>
+              <w:top w:w="0" w:type="dxa"/>
+              <w:bottom w:w="0" w:type="dxa"/>
+              <w:left w:w="0" w:type="dxa"/>
+              <w:right w:w="0" w:type="dxa"/>
+            </w:tcMar>
+            <w:vAlign w:val="center"/>
+          </w:tcPr>
+          <w:p>
+            <w:pPr>
+              <w:pStyle w:val="Normal"/>
+              <w:jc w:val="left"/>
+              <w:pBdr>
+                <w:bottom w:val="none" w:sz="0" w:space="0" w:color="000000"/>
+                <w:top w:val="none" w:sz="0" w:space="0" w:color="000000"/>
+                <w:left w:val="none" w:sz="0" w:space="0" w:color="000000"/>
+                <w:right w:val="none" w:sz="0" w:space="0" w:color="000000"/>
+              </w:pBdr>
+              <w:spacing w:after="100" w:before="100" w:line="240"/>
+              <w:ind w:left="100" w:right="100" w:firstLine="0" w:firstLineChars="0"/>
+              <w:rPr>
+                <w:rFonts w:ascii="Times New Roman" w:hAnsi="Times New Roman" w:eastAsia="Times New Roman" w:cs="Times New Roman"/>
+                <w:i w:val="false"/>
+                <w:b w:val="false"/>
+                <w:u w:val="none"/>
+                <w:strike w:val="false"/>
+                <w:sz w:val="18"/>
+                <w:szCs w:val="18"/>
+                <w:color w:val="000000"/>
+              </w:rPr>
+            </w:pPr>
+            <w:r>
+              <w:rPr>
+                <w:rFonts w:ascii="Times New Roman" w:hAnsi="Times New Roman" w:eastAsia="Times New Roman" w:cs="Times New Roman"/>
+                <w:i w:val="false"/>
+                <w:b w:val="false"/>
+                <w:u w:val="none"/>
+                <w:strike w:val="false"/>
+                <w:sz w:val="18"/>
+                <w:szCs w:val="18"/>
+                <w:color w:val="000000"/>
+              </w:rPr>
               <w:t xml:space="preserve"/>
-            </w:r>
-          </w:p>
-        </w:tc>
-        <w:tc>
-          <w:tcPr>
-            <w:tcBorders>
-              <w:bottom w:val="none" w:sz="0" w:space="0" w:color="000000"/>
-              <w:top w:val="none" w:sz="0" w:space="0" w:color="000000"/>
-              <w:left w:val="none" w:sz="0" w:space="0" w:color="000000"/>
-              <w:right w:val="none" w:sz="0" w:space="0" w:color="000000"/>
-            </w:tcBorders>
-            <w:shd w:val="clear" w:color="auto" w:fill="FFFFFF"/>
-            <w:tcMar>
-              <w:top w:w="0" w:type="dxa"/>
-              <w:bottom w:w="0" w:type="dxa"/>
-              <w:left w:w="0" w:type="dxa"/>
-              <w:right w:w="0" w:type="dxa"/>
-            </w:tcMar>
-            <w:vAlign w:val="center"/>
-          </w:tcPr>
-          <w:p>
-            <w:pPr>
-              <w:pStyle w:val="Normal"/>
-              <w:jc w:val="left"/>
-              <w:pBdr>
-                <w:bottom w:val="none" w:sz="0" w:space="0" w:color="000000"/>
-                <w:top w:val="none" w:sz="0" w:space="0" w:color="000000"/>
-                <w:left w:val="none" w:sz="0" w:space="0" w:color="000000"/>
-                <w:right w:val="none" w:sz="0" w:space="0" w:color="000000"/>
-              </w:pBdr>
-              <w:spacing w:after="100" w:before="100" w:line="240"/>
-              <w:ind w:left="100" w:right="100" w:firstLine="0" w:firstLineChars="0"/>
-              <w:rPr>
-                <w:rFonts w:ascii="Times New Roman" w:hAnsi="Times New Roman" w:eastAsia="Times New Roman" w:cs="Times New Roman"/>
-                <w:i w:val="false"/>
-                <w:b w:val="false"/>
-                <w:u w:val="none"/>
-                <w:strike w:val="false"/>
-                <w:sz w:val="18"/>
-                <w:szCs w:val="18"/>
-                <w:color w:val="000000"/>
-              </w:rPr>
-            </w:pPr>
-            <w:r>
-              <w:rPr>
-                <w:rFonts w:ascii="Times New Roman" w:hAnsi="Times New Roman" w:eastAsia="Times New Roman" w:cs="Times New Roman"/>
-                <w:i w:val="false"/>
-                <w:b w:val="false"/>
-                <w:u w:val="none"/>
-                <w:strike w:val="false"/>
-                <w:sz w:val="18"/>
-                <w:szCs w:val="18"/>
-                <w:color w:val="000000"/>
-              </w:rPr>
-              <w:t xml:space="preserve">III–IV</w:t>
-            </w:r>
-          </w:p>
-        </w:tc>
-        <w:tc>
-          <w:tcPr>
-            <w:tcBorders>
-              <w:bottom w:val="none" w:sz="0" w:space="0" w:color="000000"/>
-              <w:top w:val="none" w:sz="0" w:space="0" w:color="000000"/>
-              <w:left w:val="none" w:sz="0" w:space="0" w:color="000000"/>
-              <w:right w:val="none" w:sz="0" w:space="0" w:color="000000"/>
-            </w:tcBorders>
-            <w:shd w:val="clear" w:color="auto" w:fill="FFFFFF"/>
-            <w:tcMar>
-              <w:top w:w="0" w:type="dxa"/>
-              <w:bottom w:w="0" w:type="dxa"/>
-              <w:left w:w="0" w:type="dxa"/>
-              <w:right w:w="0" w:type="dxa"/>
-            </w:tcMar>
-            <w:vAlign w:val="center"/>
-          </w:tcPr>
-          <w:p>
-            <w:pPr>
-              <w:pStyle w:val="Normal"/>
-              <w:jc w:val="right"/>
-              <w:pBdr>
-                <w:bottom w:val="none" w:sz="0" w:space="0" w:color="000000"/>
-                <w:top w:val="none" w:sz="0" w:space="0" w:color="000000"/>
-                <w:left w:val="none" w:sz="0" w:space="0" w:color="000000"/>
-                <w:right w:val="none" w:sz="0" w:space="0" w:color="000000"/>
-              </w:pBdr>
-              <w:spacing w:after="100" w:before="100" w:line="240"/>
-              <w:ind w:left="100" w:right="100" w:firstLine="0" w:firstLineChars="0"/>
-              <w:rPr>
-                <w:rFonts w:ascii="Times New Roman" w:hAnsi="Times New Roman" w:eastAsia="Times New Roman" w:cs="Times New Roman"/>
-                <w:i w:val="false"/>
-                <w:b w:val="false"/>
-                <w:u w:val="none"/>
-                <w:strike w:val="false"/>
-                <w:sz w:val="18"/>
-                <w:szCs w:val="18"/>
-                <w:color w:val="000000"/>
-              </w:rPr>
-            </w:pPr>
-            <w:r>
-              <w:rPr>
-                <w:rFonts w:ascii="Times New Roman" w:hAnsi="Times New Roman" w:eastAsia="Times New Roman" w:cs="Times New Roman"/>
-                <w:i w:val="false"/>
-                <w:b w:val="false"/>
-                <w:u w:val="none"/>
-                <w:strike w:val="false"/>
-                <w:sz w:val="18"/>
-                <w:szCs w:val="18"/>
-                <w:color w:val="000000"/>
-              </w:rPr>
-              <w:t xml:space="preserve">259</w:t>
-            </w:r>
-          </w:p>
-        </w:tc>
-        <w:tc>
-          <w:tcPr>
-            <w:tcBorders>
-              <w:bottom w:val="none" w:sz="0" w:space="0" w:color="000000"/>
-              <w:top w:val="none" w:sz="0" w:space="0" w:color="000000"/>
-              <w:left w:val="none" w:sz="0" w:space="0" w:color="000000"/>
-              <w:right w:val="none" w:sz="0" w:space="0" w:color="000000"/>
-            </w:tcBorders>
-            <w:shd w:val="clear" w:color="auto" w:fill="FFFFFF"/>
-            <w:tcMar>
-              <w:top w:w="0" w:type="dxa"/>
-              <w:bottom w:w="0" w:type="dxa"/>
-              <w:left w:w="0" w:type="dxa"/>
-              <w:right w:w="0" w:type="dxa"/>
-            </w:tcMar>
-            <w:vAlign w:val="center"/>
-          </w:tcPr>
-          <w:p>
-            <w:pPr>
-              <w:pStyle w:val="Normal"/>
-              <w:jc w:val="right"/>
-              <w:pBdr>
-                <w:bottom w:val="none" w:sz="0" w:space="0" w:color="000000"/>
-                <w:top w:val="none" w:sz="0" w:space="0" w:color="000000"/>
-                <w:left w:val="none" w:sz="0" w:space="0" w:color="000000"/>
-                <w:right w:val="none" w:sz="0" w:space="0" w:color="000000"/>
-              </w:pBdr>
-              <w:spacing w:after="100" w:before="100" w:line="240"/>
-              <w:ind w:left="100" w:right="100" w:firstLine="0" w:firstLineChars="0"/>
-              <w:rPr>
-                <w:rFonts w:ascii="Times New Roman" w:hAnsi="Times New Roman" w:eastAsia="Times New Roman" w:cs="Times New Roman"/>
-                <w:i w:val="false"/>
-                <w:b w:val="false"/>
-                <w:u w:val="none"/>
-                <w:strike w:val="false"/>
-                <w:sz w:val="18"/>
-                <w:szCs w:val="18"/>
-                <w:color w:val="000000"/>
-              </w:rPr>
-            </w:pPr>
-            <w:r>
-              <w:rPr>
-                <w:rFonts w:ascii="Times New Roman" w:hAnsi="Times New Roman" w:eastAsia="Times New Roman" w:cs="Times New Roman"/>
-                <w:i w:val="false"/>
-                <w:b w:val="false"/>
-                <w:u w:val="none"/>
-                <w:strike w:val="false"/>
-                <w:sz w:val="18"/>
-                <w:szCs w:val="18"/>
-                <w:color w:val="000000"/>
-              </w:rPr>
-              <w:t xml:space="preserve">106</w:t>
-            </w:r>
-          </w:p>
-        </w:tc>
-        <w:tc>
-          <w:tcPr>
-            <w:tcBorders>
-              <w:bottom w:val="none" w:sz="0" w:space="0" w:color="000000"/>
-              <w:top w:val="none" w:sz="0" w:space="0" w:color="000000"/>
-              <w:left w:val="none" w:sz="0" w:space="0" w:color="000000"/>
-              <w:right w:val="none" w:sz="0" w:space="0" w:color="000000"/>
-            </w:tcBorders>
-            <w:shd w:val="clear" w:color="auto" w:fill="FFFFFF"/>
-            <w:tcMar>
-              <w:top w:w="0" w:type="dxa"/>
-              <w:bottom w:w="0" w:type="dxa"/>
-              <w:left w:w="0" w:type="dxa"/>
-              <w:right w:w="0" w:type="dxa"/>
-            </w:tcMar>
-            <w:vAlign w:val="center"/>
-          </w:tcPr>
-          <w:p>
-            <w:pPr>
-              <w:pStyle w:val="Normal"/>
-              <w:jc w:val="left"/>
-              <w:pBdr>
-                <w:bottom w:val="none" w:sz="0" w:space="0" w:color="000000"/>
-                <w:top w:val="none" w:sz="0" w:space="0" w:color="000000"/>
-                <w:left w:val="none" w:sz="0" w:space="0" w:color="000000"/>
-                <w:right w:val="none" w:sz="0" w:space="0" w:color="000000"/>
-              </w:pBdr>
-              <w:spacing w:after="100" w:before="100" w:line="240"/>
-              <w:ind w:left="100" w:right="100" w:firstLine="0" w:firstLineChars="0"/>
-              <w:rPr>
-                <w:rFonts w:ascii="Times New Roman" w:hAnsi="Times New Roman" w:eastAsia="Times New Roman" w:cs="Times New Roman"/>
-                <w:i w:val="false"/>
-                <w:b w:val="false"/>
-                <w:u w:val="none"/>
-                <w:strike w:val="false"/>
-                <w:sz w:val="18"/>
-                <w:szCs w:val="18"/>
-                <w:color w:val="000000"/>
-              </w:rPr>
-            </w:pPr>
-            <w:r>
-              <w:rPr>
-                <w:rFonts w:ascii="Times New Roman" w:hAnsi="Times New Roman" w:eastAsia="Times New Roman" w:cs="Times New Roman"/>
-                <w:i w:val="false"/>
-                <w:b w:val="false"/>
-                <w:u w:val="none"/>
-                <w:strike w:val="false"/>
-                <w:sz w:val="18"/>
-                <w:szCs w:val="18"/>
-                <w:color w:val="000000"/>
-              </w:rPr>
-              <w:t xml:space="preserve">1.84 (1.35–2.49)</w:t>
-            </w:r>
-          </w:p>
-        </w:tc>
-        <w:tc>
-          <w:tcPr>
-            <w:tcBorders>
-              <w:bottom w:val="none" w:sz="0" w:space="0" w:color="000000"/>
-              <w:top w:val="none" w:sz="0" w:space="0" w:color="000000"/>
-              <w:left w:val="none" w:sz="0" w:space="0" w:color="000000"/>
-              <w:right w:val="none" w:sz="0" w:space="0" w:color="000000"/>
-            </w:tcBorders>
-            <w:shd w:val="clear" w:color="auto" w:fill="FFFFFF"/>
-            <w:tcMar>
-              <w:top w:w="0" w:type="dxa"/>
-              <w:bottom w:w="0" w:type="dxa"/>
-              <w:left w:w="0" w:type="dxa"/>
-              <w:right w:w="0" w:type="dxa"/>
-            </w:tcMar>
-            <w:vAlign w:val="center"/>
-          </w:tcPr>
-          <w:p>
-            <w:pPr>
-              <w:pStyle w:val="Normal"/>
-              <w:jc w:val="left"/>
-              <w:pBdr>
-                <w:bottom w:val="none" w:sz="0" w:space="0" w:color="000000"/>
-                <w:top w:val="none" w:sz="0" w:space="0" w:color="000000"/>
-                <w:left w:val="none" w:sz="0" w:space="0" w:color="000000"/>
-                <w:right w:val="none" w:sz="0" w:space="0" w:color="000000"/>
-              </w:pBdr>
-              <w:spacing w:after="100" w:before="100" w:line="240"/>
-              <w:ind w:left="100" w:right="100" w:firstLine="0" w:firstLineChars="0"/>
-              <w:rPr>
-                <w:rFonts w:ascii="Times New Roman" w:hAnsi="Times New Roman" w:eastAsia="Times New Roman" w:cs="Times New Roman"/>
-                <w:i w:val="false"/>
-                <w:b w:val="false"/>
-                <w:u w:val="none"/>
-                <w:strike w:val="false"/>
-                <w:sz w:val="18"/>
-                <w:szCs w:val="18"/>
-                <w:color w:val="000000"/>
-              </w:rPr>
-            </w:pPr>
-            <w:r>
-              <w:rPr>
-                <w:rFonts w:ascii="Times New Roman" w:hAnsi="Times New Roman" w:eastAsia="Times New Roman" w:cs="Times New Roman"/>
-                <w:i w:val="false"/>
-                <w:b w:val="false"/>
-                <w:u w:val="none"/>
-                <w:strike w:val="false"/>
-                <w:sz w:val="18"/>
-                <w:szCs w:val="18"/>
-                <w:color w:val="000000"/>
-              </w:rPr>
-              <w:t xml:space="preserve">&lt;0.001</w:t>
             </w:r>
           </w:p>
         </w:tc>
@@ -11280,6 +11280,1341 @@
                 <w:szCs w:val="18"/>
                 <w:color w:val="000000"/>
               </w:rPr>
+              <w:t xml:space="preserve"/>
+            </w:r>
+          </w:p>
+        </w:tc>
+        <w:tc>
+          <w:tcPr>
+            <w:tcBorders>
+              <w:bottom w:val="none" w:sz="0" w:space="0" w:color="000000"/>
+              <w:top w:val="none" w:sz="0" w:space="0" w:color="000000"/>
+              <w:left w:val="none" w:sz="0" w:space="0" w:color="000000"/>
+              <w:right w:val="none" w:sz="0" w:space="0" w:color="000000"/>
+            </w:tcBorders>
+            <w:shd w:val="clear" w:color="auto" w:fill="FFFFFF"/>
+            <w:tcMar>
+              <w:top w:w="0" w:type="dxa"/>
+              <w:bottom w:w="0" w:type="dxa"/>
+              <w:left w:w="0" w:type="dxa"/>
+              <w:right w:w="0" w:type="dxa"/>
+            </w:tcMar>
+            <w:vAlign w:val="center"/>
+          </w:tcPr>
+          <w:p>
+            <w:pPr>
+              <w:pStyle w:val="Normal"/>
+              <w:jc w:val="left"/>
+              <w:pBdr>
+                <w:bottom w:val="none" w:sz="0" w:space="0" w:color="000000"/>
+                <w:top w:val="none" w:sz="0" w:space="0" w:color="000000"/>
+                <w:left w:val="none" w:sz="0" w:space="0" w:color="000000"/>
+                <w:right w:val="none" w:sz="0" w:space="0" w:color="000000"/>
+              </w:pBdr>
+              <w:spacing w:after="100" w:before="100" w:line="240"/>
+              <w:ind w:left="100" w:right="100" w:firstLine="0" w:firstLineChars="0"/>
+              <w:rPr>
+                <w:rFonts w:ascii="Times New Roman" w:hAnsi="Times New Roman" w:eastAsia="Times New Roman" w:cs="Times New Roman"/>
+                <w:i w:val="false"/>
+                <w:b w:val="false"/>
+                <w:u w:val="none"/>
+                <w:strike w:val="false"/>
+                <w:sz w:val="18"/>
+                <w:szCs w:val="18"/>
+                <w:color w:val="000000"/>
+              </w:rPr>
+            </w:pPr>
+            <w:r>
+              <w:rPr>
+                <w:rFonts w:ascii="Times New Roman" w:hAnsi="Times New Roman" w:eastAsia="Times New Roman" w:cs="Times New Roman"/>
+                <w:i w:val="false"/>
+                <w:b w:val="false"/>
+                <w:u w:val="none"/>
+                <w:strike w:val="false"/>
+                <w:sz w:val="18"/>
+                <w:szCs w:val="18"/>
+                <w:color w:val="000000"/>
+              </w:rPr>
+              <w:t xml:space="preserve">Female</w:t>
+            </w:r>
+          </w:p>
+        </w:tc>
+        <w:tc>
+          <w:tcPr>
+            <w:tcBorders>
+              <w:bottom w:val="none" w:sz="0" w:space="0" w:color="000000"/>
+              <w:top w:val="none" w:sz="0" w:space="0" w:color="000000"/>
+              <w:left w:val="none" w:sz="0" w:space="0" w:color="000000"/>
+              <w:right w:val="none" w:sz="0" w:space="0" w:color="000000"/>
+            </w:tcBorders>
+            <w:shd w:val="clear" w:color="auto" w:fill="FFFFFF"/>
+            <w:tcMar>
+              <w:top w:w="0" w:type="dxa"/>
+              <w:bottom w:w="0" w:type="dxa"/>
+              <w:left w:w="0" w:type="dxa"/>
+              <w:right w:w="0" w:type="dxa"/>
+            </w:tcMar>
+            <w:vAlign w:val="center"/>
+          </w:tcPr>
+          <w:p>
+            <w:pPr>
+              <w:pStyle w:val="Normal"/>
+              <w:jc w:val="right"/>
+              <w:pBdr>
+                <w:bottom w:val="none" w:sz="0" w:space="0" w:color="000000"/>
+                <w:top w:val="none" w:sz="0" w:space="0" w:color="000000"/>
+                <w:left w:val="none" w:sz="0" w:space="0" w:color="000000"/>
+                <w:right w:val="none" w:sz="0" w:space="0" w:color="000000"/>
+              </w:pBdr>
+              <w:spacing w:after="100" w:before="100" w:line="240"/>
+              <w:ind w:left="100" w:right="100" w:firstLine="0" w:firstLineChars="0"/>
+              <w:rPr>
+                <w:rFonts w:ascii="Times New Roman" w:hAnsi="Times New Roman" w:eastAsia="Times New Roman" w:cs="Times New Roman"/>
+                <w:i w:val="false"/>
+                <w:b w:val="false"/>
+                <w:u w:val="none"/>
+                <w:strike w:val="false"/>
+                <w:sz w:val="18"/>
+                <w:szCs w:val="18"/>
+                <w:color w:val="000000"/>
+              </w:rPr>
+            </w:pPr>
+            <w:r>
+              <w:rPr>
+                <w:rFonts w:ascii="Times New Roman" w:hAnsi="Times New Roman" w:eastAsia="Times New Roman" w:cs="Times New Roman"/>
+                <w:i w:val="false"/>
+                <w:b w:val="false"/>
+                <w:u w:val="none"/>
+                <w:strike w:val="false"/>
+                <w:sz w:val="18"/>
+                <w:szCs w:val="18"/>
+                <w:color w:val="000000"/>
+              </w:rPr>
+              <w:t xml:space="preserve">227</w:t>
+            </w:r>
+          </w:p>
+        </w:tc>
+        <w:tc>
+          <w:tcPr>
+            <w:tcBorders>
+              <w:bottom w:val="none" w:sz="0" w:space="0" w:color="000000"/>
+              <w:top w:val="none" w:sz="0" w:space="0" w:color="000000"/>
+              <w:left w:val="none" w:sz="0" w:space="0" w:color="000000"/>
+              <w:right w:val="none" w:sz="0" w:space="0" w:color="000000"/>
+            </w:tcBorders>
+            <w:shd w:val="clear" w:color="auto" w:fill="FFFFFF"/>
+            <w:tcMar>
+              <w:top w:w="0" w:type="dxa"/>
+              <w:bottom w:w="0" w:type="dxa"/>
+              <w:left w:w="0" w:type="dxa"/>
+              <w:right w:w="0" w:type="dxa"/>
+            </w:tcMar>
+            <w:vAlign w:val="center"/>
+          </w:tcPr>
+          <w:p>
+            <w:pPr>
+              <w:pStyle w:val="Normal"/>
+              <w:jc w:val="right"/>
+              <w:pBdr>
+                <w:bottom w:val="none" w:sz="0" w:space="0" w:color="000000"/>
+                <w:top w:val="none" w:sz="0" w:space="0" w:color="000000"/>
+                <w:left w:val="none" w:sz="0" w:space="0" w:color="000000"/>
+                <w:right w:val="none" w:sz="0" w:space="0" w:color="000000"/>
+              </w:pBdr>
+              <w:spacing w:after="100" w:before="100" w:line="240"/>
+              <w:ind w:left="100" w:right="100" w:firstLine="0" w:firstLineChars="0"/>
+              <w:rPr>
+                <w:rFonts w:ascii="Times New Roman" w:hAnsi="Times New Roman" w:eastAsia="Times New Roman" w:cs="Times New Roman"/>
+                <w:i w:val="false"/>
+                <w:b w:val="false"/>
+                <w:u w:val="none"/>
+                <w:strike w:val="false"/>
+                <w:sz w:val="18"/>
+                <w:szCs w:val="18"/>
+                <w:color w:val="000000"/>
+              </w:rPr>
+            </w:pPr>
+            <w:r>
+              <w:rPr>
+                <w:rFonts w:ascii="Times New Roman" w:hAnsi="Times New Roman" w:eastAsia="Times New Roman" w:cs="Times New Roman"/>
+                <w:i w:val="false"/>
+                <w:b w:val="false"/>
+                <w:u w:val="none"/>
+                <w:strike w:val="false"/>
+                <w:sz w:val="18"/>
+                <w:szCs w:val="18"/>
+                <w:color w:val="000000"/>
+              </w:rPr>
+              <w:t xml:space="preserve">70</w:t>
+            </w:r>
+          </w:p>
+        </w:tc>
+        <w:tc>
+          <w:tcPr>
+            <w:tcBorders>
+              <w:bottom w:val="none" w:sz="0" w:space="0" w:color="000000"/>
+              <w:top w:val="none" w:sz="0" w:space="0" w:color="000000"/>
+              <w:left w:val="none" w:sz="0" w:space="0" w:color="000000"/>
+              <w:right w:val="none" w:sz="0" w:space="0" w:color="000000"/>
+            </w:tcBorders>
+            <w:shd w:val="clear" w:color="auto" w:fill="FFFFFF"/>
+            <w:tcMar>
+              <w:top w:w="0" w:type="dxa"/>
+              <w:bottom w:w="0" w:type="dxa"/>
+              <w:left w:w="0" w:type="dxa"/>
+              <w:right w:w="0" w:type="dxa"/>
+            </w:tcMar>
+            <w:vAlign w:val="center"/>
+          </w:tcPr>
+          <w:p>
+            <w:pPr>
+              <w:pStyle w:val="Normal"/>
+              <w:jc w:val="left"/>
+              <w:pBdr>
+                <w:bottom w:val="none" w:sz="0" w:space="0" w:color="000000"/>
+                <w:top w:val="none" w:sz="0" w:space="0" w:color="000000"/>
+                <w:left w:val="none" w:sz="0" w:space="0" w:color="000000"/>
+                <w:right w:val="none" w:sz="0" w:space="0" w:color="000000"/>
+              </w:pBdr>
+              <w:spacing w:after="100" w:before="100" w:line="240"/>
+              <w:ind w:left="100" w:right="100" w:firstLine="0" w:firstLineChars="0"/>
+              <w:rPr>
+                <w:rFonts w:ascii="Times New Roman" w:hAnsi="Times New Roman" w:eastAsia="Times New Roman" w:cs="Times New Roman"/>
+                <w:i w:val="false"/>
+                <w:b w:val="false"/>
+                <w:u w:val="none"/>
+                <w:strike w:val="false"/>
+                <w:sz w:val="18"/>
+                <w:szCs w:val="18"/>
+                <w:color w:val="000000"/>
+              </w:rPr>
+            </w:pPr>
+            <w:r>
+              <w:rPr>
+                <w:rFonts w:ascii="Times New Roman" w:hAnsi="Times New Roman" w:eastAsia="Times New Roman" w:cs="Times New Roman"/>
+                <w:i w:val="false"/>
+                <w:b w:val="false"/>
+                <w:u w:val="none"/>
+                <w:strike w:val="false"/>
+                <w:sz w:val="18"/>
+                <w:szCs w:val="18"/>
+                <w:color w:val="000000"/>
+              </w:rPr>
+              <w:t xml:space="preserve">0.76 (0.56–1.03)</w:t>
+            </w:r>
+          </w:p>
+        </w:tc>
+        <w:tc>
+          <w:tcPr>
+            <w:tcBorders>
+              <w:bottom w:val="none" w:sz="0" w:space="0" w:color="000000"/>
+              <w:top w:val="none" w:sz="0" w:space="0" w:color="000000"/>
+              <w:left w:val="none" w:sz="0" w:space="0" w:color="000000"/>
+              <w:right w:val="none" w:sz="0" w:space="0" w:color="000000"/>
+            </w:tcBorders>
+            <w:shd w:val="clear" w:color="auto" w:fill="FFFFFF"/>
+            <w:tcMar>
+              <w:top w:w="0" w:type="dxa"/>
+              <w:bottom w:w="0" w:type="dxa"/>
+              <w:left w:w="0" w:type="dxa"/>
+              <w:right w:w="0" w:type="dxa"/>
+            </w:tcMar>
+            <w:vAlign w:val="center"/>
+          </w:tcPr>
+          <w:p>
+            <w:pPr>
+              <w:pStyle w:val="Normal"/>
+              <w:jc w:val="left"/>
+              <w:pBdr>
+                <w:bottom w:val="none" w:sz="0" w:space="0" w:color="000000"/>
+                <w:top w:val="none" w:sz="0" w:space="0" w:color="000000"/>
+                <w:left w:val="none" w:sz="0" w:space="0" w:color="000000"/>
+                <w:right w:val="none" w:sz="0" w:space="0" w:color="000000"/>
+              </w:pBdr>
+              <w:spacing w:after="100" w:before="100" w:line="240"/>
+              <w:ind w:left="100" w:right="100" w:firstLine="0" w:firstLineChars="0"/>
+              <w:rPr>
+                <w:rFonts w:ascii="Times New Roman" w:hAnsi="Times New Roman" w:eastAsia="Times New Roman" w:cs="Times New Roman"/>
+                <w:i w:val="false"/>
+                <w:b w:val="false"/>
+                <w:u w:val="none"/>
+                <w:strike w:val="false"/>
+                <w:sz w:val="18"/>
+                <w:szCs w:val="18"/>
+                <w:color w:val="000000"/>
+              </w:rPr>
+            </w:pPr>
+            <w:r>
+              <w:rPr>
+                <w:rFonts w:ascii="Times New Roman" w:hAnsi="Times New Roman" w:eastAsia="Times New Roman" w:cs="Times New Roman"/>
+                <w:i w:val="false"/>
+                <w:b w:val="false"/>
+                <w:u w:val="none"/>
+                <w:strike w:val="false"/>
+                <w:sz w:val="18"/>
+                <w:szCs w:val="18"/>
+                <w:color w:val="000000"/>
+              </w:rPr>
+              <w:t xml:space="preserve">0.073</w:t>
+            </w:r>
+          </w:p>
+        </w:tc>
+        <w:tc>
+          <w:tcPr>
+            <w:tcBorders>
+              <w:bottom w:val="none" w:sz="0" w:space="0" w:color="000000"/>
+              <w:top w:val="none" w:sz="0" w:space="0" w:color="000000"/>
+              <w:left w:val="none" w:sz="0" w:space="0" w:color="000000"/>
+              <w:right w:val="none" w:sz="0" w:space="0" w:color="000000"/>
+            </w:tcBorders>
+            <w:shd w:val="clear" w:color="auto" w:fill="FFFFFF"/>
+            <w:tcMar>
+              <w:top w:w="0" w:type="dxa"/>
+              <w:bottom w:w="0" w:type="dxa"/>
+              <w:left w:w="0" w:type="dxa"/>
+              <w:right w:w="0" w:type="dxa"/>
+            </w:tcMar>
+            <w:vAlign w:val="center"/>
+          </w:tcPr>
+          <w:p>
+            <w:pPr>
+              <w:pStyle w:val="Normal"/>
+              <w:jc w:val="left"/>
+              <w:pBdr>
+                <w:bottom w:val="none" w:sz="0" w:space="0" w:color="000000"/>
+                <w:top w:val="none" w:sz="0" w:space="0" w:color="000000"/>
+                <w:left w:val="none" w:sz="0" w:space="0" w:color="000000"/>
+                <w:right w:val="none" w:sz="0" w:space="0" w:color="000000"/>
+              </w:pBdr>
+              <w:spacing w:after="100" w:before="100" w:line="240"/>
+              <w:ind w:left="100" w:right="100" w:firstLine="0" w:firstLineChars="0"/>
+              <w:rPr>
+                <w:rFonts w:ascii="Times New Roman" w:hAnsi="Times New Roman" w:eastAsia="Times New Roman" w:cs="Times New Roman"/>
+                <w:i w:val="false"/>
+                <w:b w:val="false"/>
+                <w:u w:val="none"/>
+                <w:strike w:val="false"/>
+                <w:sz w:val="18"/>
+                <w:szCs w:val="18"/>
+                <w:color w:val="000000"/>
+              </w:rPr>
+            </w:pPr>
+            <w:r>
+              <w:rPr>
+                <w:rFonts w:ascii="Times New Roman" w:hAnsi="Times New Roman" w:eastAsia="Times New Roman" w:cs="Times New Roman"/>
+                <w:i w:val="false"/>
+                <w:b w:val="false"/>
+                <w:u w:val="none"/>
+                <w:strike w:val="false"/>
+                <w:sz w:val="18"/>
+                <w:szCs w:val="18"/>
+                <w:color w:val="000000"/>
+              </w:rPr>
+              <w:t xml:space="preserve"/>
+            </w:r>
+          </w:p>
+        </w:tc>
+      </w:tr>
+      <w:tr>
+        <w:trPr>
+          <w:trHeight w:val="560" w:hRule="auto"/>
+        </w:trPr>
+        <w:tc>
+          <w:tcPr>
+            <w:tcBorders>
+              <w:bottom w:val="none" w:sz="0" w:space="0" w:color="000000"/>
+              <w:top w:val="none" w:sz="0" w:space="0" w:color="000000"/>
+              <w:left w:val="none" w:sz="0" w:space="0" w:color="000000"/>
+              <w:right w:val="none" w:sz="0" w:space="0" w:color="000000"/>
+            </w:tcBorders>
+            <w:shd w:val="clear" w:color="auto" w:fill="FFFFFF"/>
+            <w:tcMar>
+              <w:top w:w="0" w:type="dxa"/>
+              <w:bottom w:w="0" w:type="dxa"/>
+              <w:left w:w="0" w:type="dxa"/>
+              <w:right w:w="0" w:type="dxa"/>
+            </w:tcMar>
+            <w:vAlign w:val="center"/>
+          </w:tcPr>
+          <w:p>
+            <w:pPr>
+              <w:pStyle w:val="Normal"/>
+              <w:jc w:val="left"/>
+              <w:pBdr>
+                <w:bottom w:val="none" w:sz="0" w:space="0" w:color="000000"/>
+                <w:top w:val="none" w:sz="0" w:space="0" w:color="000000"/>
+                <w:left w:val="none" w:sz="0" w:space="0" w:color="000000"/>
+                <w:right w:val="none" w:sz="0" w:space="0" w:color="000000"/>
+              </w:pBdr>
+              <w:spacing w:after="100" w:before="100" w:line="240"/>
+              <w:ind w:left="100" w:right="100" w:firstLine="0" w:firstLineChars="0"/>
+              <w:rPr>
+                <w:rFonts w:ascii="Times New Roman" w:hAnsi="Times New Roman" w:eastAsia="Times New Roman" w:cs="Times New Roman"/>
+                <w:i w:val="false"/>
+                <w:b w:val="false"/>
+                <w:u w:val="none"/>
+                <w:strike w:val="false"/>
+                <w:sz w:val="18"/>
+                <w:szCs w:val="18"/>
+                <w:color w:val="000000"/>
+              </w:rPr>
+            </w:pPr>
+            <w:r>
+              <w:rPr>
+                <w:rFonts w:ascii="Times New Roman" w:hAnsi="Times New Roman" w:eastAsia="Times New Roman" w:cs="Times New Roman"/>
+                <w:i w:val="false"/>
+                <w:b w:val="false"/>
+                <w:u w:val="none"/>
+                <w:strike w:val="false"/>
+                <w:sz w:val="18"/>
+                <w:szCs w:val="18"/>
+                <w:color w:val="000000"/>
+              </w:rPr>
+              <w:t xml:space="preserve">Multivariable + MMR status</w:t>
+            </w:r>
+          </w:p>
+        </w:tc>
+        <w:tc>
+          <w:tcPr>
+            <w:tcBorders>
+              <w:bottom w:val="none" w:sz="0" w:space="0" w:color="000000"/>
+              <w:top w:val="none" w:sz="0" w:space="0" w:color="000000"/>
+              <w:left w:val="none" w:sz="0" w:space="0" w:color="000000"/>
+              <w:right w:val="none" w:sz="0" w:space="0" w:color="000000"/>
+            </w:tcBorders>
+            <w:shd w:val="clear" w:color="auto" w:fill="FFFFFF"/>
+            <w:tcMar>
+              <w:top w:w="0" w:type="dxa"/>
+              <w:bottom w:w="0" w:type="dxa"/>
+              <w:left w:w="0" w:type="dxa"/>
+              <w:right w:w="0" w:type="dxa"/>
+            </w:tcMar>
+            <w:vAlign w:val="center"/>
+          </w:tcPr>
+          <w:p>
+            <w:pPr>
+              <w:pStyle w:val="Normal"/>
+              <w:jc w:val="left"/>
+              <w:pBdr>
+                <w:bottom w:val="none" w:sz="0" w:space="0" w:color="000000"/>
+                <w:top w:val="none" w:sz="0" w:space="0" w:color="000000"/>
+                <w:left w:val="none" w:sz="0" w:space="0" w:color="000000"/>
+                <w:right w:val="none" w:sz="0" w:space="0" w:color="000000"/>
+              </w:pBdr>
+              <w:spacing w:after="100" w:before="100" w:line="240"/>
+              <w:ind w:left="100" w:right="100" w:firstLine="0" w:firstLineChars="0"/>
+              <w:rPr>
+                <w:rFonts w:ascii="Times New Roman" w:hAnsi="Times New Roman" w:eastAsia="Times New Roman" w:cs="Times New Roman"/>
+                <w:i w:val="false"/>
+                <w:b w:val="false"/>
+                <w:u w:val="none"/>
+                <w:strike w:val="false"/>
+                <w:sz w:val="18"/>
+                <w:szCs w:val="18"/>
+                <w:color w:val="000000"/>
+              </w:rPr>
+            </w:pPr>
+            <w:r>
+              <w:rPr>
+                <w:rFonts w:ascii="Times New Roman" w:hAnsi="Times New Roman" w:eastAsia="Times New Roman" w:cs="Times New Roman"/>
+                <w:i w:val="false"/>
+                <w:b w:val="false"/>
+                <w:u w:val="none"/>
+                <w:strike w:val="false"/>
+                <w:sz w:val="18"/>
+                <w:szCs w:val="18"/>
+                <w:color w:val="000000"/>
+              </w:rPr>
+              <w:t xml:space="preserve">Pathologic stage group</w:t>
+            </w:r>
+          </w:p>
+        </w:tc>
+        <w:tc>
+          <w:tcPr>
+            <w:tcBorders>
+              <w:bottom w:val="none" w:sz="0" w:space="0" w:color="000000"/>
+              <w:top w:val="none" w:sz="0" w:space="0" w:color="000000"/>
+              <w:left w:val="none" w:sz="0" w:space="0" w:color="000000"/>
+              <w:right w:val="none" w:sz="0" w:space="0" w:color="000000"/>
+            </w:tcBorders>
+            <w:shd w:val="clear" w:color="auto" w:fill="FFFFFF"/>
+            <w:tcMar>
+              <w:top w:w="0" w:type="dxa"/>
+              <w:bottom w:w="0" w:type="dxa"/>
+              <w:left w:w="0" w:type="dxa"/>
+              <w:right w:w="0" w:type="dxa"/>
+            </w:tcMar>
+            <w:vAlign w:val="center"/>
+          </w:tcPr>
+          <w:p>
+            <w:pPr>
+              <w:pStyle w:val="Normal"/>
+              <w:jc w:val="left"/>
+              <w:pBdr>
+                <w:bottom w:val="none" w:sz="0" w:space="0" w:color="000000"/>
+                <w:top w:val="none" w:sz="0" w:space="0" w:color="000000"/>
+                <w:left w:val="none" w:sz="0" w:space="0" w:color="000000"/>
+                <w:right w:val="none" w:sz="0" w:space="0" w:color="000000"/>
+              </w:pBdr>
+              <w:spacing w:after="100" w:before="100" w:line="240"/>
+              <w:ind w:left="100" w:right="100" w:firstLine="0" w:firstLineChars="0"/>
+              <w:rPr>
+                <w:rFonts w:ascii="Times New Roman" w:hAnsi="Times New Roman" w:eastAsia="Times New Roman" w:cs="Times New Roman"/>
+                <w:i w:val="false"/>
+                <w:b w:val="false"/>
+                <w:u w:val="none"/>
+                <w:strike w:val="false"/>
+                <w:sz w:val="18"/>
+                <w:szCs w:val="18"/>
+                <w:color w:val="000000"/>
+              </w:rPr>
+            </w:pPr>
+            <w:r>
+              <w:rPr>
+                <w:rFonts w:ascii="Times New Roman" w:hAnsi="Times New Roman" w:eastAsia="Times New Roman" w:cs="Times New Roman"/>
+                <w:i w:val="false"/>
+                <w:b w:val="false"/>
+                <w:u w:val="none"/>
+                <w:strike w:val="false"/>
+                <w:sz w:val="18"/>
+                <w:szCs w:val="18"/>
+                <w:color w:val="000000"/>
+              </w:rPr>
+              <w:t xml:space="preserve">I–II (ref)</w:t>
+            </w:r>
+          </w:p>
+        </w:tc>
+        <w:tc>
+          <w:tcPr>
+            <w:tcBorders>
+              <w:bottom w:val="none" w:sz="0" w:space="0" w:color="000000"/>
+              <w:top w:val="none" w:sz="0" w:space="0" w:color="000000"/>
+              <w:left w:val="none" w:sz="0" w:space="0" w:color="000000"/>
+              <w:right w:val="none" w:sz="0" w:space="0" w:color="000000"/>
+            </w:tcBorders>
+            <w:shd w:val="clear" w:color="auto" w:fill="FFFFFF"/>
+            <w:tcMar>
+              <w:top w:w="0" w:type="dxa"/>
+              <w:bottom w:w="0" w:type="dxa"/>
+              <w:left w:w="0" w:type="dxa"/>
+              <w:right w:w="0" w:type="dxa"/>
+            </w:tcMar>
+            <w:vAlign w:val="center"/>
+          </w:tcPr>
+          <w:p>
+            <w:pPr>
+              <w:pStyle w:val="Normal"/>
+              <w:jc w:val="right"/>
+              <w:pBdr>
+                <w:bottom w:val="none" w:sz="0" w:space="0" w:color="000000"/>
+                <w:top w:val="none" w:sz="0" w:space="0" w:color="000000"/>
+                <w:left w:val="none" w:sz="0" w:space="0" w:color="000000"/>
+                <w:right w:val="none" w:sz="0" w:space="0" w:color="000000"/>
+              </w:pBdr>
+              <w:spacing w:after="100" w:before="100" w:line="240"/>
+              <w:ind w:left="100" w:right="100" w:firstLine="0" w:firstLineChars="0"/>
+              <w:rPr>
+                <w:rFonts w:ascii="Times New Roman" w:hAnsi="Times New Roman" w:eastAsia="Times New Roman" w:cs="Times New Roman"/>
+                <w:i w:val="false"/>
+                <w:b w:val="false"/>
+                <w:u w:val="none"/>
+                <w:strike w:val="false"/>
+                <w:sz w:val="18"/>
+                <w:szCs w:val="18"/>
+                <w:color w:val="000000"/>
+              </w:rPr>
+            </w:pPr>
+            <w:r>
+              <w:rPr>
+                <w:rFonts w:ascii="Times New Roman" w:hAnsi="Times New Roman" w:eastAsia="Times New Roman" w:cs="Times New Roman"/>
+                <w:i w:val="false"/>
+                <w:b w:val="false"/>
+                <w:u w:val="none"/>
+                <w:strike w:val="false"/>
+                <w:sz w:val="18"/>
+                <w:szCs w:val="18"/>
+                <w:color w:val="000000"/>
+              </w:rPr>
+              <w:t xml:space="preserve">252</w:t>
+            </w:r>
+          </w:p>
+        </w:tc>
+        <w:tc>
+          <w:tcPr>
+            <w:tcBorders>
+              <w:bottom w:val="none" w:sz="0" w:space="0" w:color="000000"/>
+              <w:top w:val="none" w:sz="0" w:space="0" w:color="000000"/>
+              <w:left w:val="none" w:sz="0" w:space="0" w:color="000000"/>
+              <w:right w:val="none" w:sz="0" w:space="0" w:color="000000"/>
+            </w:tcBorders>
+            <w:shd w:val="clear" w:color="auto" w:fill="FFFFFF"/>
+            <w:tcMar>
+              <w:top w:w="0" w:type="dxa"/>
+              <w:bottom w:w="0" w:type="dxa"/>
+              <w:left w:w="0" w:type="dxa"/>
+              <w:right w:w="0" w:type="dxa"/>
+            </w:tcMar>
+            <w:vAlign w:val="center"/>
+          </w:tcPr>
+          <w:p>
+            <w:pPr>
+              <w:pStyle w:val="Normal"/>
+              <w:jc w:val="right"/>
+              <w:pBdr>
+                <w:bottom w:val="none" w:sz="0" w:space="0" w:color="000000"/>
+                <w:top w:val="none" w:sz="0" w:space="0" w:color="000000"/>
+                <w:left w:val="none" w:sz="0" w:space="0" w:color="000000"/>
+                <w:right w:val="none" w:sz="0" w:space="0" w:color="000000"/>
+              </w:pBdr>
+              <w:spacing w:after="100" w:before="100" w:line="240"/>
+              <w:ind w:left="100" w:right="100" w:firstLine="0" w:firstLineChars="0"/>
+              <w:rPr>
+                <w:rFonts w:ascii="Times New Roman" w:hAnsi="Times New Roman" w:eastAsia="Times New Roman" w:cs="Times New Roman"/>
+                <w:i w:val="false"/>
+                <w:b w:val="false"/>
+                <w:u w:val="none"/>
+                <w:strike w:val="false"/>
+                <w:sz w:val="18"/>
+                <w:szCs w:val="18"/>
+                <w:color w:val="000000"/>
+              </w:rPr>
+            </w:pPr>
+            <w:r>
+              <w:rPr>
+                <w:rFonts w:ascii="Times New Roman" w:hAnsi="Times New Roman" w:eastAsia="Times New Roman" w:cs="Times New Roman"/>
+                <w:i w:val="false"/>
+                <w:b w:val="false"/>
+                <w:u w:val="none"/>
+                <w:strike w:val="false"/>
+                <w:sz w:val="18"/>
+                <w:szCs w:val="18"/>
+                <w:color w:val="000000"/>
+              </w:rPr>
+              <w:t xml:space="preserve">69</w:t>
+            </w:r>
+          </w:p>
+        </w:tc>
+        <w:tc>
+          <w:tcPr>
+            <w:tcBorders>
+              <w:bottom w:val="none" w:sz="0" w:space="0" w:color="000000"/>
+              <w:top w:val="none" w:sz="0" w:space="0" w:color="000000"/>
+              <w:left w:val="none" w:sz="0" w:space="0" w:color="000000"/>
+              <w:right w:val="none" w:sz="0" w:space="0" w:color="000000"/>
+            </w:tcBorders>
+            <w:shd w:val="clear" w:color="auto" w:fill="FFFFFF"/>
+            <w:tcMar>
+              <w:top w:w="0" w:type="dxa"/>
+              <w:bottom w:w="0" w:type="dxa"/>
+              <w:left w:w="0" w:type="dxa"/>
+              <w:right w:w="0" w:type="dxa"/>
+            </w:tcMar>
+            <w:vAlign w:val="center"/>
+          </w:tcPr>
+          <w:p>
+            <w:pPr>
+              <w:pStyle w:val="Normal"/>
+              <w:jc w:val="left"/>
+              <w:pBdr>
+                <w:bottom w:val="none" w:sz="0" w:space="0" w:color="000000"/>
+                <w:top w:val="none" w:sz="0" w:space="0" w:color="000000"/>
+                <w:left w:val="none" w:sz="0" w:space="0" w:color="000000"/>
+                <w:right w:val="none" w:sz="0" w:space="0" w:color="000000"/>
+              </w:pBdr>
+              <w:spacing w:after="100" w:before="100" w:line="240"/>
+              <w:ind w:left="100" w:right="100" w:firstLine="0" w:firstLineChars="0"/>
+              <w:rPr>
+                <w:rFonts w:ascii="Times New Roman" w:hAnsi="Times New Roman" w:eastAsia="Times New Roman" w:cs="Times New Roman"/>
+                <w:i w:val="false"/>
+                <w:b w:val="false"/>
+                <w:u w:val="none"/>
+                <w:strike w:val="false"/>
+                <w:sz w:val="18"/>
+                <w:szCs w:val="18"/>
+                <w:color w:val="000000"/>
+              </w:rPr>
+            </w:pPr>
+            <w:r>
+              <w:rPr>
+                <w:rFonts w:ascii="Times New Roman" w:hAnsi="Times New Roman" w:eastAsia="Times New Roman" w:cs="Times New Roman"/>
+                <w:i w:val="false"/>
+                <w:b w:val="false"/>
+                <w:u w:val="none"/>
+                <w:strike w:val="false"/>
+                <w:sz w:val="18"/>
+                <w:szCs w:val="18"/>
+                <w:color w:val="000000"/>
+              </w:rPr>
+              <w:t xml:space="preserve">Reference</w:t>
+            </w:r>
+          </w:p>
+        </w:tc>
+        <w:tc>
+          <w:tcPr>
+            <w:tcBorders>
+              <w:bottom w:val="none" w:sz="0" w:space="0" w:color="000000"/>
+              <w:top w:val="none" w:sz="0" w:space="0" w:color="000000"/>
+              <w:left w:val="none" w:sz="0" w:space="0" w:color="000000"/>
+              <w:right w:val="none" w:sz="0" w:space="0" w:color="000000"/>
+            </w:tcBorders>
+            <w:shd w:val="clear" w:color="auto" w:fill="FFFFFF"/>
+            <w:tcMar>
+              <w:top w:w="0" w:type="dxa"/>
+              <w:bottom w:w="0" w:type="dxa"/>
+              <w:left w:w="0" w:type="dxa"/>
+              <w:right w:w="0" w:type="dxa"/>
+            </w:tcMar>
+            <w:vAlign w:val="center"/>
+          </w:tcPr>
+          <w:p>
+            <w:pPr>
+              <w:pStyle w:val="Normal"/>
+              <w:jc w:val="left"/>
+              <w:pBdr>
+                <w:bottom w:val="none" w:sz="0" w:space="0" w:color="000000"/>
+                <w:top w:val="none" w:sz="0" w:space="0" w:color="000000"/>
+                <w:left w:val="none" w:sz="0" w:space="0" w:color="000000"/>
+                <w:right w:val="none" w:sz="0" w:space="0" w:color="000000"/>
+              </w:pBdr>
+              <w:spacing w:after="100" w:before="100" w:line="240"/>
+              <w:ind w:left="100" w:right="100" w:firstLine="0" w:firstLineChars="0"/>
+              <w:rPr>
+                <w:rFonts w:ascii="Times New Roman" w:hAnsi="Times New Roman" w:eastAsia="Times New Roman" w:cs="Times New Roman"/>
+                <w:i w:val="false"/>
+                <w:b w:val="false"/>
+                <w:u w:val="none"/>
+                <w:strike w:val="false"/>
+                <w:sz w:val="18"/>
+                <w:szCs w:val="18"/>
+                <w:color w:val="000000"/>
+              </w:rPr>
+            </w:pPr>
+            <w:r>
+              <w:rPr>
+                <w:rFonts w:ascii="Times New Roman" w:hAnsi="Times New Roman" w:eastAsia="Times New Roman" w:cs="Times New Roman"/>
+                <w:i w:val="false"/>
+                <w:b w:val="false"/>
+                <w:u w:val="none"/>
+                <w:strike w:val="false"/>
+                <w:sz w:val="18"/>
+                <w:szCs w:val="18"/>
+                <w:color w:val="000000"/>
+              </w:rPr>
+              <w:t xml:space="preserve"/>
+            </w:r>
+          </w:p>
+        </w:tc>
+        <w:tc>
+          <w:tcPr>
+            <w:tcBorders>
+              <w:bottom w:val="none" w:sz="0" w:space="0" w:color="000000"/>
+              <w:top w:val="none" w:sz="0" w:space="0" w:color="000000"/>
+              <w:left w:val="none" w:sz="0" w:space="0" w:color="000000"/>
+              <w:right w:val="none" w:sz="0" w:space="0" w:color="000000"/>
+            </w:tcBorders>
+            <w:shd w:val="clear" w:color="auto" w:fill="FFFFFF"/>
+            <w:tcMar>
+              <w:top w:w="0" w:type="dxa"/>
+              <w:bottom w:w="0" w:type="dxa"/>
+              <w:left w:w="0" w:type="dxa"/>
+              <w:right w:w="0" w:type="dxa"/>
+            </w:tcMar>
+            <w:vAlign w:val="center"/>
+          </w:tcPr>
+          <w:p>
+            <w:pPr>
+              <w:pStyle w:val="Normal"/>
+              <w:jc w:val="left"/>
+              <w:pBdr>
+                <w:bottom w:val="none" w:sz="0" w:space="0" w:color="000000"/>
+                <w:top w:val="none" w:sz="0" w:space="0" w:color="000000"/>
+                <w:left w:val="none" w:sz="0" w:space="0" w:color="000000"/>
+                <w:right w:val="none" w:sz="0" w:space="0" w:color="000000"/>
+              </w:pBdr>
+              <w:spacing w:after="100" w:before="100" w:line="240"/>
+              <w:ind w:left="100" w:right="100" w:firstLine="0" w:firstLineChars="0"/>
+              <w:rPr>
+                <w:rFonts w:ascii="Times New Roman" w:hAnsi="Times New Roman" w:eastAsia="Times New Roman" w:cs="Times New Roman"/>
+                <w:i w:val="false"/>
+                <w:b w:val="false"/>
+                <w:u w:val="none"/>
+                <w:strike w:val="false"/>
+                <w:sz w:val="18"/>
+                <w:szCs w:val="18"/>
+                <w:color w:val="000000"/>
+              </w:rPr>
+            </w:pPr>
+            <w:r>
+              <w:rPr>
+                <w:rFonts w:ascii="Times New Roman" w:hAnsi="Times New Roman" w:eastAsia="Times New Roman" w:cs="Times New Roman"/>
+                <w:i w:val="false"/>
+                <w:b w:val="false"/>
+                <w:u w:val="none"/>
+                <w:strike w:val="false"/>
+                <w:sz w:val="18"/>
+                <w:szCs w:val="18"/>
+                <w:color w:val="000000"/>
+              </w:rPr>
+              <w:t xml:space="preserve"/>
+            </w:r>
+          </w:p>
+        </w:tc>
+      </w:tr>
+      <w:tr>
+        <w:trPr>
+          <w:trHeight w:val="560" w:hRule="auto"/>
+        </w:trPr>
+        <w:tc>
+          <w:tcPr>
+            <w:tcBorders>
+              <w:bottom w:val="none" w:sz="0" w:space="0" w:color="000000"/>
+              <w:top w:val="none" w:sz="0" w:space="0" w:color="000000"/>
+              <w:left w:val="none" w:sz="0" w:space="0" w:color="000000"/>
+              <w:right w:val="none" w:sz="0" w:space="0" w:color="000000"/>
+            </w:tcBorders>
+            <w:shd w:val="clear" w:color="auto" w:fill="FFFFFF"/>
+            <w:tcMar>
+              <w:top w:w="0" w:type="dxa"/>
+              <w:bottom w:w="0" w:type="dxa"/>
+              <w:left w:w="0" w:type="dxa"/>
+              <w:right w:w="0" w:type="dxa"/>
+            </w:tcMar>
+            <w:vAlign w:val="center"/>
+          </w:tcPr>
+          <w:p>
+            <w:pPr>
+              <w:pStyle w:val="Normal"/>
+              <w:jc w:val="left"/>
+              <w:pBdr>
+                <w:bottom w:val="none" w:sz="0" w:space="0" w:color="000000"/>
+                <w:top w:val="none" w:sz="0" w:space="0" w:color="000000"/>
+                <w:left w:val="none" w:sz="0" w:space="0" w:color="000000"/>
+                <w:right w:val="none" w:sz="0" w:space="0" w:color="000000"/>
+              </w:pBdr>
+              <w:spacing w:after="100" w:before="100" w:line="240"/>
+              <w:ind w:left="100" w:right="100" w:firstLine="0" w:firstLineChars="0"/>
+              <w:rPr>
+                <w:rFonts w:ascii="Times New Roman" w:hAnsi="Times New Roman" w:eastAsia="Times New Roman" w:cs="Times New Roman"/>
+                <w:i w:val="false"/>
+                <w:b w:val="false"/>
+                <w:u w:val="none"/>
+                <w:strike w:val="false"/>
+                <w:sz w:val="18"/>
+                <w:szCs w:val="18"/>
+                <w:color w:val="000000"/>
+              </w:rPr>
+            </w:pPr>
+            <w:r>
+              <w:rPr>
+                <w:rFonts w:ascii="Times New Roman" w:hAnsi="Times New Roman" w:eastAsia="Times New Roman" w:cs="Times New Roman"/>
+                <w:i w:val="false"/>
+                <w:b w:val="false"/>
+                <w:u w:val="none"/>
+                <w:strike w:val="false"/>
+                <w:sz w:val="18"/>
+                <w:szCs w:val="18"/>
+                <w:color w:val="000000"/>
+              </w:rPr>
+              <w:t xml:space="preserve">Multivariable + MMR status</w:t>
+            </w:r>
+          </w:p>
+        </w:tc>
+        <w:tc>
+          <w:tcPr>
+            <w:tcBorders>
+              <w:bottom w:val="none" w:sz="0" w:space="0" w:color="000000"/>
+              <w:top w:val="none" w:sz="0" w:space="0" w:color="000000"/>
+              <w:left w:val="none" w:sz="0" w:space="0" w:color="000000"/>
+              <w:right w:val="none" w:sz="0" w:space="0" w:color="000000"/>
+            </w:tcBorders>
+            <w:shd w:val="clear" w:color="auto" w:fill="FFFFFF"/>
+            <w:tcMar>
+              <w:top w:w="0" w:type="dxa"/>
+              <w:bottom w:w="0" w:type="dxa"/>
+              <w:left w:w="0" w:type="dxa"/>
+              <w:right w:w="0" w:type="dxa"/>
+            </w:tcMar>
+            <w:vAlign w:val="center"/>
+          </w:tcPr>
+          <w:p>
+            <w:pPr>
+              <w:pStyle w:val="Normal"/>
+              <w:jc w:val="left"/>
+              <w:pBdr>
+                <w:bottom w:val="none" w:sz="0" w:space="0" w:color="000000"/>
+                <w:top w:val="none" w:sz="0" w:space="0" w:color="000000"/>
+                <w:left w:val="none" w:sz="0" w:space="0" w:color="000000"/>
+                <w:right w:val="none" w:sz="0" w:space="0" w:color="000000"/>
+              </w:pBdr>
+              <w:spacing w:after="100" w:before="100" w:line="240"/>
+              <w:ind w:left="100" w:right="100" w:firstLine="0" w:firstLineChars="0"/>
+              <w:rPr>
+                <w:rFonts w:ascii="Times New Roman" w:hAnsi="Times New Roman" w:eastAsia="Times New Roman" w:cs="Times New Roman"/>
+                <w:i w:val="false"/>
+                <w:b w:val="false"/>
+                <w:u w:val="none"/>
+                <w:strike w:val="false"/>
+                <w:sz w:val="18"/>
+                <w:szCs w:val="18"/>
+                <w:color w:val="000000"/>
+              </w:rPr>
+            </w:pPr>
+            <w:r>
+              <w:rPr>
+                <w:rFonts w:ascii="Times New Roman" w:hAnsi="Times New Roman" w:eastAsia="Times New Roman" w:cs="Times New Roman"/>
+                <w:i w:val="false"/>
+                <w:b w:val="false"/>
+                <w:u w:val="none"/>
+                <w:strike w:val="false"/>
+                <w:sz w:val="18"/>
+                <w:szCs w:val="18"/>
+                <w:color w:val="000000"/>
+              </w:rPr>
+              <w:t xml:space="preserve"/>
+            </w:r>
+          </w:p>
+        </w:tc>
+        <w:tc>
+          <w:tcPr>
+            <w:tcBorders>
+              <w:bottom w:val="none" w:sz="0" w:space="0" w:color="000000"/>
+              <w:top w:val="none" w:sz="0" w:space="0" w:color="000000"/>
+              <w:left w:val="none" w:sz="0" w:space="0" w:color="000000"/>
+              <w:right w:val="none" w:sz="0" w:space="0" w:color="000000"/>
+            </w:tcBorders>
+            <w:shd w:val="clear" w:color="auto" w:fill="FFFFFF"/>
+            <w:tcMar>
+              <w:top w:w="0" w:type="dxa"/>
+              <w:bottom w:w="0" w:type="dxa"/>
+              <w:left w:w="0" w:type="dxa"/>
+              <w:right w:w="0" w:type="dxa"/>
+            </w:tcMar>
+            <w:vAlign w:val="center"/>
+          </w:tcPr>
+          <w:p>
+            <w:pPr>
+              <w:pStyle w:val="Normal"/>
+              <w:jc w:val="left"/>
+              <w:pBdr>
+                <w:bottom w:val="none" w:sz="0" w:space="0" w:color="000000"/>
+                <w:top w:val="none" w:sz="0" w:space="0" w:color="000000"/>
+                <w:left w:val="none" w:sz="0" w:space="0" w:color="000000"/>
+                <w:right w:val="none" w:sz="0" w:space="0" w:color="000000"/>
+              </w:pBdr>
+              <w:spacing w:after="100" w:before="100" w:line="240"/>
+              <w:ind w:left="100" w:right="100" w:firstLine="0" w:firstLineChars="0"/>
+              <w:rPr>
+                <w:rFonts w:ascii="Times New Roman" w:hAnsi="Times New Roman" w:eastAsia="Times New Roman" w:cs="Times New Roman"/>
+                <w:i w:val="false"/>
+                <w:b w:val="false"/>
+                <w:u w:val="none"/>
+                <w:strike w:val="false"/>
+                <w:sz w:val="18"/>
+                <w:szCs w:val="18"/>
+                <w:color w:val="000000"/>
+              </w:rPr>
+            </w:pPr>
+            <w:r>
+              <w:rPr>
+                <w:rFonts w:ascii="Times New Roman" w:hAnsi="Times New Roman" w:eastAsia="Times New Roman" w:cs="Times New Roman"/>
+                <w:i w:val="false"/>
+                <w:b w:val="false"/>
+                <w:u w:val="none"/>
+                <w:strike w:val="false"/>
+                <w:sz w:val="18"/>
+                <w:szCs w:val="18"/>
+                <w:color w:val="000000"/>
+              </w:rPr>
+              <w:t xml:space="preserve">III–IV</w:t>
+            </w:r>
+          </w:p>
+        </w:tc>
+        <w:tc>
+          <w:tcPr>
+            <w:tcBorders>
+              <w:bottom w:val="none" w:sz="0" w:space="0" w:color="000000"/>
+              <w:top w:val="none" w:sz="0" w:space="0" w:color="000000"/>
+              <w:left w:val="none" w:sz="0" w:space="0" w:color="000000"/>
+              <w:right w:val="none" w:sz="0" w:space="0" w:color="000000"/>
+            </w:tcBorders>
+            <w:shd w:val="clear" w:color="auto" w:fill="FFFFFF"/>
+            <w:tcMar>
+              <w:top w:w="0" w:type="dxa"/>
+              <w:bottom w:w="0" w:type="dxa"/>
+              <w:left w:w="0" w:type="dxa"/>
+              <w:right w:w="0" w:type="dxa"/>
+            </w:tcMar>
+            <w:vAlign w:val="center"/>
+          </w:tcPr>
+          <w:p>
+            <w:pPr>
+              <w:pStyle w:val="Normal"/>
+              <w:jc w:val="right"/>
+              <w:pBdr>
+                <w:bottom w:val="none" w:sz="0" w:space="0" w:color="000000"/>
+                <w:top w:val="none" w:sz="0" w:space="0" w:color="000000"/>
+                <w:left w:val="none" w:sz="0" w:space="0" w:color="000000"/>
+                <w:right w:val="none" w:sz="0" w:space="0" w:color="000000"/>
+              </w:pBdr>
+              <w:spacing w:after="100" w:before="100" w:line="240"/>
+              <w:ind w:left="100" w:right="100" w:firstLine="0" w:firstLineChars="0"/>
+              <w:rPr>
+                <w:rFonts w:ascii="Times New Roman" w:hAnsi="Times New Roman" w:eastAsia="Times New Roman" w:cs="Times New Roman"/>
+                <w:i w:val="false"/>
+                <w:b w:val="false"/>
+                <w:u w:val="none"/>
+                <w:strike w:val="false"/>
+                <w:sz w:val="18"/>
+                <w:szCs w:val="18"/>
+                <w:color w:val="000000"/>
+              </w:rPr>
+            </w:pPr>
+            <w:r>
+              <w:rPr>
+                <w:rFonts w:ascii="Times New Roman" w:hAnsi="Times New Roman" w:eastAsia="Times New Roman" w:cs="Times New Roman"/>
+                <w:i w:val="false"/>
+                <w:b w:val="false"/>
+                <w:u w:val="none"/>
+                <w:strike w:val="false"/>
+                <w:sz w:val="18"/>
+                <w:szCs w:val="18"/>
+                <w:color w:val="000000"/>
+              </w:rPr>
+              <w:t xml:space="preserve">259</w:t>
+            </w:r>
+          </w:p>
+        </w:tc>
+        <w:tc>
+          <w:tcPr>
+            <w:tcBorders>
+              <w:bottom w:val="none" w:sz="0" w:space="0" w:color="000000"/>
+              <w:top w:val="none" w:sz="0" w:space="0" w:color="000000"/>
+              <w:left w:val="none" w:sz="0" w:space="0" w:color="000000"/>
+              <w:right w:val="none" w:sz="0" w:space="0" w:color="000000"/>
+            </w:tcBorders>
+            <w:shd w:val="clear" w:color="auto" w:fill="FFFFFF"/>
+            <w:tcMar>
+              <w:top w:w="0" w:type="dxa"/>
+              <w:bottom w:w="0" w:type="dxa"/>
+              <w:left w:w="0" w:type="dxa"/>
+              <w:right w:w="0" w:type="dxa"/>
+            </w:tcMar>
+            <w:vAlign w:val="center"/>
+          </w:tcPr>
+          <w:p>
+            <w:pPr>
+              <w:pStyle w:val="Normal"/>
+              <w:jc w:val="right"/>
+              <w:pBdr>
+                <w:bottom w:val="none" w:sz="0" w:space="0" w:color="000000"/>
+                <w:top w:val="none" w:sz="0" w:space="0" w:color="000000"/>
+                <w:left w:val="none" w:sz="0" w:space="0" w:color="000000"/>
+                <w:right w:val="none" w:sz="0" w:space="0" w:color="000000"/>
+              </w:pBdr>
+              <w:spacing w:after="100" w:before="100" w:line="240"/>
+              <w:ind w:left="100" w:right="100" w:firstLine="0" w:firstLineChars="0"/>
+              <w:rPr>
+                <w:rFonts w:ascii="Times New Roman" w:hAnsi="Times New Roman" w:eastAsia="Times New Roman" w:cs="Times New Roman"/>
+                <w:i w:val="false"/>
+                <w:b w:val="false"/>
+                <w:u w:val="none"/>
+                <w:strike w:val="false"/>
+                <w:sz w:val="18"/>
+                <w:szCs w:val="18"/>
+                <w:color w:val="000000"/>
+              </w:rPr>
+            </w:pPr>
+            <w:r>
+              <w:rPr>
+                <w:rFonts w:ascii="Times New Roman" w:hAnsi="Times New Roman" w:eastAsia="Times New Roman" w:cs="Times New Roman"/>
+                <w:i w:val="false"/>
+                <w:b w:val="false"/>
+                <w:u w:val="none"/>
+                <w:strike w:val="false"/>
+                <w:sz w:val="18"/>
+                <w:szCs w:val="18"/>
+                <w:color w:val="000000"/>
+              </w:rPr>
+              <w:t xml:space="preserve">106</w:t>
+            </w:r>
+          </w:p>
+        </w:tc>
+        <w:tc>
+          <w:tcPr>
+            <w:tcBorders>
+              <w:bottom w:val="none" w:sz="0" w:space="0" w:color="000000"/>
+              <w:top w:val="none" w:sz="0" w:space="0" w:color="000000"/>
+              <w:left w:val="none" w:sz="0" w:space="0" w:color="000000"/>
+              <w:right w:val="none" w:sz="0" w:space="0" w:color="000000"/>
+            </w:tcBorders>
+            <w:shd w:val="clear" w:color="auto" w:fill="FFFFFF"/>
+            <w:tcMar>
+              <w:top w:w="0" w:type="dxa"/>
+              <w:bottom w:w="0" w:type="dxa"/>
+              <w:left w:w="0" w:type="dxa"/>
+              <w:right w:w="0" w:type="dxa"/>
+            </w:tcMar>
+            <w:vAlign w:val="center"/>
+          </w:tcPr>
+          <w:p>
+            <w:pPr>
+              <w:pStyle w:val="Normal"/>
+              <w:jc w:val="left"/>
+              <w:pBdr>
+                <w:bottom w:val="none" w:sz="0" w:space="0" w:color="000000"/>
+                <w:top w:val="none" w:sz="0" w:space="0" w:color="000000"/>
+                <w:left w:val="none" w:sz="0" w:space="0" w:color="000000"/>
+                <w:right w:val="none" w:sz="0" w:space="0" w:color="000000"/>
+              </w:pBdr>
+              <w:spacing w:after="100" w:before="100" w:line="240"/>
+              <w:ind w:left="100" w:right="100" w:firstLine="0" w:firstLineChars="0"/>
+              <w:rPr>
+                <w:rFonts w:ascii="Times New Roman" w:hAnsi="Times New Roman" w:eastAsia="Times New Roman" w:cs="Times New Roman"/>
+                <w:i w:val="false"/>
+                <w:b w:val="false"/>
+                <w:u w:val="none"/>
+                <w:strike w:val="false"/>
+                <w:sz w:val="18"/>
+                <w:szCs w:val="18"/>
+                <w:color w:val="000000"/>
+              </w:rPr>
+            </w:pPr>
+            <w:r>
+              <w:rPr>
+                <w:rFonts w:ascii="Times New Roman" w:hAnsi="Times New Roman" w:eastAsia="Times New Roman" w:cs="Times New Roman"/>
+                <w:i w:val="false"/>
+                <w:b w:val="false"/>
+                <w:u w:val="none"/>
+                <w:strike w:val="false"/>
+                <w:sz w:val="18"/>
+                <w:szCs w:val="18"/>
+                <w:color w:val="000000"/>
+              </w:rPr>
+              <w:t xml:space="preserve">1.84 (1.36–2.51)</w:t>
+            </w:r>
+          </w:p>
+        </w:tc>
+        <w:tc>
+          <w:tcPr>
+            <w:tcBorders>
+              <w:bottom w:val="none" w:sz="0" w:space="0" w:color="000000"/>
+              <w:top w:val="none" w:sz="0" w:space="0" w:color="000000"/>
+              <w:left w:val="none" w:sz="0" w:space="0" w:color="000000"/>
+              <w:right w:val="none" w:sz="0" w:space="0" w:color="000000"/>
+            </w:tcBorders>
+            <w:shd w:val="clear" w:color="auto" w:fill="FFFFFF"/>
+            <w:tcMar>
+              <w:top w:w="0" w:type="dxa"/>
+              <w:bottom w:w="0" w:type="dxa"/>
+              <w:left w:w="0" w:type="dxa"/>
+              <w:right w:w="0" w:type="dxa"/>
+            </w:tcMar>
+            <w:vAlign w:val="center"/>
+          </w:tcPr>
+          <w:p>
+            <w:pPr>
+              <w:pStyle w:val="Normal"/>
+              <w:jc w:val="left"/>
+              <w:pBdr>
+                <w:bottom w:val="none" w:sz="0" w:space="0" w:color="000000"/>
+                <w:top w:val="none" w:sz="0" w:space="0" w:color="000000"/>
+                <w:left w:val="none" w:sz="0" w:space="0" w:color="000000"/>
+                <w:right w:val="none" w:sz="0" w:space="0" w:color="000000"/>
+              </w:pBdr>
+              <w:spacing w:after="100" w:before="100" w:line="240"/>
+              <w:ind w:left="100" w:right="100" w:firstLine="0" w:firstLineChars="0"/>
+              <w:rPr>
+                <w:rFonts w:ascii="Times New Roman" w:hAnsi="Times New Roman" w:eastAsia="Times New Roman" w:cs="Times New Roman"/>
+                <w:i w:val="false"/>
+                <w:b w:val="false"/>
+                <w:u w:val="none"/>
+                <w:strike w:val="false"/>
+                <w:sz w:val="18"/>
+                <w:szCs w:val="18"/>
+                <w:color w:val="000000"/>
+              </w:rPr>
+            </w:pPr>
+            <w:r>
+              <w:rPr>
+                <w:rFonts w:ascii="Times New Roman" w:hAnsi="Times New Roman" w:eastAsia="Times New Roman" w:cs="Times New Roman"/>
+                <w:i w:val="false"/>
+                <w:b w:val="false"/>
+                <w:u w:val="none"/>
+                <w:strike w:val="false"/>
+                <w:sz w:val="18"/>
+                <w:szCs w:val="18"/>
+                <w:color w:val="000000"/>
+              </w:rPr>
+              <w:t xml:space="preserve">&lt;0.001</w:t>
+            </w:r>
+          </w:p>
+        </w:tc>
+        <w:tc>
+          <w:tcPr>
+            <w:tcBorders>
+              <w:bottom w:val="none" w:sz="0" w:space="0" w:color="000000"/>
+              <w:top w:val="none" w:sz="0" w:space="0" w:color="000000"/>
+              <w:left w:val="none" w:sz="0" w:space="0" w:color="000000"/>
+              <w:right w:val="none" w:sz="0" w:space="0" w:color="000000"/>
+            </w:tcBorders>
+            <w:shd w:val="clear" w:color="auto" w:fill="FFFFFF"/>
+            <w:tcMar>
+              <w:top w:w="0" w:type="dxa"/>
+              <w:bottom w:w="0" w:type="dxa"/>
+              <w:left w:w="0" w:type="dxa"/>
+              <w:right w:w="0" w:type="dxa"/>
+            </w:tcMar>
+            <w:vAlign w:val="center"/>
+          </w:tcPr>
+          <w:p>
+            <w:pPr>
+              <w:pStyle w:val="Normal"/>
+              <w:jc w:val="left"/>
+              <w:pBdr>
+                <w:bottom w:val="none" w:sz="0" w:space="0" w:color="000000"/>
+                <w:top w:val="none" w:sz="0" w:space="0" w:color="000000"/>
+                <w:left w:val="none" w:sz="0" w:space="0" w:color="000000"/>
+                <w:right w:val="none" w:sz="0" w:space="0" w:color="000000"/>
+              </w:pBdr>
+              <w:spacing w:after="100" w:before="100" w:line="240"/>
+              <w:ind w:left="100" w:right="100" w:firstLine="0" w:firstLineChars="0"/>
+              <w:rPr>
+                <w:rFonts w:ascii="Times New Roman" w:hAnsi="Times New Roman" w:eastAsia="Times New Roman" w:cs="Times New Roman"/>
+                <w:i w:val="false"/>
+                <w:b w:val="false"/>
+                <w:u w:val="none"/>
+                <w:strike w:val="false"/>
+                <w:sz w:val="18"/>
+                <w:szCs w:val="18"/>
+                <w:color w:val="000000"/>
+              </w:rPr>
+            </w:pPr>
+            <w:r>
+              <w:rPr>
+                <w:rFonts w:ascii="Times New Roman" w:hAnsi="Times New Roman" w:eastAsia="Times New Roman" w:cs="Times New Roman"/>
+                <w:i w:val="false"/>
+                <w:b w:val="false"/>
+                <w:u w:val="none"/>
+                <w:strike w:val="false"/>
+                <w:sz w:val="18"/>
+                <w:szCs w:val="18"/>
+                <w:color w:val="000000"/>
+              </w:rPr>
+              <w:t xml:space="preserve"/>
+            </w:r>
+          </w:p>
+        </w:tc>
+      </w:tr>
+      <w:tr>
+        <w:trPr>
+          <w:trHeight w:val="560" w:hRule="auto"/>
+        </w:trPr>
+        <w:tc>
+          <w:tcPr>
+            <w:tcBorders>
+              <w:bottom w:val="none" w:sz="0" w:space="0" w:color="000000"/>
+              <w:top w:val="none" w:sz="0" w:space="0" w:color="000000"/>
+              <w:left w:val="none" w:sz="0" w:space="0" w:color="000000"/>
+              <w:right w:val="none" w:sz="0" w:space="0" w:color="000000"/>
+            </w:tcBorders>
+            <w:shd w:val="clear" w:color="auto" w:fill="FFFFFF"/>
+            <w:tcMar>
+              <w:top w:w="0" w:type="dxa"/>
+              <w:bottom w:w="0" w:type="dxa"/>
+              <w:left w:w="0" w:type="dxa"/>
+              <w:right w:w="0" w:type="dxa"/>
+            </w:tcMar>
+            <w:vAlign w:val="center"/>
+          </w:tcPr>
+          <w:p>
+            <w:pPr>
+              <w:pStyle w:val="Normal"/>
+              <w:jc w:val="left"/>
+              <w:pBdr>
+                <w:bottom w:val="none" w:sz="0" w:space="0" w:color="000000"/>
+                <w:top w:val="none" w:sz="0" w:space="0" w:color="000000"/>
+                <w:left w:val="none" w:sz="0" w:space="0" w:color="000000"/>
+                <w:right w:val="none" w:sz="0" w:space="0" w:color="000000"/>
+              </w:pBdr>
+              <w:spacing w:after="100" w:before="100" w:line="240"/>
+              <w:ind w:left="100" w:right="100" w:firstLine="0" w:firstLineChars="0"/>
+              <w:rPr>
+                <w:rFonts w:ascii="Times New Roman" w:hAnsi="Times New Roman" w:eastAsia="Times New Roman" w:cs="Times New Roman"/>
+                <w:i w:val="false"/>
+                <w:b w:val="false"/>
+                <w:u w:val="none"/>
+                <w:strike w:val="false"/>
+                <w:sz w:val="18"/>
+                <w:szCs w:val="18"/>
+                <w:color w:val="000000"/>
+              </w:rPr>
+            </w:pPr>
+            <w:r>
+              <w:rPr>
+                <w:rFonts w:ascii="Times New Roman" w:hAnsi="Times New Roman" w:eastAsia="Times New Roman" w:cs="Times New Roman"/>
+                <w:i w:val="false"/>
+                <w:b w:val="false"/>
+                <w:u w:val="none"/>
+                <w:strike w:val="false"/>
+                <w:sz w:val="18"/>
+                <w:szCs w:val="18"/>
+                <w:color w:val="000000"/>
+              </w:rPr>
+              <w:t xml:space="preserve">Multivariable + MMR status</w:t>
+            </w:r>
+          </w:p>
+        </w:tc>
+        <w:tc>
+          <w:tcPr>
+            <w:tcBorders>
+              <w:bottom w:val="none" w:sz="0" w:space="0" w:color="000000"/>
+              <w:top w:val="none" w:sz="0" w:space="0" w:color="000000"/>
+              <w:left w:val="none" w:sz="0" w:space="0" w:color="000000"/>
+              <w:right w:val="none" w:sz="0" w:space="0" w:color="000000"/>
+            </w:tcBorders>
+            <w:shd w:val="clear" w:color="auto" w:fill="FFFFFF"/>
+            <w:tcMar>
+              <w:top w:w="0" w:type="dxa"/>
+              <w:bottom w:w="0" w:type="dxa"/>
+              <w:left w:w="0" w:type="dxa"/>
+              <w:right w:w="0" w:type="dxa"/>
+            </w:tcMar>
+            <w:vAlign w:val="center"/>
+          </w:tcPr>
+          <w:p>
+            <w:pPr>
+              <w:pStyle w:val="Normal"/>
+              <w:jc w:val="left"/>
+              <w:pBdr>
+                <w:bottom w:val="none" w:sz="0" w:space="0" w:color="000000"/>
+                <w:top w:val="none" w:sz="0" w:space="0" w:color="000000"/>
+                <w:left w:val="none" w:sz="0" w:space="0" w:color="000000"/>
+                <w:right w:val="none" w:sz="0" w:space="0" w:color="000000"/>
+              </w:pBdr>
+              <w:spacing w:after="100" w:before="100" w:line="240"/>
+              <w:ind w:left="100" w:right="100" w:firstLine="0" w:firstLineChars="0"/>
+              <w:rPr>
+                <w:rFonts w:ascii="Times New Roman" w:hAnsi="Times New Roman" w:eastAsia="Times New Roman" w:cs="Times New Roman"/>
+                <w:i w:val="false"/>
+                <w:b w:val="false"/>
+                <w:u w:val="none"/>
+                <w:strike w:val="false"/>
+                <w:sz w:val="18"/>
+                <w:szCs w:val="18"/>
+                <w:color w:val="000000"/>
+              </w:rPr>
+            </w:pPr>
+            <w:r>
+              <w:rPr>
+                <w:rFonts w:ascii="Times New Roman" w:hAnsi="Times New Roman" w:eastAsia="Times New Roman" w:cs="Times New Roman"/>
+                <w:i w:val="false"/>
+                <w:b w:val="false"/>
+                <w:u w:val="none"/>
+                <w:strike w:val="false"/>
+                <w:sz w:val="18"/>
+                <w:szCs w:val="18"/>
+                <w:color w:val="000000"/>
+              </w:rPr>
               <w:t xml:space="preserve">MMR status</w:t>
             </w:r>
           </w:p>
@@ -11945,7 +13280,7 @@
                 <w:szCs w:val="18"/>
                 <w:color w:val="000000"/>
               </w:rPr>
-              <w:t xml:space="preserve">0.71 (0.42–1.18)</w:t>
+              <w:t xml:space="preserve">0.75 (0.45–1.25)</w:t>
             </w:r>
           </w:p>
         </w:tc>
@@ -12000,7 +13335,7 @@
                 <w:szCs w:val="18"/>
                 <w:color w:val="000000"/>
               </w:rPr>
-              <w:t xml:space="preserve">0.187</w:t>
+              <w:t xml:space="preserve">0.270</w:t>
             </w:r>
           </w:p>
         </w:tc>
